--- a/docs/PRD.docx
+++ b/docs/PRD.docx
@@ -4,122 +4,150 @@
   <w:body>
     <w:p>
       <w:pPr>
-        <w:spacing w:before="0" w:after="40"/>
+        <w:spacing w:after="80"/>
+        <w:jc w:val="center"/>
       </w:pPr>
       <w:r>
         <w:rPr>
+          <w:rFonts w:ascii="Calibri" w:hAnsi="Calibri"/>
           <w:b/>
-          <w:color w:val="0A2540"/>
-          <w:sz w:val="44"/>
+          <w:color w:val="003D6B"/>
+          <w:sz w:val="32"/>
         </w:rPr>
-        <w:t>PRD — School Climate Hub v0.1</w:t>
+        <w:t>School Climate Hub</w:t>
       </w:r>
     </w:p>
     <w:p>
       <w:pPr>
-        <w:spacing w:after="200"/>
+        <w:spacing w:after="240"/>
+        <w:jc w:val="center"/>
       </w:pPr>
       <w:r>
         <w:rPr>
-          <w:color w:val="697386"/>
-          <w:sz w:val="22"/>
+          <w:rFonts w:ascii="Calibri" w:hAnsi="Calibri"/>
+          <w:b/>
+          <w:color w:val="003D6B"/>
+          <w:sz w:val="24"/>
         </w:rPr>
-        <w:t>Product Requirements Document</w:t>
+        <w:t>Product Requirements Document — v0.1</w:t>
       </w:r>
     </w:p>
     <w:p>
+      <w:pPr>
+        <w:spacing w:after="280"/>
+        <w:jc w:val="center"/>
+      </w:pPr>
       <w:r>
         <w:rPr>
-          <w:color w:val="697386"/>
+          <w:rFonts w:ascii="Calibri" w:hAnsi="Calibri"/>
+          <w:color w:val="666666"/>
           <w:sz w:val="18"/>
         </w:rPr>
         <w:t xml:space="preserve">Status: </w:t>
       </w:r>
       <w:r>
         <w:rPr>
+          <w:rFonts w:ascii="Calibri" w:hAnsi="Calibri"/>
           <w:b/>
-          <w:color w:val="0A2540"/>
+          <w:color w:val="333333"/>
           <w:sz w:val="18"/>
         </w:rPr>
         <w:t>Draft for 2026-05-17 UNICEF Venture Fund submission</w:t>
       </w:r>
       <w:r>
         <w:rPr>
-          <w:color w:val="697386"/>
+          <w:rFonts w:ascii="Calibri" w:hAnsi="Calibri"/>
+          <w:color w:val="666666"/>
           <w:sz w:val="18"/>
         </w:rPr>
         <w:t xml:space="preserve">   ·   </w:t>
       </w:r>
       <w:r>
         <w:rPr>
-          <w:color w:val="697386"/>
+          <w:rFonts w:ascii="Calibri" w:hAnsi="Calibri"/>
+          <w:color w:val="666666"/>
           <w:sz w:val="18"/>
         </w:rPr>
         <w:t xml:space="preserve">Owner: </w:t>
       </w:r>
       <w:r>
         <w:rPr>
+          <w:rFonts w:ascii="Calibri" w:hAnsi="Calibri"/>
           <w:b/>
-          <w:color w:val="0A2540"/>
+          <w:color w:val="333333"/>
           <w:sz w:val="18"/>
         </w:rPr>
         <w:t>Reza Malik (BT) · Erum Rabbani (PDLC)</w:t>
       </w:r>
       <w:r>
         <w:rPr>
-          <w:color w:val="697386"/>
+          <w:rFonts w:ascii="Calibri" w:hAnsi="Calibri"/>
+          <w:color w:val="666666"/>
           <w:sz w:val="18"/>
         </w:rPr>
         <w:t xml:space="preserve">   ·   </w:t>
       </w:r>
       <w:r>
         <w:rPr>
-          <w:color w:val="697386"/>
+          <w:rFonts w:ascii="Calibri" w:hAnsi="Calibri"/>
+          <w:color w:val="666666"/>
           <w:sz w:val="18"/>
         </w:rPr>
         <w:t xml:space="preserve">Last updated: </w:t>
       </w:r>
       <w:r>
         <w:rPr>
+          <w:rFonts w:ascii="Calibri" w:hAnsi="Calibri"/>
           <w:b/>
-          <w:color w:val="0A2540"/>
+          <w:color w:val="333333"/>
           <w:sz w:val="18"/>
         </w:rPr>
         <w:t>2026-05-12</w:t>
       </w:r>
     </w:p>
-    <w:p/>
     <w:p>
       <w:pPr>
-        <w:spacing w:before="280" w:after="80"/>
+        <w:spacing w:before="360" w:after="160"/>
+        <w:pBdr>
+          <w:bottom w:val="single" w:sz="4" w:space="1" w:color="003D6B"/>
+        </w:pBdr>
       </w:pPr>
       <w:r>
         <w:rPr>
+          <w:rFonts w:ascii="Calibri" w:hAnsi="Calibri"/>
           <w:b/>
-          <w:color w:val="635BFF"/>
-          <w:sz w:val="26"/>
+          <w:color w:val="003D6B"/>
+          <w:sz w:val="24"/>
         </w:rPr>
         <w:t>1. Problem</w:t>
       </w:r>
     </w:p>
     <w:p>
+      <w:pPr>
+        <w:spacing w:after="120"/>
+      </w:pPr>
       <w:r>
         <w:rPr>
-          <w:color w:val="0A2540"/>
-          <w:sz w:val="21"/>
+          <w:rFonts w:ascii="Calibri" w:hAnsi="Calibri"/>
+          <w:color w:val="333333"/>
+          <w:sz w:val="20"/>
         </w:rPr>
         <w:t>School-level climate exposure data — heat, air quality, flood, rainfall — does not exist as a clean, open, EMIS-keyed dataset. Operators rely on district-level weather and intuition. The data needed to act, school by school, isn't there.</w:t>
       </w:r>
     </w:p>
     <w:p>
       <w:pPr>
-        <w:spacing w:before="280" w:after="80"/>
+        <w:spacing w:before="360" w:after="160"/>
+        <w:pBdr>
+          <w:bottom w:val="single" w:sz="4" w:space="1" w:color="003D6B"/>
+        </w:pBdr>
       </w:pPr>
       <w:r>
         <w:rPr>
+          <w:rFonts w:ascii="Calibri" w:hAnsi="Calibri"/>
           <w:b/>
-          <w:color w:val="635BFF"/>
-          <w:sz w:val="26"/>
+          <w:color w:val="003D6B"/>
+          <w:sz w:val="24"/>
         </w:rPr>
         <w:t>2. Users</w:t>
       </w:r>
@@ -129,22 +157,32 @@
         <w:tblW w:type="auto" w:w="0"/>
         <w:tblLayout w:type="fixed"/>
         <w:tblLook w:firstColumn="1" w:firstRow="1" w:lastColumn="0" w:lastRow="0" w:noHBand="0" w:noVBand="1" w:val="04A0"/>
+        <w:tblBorders>
+          <w:top w:val="single" w:sz="4" w:space="0" w:color="999999"/>
+          <w:left w:val="single" w:sz="4" w:space="0" w:color="999999"/>
+          <w:bottom w:val="single" w:sz="4" w:space="0" w:color="999999"/>
+          <w:right w:val="single" w:sz="4" w:space="0" w:color="999999"/>
+          <w:insideH w:val="single" w:sz="4" w:space="0" w:color="999999"/>
+          <w:insideV w:val="single" w:sz="4" w:space="0" w:color="999999"/>
+        </w:tblBorders>
       </w:tblPr>
       <w:tblGrid>
-        <w:gridCol w:w="4824"/>
-        <w:gridCol w:w="4824"/>
+        <w:gridCol w:w="4680"/>
+        <w:gridCol w:w="4680"/>
       </w:tblGrid>
       <w:tr>
         <w:tc>
           <w:tcPr>
             <w:tcW w:type="dxa" w:w="3600"/>
-            <w:shd w:val="clear" w:color="auto" w:fill="F0F1FF"/>
+            <w:shd w:fill="003D6B" w:val="clear"/>
           </w:tcPr>
           <w:p>
+            <w:r/>
             <w:r>
               <w:rPr>
+                <w:rFonts w:ascii="Calibri" w:hAnsi="Calibri"/>
                 <w:b/>
-                <w:color w:val="635BFF"/>
+                <w:color w:val="FFFFFF"/>
                 <w:sz w:val="18"/>
               </w:rPr>
               <w:t>User</w:t>
@@ -153,14 +191,16 @@
         </w:tc>
         <w:tc>
           <w:tcPr>
-            <w:tcW w:type="dxa" w:w="6336"/>
-            <w:shd w:val="clear" w:color="auto" w:fill="F0F1FF"/>
+            <w:tcW w:type="dxa" w:w="5760"/>
+            <w:shd w:fill="003D6B" w:val="clear"/>
           </w:tcPr>
           <w:p>
+            <w:r/>
             <w:r>
               <w:rPr>
+                <w:rFonts w:ascii="Calibri" w:hAnsi="Calibri"/>
                 <w:b/>
-                <w:color w:val="635BFF"/>
+                <w:color w:val="FFFFFF"/>
                 <w:sz w:val="18"/>
               </w:rPr>
               <w:t>When they use it</w:t>
@@ -174,10 +214,12 @@
             <w:tcW w:type="dxa" w:w="3600"/>
           </w:tcPr>
           <w:p>
+            <w:r/>
             <w:r>
               <w:rPr>
-                <w:color w:val="425466"/>
-                <w:sz w:val="19"/>
+                <w:rFonts w:ascii="Calibri" w:hAnsi="Calibri"/>
+                <w:color w:val="333333"/>
+                <w:sz w:val="18"/>
               </w:rPr>
               <w:t>District operator (Zeeshan @ PDLC)</w:t>
             </w:r>
@@ -185,13 +227,15 @@
         </w:tc>
         <w:tc>
           <w:tcPr>
-            <w:tcW w:type="dxa" w:w="6336"/>
+            <w:tcW w:type="dxa" w:w="5760"/>
           </w:tcPr>
           <w:p>
+            <w:r/>
             <w:r>
               <w:rPr>
-                <w:color w:val="425466"/>
-                <w:sz w:val="19"/>
+                <w:rFonts w:ascii="Calibri" w:hAnsi="Calibri"/>
+                <w:color w:val="333333"/>
+                <w:sz w:val="18"/>
               </w:rPr>
               <w:t>Daily — hazard triage, advisory dispatch</w:t>
             </w:r>
@@ -202,12 +246,15 @@
         <w:tc>
           <w:tcPr>
             <w:tcW w:type="dxa" w:w="3600"/>
+            <w:shd w:fill="F2F2F2" w:val="clear"/>
           </w:tcPr>
           <w:p>
+            <w:r/>
             <w:r>
               <w:rPr>
-                <w:color w:val="425466"/>
-                <w:sz w:val="19"/>
+                <w:rFonts w:ascii="Calibri" w:hAnsi="Calibri"/>
+                <w:color w:val="333333"/>
+                <w:sz w:val="18"/>
               </w:rPr>
               <w:t>District education officer</w:t>
             </w:r>
@@ -215,13 +262,16 @@
         </w:tc>
         <w:tc>
           <w:tcPr>
-            <w:tcW w:type="dxa" w:w="6336"/>
+            <w:tcW w:type="dxa" w:w="5760"/>
+            <w:shd w:fill="F2F2F2" w:val="clear"/>
           </w:tcPr>
           <w:p>
+            <w:r/>
             <w:r>
               <w:rPr>
-                <w:color w:val="425466"/>
-                <w:sz w:val="19"/>
+                <w:rFonts w:ascii="Calibri" w:hAnsi="Calibri"/>
+                <w:color w:val="333333"/>
+                <w:sz w:val="18"/>
               </w:rPr>
               <w:t>Weekly+ — closure decisions, escalations</w:t>
             </w:r>
@@ -234,10 +284,12 @@
             <w:tcW w:type="dxa" w:w="3600"/>
           </w:tcPr>
           <w:p>
+            <w:r/>
             <w:r>
               <w:rPr>
-                <w:color w:val="425466"/>
-                <w:sz w:val="19"/>
+                <w:rFonts w:ascii="Calibri" w:hAnsi="Calibri"/>
+                <w:color w:val="333333"/>
+                <w:sz w:val="18"/>
               </w:rPr>
               <w:t>School principal</w:t>
             </w:r>
@@ -245,13 +297,15 @@
         </w:tc>
         <w:tc>
           <w:tcPr>
-            <w:tcW w:type="dxa" w:w="6336"/>
+            <w:tcW w:type="dxa" w:w="5760"/>
           </w:tcPr>
           <w:p>
+            <w:r/>
             <w:r>
               <w:rPr>
-                <w:color w:val="425466"/>
-                <w:sz w:val="19"/>
+                <w:rFonts w:ascii="Calibri" w:hAnsi="Calibri"/>
+                <w:color w:val="333333"/>
+                <w:sz w:val="18"/>
               </w:rPr>
               <w:t>When alerted — confirms action taken</w:t>
             </w:r>
@@ -262,12 +316,15 @@
         <w:tc>
           <w:tcPr>
             <w:tcW w:type="dxa" w:w="3600"/>
+            <w:shd w:fill="F2F2F2" w:val="clear"/>
           </w:tcPr>
           <w:p>
+            <w:r/>
             <w:r>
               <w:rPr>
-                <w:color w:val="425466"/>
-                <w:sz w:val="19"/>
+                <w:rFonts w:ascii="Calibri" w:hAnsi="Calibri"/>
+                <w:color w:val="333333"/>
+                <w:sz w:val="18"/>
               </w:rPr>
               <w:t>Parent / guardian</w:t>
             </w:r>
@@ -275,13 +332,16 @@
         </w:tc>
         <w:tc>
           <w:tcPr>
-            <w:tcW w:type="dxa" w:w="6336"/>
+            <w:tcW w:type="dxa" w:w="5760"/>
+            <w:shd w:fill="F2F2F2" w:val="clear"/>
           </w:tcPr>
           <w:p>
+            <w:r/>
             <w:r>
               <w:rPr>
-                <w:color w:val="425466"/>
-                <w:sz w:val="19"/>
+                <w:rFonts w:ascii="Calibri" w:hAnsi="Calibri"/>
+                <w:color w:val="333333"/>
+                <w:sz w:val="18"/>
               </w:rPr>
               <w:t>When alerted — acts on advisory</w:t>
             </w:r>
@@ -294,10 +354,12 @@
             <w:tcW w:type="dxa" w:w="3600"/>
           </w:tcPr>
           <w:p>
+            <w:r/>
             <w:r>
               <w:rPr>
-                <w:color w:val="425466"/>
-                <w:sz w:val="19"/>
+                <w:rFonts w:ascii="Calibri" w:hAnsi="Calibri"/>
+                <w:color w:val="333333"/>
+                <w:sz w:val="18"/>
               </w:rPr>
               <w:t>UNICEF reviewer</w:t>
             </w:r>
@@ -305,13 +367,15 @@
         </w:tc>
         <w:tc>
           <w:tcPr>
-            <w:tcW w:type="dxa" w:w="6336"/>
+            <w:tcW w:type="dxa" w:w="5760"/>
           </w:tcPr>
           <w:p>
+            <w:r/>
             <w:r>
               <w:rPr>
-                <w:color w:val="425466"/>
-                <w:sz w:val="19"/>
+                <w:rFonts w:ascii="Calibri" w:hAnsi="Calibri"/>
+                <w:color w:val="333333"/>
+                <w:sz w:val="18"/>
               </w:rPr>
               <w:t>One-time — evaluates the submission</w:t>
             </w:r>
@@ -322,12 +386,15 @@
         <w:tc>
           <w:tcPr>
             <w:tcW w:type="dxa" w:w="3600"/>
+            <w:shd w:fill="F2F2F2" w:val="clear"/>
           </w:tcPr>
           <w:p>
+            <w:r/>
             <w:r>
               <w:rPr>
-                <w:color w:val="425466"/>
-                <w:sz w:val="19"/>
+                <w:rFonts w:ascii="Calibri" w:hAnsi="Calibri"/>
+                <w:color w:val="333333"/>
+                <w:sz w:val="18"/>
               </w:rPr>
               <w:t>Researcher / NGO / ministry</w:t>
             </w:r>
@@ -335,13 +402,16 @@
         </w:tc>
         <w:tc>
           <w:tcPr>
-            <w:tcW w:type="dxa" w:w="6336"/>
+            <w:tcW w:type="dxa" w:w="5760"/>
+            <w:shd w:fill="F2F2F2" w:val="clear"/>
           </w:tcPr>
           <w:p>
+            <w:r/>
             <w:r>
               <w:rPr>
-                <w:color w:val="425466"/>
-                <w:sz w:val="19"/>
+                <w:rFonts w:ascii="Calibri" w:hAnsi="Calibri"/>
+                <w:color w:val="333333"/>
+                <w:sz w:val="18"/>
               </w:rPr>
               <w:t>Ad-hoc — downloads the open dataset</w:t>
             </w:r>
@@ -349,15 +419,20 @@
         </w:tc>
       </w:tr>
     </w:tbl>
+    <w:p/>
     <w:p>
       <w:pPr>
-        <w:spacing w:before="280" w:after="80"/>
+        <w:spacing w:before="360" w:after="160"/>
+        <w:pBdr>
+          <w:bottom w:val="single" w:sz="4" w:space="1" w:color="003D6B"/>
+        </w:pBdr>
       </w:pPr>
       <w:r>
         <w:rPr>
+          <w:rFonts w:ascii="Calibri" w:hAnsi="Calibri"/>
           <w:b/>
-          <w:color w:val="635BFF"/>
-          <w:sz w:val="26"/>
+          <w:color w:val="003D6B"/>
+          <w:sz w:val="24"/>
         </w:rPr>
         <w:t>3. Jobs to be done</w:t>
       </w:r>
@@ -367,23 +442,33 @@
         <w:tblW w:type="auto" w:w="0"/>
         <w:tblLayout w:type="fixed"/>
         <w:tblLook w:firstColumn="1" w:firstRow="1" w:lastColumn="0" w:lastRow="0" w:noHBand="0" w:noVBand="1" w:val="04A0"/>
+        <w:tblBorders>
+          <w:top w:val="single" w:sz="4" w:space="0" w:color="999999"/>
+          <w:left w:val="single" w:sz="4" w:space="0" w:color="999999"/>
+          <w:bottom w:val="single" w:sz="4" w:space="0" w:color="999999"/>
+          <w:right w:val="single" w:sz="4" w:space="0" w:color="999999"/>
+          <w:insideH w:val="single" w:sz="4" w:space="0" w:color="999999"/>
+          <w:insideV w:val="single" w:sz="4" w:space="0" w:color="999999"/>
+        </w:tblBorders>
       </w:tblPr>
       <w:tblGrid>
-        <w:gridCol w:w="3216"/>
-        <w:gridCol w:w="3216"/>
-        <w:gridCol w:w="3216"/>
+        <w:gridCol w:w="3120"/>
+        <w:gridCol w:w="3120"/>
+        <w:gridCol w:w="3120"/>
       </w:tblGrid>
       <w:tr>
         <w:tc>
           <w:tcPr>
             <w:tcW w:type="dxa" w:w="720"/>
-            <w:shd w:val="clear" w:color="auto" w:fill="F0F1FF"/>
+            <w:shd w:fill="003D6B" w:val="clear"/>
           </w:tcPr>
           <w:p>
+            <w:r/>
             <w:r>
               <w:rPr>
+                <w:rFonts w:ascii="Calibri" w:hAnsi="Calibri"/>
                 <w:b/>
-                <w:color w:val="635BFF"/>
+                <w:color w:val="FFFFFF"/>
                 <w:sz w:val="18"/>
               </w:rPr>
               <w:t>ID</w:t>
@@ -392,14 +477,16 @@
         </w:tc>
         <w:tc>
           <w:tcPr>
-            <w:tcW w:type="dxa" w:w="6048"/>
-            <w:shd w:val="clear" w:color="auto" w:fill="F0F1FF"/>
+            <w:tcW w:type="dxa" w:w="5760"/>
+            <w:shd w:fill="003D6B" w:val="clear"/>
           </w:tcPr>
           <w:p>
+            <w:r/>
             <w:r>
               <w:rPr>
+                <w:rFonts w:ascii="Calibri" w:hAnsi="Calibri"/>
                 <w:b/>
-                <w:color w:val="635BFF"/>
+                <w:color w:val="FFFFFF"/>
                 <w:sz w:val="18"/>
               </w:rPr>
               <w:t>Job</w:t>
@@ -408,14 +495,16 @@
         </w:tc>
         <w:tc>
           <w:tcPr>
-            <w:tcW w:type="dxa" w:w="3168"/>
-            <w:shd w:val="clear" w:color="auto" w:fill="F0F1FF"/>
+            <w:tcW w:type="dxa" w:w="2880"/>
+            <w:shd w:fill="003D6B" w:val="clear"/>
           </w:tcPr>
           <w:p>
+            <w:r/>
             <w:r>
               <w:rPr>
+                <w:rFonts w:ascii="Calibri" w:hAnsi="Calibri"/>
                 <w:b/>
-                <w:color w:val="635BFF"/>
+                <w:color w:val="FFFFFF"/>
                 <w:sz w:val="18"/>
               </w:rPr>
               <w:t>Surface</w:t>
@@ -429,10 +518,12 @@
             <w:tcW w:type="dxa" w:w="720"/>
           </w:tcPr>
           <w:p>
+            <w:r/>
             <w:r>
               <w:rPr>
-                <w:color w:val="425466"/>
-                <w:sz w:val="19"/>
+                <w:rFonts w:ascii="Calibri" w:hAnsi="Calibri"/>
+                <w:color w:val="333333"/>
+                <w:sz w:val="18"/>
               </w:rPr>
               <w:t>J1</w:t>
             </w:r>
@@ -440,13 +531,15 @@
         </w:tc>
         <w:tc>
           <w:tcPr>
-            <w:tcW w:type="dxa" w:w="6048"/>
+            <w:tcW w:type="dxa" w:w="5760"/>
           </w:tcPr>
           <w:p>
+            <w:r/>
             <w:r>
               <w:rPr>
-                <w:color w:val="425466"/>
-                <w:sz w:val="19"/>
+                <w:rFonts w:ascii="Calibri" w:hAnsi="Calibri"/>
+                <w:color w:val="333333"/>
+                <w:sz w:val="18"/>
               </w:rPr>
               <w:t>What's happening across my estate right now?</w:t>
             </w:r>
@@ -454,13 +547,15 @@
         </w:tc>
         <w:tc>
           <w:tcPr>
-            <w:tcW w:type="dxa" w:w="3168"/>
+            <w:tcW w:type="dxa" w:w="2880"/>
           </w:tcPr>
           <w:p>
+            <w:r/>
             <w:r>
               <w:rPr>
-                <w:color w:val="425466"/>
-                <w:sz w:val="19"/>
+                <w:rFonts w:ascii="Calibri" w:hAnsi="Calibri"/>
+                <w:color w:val="333333"/>
+                <w:sz w:val="18"/>
               </w:rPr>
               <w:t>Overview (map + KPIs)</w:t>
             </w:r>
@@ -471,12 +566,15 @@
         <w:tc>
           <w:tcPr>
             <w:tcW w:type="dxa" w:w="720"/>
+            <w:shd w:fill="F2F2F2" w:val="clear"/>
           </w:tcPr>
           <w:p>
+            <w:r/>
             <w:r>
               <w:rPr>
-                <w:color w:val="425466"/>
-                <w:sz w:val="19"/>
+                <w:rFonts w:ascii="Calibri" w:hAnsi="Calibri"/>
+                <w:color w:val="333333"/>
+                <w:sz w:val="18"/>
               </w:rPr>
               <w:t>J2</w:t>
             </w:r>
@@ -484,13 +582,16 @@
         </w:tc>
         <w:tc>
           <w:tcPr>
-            <w:tcW w:type="dxa" w:w="6048"/>
+            <w:tcW w:type="dxa" w:w="5760"/>
+            <w:shd w:fill="F2F2F2" w:val="clear"/>
           </w:tcPr>
           <w:p>
+            <w:r/>
             <w:r>
               <w:rPr>
-                <w:color w:val="425466"/>
-                <w:sz w:val="19"/>
+                <w:rFonts w:ascii="Calibri" w:hAnsi="Calibri"/>
+                <w:color w:val="333333"/>
+                <w:sz w:val="18"/>
               </w:rPr>
               <w:t>Which schools need a decision today?</w:t>
             </w:r>
@@ -498,13 +599,16 @@
         </w:tc>
         <w:tc>
           <w:tcPr>
-            <w:tcW w:type="dxa" w:w="3168"/>
+            <w:tcW w:type="dxa" w:w="2880"/>
+            <w:shd w:fill="F2F2F2" w:val="clear"/>
           </w:tcPr>
           <w:p>
+            <w:r/>
             <w:r>
               <w:rPr>
-                <w:color w:val="425466"/>
-                <w:sz w:val="19"/>
+                <w:rFonts w:ascii="Calibri" w:hAnsi="Calibri"/>
+                <w:color w:val="333333"/>
+                <w:sz w:val="18"/>
               </w:rPr>
               <w:t>Overview (active alerts)</w:t>
             </w:r>
@@ -517,10 +621,12 @@
             <w:tcW w:type="dxa" w:w="720"/>
           </w:tcPr>
           <w:p>
+            <w:r/>
             <w:r>
               <w:rPr>
-                <w:color w:val="425466"/>
-                <w:sz w:val="19"/>
+                <w:rFonts w:ascii="Calibri" w:hAnsi="Calibri"/>
+                <w:color w:val="333333"/>
+                <w:sz w:val="18"/>
               </w:rPr>
               <w:t>J3</w:t>
             </w:r>
@@ -528,13 +634,15 @@
         </w:tc>
         <w:tc>
           <w:tcPr>
-            <w:tcW w:type="dxa" w:w="6048"/>
+            <w:tcW w:type="dxa" w:w="5760"/>
           </w:tcPr>
           <w:p>
+            <w:r/>
             <w:r>
               <w:rPr>
-                <w:color w:val="425466"/>
-                <w:sz w:val="19"/>
+                <w:rFonts w:ascii="Calibri" w:hAnsi="Calibri"/>
+                <w:color w:val="333333"/>
+                <w:sz w:val="18"/>
               </w:rPr>
               <w:t>Send a parent advisory in 3 languages</w:t>
             </w:r>
@@ -542,13 +650,15 @@
         </w:tc>
         <w:tc>
           <w:tcPr>
-            <w:tcW w:type="dxa" w:w="3168"/>
+            <w:tcW w:type="dxa" w:w="2880"/>
           </w:tcPr>
           <w:p>
+            <w:r/>
             <w:r>
               <w:rPr>
-                <w:color w:val="425466"/>
-                <w:sz w:val="19"/>
+                <w:rFonts w:ascii="Calibri" w:hAnsi="Calibri"/>
+                <w:color w:val="333333"/>
+                <w:sz w:val="18"/>
               </w:rPr>
               <w:t>Dispatch flow</w:t>
             </w:r>
@@ -559,12 +669,15 @@
         <w:tc>
           <w:tcPr>
             <w:tcW w:type="dxa" w:w="720"/>
+            <w:shd w:fill="F2F2F2" w:val="clear"/>
           </w:tcPr>
           <w:p>
+            <w:r/>
             <w:r>
               <w:rPr>
-                <w:color w:val="425466"/>
-                <w:sz w:val="19"/>
+                <w:rFonts w:ascii="Calibri" w:hAnsi="Calibri"/>
+                <w:color w:val="333333"/>
+                <w:sz w:val="18"/>
               </w:rPr>
               <w:t>J4</w:t>
             </w:r>
@@ -572,13 +685,16 @@
         </w:tc>
         <w:tc>
           <w:tcPr>
-            <w:tcW w:type="dxa" w:w="6048"/>
+            <w:tcW w:type="dxa" w:w="5760"/>
+            <w:shd w:fill="F2F2F2" w:val="clear"/>
           </w:tcPr>
           <w:p>
+            <w:r/>
             <w:r>
               <w:rPr>
-                <w:color w:val="425466"/>
-                <w:sz w:val="19"/>
+                <w:rFonts w:ascii="Calibri" w:hAnsi="Calibri"/>
+                <w:color w:val="333333"/>
+                <w:sz w:val="18"/>
               </w:rPr>
               <w:t>Modify a school day (early dismissal, water rations)</w:t>
             </w:r>
@@ -586,13 +702,16 @@
         </w:tc>
         <w:tc>
           <w:tcPr>
-            <w:tcW w:type="dxa" w:w="3168"/>
+            <w:tcW w:type="dxa" w:w="2880"/>
+            <w:shd w:fill="F2F2F2" w:val="clear"/>
           </w:tcPr>
           <w:p>
+            <w:r/>
             <w:r>
               <w:rPr>
-                <w:color w:val="425466"/>
-                <w:sz w:val="19"/>
+                <w:rFonts w:ascii="Calibri" w:hAnsi="Calibri"/>
+                <w:color w:val="333333"/>
+                <w:sz w:val="18"/>
               </w:rPr>
               <w:t>School-day modal</w:t>
             </w:r>
@@ -605,10 +724,12 @@
             <w:tcW w:type="dxa" w:w="720"/>
           </w:tcPr>
           <w:p>
+            <w:r/>
             <w:r>
               <w:rPr>
-                <w:color w:val="425466"/>
-                <w:sz w:val="19"/>
+                <w:rFonts w:ascii="Calibri" w:hAnsi="Calibri"/>
+                <w:color w:val="333333"/>
+                <w:sz w:val="18"/>
               </w:rPr>
               <w:t>J5</w:t>
             </w:r>
@@ -616,13 +737,15 @@
         </w:tc>
         <w:tc>
           <w:tcPr>
-            <w:tcW w:type="dxa" w:w="6048"/>
+            <w:tcW w:type="dxa" w:w="5760"/>
           </w:tcPr>
           <w:p>
+            <w:r/>
             <w:r>
               <w:rPr>
-                <w:color w:val="425466"/>
-                <w:sz w:val="19"/>
+                <w:rFonts w:ascii="Calibri" w:hAnsi="Calibri"/>
+                <w:color w:val="333333"/>
+                <w:sz w:val="18"/>
               </w:rPr>
               <w:t>Compare schools, drill down on one</w:t>
             </w:r>
@@ -630,13 +753,15 @@
         </w:tc>
         <w:tc>
           <w:tcPr>
-            <w:tcW w:type="dxa" w:w="3168"/>
+            <w:tcW w:type="dxa" w:w="2880"/>
           </w:tcPr>
           <w:p>
+            <w:r/>
             <w:r>
               <w:rPr>
-                <w:color w:val="425466"/>
-                <w:sz w:val="19"/>
+                <w:rFonts w:ascii="Calibri" w:hAnsi="Calibri"/>
+                <w:color w:val="333333"/>
+                <w:sz w:val="18"/>
               </w:rPr>
               <w:t>Schools matrix → drawer</w:t>
             </w:r>
@@ -647,12 +772,15 @@
         <w:tc>
           <w:tcPr>
             <w:tcW w:type="dxa" w:w="720"/>
+            <w:shd w:fill="F2F2F2" w:val="clear"/>
           </w:tcPr>
           <w:p>
+            <w:r/>
             <w:r>
               <w:rPr>
-                <w:color w:val="425466"/>
-                <w:sz w:val="19"/>
+                <w:rFonts w:ascii="Calibri" w:hAnsi="Calibri"/>
+                <w:color w:val="333333"/>
+                <w:sz w:val="18"/>
               </w:rPr>
               <w:t>J6</w:t>
             </w:r>
@@ -660,13 +788,16 @@
         </w:tc>
         <w:tc>
           <w:tcPr>
-            <w:tcW w:type="dxa" w:w="6048"/>
+            <w:tcW w:type="dxa" w:w="5760"/>
+            <w:shd w:fill="F2F2F2" w:val="clear"/>
           </w:tcPr>
           <w:p>
+            <w:r/>
             <w:r>
               <w:rPr>
-                <w:color w:val="425466"/>
-                <w:sz w:val="19"/>
+                <w:rFonts w:ascii="Calibri" w:hAnsi="Calibri"/>
+                <w:color w:val="333333"/>
+                <w:sz w:val="18"/>
               </w:rPr>
               <w:t>Understand why a school's score is high</w:t>
             </w:r>
@@ -674,13 +805,16 @@
         </w:tc>
         <w:tc>
           <w:tcPr>
-            <w:tcW w:type="dxa" w:w="3168"/>
+            <w:tcW w:type="dxa" w:w="2880"/>
+            <w:shd w:fill="F2F2F2" w:val="clear"/>
           </w:tcPr>
           <w:p>
+            <w:r/>
             <w:r>
               <w:rPr>
-                <w:color w:val="425466"/>
-                <w:sz w:val="19"/>
+                <w:rFonts w:ascii="Calibri" w:hAnsi="Calibri"/>
+                <w:color w:val="333333"/>
+                <w:sz w:val="18"/>
               </w:rPr>
               <w:t>School drawer → Why this score?</w:t>
             </w:r>
@@ -693,10 +827,12 @@
             <w:tcW w:type="dxa" w:w="720"/>
           </w:tcPr>
           <w:p>
+            <w:r/>
             <w:r>
               <w:rPr>
-                <w:color w:val="425466"/>
-                <w:sz w:val="19"/>
+                <w:rFonts w:ascii="Calibri" w:hAnsi="Calibri"/>
+                <w:color w:val="333333"/>
+                <w:sz w:val="18"/>
               </w:rPr>
               <w:t>J7</w:t>
             </w:r>
@@ -704,13 +840,15 @@
         </w:tc>
         <w:tc>
           <w:tcPr>
-            <w:tcW w:type="dxa" w:w="6048"/>
+            <w:tcW w:type="dxa" w:w="5760"/>
           </w:tcPr>
           <w:p>
+            <w:r/>
             <w:r>
               <w:rPr>
-                <w:color w:val="425466"/>
-                <w:sz w:val="19"/>
+                <w:rFonts w:ascii="Calibri" w:hAnsi="Calibri"/>
+                <w:color w:val="333333"/>
+                <w:sz w:val="18"/>
               </w:rPr>
               <w:t>Get the underlying open dataset</w:t>
             </w:r>
@@ -718,13 +856,15 @@
         </w:tc>
         <w:tc>
           <w:tcPr>
-            <w:tcW w:type="dxa" w:w="3168"/>
+            <w:tcW w:type="dxa" w:w="2880"/>
           </w:tcPr>
           <w:p>
+            <w:r/>
             <w:r>
               <w:rPr>
-                <w:color w:val="425466"/>
-                <w:sz w:val="19"/>
+                <w:rFonts w:ascii="Calibri" w:hAnsi="Calibri"/>
+                <w:color w:val="333333"/>
+                <w:sz w:val="18"/>
               </w:rPr>
               <w:t>Open Data view</w:t>
             </w:r>
@@ -735,12 +875,15 @@
         <w:tc>
           <w:tcPr>
             <w:tcW w:type="dxa" w:w="720"/>
+            <w:shd w:fill="F2F2F2" w:val="clear"/>
           </w:tcPr>
           <w:p>
+            <w:r/>
             <w:r>
               <w:rPr>
-                <w:color w:val="425466"/>
-                <w:sz w:val="19"/>
+                <w:rFonts w:ascii="Calibri" w:hAnsi="Calibri"/>
+                <w:color w:val="333333"/>
+                <w:sz w:val="18"/>
               </w:rPr>
               <w:t>J8</w:t>
             </w:r>
@@ -748,13 +891,16 @@
         </w:tc>
         <w:tc>
           <w:tcPr>
-            <w:tcW w:type="dxa" w:w="6048"/>
+            <w:tcW w:type="dxa" w:w="5760"/>
+            <w:shd w:fill="F2F2F2" w:val="clear"/>
           </w:tcPr>
           <w:p>
+            <w:r/>
             <w:r>
               <w:rPr>
-                <w:color w:val="425466"/>
-                <w:sz w:val="19"/>
+                <w:rFonts w:ascii="Calibri" w:hAnsi="Calibri"/>
+                <w:color w:val="333333"/>
+                <w:sz w:val="18"/>
               </w:rPr>
               <w:t>Ask a natural-language question</w:t>
             </w:r>
@@ -762,13 +908,16 @@
         </w:tc>
         <w:tc>
           <w:tcPr>
-            <w:tcW w:type="dxa" w:w="3168"/>
+            <w:tcW w:type="dxa" w:w="2880"/>
+            <w:shd w:fill="F2F2F2" w:val="clear"/>
           </w:tcPr>
           <w:p>
+            <w:r/>
             <w:r>
               <w:rPr>
-                <w:color w:val="425466"/>
-                <w:sz w:val="19"/>
+                <w:rFonts w:ascii="Calibri" w:hAnsi="Calibri"/>
+                <w:color w:val="333333"/>
+                <w:sz w:val="18"/>
               </w:rPr>
               <w:t>Chat (⌘K / FAB)</w:t>
             </w:r>
@@ -781,10 +930,12 @@
             <w:tcW w:type="dxa" w:w="720"/>
           </w:tcPr>
           <w:p>
+            <w:r/>
             <w:r>
               <w:rPr>
-                <w:color w:val="425466"/>
-                <w:sz w:val="19"/>
+                <w:rFonts w:ascii="Calibri" w:hAnsi="Calibri"/>
+                <w:color w:val="333333"/>
+                <w:sz w:val="18"/>
               </w:rPr>
               <w:t>J9</w:t>
             </w:r>
@@ -792,13 +943,15 @@
         </w:tc>
         <w:tc>
           <w:tcPr>
-            <w:tcW w:type="dxa" w:w="6048"/>
+            <w:tcW w:type="dxa" w:w="5760"/>
           </w:tcPr>
           <w:p>
+            <w:r/>
             <w:r>
               <w:rPr>
-                <w:color w:val="425466"/>
-                <w:sz w:val="19"/>
+                <w:rFonts w:ascii="Calibri" w:hAnsi="Calibri"/>
+                <w:color w:val="333333"/>
+                <w:sz w:val="18"/>
               </w:rPr>
               <w:t>Tune thresholds, languages, channels, templates</w:t>
             </w:r>
@@ -806,13 +959,15 @@
         </w:tc>
         <w:tc>
           <w:tcPr>
-            <w:tcW w:type="dxa" w:w="3168"/>
+            <w:tcW w:type="dxa" w:w="2880"/>
           </w:tcPr>
           <w:p>
+            <w:r/>
             <w:r>
               <w:rPr>
-                <w:color w:val="425466"/>
-                <w:sz w:val="19"/>
+                <w:rFonts w:ascii="Calibri" w:hAnsi="Calibri"/>
+                <w:color w:val="333333"/>
+                <w:sz w:val="18"/>
               </w:rPr>
               <w:t>Settings</w:t>
             </w:r>
@@ -823,12 +978,15 @@
         <w:tc>
           <w:tcPr>
             <w:tcW w:type="dxa" w:w="720"/>
+            <w:shd w:fill="F2F2F2" w:val="clear"/>
           </w:tcPr>
           <w:p>
+            <w:r/>
             <w:r>
               <w:rPr>
-                <w:color w:val="425466"/>
-                <w:sz w:val="19"/>
+                <w:rFonts w:ascii="Calibri" w:hAnsi="Calibri"/>
+                <w:color w:val="333333"/>
+                <w:sz w:val="18"/>
               </w:rPr>
               <w:t>J10</w:t>
             </w:r>
@@ -836,13 +994,16 @@
         </w:tc>
         <w:tc>
           <w:tcPr>
-            <w:tcW w:type="dxa" w:w="6048"/>
+            <w:tcW w:type="dxa" w:w="5760"/>
+            <w:shd w:fill="F2F2F2" w:val="clear"/>
           </w:tcPr>
           <w:p>
+            <w:r/>
             <w:r>
               <w:rPr>
-                <w:color w:val="425466"/>
-                <w:sz w:val="19"/>
+                <w:rFonts w:ascii="Calibri" w:hAnsi="Calibri"/>
+                <w:color w:val="333333"/>
+                <w:sz w:val="18"/>
               </w:rPr>
               <w:t>Broadcast advisory to an entire cluster</w:t>
             </w:r>
@@ -850,13 +1011,16 @@
         </w:tc>
         <w:tc>
           <w:tcPr>
-            <w:tcW w:type="dxa" w:w="3168"/>
+            <w:tcW w:type="dxa" w:w="2880"/>
+            <w:shd w:fill="F2F2F2" w:val="clear"/>
           </w:tcPr>
           <w:p>
+            <w:r/>
             <w:r>
               <w:rPr>
-                <w:color w:val="425466"/>
-                <w:sz w:val="19"/>
+                <w:rFonts w:ascii="Calibri" w:hAnsi="Calibri"/>
+                <w:color w:val="333333"/>
+                <w:sz w:val="18"/>
               </w:rPr>
               <w:t>Overview → cluster row</w:t>
             </w:r>
@@ -864,15 +1028,20 @@
         </w:tc>
       </w:tr>
     </w:tbl>
+    <w:p/>
     <w:p>
       <w:pPr>
-        <w:spacing w:before="280" w:after="80"/>
+        <w:spacing w:before="360" w:after="160"/>
+        <w:pBdr>
+          <w:bottom w:val="single" w:sz="4" w:space="1" w:color="003D6B"/>
+        </w:pBdr>
       </w:pPr>
       <w:r>
         <w:rPr>
+          <w:rFonts w:ascii="Calibri" w:hAnsi="Calibri"/>
           <w:b/>
-          <w:color w:val="635BFF"/>
-          <w:sz w:val="26"/>
+          <w:color w:val="003D6B"/>
+          <w:sz w:val="24"/>
         </w:rPr>
         <w:t>4. Features (v0.1)</w:t>
       </w:r>
@@ -882,22 +1051,32 @@
         <w:tblW w:type="auto" w:w="0"/>
         <w:tblLayout w:type="fixed"/>
         <w:tblLook w:firstColumn="1" w:firstRow="1" w:lastColumn="0" w:lastRow="0" w:noHBand="0" w:noVBand="1" w:val="04A0"/>
+        <w:tblBorders>
+          <w:top w:val="single" w:sz="4" w:space="0" w:color="999999"/>
+          <w:left w:val="single" w:sz="4" w:space="0" w:color="999999"/>
+          <w:bottom w:val="single" w:sz="4" w:space="0" w:color="999999"/>
+          <w:right w:val="single" w:sz="4" w:space="0" w:color="999999"/>
+          <w:insideH w:val="single" w:sz="4" w:space="0" w:color="999999"/>
+          <w:insideV w:val="single" w:sz="4" w:space="0" w:color="999999"/>
+        </w:tblBorders>
       </w:tblPr>
       <w:tblGrid>
-        <w:gridCol w:w="4824"/>
-        <w:gridCol w:w="4824"/>
+        <w:gridCol w:w="4680"/>
+        <w:gridCol w:w="4680"/>
       </w:tblGrid>
       <w:tr>
         <w:tc>
           <w:tcPr>
-            <w:tcW w:type="dxa" w:w="7200"/>
-            <w:shd w:val="clear" w:color="auto" w:fill="F0F1FF"/>
+            <w:tcW w:type="dxa" w:w="6768"/>
+            <w:shd w:fill="003D6B" w:val="clear"/>
           </w:tcPr>
           <w:p>
+            <w:r/>
             <w:r>
               <w:rPr>
+                <w:rFonts w:ascii="Calibri" w:hAnsi="Calibri"/>
                 <w:b/>
-                <w:color w:val="635BFF"/>
+                <w:color w:val="FFFFFF"/>
                 <w:sz w:val="18"/>
               </w:rPr>
               <w:t>Feature</w:t>
@@ -906,14 +1085,16 @@
         </w:tc>
         <w:tc>
           <w:tcPr>
-            <w:tcW w:type="dxa" w:w="2448"/>
-            <w:shd w:val="clear" w:color="auto" w:fill="F0F1FF"/>
+            <w:tcW w:type="dxa" w:w="2592"/>
+            <w:shd w:fill="003D6B" w:val="clear"/>
           </w:tcPr>
           <w:p>
+            <w:r/>
             <w:r>
               <w:rPr>
+                <w:rFonts w:ascii="Calibri" w:hAnsi="Calibri"/>
                 <w:b/>
-                <w:color w:val="635BFF"/>
+                <w:color w:val="FFFFFF"/>
                 <w:sz w:val="18"/>
               </w:rPr>
               <w:t>Status</w:t>
@@ -924,13 +1105,15 @@
       <w:tr>
         <w:tc>
           <w:tcPr>
-            <w:tcW w:type="dxa" w:w="7200"/>
+            <w:tcW w:type="dxa" w:w="6768"/>
           </w:tcPr>
           <w:p>
+            <w:r/>
             <w:r>
               <w:rPr>
-                <w:color w:val="425466"/>
-                <w:sz w:val="19"/>
+                <w:rFonts w:ascii="Calibri" w:hAnsi="Calibri"/>
+                <w:color w:val="333333"/>
+                <w:sz w:val="18"/>
               </w:rPr>
               <w:t>50-school roster (Gujranwala-50), EMIS + lat/lon</w:t>
             </w:r>
@@ -938,13 +1121,15 @@
         </w:tc>
         <w:tc>
           <w:tcPr>
-            <w:tcW w:type="dxa" w:w="2448"/>
+            <w:tcW w:type="dxa" w:w="2592"/>
           </w:tcPr>
           <w:p>
+            <w:r/>
             <w:r>
               <w:rPr>
-                <w:color w:val="425466"/>
-                <w:sz w:val="19"/>
+                <w:rFonts w:ascii="Calibri" w:hAnsi="Calibri"/>
+                <w:color w:val="333333"/>
+                <w:sz w:val="18"/>
               </w:rPr>
               <w:t>Done</w:t>
             </w:r>
@@ -954,13 +1139,16 @@
       <w:tr>
         <w:tc>
           <w:tcPr>
-            <w:tcW w:type="dxa" w:w="7200"/>
+            <w:tcW w:type="dxa" w:w="6768"/>
+            <w:shd w:fill="F2F2F2" w:val="clear"/>
           </w:tcPr>
           <w:p>
+            <w:r/>
             <w:r>
               <w:rPr>
-                <w:color w:val="425466"/>
-                <w:sz w:val="19"/>
+                <w:rFonts w:ascii="Calibri" w:hAnsi="Calibri"/>
+                <w:color w:val="333333"/>
+                <w:sz w:val="18"/>
               </w:rPr>
               <w:t>Daily ingest: ERA5 / MODIS LST / Sentinel-5P / CAMS / GloFAS</w:t>
             </w:r>
@@ -968,13 +1156,16 @@
         </w:tc>
         <w:tc>
           <w:tcPr>
-            <w:tcW w:type="dxa" w:w="2448"/>
+            <w:tcW w:type="dxa" w:w="2592"/>
+            <w:shd w:fill="F2F2F2" w:val="clear"/>
           </w:tcPr>
           <w:p>
+            <w:r/>
             <w:r>
               <w:rPr>
-                <w:color w:val="425466"/>
-                <w:sz w:val="19"/>
+                <w:rFonts w:ascii="Calibri" w:hAnsi="Calibri"/>
+                <w:color w:val="333333"/>
+                <w:sz w:val="18"/>
               </w:rPr>
               <w:t>Code stubbed</w:t>
             </w:r>
@@ -984,13 +1175,15 @@
       <w:tr>
         <w:tc>
           <w:tcPr>
-            <w:tcW w:type="dxa" w:w="7200"/>
+            <w:tcW w:type="dxa" w:w="6768"/>
           </w:tcPr>
           <w:p>
+            <w:r/>
             <w:r>
               <w:rPr>
-                <w:color w:val="425466"/>
-                <w:sz w:val="19"/>
+                <w:rFonts w:ascii="Calibri" w:hAnsi="Calibri"/>
+                <w:color w:val="333333"/>
+                <w:sz w:val="18"/>
               </w:rPr>
               <w:t>Per-school hazard scoring (heat / AQ / flood / overall) 0–100</w:t>
             </w:r>
@@ -998,13 +1191,15 @@
         </w:tc>
         <w:tc>
           <w:tcPr>
-            <w:tcW w:type="dxa" w:w="2448"/>
+            <w:tcW w:type="dxa" w:w="2592"/>
           </w:tcPr>
           <w:p>
+            <w:r/>
             <w:r>
               <w:rPr>
-                <w:color w:val="425466"/>
-                <w:sz w:val="19"/>
+                <w:rFonts w:ascii="Calibri" w:hAnsi="Calibri"/>
+                <w:color w:val="333333"/>
+                <w:sz w:val="18"/>
               </w:rPr>
               <w:t>Mock</w:t>
             </w:r>
@@ -1014,13 +1209,16 @@
       <w:tr>
         <w:tc>
           <w:tcPr>
-            <w:tcW w:type="dxa" w:w="7200"/>
+            <w:tcW w:type="dxa" w:w="6768"/>
+            <w:shd w:fill="F2F2F2" w:val="clear"/>
           </w:tcPr>
           <w:p>
+            <w:r/>
             <w:r>
               <w:rPr>
-                <w:color w:val="425466"/>
-                <w:sz w:val="19"/>
+                <w:rFonts w:ascii="Calibri" w:hAnsi="Calibri"/>
+                <w:color w:val="333333"/>
+                <w:sz w:val="18"/>
               </w:rPr>
               <w:t>Child-burden estimator (students × hazard-days)</w:t>
             </w:r>
@@ -1028,13 +1226,16 @@
         </w:tc>
         <w:tc>
           <w:tcPr>
-            <w:tcW w:type="dxa" w:w="2448"/>
+            <w:tcW w:type="dxa" w:w="2592"/>
+            <w:shd w:fill="F2F2F2" w:val="clear"/>
           </w:tcPr>
           <w:p>
+            <w:r/>
             <w:r>
               <w:rPr>
-                <w:color w:val="425466"/>
-                <w:sz w:val="19"/>
+                <w:rFonts w:ascii="Calibri" w:hAnsi="Calibri"/>
+                <w:color w:val="333333"/>
+                <w:sz w:val="18"/>
               </w:rPr>
               <w:t>Mock</w:t>
             </w:r>
@@ -1044,13 +1245,15 @@
       <w:tr>
         <w:tc>
           <w:tcPr>
-            <w:tcW w:type="dxa" w:w="7200"/>
+            <w:tcW w:type="dxa" w:w="6768"/>
           </w:tcPr>
           <w:p>
+            <w:r/>
             <w:r>
               <w:rPr>
-                <w:color w:val="425466"/>
-                <w:sz w:val="19"/>
+                <w:rFonts w:ascii="Calibri" w:hAnsi="Calibri"/>
+                <w:color w:val="333333"/>
+                <w:sz w:val="18"/>
               </w:rPr>
               <w:t>Active-alert detection at configurable thresholds</w:t>
             </w:r>
@@ -1058,13 +1261,15 @@
         </w:tc>
         <w:tc>
           <w:tcPr>
-            <w:tcW w:type="dxa" w:w="2448"/>
+            <w:tcW w:type="dxa" w:w="2592"/>
           </w:tcPr>
           <w:p>
+            <w:r/>
             <w:r>
               <w:rPr>
-                <w:color w:val="425466"/>
-                <w:sz w:val="19"/>
+                <w:rFonts w:ascii="Calibri" w:hAnsi="Calibri"/>
+                <w:color w:val="333333"/>
+                <w:sz w:val="18"/>
               </w:rPr>
               <w:t>Mock</w:t>
             </w:r>
@@ -1074,13 +1279,16 @@
       <w:tr>
         <w:tc>
           <w:tcPr>
-            <w:tcW w:type="dxa" w:w="7200"/>
+            <w:tcW w:type="dxa" w:w="6768"/>
+            <w:shd w:fill="F2F2F2" w:val="clear"/>
           </w:tcPr>
           <w:p>
+            <w:r/>
             <w:r>
               <w:rPr>
-                <w:color w:val="425466"/>
-                <w:sz w:val="19"/>
+                <w:rFonts w:ascii="Calibri" w:hAnsi="Calibri"/>
+                <w:color w:val="333333"/>
+                <w:sz w:val="18"/>
               </w:rPr>
               <w:t>Multilingual advisory engine (EN / UR / Punjabi-Shahmukhi)</w:t>
             </w:r>
@@ -1088,13 +1296,16 @@
         </w:tc>
         <w:tc>
           <w:tcPr>
-            <w:tcW w:type="dxa" w:w="2448"/>
+            <w:tcW w:type="dxa" w:w="2592"/>
+            <w:shd w:fill="F2F2F2" w:val="clear"/>
           </w:tcPr>
           <w:p>
+            <w:r/>
             <w:r>
               <w:rPr>
-                <w:color w:val="425466"/>
-                <w:sz w:val="19"/>
+                <w:rFonts w:ascii="Calibri" w:hAnsi="Calibri"/>
+                <w:color w:val="333333"/>
+                <w:sz w:val="18"/>
               </w:rPr>
               <w:t>Mock content</w:t>
             </w:r>
@@ -1104,13 +1315,15 @@
       <w:tr>
         <w:tc>
           <w:tcPr>
-            <w:tcW w:type="dxa" w:w="7200"/>
+            <w:tcW w:type="dxa" w:w="6768"/>
           </w:tcPr>
           <w:p>
+            <w:r/>
             <w:r>
               <w:rPr>
-                <w:color w:val="425466"/>
-                <w:sz w:val="19"/>
+                <w:rFonts w:ascii="Calibri" w:hAnsi="Calibri"/>
+                <w:color w:val="333333"/>
+                <w:sz w:val="18"/>
               </w:rPr>
               <w:t>Operator approval workflow before dispatch</w:t>
             </w:r>
@@ -1118,13 +1331,15 @@
         </w:tc>
         <w:tc>
           <w:tcPr>
-            <w:tcW w:type="dxa" w:w="2448"/>
+            <w:tcW w:type="dxa" w:w="2592"/>
           </w:tcPr>
           <w:p>
+            <w:r/>
             <w:r>
               <w:rPr>
-                <w:color w:val="425466"/>
-                <w:sz w:val="19"/>
+                <w:rFonts w:ascii="Calibri" w:hAnsi="Calibri"/>
+                <w:color w:val="333333"/>
+                <w:sz w:val="18"/>
               </w:rPr>
               <w:t>UI complete</w:t>
             </w:r>
@@ -1134,13 +1349,16 @@
       <w:tr>
         <w:tc>
           <w:tcPr>
-            <w:tcW w:type="dxa" w:w="7200"/>
+            <w:tcW w:type="dxa" w:w="6768"/>
+            <w:shd w:fill="F2F2F2" w:val="clear"/>
           </w:tcPr>
           <w:p>
+            <w:r/>
             <w:r>
               <w:rPr>
-                <w:color w:val="425466"/>
-                <w:sz w:val="19"/>
+                <w:rFonts w:ascii="Calibri" w:hAnsi="Calibri"/>
+                <w:color w:val="333333"/>
+                <w:sz w:val="18"/>
               </w:rPr>
               <w:t>Dispatch via SMS / WhatsApp / school PA gateway</w:t>
             </w:r>
@@ -1148,13 +1366,16 @@
         </w:tc>
         <w:tc>
           <w:tcPr>
-            <w:tcW w:type="dxa" w:w="2448"/>
+            <w:tcW w:type="dxa" w:w="2592"/>
+            <w:shd w:fill="F2F2F2" w:val="clear"/>
           </w:tcPr>
           <w:p>
+            <w:r/>
             <w:r>
               <w:rPr>
-                <w:color w:val="425466"/>
-                <w:sz w:val="19"/>
+                <w:rFonts w:ascii="Calibri" w:hAnsi="Calibri"/>
+                <w:color w:val="333333"/>
+                <w:sz w:val="18"/>
               </w:rPr>
               <w:t>Stubbed</w:t>
             </w:r>
@@ -1164,13 +1385,15 @@
       <w:tr>
         <w:tc>
           <w:tcPr>
-            <w:tcW w:type="dxa" w:w="7200"/>
+            <w:tcW w:type="dxa" w:w="6768"/>
           </w:tcPr>
           <w:p>
+            <w:r/>
             <w:r>
               <w:rPr>
-                <w:color w:val="425466"/>
-                <w:sz w:val="19"/>
+                <w:rFonts w:ascii="Calibri" w:hAnsi="Calibri"/>
+                <w:color w:val="333333"/>
+                <w:sz w:val="18"/>
               </w:rPr>
               <w:t>Audit log of decisions + dispatches</w:t>
             </w:r>
@@ -1178,13 +1401,15 @@
         </w:tc>
         <w:tc>
           <w:tcPr>
-            <w:tcW w:type="dxa" w:w="2448"/>
+            <w:tcW w:type="dxa" w:w="2592"/>
           </w:tcPr>
           <w:p>
+            <w:r/>
             <w:r>
               <w:rPr>
-                <w:color w:val="425466"/>
-                <w:sz w:val="19"/>
+                <w:rFonts w:ascii="Calibri" w:hAnsi="Calibri"/>
+                <w:color w:val="333333"/>
+                <w:sz w:val="18"/>
               </w:rPr>
               <w:t>Schema only</w:t>
             </w:r>
@@ -1194,13 +1419,16 @@
       <w:tr>
         <w:tc>
           <w:tcPr>
-            <w:tcW w:type="dxa" w:w="7200"/>
+            <w:tcW w:type="dxa" w:w="6768"/>
+            <w:shd w:fill="F2F2F2" w:val="clear"/>
           </w:tcPr>
           <w:p>
+            <w:r/>
             <w:r>
               <w:rPr>
-                <w:color w:val="425466"/>
-                <w:sz w:val="19"/>
+                <w:rFonts w:ascii="Calibri" w:hAnsi="Calibri"/>
+                <w:color w:val="333333"/>
+                <w:sz w:val="18"/>
               </w:rPr>
               <w:t>Open Data Layer — daily refresh, CC BY 4.0</w:t>
             </w:r>
@@ -1208,13 +1436,16 @@
         </w:tc>
         <w:tc>
           <w:tcPr>
-            <w:tcW w:type="dxa" w:w="2448"/>
+            <w:tcW w:type="dxa" w:w="2592"/>
+            <w:shd w:fill="F2F2F2" w:val="clear"/>
           </w:tcPr>
           <w:p>
+            <w:r/>
             <w:r>
               <w:rPr>
-                <w:color w:val="425466"/>
-                <w:sz w:val="19"/>
+                <w:rFonts w:ascii="Calibri" w:hAnsi="Calibri"/>
+                <w:color w:val="333333"/>
+                <w:sz w:val="18"/>
               </w:rPr>
               <w:t>Schema only</w:t>
             </w:r>
@@ -1224,13 +1455,15 @@
       <w:tr>
         <w:tc>
           <w:tcPr>
-            <w:tcW w:type="dxa" w:w="7200"/>
+            <w:tcW w:type="dxa" w:w="6768"/>
           </w:tcPr>
           <w:p>
+            <w:r/>
             <w:r>
               <w:rPr>
-                <w:color w:val="425466"/>
-                <w:sz w:val="19"/>
+                <w:rFonts w:ascii="Calibri" w:hAnsi="Calibri"/>
+                <w:color w:val="333333"/>
+                <w:sz w:val="18"/>
               </w:rPr>
               <w:t>Score explainability (SHAP-style feature attribution)</w:t>
             </w:r>
@@ -1238,13 +1471,15 @@
         </w:tc>
         <w:tc>
           <w:tcPr>
-            <w:tcW w:type="dxa" w:w="2448"/>
+            <w:tcW w:type="dxa" w:w="2592"/>
           </w:tcPr>
           <w:p>
+            <w:r/>
             <w:r>
               <w:rPr>
-                <w:color w:val="425466"/>
-                <w:sz w:val="19"/>
+                <w:rFonts w:ascii="Calibri" w:hAnsi="Calibri"/>
+                <w:color w:val="333333"/>
+                <w:sz w:val="18"/>
               </w:rPr>
               <w:t>Mock</w:t>
             </w:r>
@@ -1254,13 +1489,16 @@
       <w:tr>
         <w:tc>
           <w:tcPr>
-            <w:tcW w:type="dxa" w:w="7200"/>
+            <w:tcW w:type="dxa" w:w="6768"/>
+            <w:shd w:fill="F2F2F2" w:val="clear"/>
           </w:tcPr>
           <w:p>
+            <w:r/>
             <w:r>
               <w:rPr>
-                <w:color w:val="425466"/>
-                <w:sz w:val="19"/>
+                <w:rFonts w:ascii="Calibri" w:hAnsi="Calibri"/>
+                <w:color w:val="333333"/>
+                <w:sz w:val="18"/>
               </w:rPr>
               <w:t>Natural-language chat (⌘K) over the data</w:t>
             </w:r>
@@ -1268,13 +1506,16 @@
         </w:tc>
         <w:tc>
           <w:tcPr>
-            <w:tcW w:type="dxa" w:w="2448"/>
+            <w:tcW w:type="dxa" w:w="2592"/>
+            <w:shd w:fill="F2F2F2" w:val="clear"/>
           </w:tcPr>
           <w:p>
+            <w:r/>
             <w:r>
               <w:rPr>
-                <w:color w:val="425466"/>
-                <w:sz w:val="19"/>
+                <w:rFonts w:ascii="Calibri" w:hAnsi="Calibri"/>
+                <w:color w:val="333333"/>
+                <w:sz w:val="18"/>
               </w:rPr>
               <w:t>Scripted demo</w:t>
             </w:r>
@@ -1284,13 +1525,15 @@
       <w:tr>
         <w:tc>
           <w:tcPr>
-            <w:tcW w:type="dxa" w:w="7200"/>
+            <w:tcW w:type="dxa" w:w="6768"/>
           </w:tcPr>
           <w:p>
+            <w:r/>
             <w:r>
               <w:rPr>
-                <w:color w:val="425466"/>
-                <w:sz w:val="19"/>
+                <w:rFonts w:ascii="Calibri" w:hAnsi="Calibri"/>
+                <w:color w:val="333333"/>
+                <w:sz w:val="18"/>
               </w:rPr>
               <w:t>Theme: light / dark / system</w:t>
             </w:r>
@@ -1298,13 +1541,15 @@
         </w:tc>
         <w:tc>
           <w:tcPr>
-            <w:tcW w:type="dxa" w:w="2448"/>
+            <w:tcW w:type="dxa" w:w="2592"/>
           </w:tcPr>
           <w:p>
+            <w:r/>
             <w:r>
               <w:rPr>
-                <w:color w:val="425466"/>
-                <w:sz w:val="19"/>
+                <w:rFonts w:ascii="Calibri" w:hAnsi="Calibri"/>
+                <w:color w:val="333333"/>
+                <w:sz w:val="18"/>
               </w:rPr>
               <w:t>Done</w:t>
             </w:r>
@@ -1314,13 +1559,16 @@
       <w:tr>
         <w:tc>
           <w:tcPr>
-            <w:tcW w:type="dxa" w:w="7200"/>
+            <w:tcW w:type="dxa" w:w="6768"/>
+            <w:shd w:fill="F2F2F2" w:val="clear"/>
           </w:tcPr>
           <w:p>
+            <w:r/>
             <w:r>
               <w:rPr>
-                <w:color w:val="425466"/>
-                <w:sz w:val="19"/>
+                <w:rFonts w:ascii="Calibri" w:hAnsi="Calibri"/>
+                <w:color w:val="333333"/>
+                <w:sz w:val="18"/>
               </w:rPr>
               <w:t>Cluster-level broadcast</w:t>
             </w:r>
@@ -1328,13 +1576,16 @@
         </w:tc>
         <w:tc>
           <w:tcPr>
-            <w:tcW w:type="dxa" w:w="2448"/>
+            <w:tcW w:type="dxa" w:w="2592"/>
+            <w:shd w:fill="F2F2F2" w:val="clear"/>
           </w:tcPr>
           <w:p>
+            <w:r/>
             <w:r>
               <w:rPr>
-                <w:color w:val="425466"/>
-                <w:sz w:val="19"/>
+                <w:rFonts w:ascii="Calibri" w:hAnsi="Calibri"/>
+                <w:color w:val="333333"/>
+                <w:sz w:val="18"/>
               </w:rPr>
               <w:t>UI complete</w:t>
             </w:r>
@@ -1342,15 +1593,20 @@
         </w:tc>
       </w:tr>
     </w:tbl>
+    <w:p/>
     <w:p>
       <w:pPr>
-        <w:spacing w:before="280" w:after="80"/>
+        <w:spacing w:before="360" w:after="160"/>
+        <w:pBdr>
+          <w:bottom w:val="single" w:sz="4" w:space="1" w:color="003D6B"/>
+        </w:pBdr>
       </w:pPr>
       <w:r>
         <w:rPr>
+          <w:rFonts w:ascii="Calibri" w:hAnsi="Calibri"/>
           <w:b/>
-          <w:color w:val="635BFF"/>
-          <w:sz w:val="26"/>
+          <w:color w:val="003D6B"/>
+          <w:sz w:val="24"/>
         </w:rPr>
         <w:t>5. Functional requirements</w:t>
       </w:r>
@@ -1360,22 +1616,32 @@
         <w:tblW w:type="auto" w:w="0"/>
         <w:tblLayout w:type="fixed"/>
         <w:tblLook w:firstColumn="1" w:firstRow="1" w:lastColumn="0" w:lastRow="0" w:noHBand="0" w:noVBand="1" w:val="04A0"/>
+        <w:tblBorders>
+          <w:top w:val="single" w:sz="4" w:space="0" w:color="999999"/>
+          <w:left w:val="single" w:sz="4" w:space="0" w:color="999999"/>
+          <w:bottom w:val="single" w:sz="4" w:space="0" w:color="999999"/>
+          <w:right w:val="single" w:sz="4" w:space="0" w:color="999999"/>
+          <w:insideH w:val="single" w:sz="4" w:space="0" w:color="999999"/>
+          <w:insideV w:val="single" w:sz="4" w:space="0" w:color="999999"/>
+        </w:tblBorders>
       </w:tblPr>
       <w:tblGrid>
-        <w:gridCol w:w="4824"/>
-        <w:gridCol w:w="4824"/>
+        <w:gridCol w:w="4680"/>
+        <w:gridCol w:w="4680"/>
       </w:tblGrid>
       <w:tr>
         <w:tc>
           <w:tcPr>
             <w:tcW w:type="dxa" w:w="1008"/>
-            <w:shd w:val="clear" w:color="auto" w:fill="F0F1FF"/>
+            <w:shd w:fill="003D6B" w:val="clear"/>
           </w:tcPr>
           <w:p>
+            <w:r/>
             <w:r>
               <w:rPr>
+                <w:rFonts w:ascii="Calibri" w:hAnsi="Calibri"/>
                 <w:b/>
-                <w:color w:val="635BFF"/>
+                <w:color w:val="FFFFFF"/>
                 <w:sz w:val="18"/>
               </w:rPr>
               <w:t>#</w:t>
@@ -1384,14 +1650,16 @@
         </w:tc>
         <w:tc>
           <w:tcPr>
-            <w:tcW w:type="dxa" w:w="8640"/>
-            <w:shd w:val="clear" w:color="auto" w:fill="F0F1FF"/>
+            <w:tcW w:type="dxa" w:w="8352"/>
+            <w:shd w:fill="003D6B" w:val="clear"/>
           </w:tcPr>
           <w:p>
+            <w:r/>
             <w:r>
               <w:rPr>
+                <w:rFonts w:ascii="Calibri" w:hAnsi="Calibri"/>
                 <w:b/>
-                <w:color w:val="635BFF"/>
+                <w:color w:val="FFFFFF"/>
                 <w:sz w:val="18"/>
               </w:rPr>
               <w:t>Requirement</w:t>
@@ -1405,10 +1673,12 @@
             <w:tcW w:type="dxa" w:w="1008"/>
           </w:tcPr>
           <w:p>
+            <w:r/>
             <w:r>
               <w:rPr>
-                <w:color w:val="425466"/>
-                <w:sz w:val="19"/>
+                <w:rFonts w:ascii="Calibri" w:hAnsi="Calibri"/>
+                <w:color w:val="333333"/>
+                <w:sz w:val="18"/>
               </w:rPr>
               <w:t>FR-1</w:t>
             </w:r>
@@ -1416,13 +1686,15 @@
         </w:tc>
         <w:tc>
           <w:tcPr>
-            <w:tcW w:type="dxa" w:w="8640"/>
+            <w:tcW w:type="dxa" w:w="8352"/>
           </w:tcPr>
           <w:p>
+            <w:r/>
             <w:r>
               <w:rPr>
-                <w:color w:val="425466"/>
-                <w:sz w:val="19"/>
+                <w:rFonts w:ascii="Calibri" w:hAnsi="Calibri"/>
+                <w:color w:val="333333"/>
+                <w:sz w:val="18"/>
               </w:rPr>
               <w:t>Display all 50 schools on a Leaflet map with hazard-coloured markers</w:t>
             </w:r>
@@ -1433,12 +1705,15 @@
         <w:tc>
           <w:tcPr>
             <w:tcW w:type="dxa" w:w="1008"/>
+            <w:shd w:fill="F2F2F2" w:val="clear"/>
           </w:tcPr>
           <w:p>
+            <w:r/>
             <w:r>
               <w:rPr>
-                <w:color w:val="425466"/>
-                <w:sz w:val="19"/>
+                <w:rFonts w:ascii="Calibri" w:hAnsi="Calibri"/>
+                <w:color w:val="333333"/>
+                <w:sz w:val="18"/>
               </w:rPr>
               <w:t>FR-2</w:t>
             </w:r>
@@ -1446,13 +1721,16 @@
         </w:tc>
         <w:tc>
           <w:tcPr>
-            <w:tcW w:type="dxa" w:w="8640"/>
+            <w:tcW w:type="dxa" w:w="8352"/>
+            <w:shd w:fill="F2F2F2" w:val="clear"/>
           </w:tcPr>
           <w:p>
+            <w:r/>
             <w:r>
               <w:rPr>
-                <w:color w:val="425466"/>
-                <w:sz w:val="19"/>
+                <w:rFonts w:ascii="Calibri" w:hAnsi="Calibri"/>
+                <w:color w:val="333333"/>
+                <w:sz w:val="18"/>
               </w:rPr>
               <w:t>Switch map layer: heat / air-quality / flood / overall</w:t>
             </w:r>
@@ -1465,10 +1743,12 @@
             <w:tcW w:type="dxa" w:w="1008"/>
           </w:tcPr>
           <w:p>
+            <w:r/>
             <w:r>
               <w:rPr>
-                <w:color w:val="425466"/>
-                <w:sz w:val="19"/>
+                <w:rFonts w:ascii="Calibri" w:hAnsi="Calibri"/>
+                <w:color w:val="333333"/>
+                <w:sz w:val="18"/>
               </w:rPr>
               <w:t>FR-3</w:t>
             </w:r>
@@ -1476,13 +1756,15 @@
         </w:tc>
         <w:tc>
           <w:tcPr>
-            <w:tcW w:type="dxa" w:w="8640"/>
+            <w:tcW w:type="dxa" w:w="8352"/>
           </w:tcPr>
           <w:p>
+            <w:r/>
             <w:r>
               <w:rPr>
-                <w:color w:val="425466"/>
-                <w:sz w:val="19"/>
+                <w:rFonts w:ascii="Calibri" w:hAnsi="Calibri"/>
+                <w:color w:val="333333"/>
+                <w:sz w:val="18"/>
               </w:rPr>
               <w:t>Filter by cluster (C-1 to C-4)</w:t>
             </w:r>
@@ -1493,12 +1775,15 @@
         <w:tc>
           <w:tcPr>
             <w:tcW w:type="dxa" w:w="1008"/>
+            <w:shd w:fill="F2F2F2" w:val="clear"/>
           </w:tcPr>
           <w:p>
+            <w:r/>
             <w:r>
               <w:rPr>
-                <w:color w:val="425466"/>
-                <w:sz w:val="19"/>
+                <w:rFonts w:ascii="Calibri" w:hAnsi="Calibri"/>
+                <w:color w:val="333333"/>
+                <w:sz w:val="18"/>
               </w:rPr>
               <w:t>FR-4</w:t>
             </w:r>
@@ -1506,13 +1791,16 @@
         </w:tc>
         <w:tc>
           <w:tcPr>
-            <w:tcW w:type="dxa" w:w="8640"/>
+            <w:tcW w:type="dxa" w:w="8352"/>
+            <w:shd w:fill="F2F2F2" w:val="clear"/>
           </w:tcPr>
           <w:p>
+            <w:r/>
             <w:r>
               <w:rPr>
-                <w:color w:val="425466"/>
-                <w:sz w:val="19"/>
+                <w:rFonts w:ascii="Calibri" w:hAnsi="Calibri"/>
+                <w:color w:val="333333"/>
+                <w:sz w:val="18"/>
               </w:rPr>
               <w:t>Show child-burden estimate as the hero metric on Overview</w:t>
             </w:r>
@@ -1525,10 +1813,12 @@
             <w:tcW w:type="dxa" w:w="1008"/>
           </w:tcPr>
           <w:p>
+            <w:r/>
             <w:r>
               <w:rPr>
-                <w:color w:val="425466"/>
-                <w:sz w:val="19"/>
+                <w:rFonts w:ascii="Calibri" w:hAnsi="Calibri"/>
+                <w:color w:val="333333"/>
+                <w:sz w:val="18"/>
               </w:rPr>
               <w:t>FR-5</w:t>
             </w:r>
@@ -1536,13 +1826,15 @@
         </w:tc>
         <w:tc>
           <w:tcPr>
-            <w:tcW w:type="dxa" w:w="8640"/>
+            <w:tcW w:type="dxa" w:w="8352"/>
           </w:tcPr>
           <w:p>
+            <w:r/>
             <w:r>
               <w:rPr>
-                <w:color w:val="425466"/>
-                <w:sz w:val="19"/>
+                <w:rFonts w:ascii="Calibri" w:hAnsi="Calibri"/>
+                <w:color w:val="333333"/>
+                <w:sz w:val="18"/>
               </w:rPr>
               <w:t>Surface active alerts (overall ≥80) ranked by severity × students-affected</w:t>
             </w:r>
@@ -1553,12 +1845,15 @@
         <w:tc>
           <w:tcPr>
             <w:tcW w:type="dxa" w:w="1008"/>
+            <w:shd w:fill="F2F2F2" w:val="clear"/>
           </w:tcPr>
           <w:p>
+            <w:r/>
             <w:r>
               <w:rPr>
-                <w:color w:val="425466"/>
-                <w:sz w:val="19"/>
+                <w:rFonts w:ascii="Calibri" w:hAnsi="Calibri"/>
+                <w:color w:val="333333"/>
+                <w:sz w:val="18"/>
               </w:rPr>
               <w:t>FR-6</w:t>
             </w:r>
@@ -1566,13 +1861,16 @@
         </w:tc>
         <w:tc>
           <w:tcPr>
-            <w:tcW w:type="dxa" w:w="8640"/>
+            <w:tcW w:type="dxa" w:w="8352"/>
+            <w:shd w:fill="F2F2F2" w:val="clear"/>
           </w:tcPr>
           <w:p>
+            <w:r/>
             <w:r>
               <w:rPr>
-                <w:color w:val="425466"/>
-                <w:sz w:val="19"/>
+                <w:rFonts w:ascii="Calibri" w:hAnsi="Calibri"/>
+                <w:color w:val="333333"/>
+                <w:sz w:val="18"/>
               </w:rPr>
               <w:t>Open dispatch modal showing auto-drafted EN/UR/PA advisory text</w:t>
             </w:r>
@@ -1585,10 +1883,12 @@
             <w:tcW w:type="dxa" w:w="1008"/>
           </w:tcPr>
           <w:p>
+            <w:r/>
             <w:r>
               <w:rPr>
-                <w:color w:val="425466"/>
-                <w:sz w:val="19"/>
+                <w:rFonts w:ascii="Calibri" w:hAnsi="Calibri"/>
+                <w:color w:val="333333"/>
+                <w:sz w:val="18"/>
               </w:rPr>
               <w:t>FR-7</w:t>
             </w:r>
@@ -1596,13 +1896,15 @@
         </w:tc>
         <w:tc>
           <w:tcPr>
-            <w:tcW w:type="dxa" w:w="8640"/>
+            <w:tcW w:type="dxa" w:w="8352"/>
           </w:tcPr>
           <w:p>
+            <w:r/>
             <w:r>
               <w:rPr>
-                <w:color w:val="425466"/>
-                <w:sz w:val="19"/>
+                <w:rFonts w:ascii="Calibri" w:hAnsi="Calibri"/>
+                <w:color w:val="333333"/>
+                <w:sz w:val="18"/>
               </w:rPr>
               <w:t>Channel selection (SMS / WhatsApp / school PA) before send</w:t>
             </w:r>
@@ -1613,12 +1915,15 @@
         <w:tc>
           <w:tcPr>
             <w:tcW w:type="dxa" w:w="1008"/>
+            <w:shd w:fill="F2F2F2" w:val="clear"/>
           </w:tcPr>
           <w:p>
+            <w:r/>
             <w:r>
               <w:rPr>
-                <w:color w:val="425466"/>
-                <w:sz w:val="19"/>
+                <w:rFonts w:ascii="Calibri" w:hAnsi="Calibri"/>
+                <w:color w:val="333333"/>
+                <w:sz w:val="18"/>
               </w:rPr>
               <w:t>FR-8</w:t>
             </w:r>
@@ -1626,13 +1931,16 @@
         </w:tc>
         <w:tc>
           <w:tcPr>
-            <w:tcW w:type="dxa" w:w="8640"/>
+            <w:tcW w:type="dxa" w:w="8352"/>
+            <w:shd w:fill="F2F2F2" w:val="clear"/>
           </w:tcPr>
           <w:p>
+            <w:r/>
             <w:r>
               <w:rPr>
-                <w:color w:val="425466"/>
-                <w:sz w:val="19"/>
+                <w:rFonts w:ascii="Calibri" w:hAnsi="Calibri"/>
+                <w:color w:val="333333"/>
+                <w:sz w:val="18"/>
               </w:rPr>
               <w:t>"Modify school day" modal with adjustment checklist</w:t>
             </w:r>
@@ -1645,10 +1953,12 @@
             <w:tcW w:type="dxa" w:w="1008"/>
           </w:tcPr>
           <w:p>
+            <w:r/>
             <w:r>
               <w:rPr>
-                <w:color w:val="425466"/>
-                <w:sz w:val="19"/>
+                <w:rFonts w:ascii="Calibri" w:hAnsi="Calibri"/>
+                <w:color w:val="333333"/>
+                <w:sz w:val="18"/>
               </w:rPr>
               <w:t>FR-9</w:t>
             </w:r>
@@ -1656,13 +1966,15 @@
         </w:tc>
         <w:tc>
           <w:tcPr>
-            <w:tcW w:type="dxa" w:w="8640"/>
+            <w:tcW w:type="dxa" w:w="8352"/>
           </w:tcPr>
           <w:p>
+            <w:r/>
             <w:r>
               <w:rPr>
-                <w:color w:val="425466"/>
-                <w:sz w:val="19"/>
+                <w:rFonts w:ascii="Calibri" w:hAnsi="Calibri"/>
+                <w:color w:val="333333"/>
+                <w:sz w:val="18"/>
               </w:rPr>
               <w:t>"Defer 24h" action that re-queues the alert tomorrow</w:t>
             </w:r>
@@ -1673,12 +1985,15 @@
         <w:tc>
           <w:tcPr>
             <w:tcW w:type="dxa" w:w="1008"/>
+            <w:shd w:fill="F2F2F2" w:val="clear"/>
           </w:tcPr>
           <w:p>
+            <w:r/>
             <w:r>
               <w:rPr>
-                <w:color w:val="425466"/>
-                <w:sz w:val="19"/>
+                <w:rFonts w:ascii="Calibri" w:hAnsi="Calibri"/>
+                <w:color w:val="333333"/>
+                <w:sz w:val="18"/>
               </w:rPr>
               <w:t>FR-10</w:t>
             </w:r>
@@ -1686,13 +2001,16 @@
         </w:tc>
         <w:tc>
           <w:tcPr>
-            <w:tcW w:type="dxa" w:w="8640"/>
+            <w:tcW w:type="dxa" w:w="8352"/>
+            <w:shd w:fill="F2F2F2" w:val="clear"/>
           </w:tcPr>
           <w:p>
+            <w:r/>
             <w:r>
               <w:rPr>
-                <w:color w:val="425466"/>
-                <w:sz w:val="19"/>
+                <w:rFonts w:ascii="Calibri" w:hAnsi="Calibri"/>
+                <w:color w:val="333333"/>
+                <w:sz w:val="18"/>
               </w:rPr>
               <w:t>RAG matrix table: all 50 schools, sortable by any column</w:t>
             </w:r>
@@ -1705,10 +2023,12 @@
             <w:tcW w:type="dxa" w:w="1008"/>
           </w:tcPr>
           <w:p>
+            <w:r/>
             <w:r>
               <w:rPr>
-                <w:color w:val="425466"/>
-                <w:sz w:val="19"/>
+                <w:rFonts w:ascii="Calibri" w:hAnsi="Calibri"/>
+                <w:color w:val="333333"/>
+                <w:sz w:val="18"/>
               </w:rPr>
               <w:t>FR-11</w:t>
             </w:r>
@@ -1716,13 +2036,15 @@
         </w:tc>
         <w:tc>
           <w:tcPr>
-            <w:tcW w:type="dxa" w:w="8640"/>
+            <w:tcW w:type="dxa" w:w="8352"/>
           </w:tcPr>
           <w:p>
+            <w:r/>
             <w:r>
               <w:rPr>
-                <w:color w:val="425466"/>
-                <w:sz w:val="19"/>
+                <w:rFonts w:ascii="Calibri" w:hAnsi="Calibri"/>
+                <w:color w:val="333333"/>
+                <w:sz w:val="18"/>
               </w:rPr>
               <w:t>School detail drawer: scores, exposure, explainability — opens over any view</w:t>
             </w:r>
@@ -1733,12 +2055,15 @@
         <w:tc>
           <w:tcPr>
             <w:tcW w:type="dxa" w:w="1008"/>
+            <w:shd w:fill="F2F2F2" w:val="clear"/>
           </w:tcPr>
           <w:p>
+            <w:r/>
             <w:r>
               <w:rPr>
-                <w:color w:val="425466"/>
-                <w:sz w:val="19"/>
+                <w:rFonts w:ascii="Calibri" w:hAnsi="Calibri"/>
+                <w:color w:val="333333"/>
+                <w:sz w:val="18"/>
               </w:rPr>
               <w:t>FR-12</w:t>
             </w:r>
@@ -1746,13 +2071,16 @@
         </w:tc>
         <w:tc>
           <w:tcPr>
-            <w:tcW w:type="dxa" w:w="8640"/>
+            <w:tcW w:type="dxa" w:w="8352"/>
+            <w:shd w:fill="F2F2F2" w:val="clear"/>
           </w:tcPr>
           <w:p>
+            <w:r/>
             <w:r>
               <w:rPr>
-                <w:color w:val="425466"/>
-                <w:sz w:val="19"/>
+                <w:rFonts w:ascii="Calibri" w:hAnsi="Calibri"/>
+                <w:color w:val="333333"/>
+                <w:sz w:val="18"/>
               </w:rPr>
               <w:t>Public download of dataset (.zip) and per-table parquet/csv</w:t>
             </w:r>
@@ -1765,10 +2093,12 @@
             <w:tcW w:type="dxa" w:w="1008"/>
           </w:tcPr>
           <w:p>
+            <w:r/>
             <w:r>
               <w:rPr>
-                <w:color w:val="425466"/>
-                <w:sz w:val="19"/>
+                <w:rFonts w:ascii="Calibri" w:hAnsi="Calibri"/>
+                <w:color w:val="333333"/>
+                <w:sz w:val="18"/>
               </w:rPr>
               <w:t>FR-13</w:t>
             </w:r>
@@ -1776,13 +2106,15 @@
         </w:tc>
         <w:tc>
           <w:tcPr>
-            <w:tcW w:type="dxa" w:w="8640"/>
+            <w:tcW w:type="dxa" w:w="8352"/>
           </w:tcPr>
           <w:p>
+            <w:r/>
             <w:r>
               <w:rPr>
-                <w:color w:val="425466"/>
-                <w:sz w:val="19"/>
+                <w:rFonts w:ascii="Calibri" w:hAnsi="Calibri"/>
+                <w:color w:val="333333"/>
+                <w:sz w:val="18"/>
               </w:rPr>
               <w:t>Configurable hazard thresholds (red/amber per hazard)</w:t>
             </w:r>
@@ -1793,12 +2125,15 @@
         <w:tc>
           <w:tcPr>
             <w:tcW w:type="dxa" w:w="1008"/>
+            <w:shd w:fill="F2F2F2" w:val="clear"/>
           </w:tcPr>
           <w:p>
+            <w:r/>
             <w:r>
               <w:rPr>
-                <w:color w:val="425466"/>
-                <w:sz w:val="19"/>
+                <w:rFonts w:ascii="Calibri" w:hAnsi="Calibri"/>
+                <w:color w:val="333333"/>
+                <w:sz w:val="18"/>
               </w:rPr>
               <w:t>FR-14</w:t>
             </w:r>
@@ -1806,13 +2141,16 @@
         </w:tc>
         <w:tc>
           <w:tcPr>
-            <w:tcW w:type="dxa" w:w="8640"/>
+            <w:tcW w:type="dxa" w:w="8352"/>
+            <w:shd w:fill="F2F2F2" w:val="clear"/>
           </w:tcPr>
           <w:p>
+            <w:r/>
             <w:r>
               <w:rPr>
-                <w:color w:val="425466"/>
-                <w:sz w:val="19"/>
+                <w:rFonts w:ascii="Calibri" w:hAnsi="Calibri"/>
+                <w:color w:val="333333"/>
+                <w:sz w:val="18"/>
               </w:rPr>
               <w:t>Active-language toggle (EN / UR / Punjabi-Shahmukhi / Sindhi / Pashto)</w:t>
             </w:r>
@@ -1825,10 +2163,12 @@
             <w:tcW w:type="dxa" w:w="1008"/>
           </w:tcPr>
           <w:p>
+            <w:r/>
             <w:r>
               <w:rPr>
-                <w:color w:val="425466"/>
-                <w:sz w:val="19"/>
+                <w:rFonts w:ascii="Calibri" w:hAnsi="Calibri"/>
+                <w:color w:val="333333"/>
+                <w:sz w:val="18"/>
               </w:rPr>
               <w:t>FR-15</w:t>
             </w:r>
@@ -1836,13 +2176,15 @@
         </w:tc>
         <w:tc>
           <w:tcPr>
-            <w:tcW w:type="dxa" w:w="8640"/>
+            <w:tcW w:type="dxa" w:w="8352"/>
           </w:tcPr>
           <w:p>
+            <w:r/>
             <w:r>
               <w:rPr>
-                <w:color w:val="425466"/>
-                <w:sz w:val="19"/>
+                <w:rFonts w:ascii="Calibri" w:hAnsi="Calibri"/>
+                <w:color w:val="333333"/>
+                <w:sz w:val="18"/>
               </w:rPr>
               <w:t>Editable advisory templates per hazard</w:t>
             </w:r>
@@ -1853,12 +2195,15 @@
         <w:tc>
           <w:tcPr>
             <w:tcW w:type="dxa" w:w="1008"/>
+            <w:shd w:fill="F2F2F2" w:val="clear"/>
           </w:tcPr>
           <w:p>
+            <w:r/>
             <w:r>
               <w:rPr>
-                <w:color w:val="425466"/>
-                <w:sz w:val="19"/>
+                <w:rFonts w:ascii="Calibri" w:hAnsi="Calibri"/>
+                <w:color w:val="333333"/>
+                <w:sz w:val="18"/>
               </w:rPr>
               <w:t>FR-16</w:t>
             </w:r>
@@ -1866,13 +2211,16 @@
         </w:tc>
         <w:tc>
           <w:tcPr>
-            <w:tcW w:type="dxa" w:w="8640"/>
+            <w:tcW w:type="dxa" w:w="8352"/>
+            <w:shd w:fill="F2F2F2" w:val="clear"/>
           </w:tcPr>
           <w:p>
+            <w:r/>
             <w:r>
               <w:rPr>
-                <w:color w:val="425466"/>
-                <w:sz w:val="19"/>
+                <w:rFonts w:ascii="Calibri" w:hAnsi="Calibri"/>
+                <w:color w:val="333333"/>
+                <w:sz w:val="18"/>
               </w:rPr>
               <w:t>Chat: ⌘K + FAB; streaming responses; tool-call display; clickable citations</w:t>
             </w:r>
@@ -1885,10 +2233,12 @@
             <w:tcW w:type="dxa" w:w="1008"/>
           </w:tcPr>
           <w:p>
+            <w:r/>
             <w:r>
               <w:rPr>
-                <w:color w:val="425466"/>
-                <w:sz w:val="19"/>
+                <w:rFonts w:ascii="Calibri" w:hAnsi="Calibri"/>
+                <w:color w:val="333333"/>
+                <w:sz w:val="18"/>
               </w:rPr>
               <w:t>FR-17</w:t>
             </w:r>
@@ -1896,13 +2246,15 @@
         </w:tc>
         <w:tc>
           <w:tcPr>
-            <w:tcW w:type="dxa" w:w="8640"/>
+            <w:tcW w:type="dxa" w:w="8352"/>
           </w:tcPr>
           <w:p>
+            <w:r/>
             <w:r>
               <w:rPr>
-                <w:color w:val="425466"/>
-                <w:sz w:val="19"/>
+                <w:rFonts w:ascii="Calibri" w:hAnsi="Calibri"/>
+                <w:color w:val="333333"/>
+                <w:sz w:val="18"/>
               </w:rPr>
               <w:t>Chat: 5 capability buckets — query, decide, explain, draft, multilingual</w:t>
             </w:r>
@@ -1913,12 +2265,15 @@
         <w:tc>
           <w:tcPr>
             <w:tcW w:type="dxa" w:w="1008"/>
+            <w:shd w:fill="F2F2F2" w:val="clear"/>
           </w:tcPr>
           <w:p>
+            <w:r/>
             <w:r>
               <w:rPr>
-                <w:color w:val="425466"/>
-                <w:sz w:val="19"/>
+                <w:rFonts w:ascii="Calibri" w:hAnsi="Calibri"/>
+                <w:color w:val="333333"/>
+                <w:sz w:val="18"/>
               </w:rPr>
               <w:t>FR-18</w:t>
             </w:r>
@@ -1926,13 +2281,16 @@
         </w:tc>
         <w:tc>
           <w:tcPr>
-            <w:tcW w:type="dxa" w:w="8640"/>
+            <w:tcW w:type="dxa" w:w="8352"/>
+            <w:shd w:fill="F2F2F2" w:val="clear"/>
           </w:tcPr>
           <w:p>
+            <w:r/>
             <w:r>
               <w:rPr>
-                <w:color w:val="425466"/>
-                <w:sz w:val="19"/>
+                <w:rFonts w:ascii="Calibri" w:hAnsi="Calibri"/>
+                <w:color w:val="333333"/>
+                <w:sz w:val="18"/>
               </w:rPr>
               <w:t>Cluster-level actions on Overview: click row → filter map; envelope → broadcast advisory</w:t>
             </w:r>
@@ -1940,15 +2298,20 @@
         </w:tc>
       </w:tr>
     </w:tbl>
+    <w:p/>
     <w:p>
       <w:pPr>
-        <w:spacing w:before="280" w:after="80"/>
+        <w:spacing w:before="360" w:after="160"/>
+        <w:pBdr>
+          <w:bottom w:val="single" w:sz="4" w:space="1" w:color="003D6B"/>
+        </w:pBdr>
       </w:pPr>
       <w:r>
         <w:rPr>
+          <w:rFonts w:ascii="Calibri" w:hAnsi="Calibri"/>
           <w:b/>
-          <w:color w:val="635BFF"/>
-          <w:sz w:val="26"/>
+          <w:color w:val="003D6B"/>
+          <w:sz w:val="24"/>
         </w:rPr>
         <w:t>6. Non-functional requirements</w:t>
       </w:r>
@@ -1958,22 +2321,32 @@
         <w:tblW w:type="auto" w:w="0"/>
         <w:tblLayout w:type="fixed"/>
         <w:tblLook w:firstColumn="1" w:firstRow="1" w:lastColumn="0" w:lastRow="0" w:noHBand="0" w:noVBand="1" w:val="04A0"/>
+        <w:tblBorders>
+          <w:top w:val="single" w:sz="4" w:space="0" w:color="999999"/>
+          <w:left w:val="single" w:sz="4" w:space="0" w:color="999999"/>
+          <w:bottom w:val="single" w:sz="4" w:space="0" w:color="999999"/>
+          <w:right w:val="single" w:sz="4" w:space="0" w:color="999999"/>
+          <w:insideH w:val="single" w:sz="4" w:space="0" w:color="999999"/>
+          <w:insideV w:val="single" w:sz="4" w:space="0" w:color="999999"/>
+        </w:tblBorders>
       </w:tblPr>
       <w:tblGrid>
-        <w:gridCol w:w="4824"/>
-        <w:gridCol w:w="4824"/>
+        <w:gridCol w:w="4680"/>
+        <w:gridCol w:w="4680"/>
       </w:tblGrid>
       <w:tr>
         <w:tc>
           <w:tcPr>
             <w:tcW w:type="dxa" w:w="1008"/>
-            <w:shd w:val="clear" w:color="auto" w:fill="F0F1FF"/>
+            <w:shd w:fill="003D6B" w:val="clear"/>
           </w:tcPr>
           <w:p>
+            <w:r/>
             <w:r>
               <w:rPr>
+                <w:rFonts w:ascii="Calibri" w:hAnsi="Calibri"/>
                 <w:b/>
-                <w:color w:val="635BFF"/>
+                <w:color w:val="FFFFFF"/>
                 <w:sz w:val="18"/>
               </w:rPr>
               <w:t>#</w:t>
@@ -1982,14 +2355,16 @@
         </w:tc>
         <w:tc>
           <w:tcPr>
-            <w:tcW w:type="dxa" w:w="8640"/>
-            <w:shd w:val="clear" w:color="auto" w:fill="F0F1FF"/>
+            <w:tcW w:type="dxa" w:w="8352"/>
+            <w:shd w:fill="003D6B" w:val="clear"/>
           </w:tcPr>
           <w:p>
+            <w:r/>
             <w:r>
               <w:rPr>
+                <w:rFonts w:ascii="Calibri" w:hAnsi="Calibri"/>
                 <w:b/>
-                <w:color w:val="635BFF"/>
+                <w:color w:val="FFFFFF"/>
                 <w:sz w:val="18"/>
               </w:rPr>
               <w:t>Requirement</w:t>
@@ -2003,10 +2378,12 @@
             <w:tcW w:type="dxa" w:w="1008"/>
           </w:tcPr>
           <w:p>
+            <w:r/>
             <w:r>
               <w:rPr>
-                <w:color w:val="425466"/>
-                <w:sz w:val="19"/>
+                <w:rFonts w:ascii="Calibri" w:hAnsi="Calibri"/>
+                <w:color w:val="333333"/>
+                <w:sz w:val="18"/>
               </w:rPr>
               <w:t>NFR-1</w:t>
             </w:r>
@@ -2014,13 +2391,15 @@
         </w:tc>
         <w:tc>
           <w:tcPr>
-            <w:tcW w:type="dxa" w:w="8640"/>
+            <w:tcW w:type="dxa" w:w="8352"/>
           </w:tcPr>
           <w:p>
+            <w:r/>
             <w:r>
               <w:rPr>
-                <w:color w:val="425466"/>
-                <w:sz w:val="19"/>
+                <w:rFonts w:ascii="Calibri" w:hAnsi="Calibri"/>
+                <w:color w:val="333333"/>
+                <w:sz w:val="18"/>
               </w:rPr>
               <w:t>WCAG 2.2 AA; keyboard nav; visible focus rings on all interactive elements</w:t>
             </w:r>
@@ -2031,12 +2410,15 @@
         <w:tc>
           <w:tcPr>
             <w:tcW w:type="dxa" w:w="1008"/>
+            <w:shd w:fill="F2F2F2" w:val="clear"/>
           </w:tcPr>
           <w:p>
+            <w:r/>
             <w:r>
               <w:rPr>
-                <w:color w:val="425466"/>
-                <w:sz w:val="19"/>
+                <w:rFonts w:ascii="Calibri" w:hAnsi="Calibri"/>
+                <w:color w:val="333333"/>
+                <w:sz w:val="18"/>
               </w:rPr>
               <w:t>NFR-2</w:t>
             </w:r>
@@ -2044,13 +2426,16 @@
         </w:tc>
         <w:tc>
           <w:tcPr>
-            <w:tcW w:type="dxa" w:w="8640"/>
+            <w:tcW w:type="dxa" w:w="8352"/>
+            <w:shd w:fill="F2F2F2" w:val="clear"/>
           </w:tcPr>
           <w:p>
+            <w:r/>
             <w:r>
               <w:rPr>
-                <w:color w:val="425466"/>
-                <w:sz w:val="19"/>
+                <w:rFonts w:ascii="Calibri" w:hAnsi="Calibri"/>
+                <w:color w:val="333333"/>
+                <w:sz w:val="18"/>
               </w:rPr>
               <w:t>i18n: EN / UR / Punjabi-Shahmukhi; Intl.DateTimeFormat + Intl.NumberFormat; school names translate="no"</w:t>
             </w:r>
@@ -2063,10 +2448,12 @@
             <w:tcW w:type="dxa" w:w="1008"/>
           </w:tcPr>
           <w:p>
+            <w:r/>
             <w:r>
               <w:rPr>
-                <w:color w:val="425466"/>
-                <w:sz w:val="19"/>
+                <w:rFonts w:ascii="Calibri" w:hAnsi="Calibri"/>
+                <w:color w:val="333333"/>
+                <w:sz w:val="18"/>
               </w:rPr>
               <w:t>NFR-3</w:t>
             </w:r>
@@ -2074,13 +2461,15 @@
         </w:tc>
         <w:tc>
           <w:tcPr>
-            <w:tcW w:type="dxa" w:w="8640"/>
+            <w:tcW w:type="dxa" w:w="8352"/>
           </w:tcPr>
           <w:p>
+            <w:r/>
             <w:r>
               <w:rPr>
-                <w:color w:val="425466"/>
-                <w:sz w:val="19"/>
+                <w:rFonts w:ascii="Calibri" w:hAnsi="Calibri"/>
+                <w:color w:val="333333"/>
+                <w:sz w:val="18"/>
               </w:rPr>
               <w:t>Performance: LCP &lt; 1.5s on 3G; map renders 50 markers in single frame</w:t>
             </w:r>
@@ -2091,12 +2480,15 @@
         <w:tc>
           <w:tcPr>
             <w:tcW w:type="dxa" w:w="1008"/>
+            <w:shd w:fill="F2F2F2" w:val="clear"/>
           </w:tcPr>
           <w:p>
+            <w:r/>
             <w:r>
               <w:rPr>
-                <w:color w:val="425466"/>
-                <w:sz w:val="19"/>
+                <w:rFonts w:ascii="Calibri" w:hAnsi="Calibri"/>
+                <w:color w:val="333333"/>
+                <w:sz w:val="18"/>
               </w:rPr>
               <w:t>NFR-4</w:t>
             </w:r>
@@ -2104,13 +2496,16 @@
         </w:tc>
         <w:tc>
           <w:tcPr>
-            <w:tcW w:type="dxa" w:w="8640"/>
+            <w:tcW w:type="dxa" w:w="8352"/>
+            <w:shd w:fill="F2F2F2" w:val="clear"/>
           </w:tcPr>
           <w:p>
+            <w:r/>
             <w:r>
               <w:rPr>
-                <w:color w:val="425466"/>
-                <w:sz w:val="19"/>
+                <w:rFonts w:ascii="Calibri" w:hAnsi="Calibri"/>
+                <w:color w:val="333333"/>
+                <w:sz w:val="18"/>
               </w:rPr>
               <w:t>Theme: system default; user override persisted in localStorage</w:t>
             </w:r>
@@ -2123,10 +2518,12 @@
             <w:tcW w:type="dxa" w:w="1008"/>
           </w:tcPr>
           <w:p>
+            <w:r/>
             <w:r>
               <w:rPr>
-                <w:color w:val="425466"/>
-                <w:sz w:val="19"/>
+                <w:rFonts w:ascii="Calibri" w:hAnsi="Calibri"/>
+                <w:color w:val="333333"/>
+                <w:sz w:val="18"/>
               </w:rPr>
               <w:t>NFR-5</w:t>
             </w:r>
@@ -2134,13 +2531,15 @@
         </w:tc>
         <w:tc>
           <w:tcPr>
-            <w:tcW w:type="dxa" w:w="8640"/>
+            <w:tcW w:type="dxa" w:w="8352"/>
           </w:tcPr>
           <w:p>
+            <w:r/>
             <w:r>
               <w:rPr>
-                <w:color w:val="425466"/>
-                <w:sz w:val="19"/>
+                <w:rFonts w:ascii="Calibri" w:hAnsi="Calibri"/>
+                <w:color w:val="333333"/>
+                <w:sz w:val="18"/>
               </w:rPr>
               <w:t>Privacy: no parent PII in the hub; messaging gateway holds contacts</w:t>
             </w:r>
@@ -2151,12 +2550,15 @@
         <w:tc>
           <w:tcPr>
             <w:tcW w:type="dxa" w:w="1008"/>
+            <w:shd w:fill="F2F2F2" w:val="clear"/>
           </w:tcPr>
           <w:p>
+            <w:r/>
             <w:r>
               <w:rPr>
-                <w:color w:val="425466"/>
-                <w:sz w:val="19"/>
+                <w:rFonts w:ascii="Calibri" w:hAnsi="Calibri"/>
+                <w:color w:val="333333"/>
+                <w:sz w:val="18"/>
               </w:rPr>
               <w:t>NFR-6</w:t>
             </w:r>
@@ -2164,13 +2566,16 @@
         </w:tc>
         <w:tc>
           <w:tcPr>
-            <w:tcW w:type="dxa" w:w="8640"/>
+            <w:tcW w:type="dxa" w:w="8352"/>
+            <w:shd w:fill="F2F2F2" w:val="clear"/>
           </w:tcPr>
           <w:p>
+            <w:r/>
             <w:r>
               <w:rPr>
-                <w:color w:val="425466"/>
-                <w:sz w:val="19"/>
+                <w:rFonts w:ascii="Calibri" w:hAnsi="Calibri"/>
+                <w:color w:val="333333"/>
+                <w:sz w:val="18"/>
               </w:rPr>
               <w:t>Licensing: Apache-2.0 (code) · CC BY 4.0 (open dataset)</w:t>
             </w:r>
@@ -2183,10 +2588,12 @@
             <w:tcW w:type="dxa" w:w="1008"/>
           </w:tcPr>
           <w:p>
+            <w:r/>
             <w:r>
               <w:rPr>
-                <w:color w:val="425466"/>
-                <w:sz w:val="19"/>
+                <w:rFonts w:ascii="Calibri" w:hAnsi="Calibri"/>
+                <w:color w:val="333333"/>
+                <w:sz w:val="18"/>
               </w:rPr>
               <w:t>NFR-7</w:t>
             </w:r>
@@ -2194,13 +2601,15 @@
         </w:tc>
         <w:tc>
           <w:tcPr>
-            <w:tcW w:type="dxa" w:w="8640"/>
+            <w:tcW w:type="dxa" w:w="8352"/>
           </w:tcPr>
           <w:p>
+            <w:r/>
             <w:r>
               <w:rPr>
-                <w:color w:val="425466"/>
-                <w:sz w:val="19"/>
+                <w:rFonts w:ascii="Calibri" w:hAnsi="Calibri"/>
+                <w:color w:val="333333"/>
+                <w:sz w:val="18"/>
               </w:rPr>
               <w:t>Deployment: stateless API, static front-end, cron-driven ingest</w:t>
             </w:r>
@@ -2211,12 +2620,15 @@
         <w:tc>
           <w:tcPr>
             <w:tcW w:type="dxa" w:w="1008"/>
+            <w:shd w:fill="F2F2F2" w:val="clear"/>
           </w:tcPr>
           <w:p>
+            <w:r/>
             <w:r>
               <w:rPr>
-                <w:color w:val="425466"/>
-                <w:sz w:val="19"/>
+                <w:rFonts w:ascii="Calibri" w:hAnsi="Calibri"/>
+                <w:color w:val="333333"/>
+                <w:sz w:val="18"/>
               </w:rPr>
               <w:t>NFR-8</w:t>
             </w:r>
@@ -2224,13 +2636,16 @@
         </w:tc>
         <w:tc>
           <w:tcPr>
-            <w:tcW w:type="dxa" w:w="8640"/>
+            <w:tcW w:type="dxa" w:w="8352"/>
+            <w:shd w:fill="F2F2F2" w:val="clear"/>
           </w:tcPr>
           <w:p>
+            <w:r/>
             <w:r>
               <w:rPr>
-                <w:color w:val="425466"/>
-                <w:sz w:val="19"/>
+                <w:rFonts w:ascii="Calibri" w:hAnsi="Calibri"/>
+                <w:color w:val="333333"/>
+                <w:sz w:val="18"/>
               </w:rPr>
               <w:t>Observability: all dispatches + decisions audit-logged with operator ID</w:t>
             </w:r>
@@ -2243,10 +2658,12 @@
             <w:tcW w:type="dxa" w:w="1008"/>
           </w:tcPr>
           <w:p>
+            <w:r/>
             <w:r>
               <w:rPr>
-                <w:color w:val="425466"/>
-                <w:sz w:val="19"/>
+                <w:rFonts w:ascii="Calibri" w:hAnsi="Calibri"/>
+                <w:color w:val="333333"/>
+                <w:sz w:val="18"/>
               </w:rPr>
               <w:t>NFR-9</w:t>
             </w:r>
@@ -2254,13 +2671,15 @@
         </w:tc>
         <w:tc>
           <w:tcPr>
-            <w:tcW w:type="dxa" w:w="8640"/>
+            <w:tcW w:type="dxa" w:w="8352"/>
           </w:tcPr>
           <w:p>
+            <w:r/>
             <w:r>
               <w:rPr>
-                <w:color w:val="425466"/>
-                <w:sz w:val="19"/>
+                <w:rFonts w:ascii="Calibri" w:hAnsi="Calibri"/>
+                <w:color w:val="333333"/>
+                <w:sz w:val="18"/>
               </w:rPr>
               <w:t>Reduced-motion: animations honour prefers-reduced-motion: reduce</w:t>
             </w:r>
@@ -2268,15 +2687,20 @@
         </w:tc>
       </w:tr>
     </w:tbl>
+    <w:p/>
     <w:p>
       <w:pPr>
-        <w:spacing w:before="280" w:after="80"/>
+        <w:spacing w:before="360" w:after="160"/>
+        <w:pBdr>
+          <w:bottom w:val="single" w:sz="4" w:space="1" w:color="003D6B"/>
+        </w:pBdr>
       </w:pPr>
       <w:r>
         <w:rPr>
+          <w:rFonts w:ascii="Calibri" w:hAnsi="Calibri"/>
           <w:b/>
-          <w:color w:val="635BFF"/>
-          <w:sz w:val="26"/>
+          <w:color w:val="003D6B"/>
+          <w:sz w:val="24"/>
         </w:rPr>
         <w:t>7. Out of scope (v0.1)</w:t>
       </w:r>
@@ -2284,11 +2708,12 @@
     <w:p>
       <w:pPr>
         <w:pStyle w:val="ListBullet"/>
-        <w:spacing w:after="40"/>
+        <w:spacing w:after="60"/>
       </w:pPr>
       <w:r>
         <w:rPr>
-          <w:color w:val="425466"/>
+          <w:rFonts w:ascii="Calibri" w:hAnsi="Calibri"/>
+          <w:color w:val="333333"/>
           <w:sz w:val="20"/>
         </w:rPr>
         <w:t>Climate–attendance ML model — needs PEF SIS attendance history; deferred to Phase 1 grant deliverable</w:t>
@@ -2297,11 +2722,12 @@
     <w:p>
       <w:pPr>
         <w:pStyle w:val="ListBullet"/>
-        <w:spacing w:after="40"/>
+        <w:spacing w:after="60"/>
       </w:pPr>
       <w:r>
         <w:rPr>
-          <w:color w:val="425466"/>
+          <w:rFonts w:ascii="Calibri" w:hAnsi="Calibri"/>
+          <w:color w:val="333333"/>
           <w:sz w:val="20"/>
         </w:rPr>
         <w:t>Live LLM-backed chat — submission ships scripted demos; real Claude tool-use built post-funding</w:t>
@@ -2310,11 +2736,12 @@
     <w:p>
       <w:pPr>
         <w:pStyle w:val="ListBullet"/>
-        <w:spacing w:after="40"/>
+        <w:spacing w:after="60"/>
       </w:pPr>
       <w:r>
         <w:rPr>
-          <w:color w:val="425466"/>
+          <w:rFonts w:ascii="Calibri" w:hAnsi="Calibri"/>
+          <w:color w:val="333333"/>
           <w:sz w:val="20"/>
         </w:rPr>
         <w:t>Real SMS/WhatsApp dispatch — gateway stubbed; integrated in Phase 1</w:t>
@@ -2323,11 +2750,12 @@
     <w:p>
       <w:pPr>
         <w:pStyle w:val="ListBullet"/>
-        <w:spacing w:after="40"/>
+        <w:spacing w:after="60"/>
       </w:pPr>
       <w:r>
         <w:rPr>
-          <w:color w:val="425466"/>
+          <w:rFonts w:ascii="Calibri" w:hAnsi="Calibri"/>
+          <w:color w:val="333333"/>
           <w:sz w:val="20"/>
         </w:rPr>
         <w:t>Sindh / KPK expansion — pending PDLC data</w:t>
@@ -2336,11 +2764,12 @@
     <w:p>
       <w:pPr>
         <w:pStyle w:val="ListBullet"/>
-        <w:spacing w:after="40"/>
+        <w:spacing w:after="60"/>
       </w:pPr>
       <w:r>
         <w:rPr>
-          <w:color w:val="425466"/>
+          <w:rFonts w:ascii="Calibri" w:hAnsi="Calibri"/>
+          <w:color w:val="333333"/>
           <w:sz w:val="20"/>
         </w:rPr>
         <w:t>IoT classroom sensors — procurement risk; satellite + reanalysis is enough for v0.1</w:t>
@@ -2349,11 +2778,12 @@
     <w:p>
       <w:pPr>
         <w:pStyle w:val="ListBullet"/>
-        <w:spacing w:after="40"/>
+        <w:spacing w:after="60"/>
       </w:pPr>
       <w:r>
         <w:rPr>
-          <w:color w:val="425466"/>
+          <w:rFonts w:ascii="Calibri" w:hAnsi="Calibri"/>
+          <w:color w:val="333333"/>
           <w:sz w:val="20"/>
         </w:rPr>
         <w:t>Autonomous school closure — system never closes a school; that is a government call</w:t>
@@ -2361,13 +2791,17 @@
     </w:p>
     <w:p>
       <w:pPr>
-        <w:spacing w:before="280" w:after="80"/>
+        <w:spacing w:before="360" w:after="160"/>
+        <w:pBdr>
+          <w:bottom w:val="single" w:sz="4" w:space="1" w:color="003D6B"/>
+        </w:pBdr>
       </w:pPr>
       <w:r>
         <w:rPr>
+          <w:rFonts w:ascii="Calibri" w:hAnsi="Calibri"/>
           <w:b/>
-          <w:color w:val="635BFF"/>
-          <w:sz w:val="26"/>
+          <w:color w:val="003D6B"/>
+          <w:sz w:val="24"/>
         </w:rPr>
         <w:t>8. Open questions / pending decisions</w:t>
       </w:r>
@@ -2377,24 +2811,34 @@
         <w:tblW w:type="auto" w:w="0"/>
         <w:tblLayout w:type="fixed"/>
         <w:tblLook w:firstColumn="1" w:firstRow="1" w:lastColumn="0" w:lastRow="0" w:noHBand="0" w:noVBand="1" w:val="04A0"/>
+        <w:tblBorders>
+          <w:top w:val="single" w:sz="4" w:space="0" w:color="999999"/>
+          <w:left w:val="single" w:sz="4" w:space="0" w:color="999999"/>
+          <w:bottom w:val="single" w:sz="4" w:space="0" w:color="999999"/>
+          <w:right w:val="single" w:sz="4" w:space="0" w:color="999999"/>
+          <w:insideH w:val="single" w:sz="4" w:space="0" w:color="999999"/>
+          <w:insideV w:val="single" w:sz="4" w:space="0" w:color="999999"/>
+        </w:tblBorders>
       </w:tblPr>
       <w:tblGrid>
-        <w:gridCol w:w="2412"/>
-        <w:gridCol w:w="2412"/>
-        <w:gridCol w:w="2412"/>
-        <w:gridCol w:w="2412"/>
+        <w:gridCol w:w="2340"/>
+        <w:gridCol w:w="2340"/>
+        <w:gridCol w:w="2340"/>
+        <w:gridCol w:w="2340"/>
       </w:tblGrid>
       <w:tr>
         <w:tc>
           <w:tcPr>
             <w:tcW w:type="dxa" w:w="720"/>
-            <w:shd w:val="clear" w:color="auto" w:fill="F0F1FF"/>
+            <w:shd w:fill="003D6B" w:val="clear"/>
           </w:tcPr>
           <w:p>
+            <w:r/>
             <w:r>
               <w:rPr>
+                <w:rFonts w:ascii="Calibri" w:hAnsi="Calibri"/>
                 <w:b/>
-                <w:color w:val="635BFF"/>
+                <w:color w:val="FFFFFF"/>
                 <w:sz w:val="18"/>
               </w:rPr>
               <w:t>#</w:t>
@@ -2403,14 +2847,16 @@
         </w:tc>
         <w:tc>
           <w:tcPr>
-            <w:tcW w:type="dxa" w:w="5328"/>
-            <w:shd w:val="clear" w:color="auto" w:fill="F0F1FF"/>
+            <w:tcW w:type="dxa" w:w="5040"/>
+            <w:shd w:fill="003D6B" w:val="clear"/>
           </w:tcPr>
           <w:p>
+            <w:r/>
             <w:r>
               <w:rPr>
+                <w:rFonts w:ascii="Calibri" w:hAnsi="Calibri"/>
                 <w:b/>
-                <w:color w:val="635BFF"/>
+                <w:color w:val="FFFFFF"/>
                 <w:sz w:val="18"/>
               </w:rPr>
               <w:t>Question</w:t>
@@ -2420,13 +2866,15 @@
         <w:tc>
           <w:tcPr>
             <w:tcW w:type="dxa" w:w="2016"/>
-            <w:shd w:val="clear" w:color="auto" w:fill="F0F1FF"/>
+            <w:shd w:fill="003D6B" w:val="clear"/>
           </w:tcPr>
           <w:p>
+            <w:r/>
             <w:r>
               <w:rPr>
+                <w:rFonts w:ascii="Calibri" w:hAnsi="Calibri"/>
                 <w:b/>
-                <w:color w:val="635BFF"/>
+                <w:color w:val="FFFFFF"/>
                 <w:sz w:val="18"/>
               </w:rPr>
               <w:t>Owner</w:t>
@@ -2436,13 +2884,15 @@
         <w:tc>
           <w:tcPr>
             <w:tcW w:type="dxa" w:w="1584"/>
-            <w:shd w:val="clear" w:color="auto" w:fill="F0F1FF"/>
+            <w:shd w:fill="003D6B" w:val="clear"/>
           </w:tcPr>
           <w:p>
+            <w:r/>
             <w:r>
               <w:rPr>
+                <w:rFonts w:ascii="Calibri" w:hAnsi="Calibri"/>
                 <w:b/>
-                <w:color w:val="635BFF"/>
+                <w:color w:val="FFFFFF"/>
                 <w:sz w:val="18"/>
               </w:rPr>
               <w:t>Needed by</w:t>
@@ -2456,10 +2906,12 @@
             <w:tcW w:type="dxa" w:w="720"/>
           </w:tcPr>
           <w:p>
+            <w:r/>
             <w:r>
               <w:rPr>
-                <w:color w:val="425466"/>
-                <w:sz w:val="19"/>
+                <w:rFonts w:ascii="Calibri" w:hAnsi="Calibri"/>
+                <w:color w:val="333333"/>
+                <w:sz w:val="18"/>
               </w:rPr>
               <w:t>Q1</w:t>
             </w:r>
@@ -2467,13 +2919,15 @@
         </w:tc>
         <w:tc>
           <w:tcPr>
-            <w:tcW w:type="dxa" w:w="5328"/>
+            <w:tcW w:type="dxa" w:w="5040"/>
           </w:tcPr>
           <w:p>
+            <w:r/>
             <w:r>
               <w:rPr>
-                <w:color w:val="425466"/>
-                <w:sz w:val="19"/>
+                <w:rFonts w:ascii="Calibri" w:hAnsi="Calibri"/>
+                <w:color w:val="333333"/>
+                <w:sz w:val="18"/>
               </w:rPr>
               <w:t>Punjabi-Shahmukhi advisory text — needs native-speaker review</w:t>
             </w:r>
@@ -2484,10 +2938,12 @@
             <w:tcW w:type="dxa" w:w="2016"/>
           </w:tcPr>
           <w:p>
+            <w:r/>
             <w:r>
               <w:rPr>
-                <w:color w:val="425466"/>
-                <w:sz w:val="19"/>
+                <w:rFonts w:ascii="Calibri" w:hAnsi="Calibri"/>
+                <w:color w:val="333333"/>
+                <w:sz w:val="18"/>
               </w:rPr>
               <w:t>PDLC</w:t>
             </w:r>
@@ -2498,10 +2954,218 @@
             <w:tcW w:type="dxa" w:w="1584"/>
           </w:tcPr>
           <w:p>
+            <w:r/>
             <w:r>
               <w:rPr>
-                <w:color w:val="425466"/>
-                <w:sz w:val="19"/>
+                <w:rFonts w:ascii="Calibri" w:hAnsi="Calibri"/>
+                <w:color w:val="333333"/>
+                <w:sz w:val="18"/>
+              </w:rPr>
+              <w:t>2026-05-15</w:t>
+            </w:r>
+          </w:p>
+        </w:tc>
+      </w:tr>
+      <w:tr>
+        <w:tc>
+          <w:tcPr>
+            <w:tcW w:type="dxa" w:w="720"/>
+            <w:shd w:fill="F2F2F2" w:val="clear"/>
+          </w:tcPr>
+          <w:p>
+            <w:r/>
+            <w:r>
+              <w:rPr>
+                <w:rFonts w:ascii="Calibri" w:hAnsi="Calibri"/>
+                <w:color w:val="333333"/>
+                <w:sz w:val="18"/>
+              </w:rPr>
+              <w:t>Q2</w:t>
+            </w:r>
+          </w:p>
+        </w:tc>
+        <w:tc>
+          <w:tcPr>
+            <w:tcW w:type="dxa" w:w="5040"/>
+            <w:shd w:fill="F2F2F2" w:val="clear"/>
+          </w:tcPr>
+          <w:p>
+            <w:r/>
+            <w:r>
+              <w:rPr>
+                <w:rFonts w:ascii="Calibri" w:hAnsi="Calibri"/>
+                <w:color w:val="333333"/>
+                <w:sz w:val="18"/>
+              </w:rPr>
+              <w:t>Is the 50-school footprint final, or are Sindh/KPK files coming?</w:t>
+            </w:r>
+          </w:p>
+        </w:tc>
+        <w:tc>
+          <w:tcPr>
+            <w:tcW w:type="dxa" w:w="2016"/>
+            <w:shd w:fill="F2F2F2" w:val="clear"/>
+          </w:tcPr>
+          <w:p>
+            <w:r/>
+            <w:r>
+              <w:rPr>
+                <w:rFonts w:ascii="Calibri" w:hAnsi="Calibri"/>
+                <w:color w:val="333333"/>
+                <w:sz w:val="18"/>
+              </w:rPr>
+              <w:t>Zeeshan (PDLC)</w:t>
+            </w:r>
+          </w:p>
+        </w:tc>
+        <w:tc>
+          <w:tcPr>
+            <w:tcW w:type="dxa" w:w="1584"/>
+            <w:shd w:fill="F2F2F2" w:val="clear"/>
+          </w:tcPr>
+          <w:p>
+            <w:r/>
+            <w:r>
+              <w:rPr>
+                <w:rFonts w:ascii="Calibri" w:hAnsi="Calibri"/>
+                <w:color w:val="333333"/>
+                <w:sz w:val="18"/>
+              </w:rPr>
+              <w:t>2026-05-14</w:t>
+            </w:r>
+          </w:p>
+        </w:tc>
+      </w:tr>
+      <w:tr>
+        <w:tc>
+          <w:tcPr>
+            <w:tcW w:type="dxa" w:w="720"/>
+          </w:tcPr>
+          <w:p>
+            <w:r/>
+            <w:r>
+              <w:rPr>
+                <w:rFonts w:ascii="Calibri" w:hAnsi="Calibri"/>
+                <w:color w:val="333333"/>
+                <w:sz w:val="18"/>
+              </w:rPr>
+              <w:t>Q3</w:t>
+            </w:r>
+          </w:p>
+        </w:tc>
+        <w:tc>
+          <w:tcPr>
+            <w:tcW w:type="dxa" w:w="5040"/>
+          </w:tcPr>
+          <w:p>
+            <w:r/>
+            <w:r>
+              <w:rPr>
+                <w:rFonts w:ascii="Calibri" w:hAnsi="Calibri"/>
+                <w:color w:val="333333"/>
+                <w:sz w:val="18"/>
+              </w:rPr>
+              <w:t>Will PEF attendance history be shared, or is the ML module deferred?</w:t>
+            </w:r>
+          </w:p>
+        </w:tc>
+        <w:tc>
+          <w:tcPr>
+            <w:tcW w:type="dxa" w:w="2016"/>
+          </w:tcPr>
+          <w:p>
+            <w:r/>
+            <w:r>
+              <w:rPr>
+                <w:rFonts w:ascii="Calibri" w:hAnsi="Calibri"/>
+                <w:color w:val="333333"/>
+                <w:sz w:val="18"/>
+              </w:rPr>
+              <w:t>Zeeshan (PDLC)</w:t>
+            </w:r>
+          </w:p>
+        </w:tc>
+        <w:tc>
+          <w:tcPr>
+            <w:tcW w:type="dxa" w:w="1584"/>
+          </w:tcPr>
+          <w:p>
+            <w:r/>
+            <w:r>
+              <w:rPr>
+                <w:rFonts w:ascii="Calibri" w:hAnsi="Calibri"/>
+                <w:color w:val="333333"/>
+                <w:sz w:val="18"/>
+              </w:rPr>
+              <w:t>2026-05-14</w:t>
+            </w:r>
+          </w:p>
+        </w:tc>
+      </w:tr>
+      <w:tr>
+        <w:tc>
+          <w:tcPr>
+            <w:tcW w:type="dxa" w:w="720"/>
+            <w:shd w:fill="F2F2F2" w:val="clear"/>
+          </w:tcPr>
+          <w:p>
+            <w:r/>
+            <w:r>
+              <w:rPr>
+                <w:rFonts w:ascii="Calibri" w:hAnsi="Calibri"/>
+                <w:color w:val="333333"/>
+                <w:sz w:val="18"/>
+              </w:rPr>
+              <w:t>Q4</w:t>
+            </w:r>
+          </w:p>
+        </w:tc>
+        <w:tc>
+          <w:tcPr>
+            <w:tcW w:type="dxa" w:w="5040"/>
+            <w:shd w:fill="F2F2F2" w:val="clear"/>
+          </w:tcPr>
+          <w:p>
+            <w:r/>
+            <w:r>
+              <w:rPr>
+                <w:rFonts w:ascii="Calibri" w:hAnsi="Calibri"/>
+                <w:color w:val="333333"/>
+                <w:sz w:val="18"/>
+              </w:rPr>
+              <w:t>Green School Sindh methodology document for narrative continuity</w:t>
+            </w:r>
+          </w:p>
+        </w:tc>
+        <w:tc>
+          <w:tcPr>
+            <w:tcW w:type="dxa" w:w="2016"/>
+            <w:shd w:fill="F2F2F2" w:val="clear"/>
+          </w:tcPr>
+          <w:p>
+            <w:r/>
+            <w:r>
+              <w:rPr>
+                <w:rFonts w:ascii="Calibri" w:hAnsi="Calibri"/>
+                <w:color w:val="333333"/>
+                <w:sz w:val="18"/>
+              </w:rPr>
+              <w:t>Zeeshan (PDLC)</w:t>
+            </w:r>
+          </w:p>
+        </w:tc>
+        <w:tc>
+          <w:tcPr>
+            <w:tcW w:type="dxa" w:w="1584"/>
+            <w:shd w:fill="F2F2F2" w:val="clear"/>
+          </w:tcPr>
+          <w:p>
+            <w:r/>
+            <w:r>
+              <w:rPr>
+                <w:rFonts w:ascii="Calibri" w:hAnsi="Calibri"/>
+                <w:color w:val="333333"/>
+                <w:sz w:val="18"/>
               </w:rPr>
               <w:t>2026-05-15</w:t>
             </w:r>
@@ -2514,26 +3178,30 @@
             <w:tcW w:type="dxa" w:w="720"/>
           </w:tcPr>
           <w:p>
+            <w:r/>
             <w:r>
               <w:rPr>
-                <w:color w:val="425466"/>
-                <w:sz w:val="19"/>
+                <w:rFonts w:ascii="Calibri" w:hAnsi="Calibri"/>
+                <w:color w:val="333333"/>
+                <w:sz w:val="18"/>
               </w:rPr>
-              <w:t>Q2</w:t>
+              <w:t>Q5</w:t>
             </w:r>
           </w:p>
         </w:tc>
         <w:tc>
           <w:tcPr>
-            <w:tcW w:type="dxa" w:w="5328"/>
+            <w:tcW w:type="dxa" w:w="5040"/>
           </w:tcPr>
           <w:p>
+            <w:r/>
             <w:r>
               <w:rPr>
-                <w:color w:val="425466"/>
-                <w:sz w:val="19"/>
+                <w:rFonts w:ascii="Calibri" w:hAnsi="Calibri"/>
+                <w:color w:val="333333"/>
+                <w:sz w:val="18"/>
               </w:rPr>
-              <w:t>Is the 50-school footprint final, or are Sindh/KPK files coming?</w:t>
+              <w:t>Demo video target length and key beats</w:t>
             </w:r>
           </w:p>
         </w:tc>
@@ -2542,12 +3210,14 @@
             <w:tcW w:type="dxa" w:w="2016"/>
           </w:tcPr>
           <w:p>
+            <w:r/>
             <w:r>
               <w:rPr>
-                <w:color w:val="425466"/>
-                <w:sz w:val="19"/>
+                <w:rFonts w:ascii="Calibri" w:hAnsi="Calibri"/>
+                <w:color w:val="333333"/>
+                <w:sz w:val="18"/>
               </w:rPr>
-              <w:t>Zeeshan (PDLC)</w:t>
+              <w:t>Reza (BT)</w:t>
             </w:r>
           </w:p>
         </w:tc>
@@ -2556,126 +3226,12 @@
             <w:tcW w:type="dxa" w:w="1584"/>
           </w:tcPr>
           <w:p>
+            <w:r/>
             <w:r>
               <w:rPr>
-                <w:color w:val="425466"/>
-                <w:sz w:val="19"/>
-              </w:rPr>
-              <w:t>2026-05-14</w:t>
-            </w:r>
-          </w:p>
-        </w:tc>
-      </w:tr>
-      <w:tr>
-        <w:tc>
-          <w:tcPr>
-            <w:tcW w:type="dxa" w:w="720"/>
-          </w:tcPr>
-          <w:p>
-            <w:r>
-              <w:rPr>
-                <w:color w:val="425466"/>
-                <w:sz w:val="19"/>
-              </w:rPr>
-              <w:t>Q3</w:t>
-            </w:r>
-          </w:p>
-        </w:tc>
-        <w:tc>
-          <w:tcPr>
-            <w:tcW w:type="dxa" w:w="5328"/>
-          </w:tcPr>
-          <w:p>
-            <w:r>
-              <w:rPr>
-                <w:color w:val="425466"/>
-                <w:sz w:val="19"/>
-              </w:rPr>
-              <w:t>Will PEF attendance history be shared, or is the ML module deferred?</w:t>
-            </w:r>
-          </w:p>
-        </w:tc>
-        <w:tc>
-          <w:tcPr>
-            <w:tcW w:type="dxa" w:w="2016"/>
-          </w:tcPr>
-          <w:p>
-            <w:r>
-              <w:rPr>
-                <w:color w:val="425466"/>
-                <w:sz w:val="19"/>
-              </w:rPr>
-              <w:t>Zeeshan (PDLC)</w:t>
-            </w:r>
-          </w:p>
-        </w:tc>
-        <w:tc>
-          <w:tcPr>
-            <w:tcW w:type="dxa" w:w="1584"/>
-          </w:tcPr>
-          <w:p>
-            <w:r>
-              <w:rPr>
-                <w:color w:val="425466"/>
-                <w:sz w:val="19"/>
-              </w:rPr>
-              <w:t>2026-05-14</w:t>
-            </w:r>
-          </w:p>
-        </w:tc>
-      </w:tr>
-      <w:tr>
-        <w:tc>
-          <w:tcPr>
-            <w:tcW w:type="dxa" w:w="720"/>
-          </w:tcPr>
-          <w:p>
-            <w:r>
-              <w:rPr>
-                <w:color w:val="425466"/>
-                <w:sz w:val="19"/>
-              </w:rPr>
-              <w:t>Q4</w:t>
-            </w:r>
-          </w:p>
-        </w:tc>
-        <w:tc>
-          <w:tcPr>
-            <w:tcW w:type="dxa" w:w="5328"/>
-          </w:tcPr>
-          <w:p>
-            <w:r>
-              <w:rPr>
-                <w:color w:val="425466"/>
-                <w:sz w:val="19"/>
-              </w:rPr>
-              <w:t>Green School Sindh methodology document for narrative continuity</w:t>
-            </w:r>
-          </w:p>
-        </w:tc>
-        <w:tc>
-          <w:tcPr>
-            <w:tcW w:type="dxa" w:w="2016"/>
-          </w:tcPr>
-          <w:p>
-            <w:r>
-              <w:rPr>
-                <w:color w:val="425466"/>
-                <w:sz w:val="19"/>
-              </w:rPr>
-              <w:t>Zeeshan (PDLC)</w:t>
-            </w:r>
-          </w:p>
-        </w:tc>
-        <w:tc>
-          <w:tcPr>
-            <w:tcW w:type="dxa" w:w="1584"/>
-          </w:tcPr>
-          <w:p>
-            <w:r>
-              <w:rPr>
-                <w:color w:val="425466"/>
-                <w:sz w:val="19"/>
+                <w:rFonts w:ascii="Calibri" w:hAnsi="Calibri"/>
+                <w:color w:val="333333"/>
+                <w:sz w:val="18"/>
               </w:rPr>
               <w:t>2026-05-15</w:t>
             </w:r>
@@ -2686,70 +3242,15 @@
         <w:tc>
           <w:tcPr>
             <w:tcW w:type="dxa" w:w="720"/>
+            <w:shd w:fill="F2F2F2" w:val="clear"/>
           </w:tcPr>
           <w:p>
+            <w:r/>
             <w:r>
               <w:rPr>
-                <w:color w:val="425466"/>
-                <w:sz w:val="19"/>
-              </w:rPr>
-              <w:t>Q5</w:t>
-            </w:r>
-          </w:p>
-        </w:tc>
-        <w:tc>
-          <w:tcPr>
-            <w:tcW w:type="dxa" w:w="5328"/>
-          </w:tcPr>
-          <w:p>
-            <w:r>
-              <w:rPr>
-                <w:color w:val="425466"/>
-                <w:sz w:val="19"/>
-              </w:rPr>
-              <w:t>Demo video target length and key beats</w:t>
-            </w:r>
-          </w:p>
-        </w:tc>
-        <w:tc>
-          <w:tcPr>
-            <w:tcW w:type="dxa" w:w="2016"/>
-          </w:tcPr>
-          <w:p>
-            <w:r>
-              <w:rPr>
-                <w:color w:val="425466"/>
-                <w:sz w:val="19"/>
-              </w:rPr>
-              <w:t>Reza (BT)</w:t>
-            </w:r>
-          </w:p>
-        </w:tc>
-        <w:tc>
-          <w:tcPr>
-            <w:tcW w:type="dxa" w:w="1584"/>
-          </w:tcPr>
-          <w:p>
-            <w:r>
-              <w:rPr>
-                <w:color w:val="425466"/>
-                <w:sz w:val="19"/>
-              </w:rPr>
-              <w:t>2026-05-15</w:t>
-            </w:r>
-          </w:p>
-        </w:tc>
-      </w:tr>
-      <w:tr>
-        <w:tc>
-          <w:tcPr>
-            <w:tcW w:type="dxa" w:w="720"/>
-          </w:tcPr>
-          <w:p>
-            <w:r>
-              <w:rPr>
-                <w:color w:val="425466"/>
-                <w:sz w:val="19"/>
+                <w:rFonts w:ascii="Calibri" w:hAnsi="Calibri"/>
+                <w:color w:val="333333"/>
+                <w:sz w:val="18"/>
               </w:rPr>
               <w:t>Q6</w:t>
             </w:r>
@@ -2757,13 +3258,16 @@
         </w:tc>
         <w:tc>
           <w:tcPr>
-            <w:tcW w:type="dxa" w:w="5328"/>
+            <w:tcW w:type="dxa" w:w="5040"/>
+            <w:shd w:fill="F2F2F2" w:val="clear"/>
           </w:tcPr>
           <w:p>
+            <w:r/>
             <w:r>
               <w:rPr>
-                <w:color w:val="425466"/>
-                <w:sz w:val="19"/>
+                <w:rFonts w:ascii="Calibri" w:hAnsi="Calibri"/>
+                <w:color w:val="333333"/>
+                <w:sz w:val="18"/>
               </w:rPr>
               <w:t>Submission package PDF — who signs the cover letter?</w:t>
             </w:r>
@@ -2772,12 +3276,15 @@
         <w:tc>
           <w:tcPr>
             <w:tcW w:type="dxa" w:w="2016"/>
+            <w:shd w:fill="F2F2F2" w:val="clear"/>
           </w:tcPr>
           <w:p>
+            <w:r/>
             <w:r>
               <w:rPr>
-                <w:color w:val="425466"/>
-                <w:sz w:val="19"/>
+                <w:rFonts w:ascii="Calibri" w:hAnsi="Calibri"/>
+                <w:color w:val="333333"/>
+                <w:sz w:val="18"/>
               </w:rPr>
               <w:t>Erum (PDLC)</w:t>
             </w:r>
@@ -2786,12 +3293,15 @@
         <w:tc>
           <w:tcPr>
             <w:tcW w:type="dxa" w:w="1584"/>
+            <w:shd w:fill="F2F2F2" w:val="clear"/>
           </w:tcPr>
           <w:p>
+            <w:r/>
             <w:r>
               <w:rPr>
-                <w:color w:val="425466"/>
-                <w:sz w:val="19"/>
+                <w:rFonts w:ascii="Calibri" w:hAnsi="Calibri"/>
+                <w:color w:val="333333"/>
+                <w:sz w:val="18"/>
               </w:rPr>
               <w:t>2026-05-16</w:t>
             </w:r>
@@ -2799,15 +3309,20 @@
         </w:tc>
       </w:tr>
     </w:tbl>
+    <w:p/>
     <w:p>
       <w:pPr>
-        <w:spacing w:before="280" w:after="80"/>
+        <w:spacing w:before="360" w:after="160"/>
+        <w:pBdr>
+          <w:bottom w:val="single" w:sz="4" w:space="1" w:color="003D6B"/>
+        </w:pBdr>
       </w:pPr>
       <w:r>
         <w:rPr>
+          <w:rFonts w:ascii="Calibri" w:hAnsi="Calibri"/>
           <w:b/>
-          <w:color w:val="635BFF"/>
-          <w:sz w:val="26"/>
+          <w:color w:val="003D6B"/>
+          <w:sz w:val="24"/>
         </w:rPr>
         <w:t>9. Success criteria</w:t>
       </w:r>
@@ -2815,11 +3330,12 @@
     <w:p>
       <w:pPr>
         <w:pStyle w:val="ListBullet"/>
-        <w:spacing w:after="40"/>
+        <w:spacing w:after="60"/>
       </w:pPr>
       <w:r>
         <w:rPr>
-          <w:color w:val="425466"/>
+          <w:rFonts w:ascii="Calibri" w:hAnsi="Calibri"/>
+          <w:color w:val="333333"/>
           <w:sz w:val="20"/>
         </w:rPr>
         <w:t>Submission filed by 2026-05-17 by PDLC</w:t>
@@ -2828,11 +3344,12 @@
     <w:p>
       <w:pPr>
         <w:pStyle w:val="ListBullet"/>
-        <w:spacing w:after="40"/>
+        <w:spacing w:after="60"/>
       </w:pPr>
       <w:r>
         <w:rPr>
-          <w:color w:val="425466"/>
+          <w:rFonts w:ascii="Calibri" w:hAnsi="Calibri"/>
+          <w:color w:val="333333"/>
           <w:sz w:val="20"/>
         </w:rPr>
         <w:t>Public demo URL live by 2026-05-16</w:t>
@@ -2841,11 +3358,12 @@
     <w:p>
       <w:pPr>
         <w:pStyle w:val="ListBullet"/>
-        <w:spacing w:after="40"/>
+        <w:spacing w:after="60"/>
       </w:pPr>
       <w:r>
         <w:rPr>
-          <w:color w:val="425466"/>
+          <w:rFonts w:ascii="Calibri" w:hAnsi="Calibri"/>
+          <w:color w:val="333333"/>
           <w:sz w:val="20"/>
         </w:rPr>
         <w:t>Open dataset published to GitHub Releases (target HDX + Zenodo mirror post-submission)</w:t>
@@ -2854,11 +3372,12 @@
     <w:p>
       <w:pPr>
         <w:pStyle w:val="ListBullet"/>
-        <w:spacing w:after="40"/>
+        <w:spacing w:after="60"/>
       </w:pPr>
       <w:r>
         <w:rPr>
-          <w:color w:val="425466"/>
+          <w:rFonts w:ascii="Calibri" w:hAnsi="Calibri"/>
+          <w:color w:val="333333"/>
           <w:sz w:val="20"/>
         </w:rPr>
         <w:t>All 10 jobs-to-be-done demonstrable in the live mockup</w:t>
@@ -2867,11 +3386,12 @@
     <w:p>
       <w:pPr>
         <w:pStyle w:val="ListBullet"/>
-        <w:spacing w:after="40"/>
+        <w:spacing w:after="60"/>
       </w:pPr>
       <w:r>
         <w:rPr>
-          <w:color w:val="425466"/>
+          <w:rFonts w:ascii="Calibri" w:hAnsi="Calibri"/>
+          <w:color w:val="333333"/>
           <w:sz w:val="20"/>
         </w:rPr>
         <w:t>PDLC sign-off on the operator workflow + advisory text</w:t>
@@ -2880,11 +3400,12 @@
     <w:p>
       <w:pPr>
         <w:pStyle w:val="ListBullet"/>
-        <w:spacing w:after="40"/>
+        <w:spacing w:after="60"/>
       </w:pPr>
       <w:r>
         <w:rPr>
-          <w:color w:val="425466"/>
+          <w:rFonts w:ascii="Calibri" w:hAnsi="Calibri"/>
+          <w:color w:val="333333"/>
           <w:sz w:val="20"/>
         </w:rPr>
         <w:t>Repo has README, LICENSE, PRD, architecture doc, open-dataset schema</w:t>
@@ -2892,13 +3413,17 @@
     </w:p>
     <w:p>
       <w:pPr>
-        <w:spacing w:before="280" w:after="80"/>
+        <w:spacing w:before="360" w:after="160"/>
+        <w:pBdr>
+          <w:bottom w:val="single" w:sz="4" w:space="1" w:color="003D6B"/>
+        </w:pBdr>
       </w:pPr>
       <w:r>
         <w:rPr>
+          <w:rFonts w:ascii="Calibri" w:hAnsi="Calibri"/>
           <w:b/>
-          <w:color w:val="635BFF"/>
-          <w:sz w:val="26"/>
+          <w:color w:val="003D6B"/>
+          <w:sz w:val="24"/>
         </w:rPr>
         <w:t>10. Phase roadmap</w:t>
       </w:r>
@@ -2908,23 +3433,33 @@
         <w:tblW w:type="auto" w:w="0"/>
         <w:tblLayout w:type="fixed"/>
         <w:tblLook w:firstColumn="1" w:firstRow="1" w:lastColumn="0" w:lastRow="0" w:noHBand="0" w:noVBand="1" w:val="04A0"/>
+        <w:tblBorders>
+          <w:top w:val="single" w:sz="4" w:space="0" w:color="999999"/>
+          <w:left w:val="single" w:sz="4" w:space="0" w:color="999999"/>
+          <w:bottom w:val="single" w:sz="4" w:space="0" w:color="999999"/>
+          <w:right w:val="single" w:sz="4" w:space="0" w:color="999999"/>
+          <w:insideH w:val="single" w:sz="4" w:space="0" w:color="999999"/>
+          <w:insideV w:val="single" w:sz="4" w:space="0" w:color="999999"/>
+        </w:tblBorders>
       </w:tblPr>
       <w:tblGrid>
-        <w:gridCol w:w="3216"/>
-        <w:gridCol w:w="3216"/>
-        <w:gridCol w:w="3216"/>
+        <w:gridCol w:w="3120"/>
+        <w:gridCol w:w="3120"/>
+        <w:gridCol w:w="3120"/>
       </w:tblGrid>
       <w:tr>
         <w:tc>
           <w:tcPr>
-            <w:tcW w:type="dxa" w:w="2592"/>
-            <w:shd w:val="clear" w:color="auto" w:fill="F0F1FF"/>
+            <w:tcW w:type="dxa" w:w="2304"/>
+            <w:shd w:fill="003D6B" w:val="clear"/>
           </w:tcPr>
           <w:p>
+            <w:r/>
             <w:r>
               <w:rPr>
+                <w:rFonts w:ascii="Calibri" w:hAnsi="Calibri"/>
                 <w:b/>
-                <w:color w:val="635BFF"/>
+                <w:color w:val="FFFFFF"/>
                 <w:sz w:val="18"/>
               </w:rPr>
               <w:t>Phase</w:t>
@@ -2934,13 +3469,15 @@
         <w:tc>
           <w:tcPr>
             <w:tcW w:type="dxa" w:w="2880"/>
-            <w:shd w:val="clear" w:color="auto" w:fill="F0F1FF"/>
+            <w:shd w:fill="003D6B" w:val="clear"/>
           </w:tcPr>
           <w:p>
+            <w:r/>
             <w:r>
               <w:rPr>
+                <w:rFonts w:ascii="Calibri" w:hAnsi="Calibri"/>
                 <w:b/>
-                <w:color w:val="635BFF"/>
+                <w:color w:val="FFFFFF"/>
                 <w:sz w:val="18"/>
               </w:rPr>
               <w:t>Window</w:t>
@@ -2950,13 +3487,15 @@
         <w:tc>
           <w:tcPr>
             <w:tcW w:type="dxa" w:w="4176"/>
-            <w:shd w:val="clear" w:color="auto" w:fill="F0F1FF"/>
+            <w:shd w:fill="003D6B" w:val="clear"/>
           </w:tcPr>
           <w:p>
+            <w:r/>
             <w:r>
               <w:rPr>
+                <w:rFonts w:ascii="Calibri" w:hAnsi="Calibri"/>
                 <w:b/>
-                <w:color w:val="635BFF"/>
+                <w:color w:val="FFFFFF"/>
                 <w:sz w:val="18"/>
               </w:rPr>
               <w:t>Deliverables</w:t>
@@ -2967,13 +3506,15 @@
       <w:tr>
         <w:tc>
           <w:tcPr>
-            <w:tcW w:type="dxa" w:w="2592"/>
+            <w:tcW w:type="dxa" w:w="2304"/>
           </w:tcPr>
           <w:p>
+            <w:r/>
             <w:r>
               <w:rPr>
-                <w:color w:val="425466"/>
-                <w:sz w:val="19"/>
+                <w:rFonts w:ascii="Calibri" w:hAnsi="Calibri"/>
+                <w:color w:val="333333"/>
+                <w:sz w:val="18"/>
               </w:rPr>
               <w:t>v0.1 — Submission</w:t>
             </w:r>
@@ -2984,10 +3525,12 @@
             <w:tcW w:type="dxa" w:w="2880"/>
           </w:tcPr>
           <w:p>
+            <w:r/>
             <w:r>
               <w:rPr>
-                <w:color w:val="425466"/>
-                <w:sz w:val="19"/>
+                <w:rFonts w:ascii="Calibri" w:hAnsi="Calibri"/>
+                <w:color w:val="333333"/>
+                <w:sz w:val="18"/>
               </w:rPr>
               <w:t>now → 2026-05-17</w:t>
             </w:r>
@@ -2998,10 +3541,12 @@
             <w:tcW w:type="dxa" w:w="4176"/>
           </w:tcPr>
           <w:p>
+            <w:r/>
             <w:r>
               <w:rPr>
-                <w:color w:val="425466"/>
-                <w:sz w:val="19"/>
+                <w:rFonts w:ascii="Calibri" w:hAnsi="Calibri"/>
+                <w:color w:val="333333"/>
+                <w:sz w:val="18"/>
               </w:rPr>
               <w:t>Working demo, open dataset schema, this PRD, architecture doc</w:t>
             </w:r>
@@ -3011,13 +3556,16 @@
       <w:tr>
         <w:tc>
           <w:tcPr>
-            <w:tcW w:type="dxa" w:w="2592"/>
+            <w:tcW w:type="dxa" w:w="2304"/>
+            <w:shd w:fill="F2F2F2" w:val="clear"/>
           </w:tcPr>
           <w:p>
+            <w:r/>
             <w:r>
               <w:rPr>
-                <w:color w:val="425466"/>
-                <w:sz w:val="19"/>
+                <w:rFonts w:ascii="Calibri" w:hAnsi="Calibri"/>
+                <w:color w:val="333333"/>
+                <w:sz w:val="18"/>
               </w:rPr>
               <w:t>v0.2 — Grant Phase 1</w:t>
             </w:r>
@@ -3026,12 +3574,15 @@
         <w:tc>
           <w:tcPr>
             <w:tcW w:type="dxa" w:w="2880"/>
+            <w:shd w:fill="F2F2F2" w:val="clear"/>
           </w:tcPr>
           <w:p>
+            <w:r/>
             <w:r>
               <w:rPr>
-                <w:color w:val="425466"/>
-                <w:sz w:val="19"/>
+                <w:rFonts w:ascii="Calibri" w:hAnsi="Calibri"/>
+                <w:color w:val="333333"/>
+                <w:sz w:val="18"/>
               </w:rPr>
               <w:t>2026-06 → 2026-12 (if funded)</w:t>
             </w:r>
@@ -3040,12 +3591,15 @@
         <w:tc>
           <w:tcPr>
             <w:tcW w:type="dxa" w:w="4176"/>
+            <w:shd w:fill="F2F2F2" w:val="clear"/>
           </w:tcPr>
           <w:p>
+            <w:r/>
             <w:r>
               <w:rPr>
-                <w:color w:val="425466"/>
-                <w:sz w:val="19"/>
+                <w:rFonts w:ascii="Calibri" w:hAnsi="Calibri"/>
+                <w:color w:val="333333"/>
+                <w:sz w:val="18"/>
               </w:rPr>
               <w:t>Live LLM chat, real ingest pipelines daily, real SMS/WhatsApp dispatch, audit-log persistence, deployment to PDLC infrastructure</w:t>
             </w:r>
@@ -3055,13 +3609,15 @@
       <w:tr>
         <w:tc>
           <w:tcPr>
-            <w:tcW w:type="dxa" w:w="2592"/>
+            <w:tcW w:type="dxa" w:w="2304"/>
           </w:tcPr>
           <w:p>
+            <w:r/>
             <w:r>
               <w:rPr>
-                <w:color w:val="425466"/>
-                <w:sz w:val="19"/>
+                <w:rFonts w:ascii="Calibri" w:hAnsi="Calibri"/>
+                <w:color w:val="333333"/>
+                <w:sz w:val="18"/>
               </w:rPr>
               <w:t>v0.3 — Expansion</w:t>
             </w:r>
@@ -3072,10 +3628,12 @@
             <w:tcW w:type="dxa" w:w="2880"/>
           </w:tcPr>
           <w:p>
+            <w:r/>
             <w:r>
               <w:rPr>
-                <w:color w:val="425466"/>
-                <w:sz w:val="19"/>
+                <w:rFonts w:ascii="Calibri" w:hAnsi="Calibri"/>
+                <w:color w:val="333333"/>
+                <w:sz w:val="18"/>
               </w:rPr>
               <w:t>2027</w:t>
             </w:r>
@@ -3086,10 +3644,12 @@
             <w:tcW w:type="dxa" w:w="4176"/>
           </w:tcPr>
           <w:p>
+            <w:r/>
             <w:r>
               <w:rPr>
-                <w:color w:val="425466"/>
-                <w:sz w:val="19"/>
+                <w:rFonts w:ascii="Calibri" w:hAnsi="Calibri"/>
+                <w:color w:val="333333"/>
+                <w:sz w:val="18"/>
               </w:rPr>
               <w:t>Climate-attendance ML model, Sindh + KPK schools, multi-tenant operator support</w:t>
             </w:r>
@@ -3099,11 +3659,15 @@
     </w:tbl>
     <w:p/>
     <w:p>
+      <w:pPr>
+        <w:spacing w:after="120"/>
+      </w:pPr>
       <w:r>
         <w:rPr>
+          <w:rFonts w:ascii="Calibri" w:hAnsi="Calibri"/>
           <w:i/>
-          <w:color w:val="697386"/>
-          <w:sz w:val="18"/>
+          <w:color w:val="333333"/>
+          <w:sz w:val="20"/>
         </w:rPr>
         <w:t>This PRD is intentionally short. Architecture details are in docs/architecture.md. Open-dataset schema is in open_data_layer/schema.md. The live demo is at https://school-climate-hub.github.io/school-climate-hub/.</w:t>
       </w:r>
@@ -3112,7 +3676,7 @@
       <w:headerReference w:type="default" r:id="rId9"/>
       <w:footerReference w:type="default" r:id="rId10"/>
       <w:pgSz w:w="12240" w:h="15840"/>
-      <w:pgMar w:top="1440" w:right="1296" w:bottom="1152" w:left="1296" w:header="720" w:footer="720" w:gutter="0"/>
+      <w:pgMar w:top="1440" w:right="1440" w:bottom="1440" w:left="1440" w:header="720" w:footer="720" w:gutter="0"/>
       <w:cols w:space="720"/>
       <w:docGrid w:linePitch="360"/>
     </w:sectPr>
@@ -3125,11 +3689,12 @@
   <w:p>
     <w:pPr>
       <w:pStyle w:val="Footer"/>
-      <w:jc w:val="left"/>
+      <w:jc w:val="center"/>
     </w:pPr>
     <w:r>
       <w:rPr>
-        <w:color w:val="8898AA"/>
+        <w:rFonts w:ascii="Calibri" w:hAnsi="Calibri"/>
+        <w:color w:val="666666"/>
         <w:sz w:val="16"/>
       </w:rPr>
       <w:t xml:space="preserve">© 2026 Beaconhouse Technology LLC. All Rights Reserved. | CONFIDENTIAL | Page </w:t>
@@ -3148,63 +3713,44 @@
   <w:p>
     <w:pPr>
       <w:pStyle w:val="Header"/>
+      <w:spacing w:after="120"/>
+      <w:jc w:val="left"/>
     </w:pPr>
+    <w:r>
+      <w:drawing>
+        <wp:inline xmlns:a="http://schemas.openxmlformats.org/drawingml/2006/main" xmlns:pic="http://schemas.openxmlformats.org/drawingml/2006/picture">
+          <wp:extent cx="3291840" cy="439498"/>
+          <wp:docPr id="1" name="Picture 1"/>
+          <wp:cNvGraphicFramePr>
+            <a:graphicFrameLocks noChangeAspect="1"/>
+          </wp:cNvGraphicFramePr>
+          <a:graphic>
+            <a:graphicData uri="http://schemas.openxmlformats.org/drawingml/2006/picture">
+              <pic:pic>
+                <pic:nvPicPr>
+                  <pic:cNvPr id="0" name="bt-beams-logo.png"/>
+                  <pic:cNvPicPr/>
+                </pic:nvPicPr>
+                <pic:blipFill>
+                  <a:blip r:embed="rId1"/>
+                  <a:stretch>
+                    <a:fillRect/>
+                  </a:stretch>
+                </pic:blipFill>
+                <pic:spPr>
+                  <a:xfrm>
+                    <a:off x="0" y="0"/>
+                    <a:ext cx="3291840" cy="439498"/>
+                  </a:xfrm>
+                  <a:prstGeom prst="rect"/>
+                </pic:spPr>
+              </pic:pic>
+            </a:graphicData>
+          </a:graphic>
+        </wp:inline>
+      </w:drawing>
+    </w:r>
   </w:p>
-  <w:tbl>
-    <w:tblPr>
-      <w:tblW w:type="auto" w:w="0"/>
-      <w:tblLook w:firstColumn="1" w:firstRow="1" w:lastColumn="0" w:lastRow="0" w:noHBand="0" w:noVBand="1" w:val="04A0"/>
-    </w:tblPr>
-    <w:tblGrid>
-      <w:gridCol w:w="9648"/>
-    </w:tblGrid>
-    <w:tr>
-      <w:tc>
-        <w:tcPr>
-          <w:tcW w:type="dxa" w:w="9648"/>
-        </w:tcPr>
-        <w:p>
-          <w:pPr>
-            <w:jc w:val="left"/>
-          </w:pPr>
-          <w:r>
-            <w:drawing>
-              <wp:inline xmlns:a="http://schemas.openxmlformats.org/drawingml/2006/main" xmlns:pic="http://schemas.openxmlformats.org/drawingml/2006/picture">
-                <wp:extent cx="3291840" cy="439498"/>
-                <wp:docPr id="1" name="Picture 1"/>
-                <wp:cNvGraphicFramePr>
-                  <a:graphicFrameLocks noChangeAspect="1"/>
-                </wp:cNvGraphicFramePr>
-                <a:graphic>
-                  <a:graphicData uri="http://schemas.openxmlformats.org/drawingml/2006/picture">
-                    <pic:pic>
-                      <pic:nvPicPr>
-                        <pic:cNvPr id="0" name="bt-beams-logo.png"/>
-                        <pic:cNvPicPr/>
-                      </pic:nvPicPr>
-                      <pic:blipFill>
-                        <a:blip r:embed="rId1"/>
-                        <a:stretch>
-                          <a:fillRect/>
-                        </a:stretch>
-                      </pic:blipFill>
-                      <pic:spPr>
-                        <a:xfrm>
-                          <a:off x="0" y="0"/>
-                          <a:ext cx="3291840" cy="439498"/>
-                        </a:xfrm>
-                        <a:prstGeom prst="rect"/>
-                      </pic:spPr>
-                    </pic:pic>
-                  </a:graphicData>
-                </a:graphic>
-              </wp:inline>
-            </w:drawing>
-          </w:r>
-        </w:p>
-      </w:tc>
-    </w:tr>
-  </w:tbl>
 </w:hdr>
 </file>
 
@@ -3572,12 +4118,12 @@
     <w:qFormat/>
     <w:rsid w:val="00FC693F"/>
     <w:pPr>
-      <w:spacing w:after="80" w:line="324" w:lineRule="auto"/>
+      <w:spacing w:after="120" w:line="276" w:lineRule="auto"/>
     </w:pPr>
     <w:rPr>
       <w:rFonts w:ascii="Calibri" w:hAnsi="Calibri"/>
-      <w:color w:val="425466"/>
-      <w:sz w:val="21"/>
+      <w:color w:val="333333"/>
+      <w:sz w:val="20"/>
     </w:rPr>
   </w:style>
   <w:style w:type="paragraph" w:styleId="Header">

--- a/docs/PRD.docx
+++ b/docs/PRD.docx
@@ -3548,7 +3548,7 @@
                 <w:color w:val="333333"/>
                 <w:sz w:val="18"/>
               </w:rPr>
-              <w:t>Working demo, open dataset schema, this PRD, architecture doc</w:t>
+              <w:t>PDLC pilot proves the architecture; open dataset schema; this PRD; architecture, onboarding, access-control, disclaimer docs</w:t>
             </w:r>
           </w:p>
         </w:tc>
@@ -3567,7 +3567,7 @@
                 <w:color w:val="333333"/>
                 <w:sz w:val="18"/>
               </w:rPr>
-              <w:t>v0.2 — Grant Phase 1</w:t>
+              <w:t>v0.2 — Grant Phase 1: SaaS go-live</w:t>
             </w:r>
           </w:p>
         </w:tc>
@@ -3601,7 +3601,7 @@
                 <w:color w:val="333333"/>
                 <w:sz w:val="18"/>
               </w:rPr>
-              <w:t>Live LLM chat, real ingest pipelines daily, real SMS/WhatsApp dispatch, audit-log persistence, deployment to PDLC infrastructure</w:t>
+              <w:t>Multi-tenant rewrite; self-service operator signup; hosted free SaaS at schoolclimatehub.org; self-host shipped as Docker Compose; live LLM chat; real SMS/WhatsApp dispatch; audit-log persistence</w:t>
             </w:r>
           </w:p>
         </w:tc>
@@ -3619,7 +3619,7 @@
                 <w:color w:val="333333"/>
                 <w:sz w:val="18"/>
               </w:rPr>
-              <w:t>v0.3 — Expansion</w:t>
+              <w:t>v0.3 — Parent reach</w:t>
             </w:r>
           </w:p>
         </w:tc>
@@ -3635,7 +3635,7 @@
                 <w:color w:val="333333"/>
                 <w:sz w:val="18"/>
               </w:rPr>
-              <w:t>2027</w:t>
+              <w:t>2027 H1</w:t>
             </w:r>
           </w:p>
         </w:tc>
@@ -3651,7 +3651,764 @@
                 <w:color w:val="333333"/>
                 <w:sz w:val="18"/>
               </w:rPr>
-              <w:t>Climate-attendance ML model, Sindh + KPK schools, multi-tenant operator support</w:t>
+              <w:t>Parent / student PWA; phone-OTP subscriptions; web push + SMS + WhatsApp alerts; multilingual auto-detect; opt-in tenant data ingestion (attendance, infrastructure, health incidents)</w:t>
+            </w:r>
+          </w:p>
+        </w:tc>
+      </w:tr>
+      <w:tr>
+        <w:tc>
+          <w:tcPr>
+            <w:tcW w:type="dxa" w:w="2304"/>
+            <w:shd w:fill="F2F2F2" w:val="clear"/>
+          </w:tcPr>
+          <w:p>
+            <w:r/>
+            <w:r>
+              <w:rPr>
+                <w:rFonts w:ascii="Calibri" w:hAnsi="Calibri"/>
+                <w:color w:val="333333"/>
+                <w:sz w:val="18"/>
+              </w:rPr>
+              <w:t>v0.4 — Sustainability + scale</w:t>
+            </w:r>
+          </w:p>
+        </w:tc>
+        <w:tc>
+          <w:tcPr>
+            <w:tcW w:type="dxa" w:w="2880"/>
+            <w:shd w:fill="F2F2F2" w:val="clear"/>
+          </w:tcPr>
+          <w:p>
+            <w:r/>
+            <w:r>
+              <w:rPr>
+                <w:rFonts w:ascii="Calibri" w:hAnsi="Calibri"/>
+                <w:color w:val="333333"/>
+                <w:sz w:val="18"/>
+              </w:rPr>
+              <w:t>2027 H2 → 2028</w:t>
+            </w:r>
+          </w:p>
+        </w:tc>
+        <w:tc>
+          <w:tcPr>
+            <w:tcW w:type="dxa" w:w="4176"/>
+            <w:shd w:fill="F2F2F2" w:val="clear"/>
+          </w:tcPr>
+          <w:p>
+            <w:r/>
+            <w:r>
+              <w:rPr>
+                <w:rFonts w:ascii="Calibri" w:hAnsi="Calibri"/>
+                <w:color w:val="333333"/>
+                <w:sz w:val="18"/>
+              </w:rPr>
+              <w:t>Premium tier for OECD operators; white-label + federation for ministries; Sindh + KPK + Bangladesh + ROSA-wide rollout; first climate-attendance ML model trained on contributed data</w:t>
+            </w:r>
+          </w:p>
+        </w:tc>
+      </w:tr>
+      <w:tr>
+        <w:tc>
+          <w:tcPr>
+            <w:tcW w:type="dxa" w:w="2304"/>
+          </w:tcPr>
+          <w:p>
+            <w:r/>
+            <w:r>
+              <w:rPr>
+                <w:rFonts w:ascii="Calibri" w:hAnsi="Calibri"/>
+                <w:color w:val="333333"/>
+                <w:sz w:val="18"/>
+              </w:rPr>
+              <w:t>v0.5 — Governance handover</w:t>
+            </w:r>
+          </w:p>
+        </w:tc>
+        <w:tc>
+          <w:tcPr>
+            <w:tcW w:type="dxa" w:w="2880"/>
+          </w:tcPr>
+          <w:p>
+            <w:r/>
+            <w:r>
+              <w:rPr>
+                <w:rFonts w:ascii="Calibri" w:hAnsi="Calibri"/>
+                <w:color w:val="333333"/>
+                <w:sz w:val="18"/>
+              </w:rPr>
+              <w:t>2028+</w:t>
+            </w:r>
+          </w:p>
+        </w:tc>
+        <w:tc>
+          <w:tcPr>
+            <w:tcW w:type="dxa" w:w="4176"/>
+          </w:tcPr>
+          <w:p>
+            <w:r/>
+            <w:r>
+              <w:rPr>
+                <w:rFonts w:ascii="Calibri" w:hAnsi="Calibri"/>
+                <w:color w:val="333333"/>
+                <w:sz w:val="18"/>
+              </w:rPr>
+              <w:t>Foundation or independent non-profit; open multi-stakeholder governance; commercial sustainability via mixed grants + paid licences + donations</w:t>
+            </w:r>
+          </w:p>
+        </w:tc>
+      </w:tr>
+    </w:tbl>
+    <w:p/>
+    <w:p>
+      <w:pPr>
+        <w:spacing w:before="360" w:after="160"/>
+        <w:pBdr>
+          <w:bottom w:val="single" w:sz="4" w:space="1" w:color="003D6B"/>
+        </w:pBdr>
+      </w:pPr>
+      <w:r>
+        <w:rPr>
+          <w:rFonts w:ascii="Calibri" w:hAnsi="Calibri"/>
+          <w:b/>
+          <w:color w:val="003D6B"/>
+          <w:sz w:val="24"/>
+        </w:rPr>
+        <w:t>11. Productisation strategy &amp; UNICEF alignment</w:t>
+      </w:r>
+    </w:p>
+    <w:p>
+      <w:pPr>
+        <w:spacing w:after="120"/>
+      </w:pPr>
+      <w:r>
+        <w:rPr>
+          <w:rFonts w:ascii="Calibri" w:hAnsi="Calibri"/>
+          <w:color w:val="333333"/>
+          <w:sz w:val="20"/>
+        </w:rPr>
+        <w:t>Dual model: open-source code + free hosted SaaS. Both first-class.</w:t>
+      </w:r>
+    </w:p>
+    <w:tbl>
+      <w:tblPr>
+        <w:tblW w:type="auto" w:w="0"/>
+        <w:tblLayout w:type="fixed"/>
+        <w:tblLook w:firstColumn="1" w:firstRow="1" w:lastColumn="0" w:lastRow="0" w:noHBand="0" w:noVBand="1" w:val="04A0"/>
+        <w:tblBorders>
+          <w:top w:val="single" w:sz="4" w:space="0" w:color="999999"/>
+          <w:left w:val="single" w:sz="4" w:space="0" w:color="999999"/>
+          <w:bottom w:val="single" w:sz="4" w:space="0" w:color="999999"/>
+          <w:right w:val="single" w:sz="4" w:space="0" w:color="999999"/>
+          <w:insideH w:val="single" w:sz="4" w:space="0" w:color="999999"/>
+          <w:insideV w:val="single" w:sz="4" w:space="0" w:color="999999"/>
+        </w:tblBorders>
+      </w:tblPr>
+      <w:tblGrid>
+        <w:gridCol w:w="3120"/>
+        <w:gridCol w:w="3120"/>
+        <w:gridCol w:w="3120"/>
+      </w:tblGrid>
+      <w:tr>
+        <w:tc>
+          <w:tcPr>
+            <w:tcW w:type="dxa" w:w="3168"/>
+            <w:shd w:fill="003D6B" w:val="clear"/>
+          </w:tcPr>
+          <w:p>
+            <w:r/>
+            <w:r>
+              <w:rPr>
+                <w:rFonts w:ascii="Calibri" w:hAnsi="Calibri"/>
+                <w:b/>
+                <w:color w:val="FFFFFF"/>
+                <w:sz w:val="18"/>
+              </w:rPr>
+              <w:t>Channel</w:t>
+            </w:r>
+          </w:p>
+        </w:tc>
+        <w:tc>
+          <w:tcPr>
+            <w:tcW w:type="dxa" w:w="3600"/>
+            <w:shd w:fill="003D6B" w:val="clear"/>
+          </w:tcPr>
+          <w:p>
+            <w:r/>
+            <w:r>
+              <w:rPr>
+                <w:rFonts w:ascii="Calibri" w:hAnsi="Calibri"/>
+                <w:b/>
+                <w:color w:val="FFFFFF"/>
+                <w:sz w:val="18"/>
+              </w:rPr>
+              <w:t>Who it serves</w:t>
+            </w:r>
+          </w:p>
+        </w:tc>
+        <w:tc>
+          <w:tcPr>
+            <w:tcW w:type="dxa" w:w="2592"/>
+            <w:shd w:fill="003D6B" w:val="clear"/>
+          </w:tcPr>
+          <w:p>
+            <w:r/>
+            <w:r>
+              <w:rPr>
+                <w:rFonts w:ascii="Calibri" w:hAnsi="Calibri"/>
+                <w:b/>
+                <w:color w:val="FFFFFF"/>
+                <w:sz w:val="18"/>
+              </w:rPr>
+              <w:t>Why</w:t>
+            </w:r>
+          </w:p>
+        </w:tc>
+      </w:tr>
+      <w:tr>
+        <w:tc>
+          <w:tcPr>
+            <w:tcW w:type="dxa" w:w="3168"/>
+          </w:tcPr>
+          <w:p>
+            <w:r/>
+            <w:r>
+              <w:rPr>
+                <w:rFonts w:ascii="Calibri" w:hAnsi="Calibri"/>
+                <w:color w:val="333333"/>
+                <w:sz w:val="18"/>
+              </w:rPr>
+              <w:t>OSS self-host</w:t>
+              <w:br/>
+              <w:t>(github.com/school-climate-hub)</w:t>
+            </w:r>
+          </w:p>
+        </w:tc>
+        <w:tc>
+          <w:tcPr>
+            <w:tcW w:type="dxa" w:w="3600"/>
+          </w:tcPr>
+          <w:p>
+            <w:r/>
+            <w:r>
+              <w:rPr>
+                <w:rFonts w:ascii="Calibri" w:hAnsi="Calibri"/>
+                <w:color w:val="333333"/>
+                <w:sz w:val="18"/>
+              </w:rPr>
+              <w:t>Ministries needing data residency; technical operators; researchers</w:t>
+            </w:r>
+          </w:p>
+        </w:tc>
+        <w:tc>
+          <w:tcPr>
+            <w:tcW w:type="dxa" w:w="2592"/>
+          </w:tcPr>
+          <w:p>
+            <w:r/>
+            <w:r>
+              <w:rPr>
+                <w:rFonts w:ascii="Calibri" w:hAnsi="Calibri"/>
+                <w:color w:val="333333"/>
+                <w:sz w:val="18"/>
+              </w:rPr>
+              <w:t>Sovereignty, auditability, no vendor lock-in</w:t>
+            </w:r>
+          </w:p>
+        </w:tc>
+      </w:tr>
+      <w:tr>
+        <w:tc>
+          <w:tcPr>
+            <w:tcW w:type="dxa" w:w="3168"/>
+            <w:shd w:fill="F2F2F2" w:val="clear"/>
+          </w:tcPr>
+          <w:p>
+            <w:r/>
+            <w:r>
+              <w:rPr>
+                <w:rFonts w:ascii="Calibri" w:hAnsi="Calibri"/>
+                <w:color w:val="333333"/>
+                <w:sz w:val="18"/>
+              </w:rPr>
+              <w:t>Free hosted SaaS</w:t>
+              <w:br/>
+              <w:t>(schoolclimatehub.org, v0.2+)</w:t>
+            </w:r>
+          </w:p>
+        </w:tc>
+        <w:tc>
+          <w:tcPr>
+            <w:tcW w:type="dxa" w:w="3600"/>
+            <w:shd w:fill="F2F2F2" w:val="clear"/>
+          </w:tcPr>
+          <w:p>
+            <w:r/>
+            <w:r>
+              <w:rPr>
+                <w:rFonts w:ascii="Calibri" w:hAnsi="Calibri"/>
+                <w:color w:val="333333"/>
+                <w:sz w:val="18"/>
+              </w:rPr>
+              <w:t>The 99% of operators without staff to run their own deployment; parents and the public</w:t>
+            </w:r>
+          </w:p>
+        </w:tc>
+        <w:tc>
+          <w:tcPr>
+            <w:tcW w:type="dxa" w:w="2592"/>
+            <w:shd w:fill="F2F2F2" w:val="clear"/>
+          </w:tcPr>
+          <w:p>
+            <w:r/>
+            <w:r>
+              <w:rPr>
+                <w:rFonts w:ascii="Calibri" w:hAnsi="Calibri"/>
+                <w:color w:val="333333"/>
+                <w:sz w:val="18"/>
+              </w:rPr>
+              <w:t>Lowers barrier to entry; captures network-effect of cross-tenant dataset; underwrites OSS development</w:t>
+            </w:r>
+          </w:p>
+        </w:tc>
+      </w:tr>
+    </w:tbl>
+    <w:p/>
+    <w:p>
+      <w:pPr>
+        <w:spacing w:after="120"/>
+      </w:pPr>
+      <w:r>
+        <w:rPr>
+          <w:rFonts w:ascii="Calibri" w:hAnsi="Calibri"/>
+          <w:color w:val="333333"/>
+          <w:sz w:val="20"/>
+        </w:rPr>
+        <w:t>This is the GitLab / Sentry / PostHog / Plausible model adapted to a children's-health public good. Code is Apache-2.0; dataset is CC BY 4.0; running infrastructure is the value-add operators pay for (or receive funded).</w:t>
+      </w:r>
+    </w:p>
+    <w:p>
+      <w:pPr>
+        <w:spacing w:before="160" w:after="80"/>
+      </w:pPr>
+      <w:r>
+        <w:rPr>
+          <w:rFonts w:ascii="Calibri" w:hAnsi="Calibri"/>
+          <w:b/>
+          <w:color w:val="333333"/>
+          <w:sz w:val="22"/>
+        </w:rPr>
+        <w:t>Three product surfaces (not one)</w:t>
+      </w:r>
+    </w:p>
+    <w:p>
+      <w:pPr>
+        <w:pStyle w:val="ListBullet"/>
+        <w:spacing w:after="60"/>
+      </w:pPr>
+      <w:r>
+        <w:rPr>
+          <w:rFonts w:ascii="Calibri" w:hAnsi="Calibri"/>
+          <w:color w:val="333333"/>
+          <w:sz w:val="20"/>
+        </w:rPr>
+        <w:t>Operator Console (B2B/B2G) — what v0.1 builds; multi-tenant in v0.2</w:t>
+      </w:r>
+    </w:p>
+    <w:p>
+      <w:pPr>
+        <w:pStyle w:val="ListBullet"/>
+        <w:spacing w:after="60"/>
+      </w:pPr>
+      <w:r>
+        <w:rPr>
+          <w:rFonts w:ascii="Calibri" w:hAnsi="Calibri"/>
+          <w:color w:val="333333"/>
+          <w:sz w:val="20"/>
+        </w:rPr>
+        <w:t>Open Data Platform (B2D — developers, researchers, ministries) — strengthens what's there</w:t>
+      </w:r>
+    </w:p>
+    <w:p>
+      <w:pPr>
+        <w:pStyle w:val="ListBullet"/>
+        <w:spacing w:after="60"/>
+      </w:pPr>
+      <w:r>
+        <w:rPr>
+          <w:rFonts w:ascii="Calibri" w:hAnsi="Calibri"/>
+          <w:color w:val="333333"/>
+          <w:sz w:val="20"/>
+        </w:rPr>
+        <w:t>Parent app PWA (B2C, v0.3) — anyone can subscribe to any school; phone-OTP; free</w:t>
+      </w:r>
+    </w:p>
+    <w:p>
+      <w:pPr>
+        <w:spacing w:before="160" w:after="80"/>
+      </w:pPr>
+      <w:r>
+        <w:rPr>
+          <w:rFonts w:ascii="Calibri" w:hAnsi="Calibri"/>
+          <w:b/>
+          <w:color w:val="333333"/>
+          <w:sz w:val="22"/>
+        </w:rPr>
+        <w:t>Onboarding, access control, disclaimers</w:t>
+      </w:r>
+    </w:p>
+    <w:p>
+      <w:pPr>
+        <w:pStyle w:val="ListBullet"/>
+        <w:spacing w:after="60"/>
+      </w:pPr>
+      <w:r>
+        <w:rPr>
+          <w:rFonts w:ascii="Calibri" w:hAnsi="Calibri"/>
+          <w:color w:val="333333"/>
+          <w:sz w:val="20"/>
+        </w:rPr>
+        <w:t>docs/ONBOARDING.md — four-tier access model (T0 public · T1 demo · T2 verified operator · T3 federated ministry); verification workflow including conflict resolution for overlapping operator claims</w:t>
+      </w:r>
+    </w:p>
+    <w:p>
+      <w:pPr>
+        <w:pStyle w:val="ListBullet"/>
+        <w:spacing w:after="60"/>
+      </w:pPr>
+      <w:r>
+        <w:rPr>
+          <w:rFonts w:ascii="Calibri" w:hAnsi="Calibri"/>
+          <w:color w:val="333333"/>
+          <w:sz w:val="20"/>
+        </w:rPr>
+        <w:t>docs/ACCESS-CONTROL.md — PII categories, role × access matrix, technical enforcement (Postgres RLS + ABAC + encryption + audit), what we deliberately refuse to hold, voluntary opt-in tenant data ingestion (attendance, infrastructure, health incidents)</w:t>
+      </w:r>
+    </w:p>
+    <w:p>
+      <w:pPr>
+        <w:pStyle w:val="ListBullet"/>
+        <w:spacing w:after="60"/>
+      </w:pPr>
+      <w:r>
+        <w:rPr>
+          <w:rFonts w:ascii="Calibri" w:hAnsi="Calibri"/>
+          <w:color w:val="333333"/>
+          <w:sz w:val="20"/>
+        </w:rPr>
+        <w:t>docs/DISCLAIMER.md — risk profile, core legal principles ("information not advice"; operator owns the decision; best-available accuracy), required legal documents per launch phase</w:t>
+      </w:r>
+    </w:p>
+    <w:p>
+      <w:pPr>
+        <w:spacing w:before="160" w:after="80"/>
+      </w:pPr>
+      <w:r>
+        <w:rPr>
+          <w:rFonts w:ascii="Calibri" w:hAnsi="Calibri"/>
+          <w:b/>
+          <w:color w:val="333333"/>
+          <w:sz w:val="22"/>
+        </w:rPr>
+        <w:t>Privacy posture</w:t>
+      </w:r>
+    </w:p>
+    <w:p>
+      <w:pPr>
+        <w:pStyle w:val="ListBullet"/>
+        <w:spacing w:after="60"/>
+      </w:pPr>
+      <w:r>
+        <w:rPr>
+          <w:rFonts w:ascii="Calibri" w:hAnsi="Calibri"/>
+          <w:color w:val="333333"/>
+          <w:sz w:val="20"/>
+        </w:rPr>
+        <w:t>We never ingest parent contacts. Tenant keeps them in their existing messaging gateway; hub fires dispatch trigger; tenant fans out.</w:t>
+      </w:r>
+    </w:p>
+    <w:p>
+      <w:pPr>
+        <w:pStyle w:val="ListBullet"/>
+        <w:spacing w:after="60"/>
+      </w:pPr>
+      <w:r>
+        <w:rPr>
+          <w:rFonts w:ascii="Calibri" w:hAnsi="Calibri"/>
+          <w:color w:val="333333"/>
+          <w:sz w:val="20"/>
+        </w:rPr>
+        <w:t>Public subscribers (parent app) sign up directly. Phone-OTP, opt-in, no identity verification ("are you a parent?" is exclusionary + unverifiable + irrelevant — broadcast data is public).</w:t>
+      </w:r>
+    </w:p>
+    <w:p>
+      <w:pPr>
+        <w:pStyle w:val="ListBullet"/>
+        <w:spacing w:after="60"/>
+      </w:pPr>
+      <w:r>
+        <w:rPr>
+          <w:rFonts w:ascii="Calibri" w:hAnsi="Calibri"/>
+          <w:color w:val="333333"/>
+          <w:sz w:val="20"/>
+        </w:rPr>
+        <w:t>Voluntary tenant data (attendance, infrastructure, health incidents) is opt-in only, stripped of student PII before ingest, k-anonymised for cross-tenant aggregates.</w:t>
+      </w:r>
+    </w:p>
+    <w:p>
+      <w:pPr>
+        <w:spacing w:before="160" w:after="80"/>
+      </w:pPr>
+      <w:r>
+        <w:rPr>
+          <w:rFonts w:ascii="Calibri" w:hAnsi="Calibri"/>
+          <w:b/>
+          <w:color w:val="333333"/>
+          <w:sz w:val="22"/>
+        </w:rPr>
+        <w:t>UNICEF Green Schools &amp; global infrastructure alignment</w:t>
+      </w:r>
+    </w:p>
+    <w:p>
+      <w:pPr>
+        <w:spacing w:after="120"/>
+      </w:pPr>
+      <w:r>
+        <w:rPr>
+          <w:rFonts w:ascii="Calibri" w:hAnsi="Calibri"/>
+          <w:color w:val="333333"/>
+          <w:sz w:val="20"/>
+        </w:rPr>
+        <w:t>The hub is designed to plug into UNICEF's active climate-and-education infrastructure:</w:t>
+      </w:r>
+    </w:p>
+    <w:tbl>
+      <w:tblPr>
+        <w:tblW w:type="auto" w:w="0"/>
+        <w:tblLayout w:type="fixed"/>
+        <w:tblLook w:firstColumn="1" w:firstRow="1" w:lastColumn="0" w:lastRow="0" w:noHBand="0" w:noVBand="1" w:val="04A0"/>
+        <w:tblBorders>
+          <w:top w:val="single" w:sz="4" w:space="0" w:color="999999"/>
+          <w:left w:val="single" w:sz="4" w:space="0" w:color="999999"/>
+          <w:bottom w:val="single" w:sz="4" w:space="0" w:color="999999"/>
+          <w:right w:val="single" w:sz="4" w:space="0" w:color="999999"/>
+          <w:insideH w:val="single" w:sz="4" w:space="0" w:color="999999"/>
+          <w:insideV w:val="single" w:sz="4" w:space="0" w:color="999999"/>
+        </w:tblBorders>
+      </w:tblPr>
+      <w:tblGrid>
+        <w:gridCol w:w="4680"/>
+        <w:gridCol w:w="4680"/>
+      </w:tblGrid>
+      <w:tr>
+        <w:tc>
+          <w:tcPr>
+            <w:tcW w:type="dxa" w:w="3600"/>
+            <w:shd w:fill="003D6B" w:val="clear"/>
+          </w:tcPr>
+          <w:p>
+            <w:r/>
+            <w:r>
+              <w:rPr>
+                <w:rFonts w:ascii="Calibri" w:hAnsi="Calibri"/>
+                <w:b/>
+                <w:color w:val="FFFFFF"/>
+                <w:sz w:val="18"/>
+              </w:rPr>
+              <w:t>Initiative</w:t>
+            </w:r>
+          </w:p>
+        </w:tc>
+        <w:tc>
+          <w:tcPr>
+            <w:tcW w:type="dxa" w:w="5760"/>
+            <w:shd w:fill="003D6B" w:val="clear"/>
+          </w:tcPr>
+          <w:p>
+            <w:r/>
+            <w:r>
+              <w:rPr>
+                <w:rFonts w:ascii="Calibri" w:hAnsi="Calibri"/>
+                <w:b/>
+                <w:color w:val="FFFFFF"/>
+                <w:sz w:val="18"/>
+              </w:rPr>
+              <w:t>How we fit</w:t>
+            </w:r>
+          </w:p>
+        </w:tc>
+      </w:tr>
+      <w:tr>
+        <w:tc>
+          <w:tcPr>
+            <w:tcW w:type="dxa" w:w="3600"/>
+          </w:tcPr>
+          <w:p>
+            <w:r/>
+            <w:r>
+              <w:rPr>
+                <w:rFonts w:ascii="Calibri" w:hAnsi="Calibri"/>
+                <w:color w:val="333333"/>
+                <w:sz w:val="18"/>
+              </w:rPr>
+              <w:t>UNICEF Regional Green School Platform (RGSP) — launched April 2026 in Central Asia; 23M children in scope</w:t>
+            </w:r>
+          </w:p>
+        </w:tc>
+        <w:tc>
+          <w:tcPr>
+            <w:tcW w:type="dxa" w:w="5760"/>
+          </w:tcPr>
+          <w:p>
+            <w:r/>
+            <w:r>
+              <w:rPr>
+                <w:rFonts w:ascii="Calibri" w:hAnsi="Calibri"/>
+                <w:color w:val="333333"/>
+                <w:sz w:val="18"/>
+              </w:rPr>
+              <w:t>Operational infrastructure-monitoring layer for the platform's school-resilience pillar. Apache-2.0 + CC BY 4.0 makes it usable by any participating ministry without vendor negotiation.</w:t>
+            </w:r>
+          </w:p>
+        </w:tc>
+      </w:tr>
+      <w:tr>
+        <w:tc>
+          <w:tcPr>
+            <w:tcW w:type="dxa" w:w="3600"/>
+            <w:shd w:fill="F2F2F2" w:val="clear"/>
+          </w:tcPr>
+          <w:p>
+            <w:r/>
+            <w:r>
+              <w:rPr>
+                <w:rFonts w:ascii="Calibri" w:hAnsi="Calibri"/>
+                <w:color w:val="333333"/>
+                <w:sz w:val="18"/>
+              </w:rPr>
+              <w:t>UNICEF West &amp; Central Africa Green School Initiative</w:t>
+            </w:r>
+          </w:p>
+        </w:tc>
+        <w:tc>
+          <w:tcPr>
+            <w:tcW w:type="dxa" w:w="5760"/>
+            <w:shd w:fill="F2F2F2" w:val="clear"/>
+          </w:tcPr>
+          <w:p>
+            <w:r/>
+            <w:r>
+              <w:rPr>
+                <w:rFonts w:ascii="Calibri" w:hAnsi="Calibri"/>
+                <w:color w:val="333333"/>
+                <w:sz w:val="18"/>
+              </w:rPr>
+              <w:t>Same fit; WCA has the highest heat-stress urgency globally.</w:t>
+            </w:r>
+          </w:p>
+        </w:tc>
+      </w:tr>
+      <w:tr>
+        <w:tc>
+          <w:tcPr>
+            <w:tcW w:type="dxa" w:w="3600"/>
+          </w:tcPr>
+          <w:p>
+            <w:r/>
+            <w:r>
+              <w:rPr>
+                <w:rFonts w:ascii="Calibri" w:hAnsi="Calibri"/>
+                <w:color w:val="333333"/>
+                <w:sz w:val="18"/>
+              </w:rPr>
+              <w:t>UNICEF Children's Climate Risk Index (CCRI)</w:t>
+            </w:r>
+          </w:p>
+        </w:tc>
+        <w:tc>
+          <w:tcPr>
+            <w:tcW w:type="dxa" w:w="5760"/>
+          </w:tcPr>
+          <w:p>
+            <w:r/>
+            <w:r>
+              <w:rPr>
+                <w:rFonts w:ascii="Calibri" w:hAnsi="Calibri"/>
+                <w:color w:val="333333"/>
+                <w:sz w:val="18"/>
+              </w:rPr>
+              <w:t>Our school-level data refines CCRI from sub-national to per-institution granularity. Direct contribution to UNICEF's flagship measurement product.</w:t>
+            </w:r>
+          </w:p>
+        </w:tc>
+      </w:tr>
+      <w:tr>
+        <w:tc>
+          <w:tcPr>
+            <w:tcW w:type="dxa" w:w="3600"/>
+            <w:shd w:fill="F2F2F2" w:val="clear"/>
+          </w:tcPr>
+          <w:p>
+            <w:r/>
+            <w:r>
+              <w:rPr>
+                <w:rFonts w:ascii="Calibri" w:hAnsi="Calibri"/>
+                <w:color w:val="333333"/>
+                <w:sz w:val="18"/>
+              </w:rPr>
+              <w:t>UNICEF Pakistan CARE programme (Climate Action &amp; Resilience in Education)</w:t>
+            </w:r>
+          </w:p>
+        </w:tc>
+        <w:tc>
+          <w:tcPr>
+            <w:tcW w:type="dxa" w:w="5760"/>
+            <w:shd w:fill="F2F2F2" w:val="clear"/>
+          </w:tcPr>
+          <w:p>
+            <w:r/>
+            <w:r>
+              <w:rPr>
+                <w:rFonts w:ascii="Calibri" w:hAnsi="Calibri"/>
+                <w:color w:val="333333"/>
+                <w:sz w:val="18"/>
+              </w:rPr>
+              <w:t>PDLC pilot sits inside CARE's geographic scope; natural country-office on-ramp.</w:t>
+            </w:r>
+          </w:p>
+        </w:tc>
+      </w:tr>
+      <w:tr>
+        <w:tc>
+          <w:tcPr>
+            <w:tcW w:type="dxa" w:w="3600"/>
+          </w:tcPr>
+          <w:p>
+            <w:r/>
+            <w:r>
+              <w:rPr>
+                <w:rFonts w:ascii="Calibri" w:hAnsi="Calibri"/>
+                <w:color w:val="333333"/>
+                <w:sz w:val="18"/>
+              </w:rPr>
+              <w:t>UNESCO-led Greening Education Partnership (UNICEF partner)</w:t>
+            </w:r>
+          </w:p>
+        </w:tc>
+        <w:tc>
+          <w:tcPr>
+            <w:tcW w:type="dxa" w:w="5760"/>
+          </w:tcPr>
+          <w:p>
+            <w:r/>
+            <w:r>
+              <w:rPr>
+                <w:rFonts w:ascii="Calibri" w:hAnsi="Calibri"/>
+                <w:color w:val="333333"/>
+                <w:sz w:val="18"/>
+              </w:rPr>
+              <w:t>Open-data interoperability layer for the partnership.</w:t>
             </w:r>
           </w:p>
         </w:tc>
@@ -3669,7 +4426,21 @@
           <w:color w:val="333333"/>
           <w:sz w:val="20"/>
         </w:rPr>
-        <w:t>This PRD is intentionally short. Architecture details are in docs/architecture.md. Open-dataset schema is in open_data_layer/schema.md. The live demo is at https://school-climate-hub.github.io/school-climate-hub/.</w:t>
+        <w:t>We do not claim formal partnership with these programmes; we claim architectural, licensing, and data alignment. As regional Green School platforms roll out (RGSP launched 3 weeks ago; ROSA next), the hub is ready to plug in immediately.</w:t>
+      </w:r>
+    </w:p>
+    <w:p>
+      <w:pPr>
+        <w:spacing w:after="120"/>
+      </w:pPr>
+      <w:r>
+        <w:rPr>
+          <w:rFonts w:ascii="Calibri" w:hAnsi="Calibri"/>
+          <w:i/>
+          <w:color w:val="333333"/>
+          <w:sz w:val="20"/>
+        </w:rPr>
+        <w:t>This PRD is intentionally short. Architecture details are in docs/architecture.md. Open-dataset schema is in open_data_layer/schema.md. Onboarding / access / disclaimer docs are in docs/. Live demo at https://school-climate-hub.github.io/school-climate-hub/.</w:t>
       </w:r>
     </w:p>
     <w:sectPr>

--- a/docs/PRD.docx
+++ b/docs/PRD.docx
@@ -4475,6 +4475,19 @@
         <w:t>1</w:t>
       </w:r>
     </w:fldSimple>
+    <w:r>
+      <w:rPr>
+        <w:rFonts w:ascii="Calibri" w:hAnsi="Calibri"/>
+        <w:color w:val="666666"/>
+        <w:sz w:val="16"/>
+      </w:rPr>
+      <w:t xml:space="preserve"> of </w:t>
+    </w:r>
+    <w:fldSimple w:instr="NUMPAGES">
+      <w:r>
+        <w:t>1</w:t>
+      </w:r>
+    </w:fldSimple>
   </w:p>
 </w:ftr>
 </file>

--- a/docs/PRD.docx
+++ b/docs/PRD.docx
@@ -14,96 +14,85 @@
           <w:color w:val="003D6B"/>
           <w:sz w:val="32"/>
         </w:rPr>
-        <w:t>School Climate Hub</w:t>
+        <w:t>PRD — School Climate Hub v0.2</w:t>
       </w:r>
     </w:p>
     <w:p>
       <w:pPr>
-        <w:spacing w:after="240"/>
-        <w:jc w:val="center"/>
+        <w:spacing w:after="120"/>
       </w:pPr>
       <w:r>
         <w:rPr>
-          <w:rFonts w:ascii="Calibri" w:hAnsi="Calibri"/>
           <w:b/>
-          <w:color w:val="003D6B"/>
-          <w:sz w:val="24"/>
         </w:rPr>
-        <w:t>Product Requirements Document — v0.1</w:t>
+        <w:t>Status:</w:t>
+      </w:r>
+      <w:r>
+        <w:t xml:space="preserve"> Draft for v0.2 sprint kickoff</w:t>
       </w:r>
     </w:p>
     <w:p>
       <w:pPr>
-        <w:spacing w:after="280"/>
-        <w:jc w:val="center"/>
+        <w:spacing w:after="120"/>
       </w:pPr>
       <w:r>
         <w:rPr>
-          <w:rFonts w:ascii="Calibri" w:hAnsi="Calibri"/>
-          <w:color w:val="666666"/>
-          <w:sz w:val="18"/>
+          <w:b/>
         </w:rPr>
-        <w:t xml:space="preserve">Status: </w:t>
+        <w:t>Target launch:</w:t>
       </w:r>
       <w:r>
+        <w:t xml:space="preserve"> ~3 weeks from start (production cutover from v0.1 static-HTML to v0.2 Next.js)</w:t>
+      </w:r>
+    </w:p>
+    <w:p>
+      <w:pPr>
+        <w:spacing w:after="120"/>
+      </w:pPr>
+      <w:r>
         <w:rPr>
-          <w:rFonts w:ascii="Calibri" w:hAnsi="Calibri"/>
           <w:b/>
-          <w:color w:val="333333"/>
-          <w:sz w:val="18"/>
         </w:rPr>
-        <w:t>Draft for 2026-05-17 UNICEF Venture Fund submission</w:t>
+        <w:t>Owner:</w:t>
       </w:r>
       <w:r>
+        <w:t xml:space="preserve"> Reza Malik (BT) · Erum Rabbani (PTSL)</w:t>
+      </w:r>
+    </w:p>
+    <w:p>
+      <w:pPr>
+        <w:spacing w:after="120"/>
+      </w:pPr>
+      <w:r>
         <w:rPr>
-          <w:rFonts w:ascii="Calibri" w:hAnsi="Calibri"/>
-          <w:color w:val="666666"/>
-          <w:sz w:val="18"/>
+          <w:b/>
         </w:rPr>
-        <w:t xml:space="preserve">   ·   </w:t>
+        <w:t>Last updated:</w:t>
       </w:r>
       <w:r>
+        <w:t xml:space="preserve"> 2026-05-16</w:t>
+      </w:r>
+    </w:p>
+    <w:p>
+      <w:pPr>
+        <w:spacing w:after="120"/>
+      </w:pPr>
+      <w:r>
         <w:rPr>
-          <w:rFonts w:ascii="Calibri" w:hAnsi="Calibri"/>
-          <w:color w:val="666666"/>
-          <w:sz w:val="18"/>
+          <w:b/>
         </w:rPr>
-        <w:t xml:space="preserve">Owner: </w:t>
+        <w:t>Supersedes:</w:t>
       </w:r>
       <w:r>
-        <w:rPr>
-          <w:rFonts w:ascii="Calibri" w:hAnsi="Calibri"/>
-          <w:b/>
-          <w:color w:val="333333"/>
-          <w:sz w:val="18"/>
-        </w:rPr>
-        <w:t>Reza Malik (BT) · Erum Rabbani (PDLC)</w:t>
+        <w:t xml:space="preserve"> v0.1 PRD (UNICEF Venture Fund 2026 submission · filed 2026-05-15 by Zeeshan)</w:t>
       </w:r>
-      <w:r>
-        <w:rPr>
-          <w:rFonts w:ascii="Calibri" w:hAnsi="Calibri"/>
-          <w:color w:val="666666"/>
-          <w:sz w:val="18"/>
-        </w:rPr>
-        <w:t xml:space="preserve">   ·   </w:t>
-      </w:r>
-      <w:r>
-        <w:rPr>
-          <w:rFonts w:ascii="Calibri" w:hAnsi="Calibri"/>
-          <w:color w:val="666666"/>
-          <w:sz w:val="18"/>
-        </w:rPr>
-        <w:t xml:space="preserve">Last updated: </w:t>
-      </w:r>
-      <w:r>
-        <w:rPr>
-          <w:rFonts w:ascii="Calibri" w:hAnsi="Calibri"/>
-          <w:b/>
-          <w:color w:val="333333"/>
-          <w:sz w:val="18"/>
-        </w:rPr>
-        <w:t>2026-05-12</w:t>
-      </w:r>
+    </w:p>
+    <w:p>
+      <w:pPr>
+        <w:pBdr>
+          <w:bottom w:val="single" w:sz="6" w:space="1" w:color="999999"/>
+        </w:pBdr>
+      </w:pPr>
     </w:p>
     <w:p>
       <w:pPr>
@@ -119,21 +108,78 @@
           <w:color w:val="003D6B"/>
           <w:sz w:val="24"/>
         </w:rPr>
-        <w:t>1. Problem</w:t>
+        <w:t>0. What v0.1 already does (live at schoolclimatehub.org)</w:t>
       </w:r>
     </w:p>
     <w:p>
       <w:pPr>
-        <w:spacing w:after="120"/>
+        <w:pStyle w:val="ListBullet"/>
+        <w:spacing w:after="40"/>
       </w:pPr>
       <w:r>
+        <w:t>Operator console for 50 PSSP/PSRP schools (PTSL-managed) in Gujranwala, Pakistan</w:t>
+      </w:r>
+    </w:p>
+    <w:p>
+      <w:pPr>
+        <w:pStyle w:val="ListBullet"/>
+        <w:spacing w:after="40"/>
+      </w:pPr>
+      <w:r>
+        <w:t>Real climate data: ECMWF HRES (10-day deterministic) + ENS (15-day probabilistic), Copernicus ERA5 reanalysis, NASA MODIS land-surface temperature</w:t>
+      </w:r>
+    </w:p>
+    <w:p>
+      <w:pPr>
+        <w:pStyle w:val="ListBullet"/>
+        <w:spacing w:after="40"/>
+      </w:pPr>
+      <w:r>
+        <w:t xml:space="preserve">Measured outcome: PDLC monthly attendance 2023–2025 — currently shows </w:t>
+      </w:r>
+      <w:r>
         <w:rPr>
-          <w:rFonts w:ascii="Calibri" w:hAnsi="Calibri"/>
-          <w:color w:val="333333"/>
-          <w:sz w:val="20"/>
+          <w:b/>
         </w:rPr>
-        <w:t>School-level climate exposure data — heat, air quality, flood, rainfall — does not exist as a clean, open, EMIS-keyed dataset. Operators rely on district-level weather and intuition. The data needed to act, school by school, isn't there.</w:t>
+        <w:t>−3.7 pp</w:t>
       </w:r>
+      <w:r>
+        <w:t xml:space="preserve"> decline across the pilot 50 (≈ 93,427 lost child-school-days vs the 2023 baseline)</w:t>
+      </w:r>
+    </w:p>
+    <w:p>
+      <w:pPr>
+        <w:pStyle w:val="ListBullet"/>
+        <w:spacing w:after="40"/>
+      </w:pPr>
+      <w:r>
+        <w:t>AI grounding via Anthropic Claude, refusing anything it cannot ground in the dataset</w:t>
+      </w:r>
+    </w:p>
+    <w:p>
+      <w:pPr>
+        <w:pStyle w:val="ListBullet"/>
+        <w:spacing w:after="40"/>
+      </w:pPr>
+      <w:r>
+        <w:t>Views: Overview · Schools · School detail · Open Data · About · Settings</w:t>
+      </w:r>
+    </w:p>
+    <w:p>
+      <w:pPr>
+        <w:pStyle w:val="ListBullet"/>
+        <w:spacing w:after="40"/>
+      </w:pPr>
+      <w:r>
+        <w:t>Open-source: Apache-2.0 code; CC BY 4.0 dataset; per-school exposure data anonymised by default</w:t>
+      </w:r>
+    </w:p>
+    <w:p>
+      <w:pPr>
+        <w:pBdr>
+          <w:bottom w:val="single" w:sz="6" w:space="1" w:color="999999"/>
+        </w:pBdr>
+      </w:pPr>
     </w:p>
     <w:p>
       <w:pPr>
@@ -149,277 +195,42 @@
           <w:color w:val="003D6B"/>
           <w:sz w:val="24"/>
         </w:rPr>
-        <w:t>2. Users</w:t>
+        <w:t>1. Problem (v0.2 framing)</w:t>
       </w:r>
     </w:p>
-    <w:tbl>
-      <w:tblPr>
-        <w:tblW w:type="auto" w:w="0"/>
-        <w:tblLayout w:type="fixed"/>
-        <w:tblLook w:firstColumn="1" w:firstRow="1" w:lastColumn="0" w:lastRow="0" w:noHBand="0" w:noVBand="1" w:val="04A0"/>
-        <w:tblBorders>
-          <w:top w:val="single" w:sz="4" w:space="0" w:color="999999"/>
-          <w:left w:val="single" w:sz="4" w:space="0" w:color="999999"/>
-          <w:bottom w:val="single" w:sz="4" w:space="0" w:color="999999"/>
-          <w:right w:val="single" w:sz="4" w:space="0" w:color="999999"/>
-          <w:insideH w:val="single" w:sz="4" w:space="0" w:color="999999"/>
-          <w:insideV w:val="single" w:sz="4" w:space="0" w:color="999999"/>
-        </w:tblBorders>
-      </w:tblPr>
-      <w:tblGrid>
-        <w:gridCol w:w="4680"/>
-        <w:gridCol w:w="4680"/>
-      </w:tblGrid>
-      <w:tr>
-        <w:tc>
-          <w:tcPr>
-            <w:tcW w:type="dxa" w:w="3600"/>
-            <w:shd w:fill="003D6B" w:val="clear"/>
-          </w:tcPr>
-          <w:p>
-            <w:r/>
-            <w:r>
-              <w:rPr>
-                <w:rFonts w:ascii="Calibri" w:hAnsi="Calibri"/>
-                <w:b/>
-                <w:color w:val="FFFFFF"/>
-                <w:sz w:val="18"/>
-              </w:rPr>
-              <w:t>User</w:t>
-            </w:r>
-          </w:p>
-        </w:tc>
-        <w:tc>
-          <w:tcPr>
-            <w:tcW w:type="dxa" w:w="5760"/>
-            <w:shd w:fill="003D6B" w:val="clear"/>
-          </w:tcPr>
-          <w:p>
-            <w:r/>
-            <w:r>
-              <w:rPr>
-                <w:rFonts w:ascii="Calibri" w:hAnsi="Calibri"/>
-                <w:b/>
-                <w:color w:val="FFFFFF"/>
-                <w:sz w:val="18"/>
-              </w:rPr>
-              <w:t>When they use it</w:t>
-            </w:r>
-          </w:p>
-        </w:tc>
-      </w:tr>
-      <w:tr>
-        <w:tc>
-          <w:tcPr>
-            <w:tcW w:type="dxa" w:w="3600"/>
-          </w:tcPr>
-          <w:p>
-            <w:r/>
-            <w:r>
-              <w:rPr>
-                <w:rFonts w:ascii="Calibri" w:hAnsi="Calibri"/>
-                <w:color w:val="333333"/>
-                <w:sz w:val="18"/>
-              </w:rPr>
-              <w:t>District operator (Zeeshan @ PDLC)</w:t>
-            </w:r>
-          </w:p>
-        </w:tc>
-        <w:tc>
-          <w:tcPr>
-            <w:tcW w:type="dxa" w:w="5760"/>
-          </w:tcPr>
-          <w:p>
-            <w:r/>
-            <w:r>
-              <w:rPr>
-                <w:rFonts w:ascii="Calibri" w:hAnsi="Calibri"/>
-                <w:color w:val="333333"/>
-                <w:sz w:val="18"/>
-              </w:rPr>
-              <w:t>Daily — hazard triage, advisory dispatch</w:t>
-            </w:r>
-          </w:p>
-        </w:tc>
-      </w:tr>
-      <w:tr>
-        <w:tc>
-          <w:tcPr>
-            <w:tcW w:type="dxa" w:w="3600"/>
-            <w:shd w:fill="F2F2F2" w:val="clear"/>
-          </w:tcPr>
-          <w:p>
-            <w:r/>
-            <w:r>
-              <w:rPr>
-                <w:rFonts w:ascii="Calibri" w:hAnsi="Calibri"/>
-                <w:color w:val="333333"/>
-                <w:sz w:val="18"/>
-              </w:rPr>
-              <w:t>District education officer</w:t>
-            </w:r>
-          </w:p>
-        </w:tc>
-        <w:tc>
-          <w:tcPr>
-            <w:tcW w:type="dxa" w:w="5760"/>
-            <w:shd w:fill="F2F2F2" w:val="clear"/>
-          </w:tcPr>
-          <w:p>
-            <w:r/>
-            <w:r>
-              <w:rPr>
-                <w:rFonts w:ascii="Calibri" w:hAnsi="Calibri"/>
-                <w:color w:val="333333"/>
-                <w:sz w:val="18"/>
-              </w:rPr>
-              <w:t>Weekly+ — closure decisions, escalations</w:t>
-            </w:r>
-          </w:p>
-        </w:tc>
-      </w:tr>
-      <w:tr>
-        <w:tc>
-          <w:tcPr>
-            <w:tcW w:type="dxa" w:w="3600"/>
-          </w:tcPr>
-          <w:p>
-            <w:r/>
-            <w:r>
-              <w:rPr>
-                <w:rFonts w:ascii="Calibri" w:hAnsi="Calibri"/>
-                <w:color w:val="333333"/>
-                <w:sz w:val="18"/>
-              </w:rPr>
-              <w:t>School principal</w:t>
-            </w:r>
-          </w:p>
-        </w:tc>
-        <w:tc>
-          <w:tcPr>
-            <w:tcW w:type="dxa" w:w="5760"/>
-          </w:tcPr>
-          <w:p>
-            <w:r/>
-            <w:r>
-              <w:rPr>
-                <w:rFonts w:ascii="Calibri" w:hAnsi="Calibri"/>
-                <w:color w:val="333333"/>
-                <w:sz w:val="18"/>
-              </w:rPr>
-              <w:t>When alerted — confirms action taken</w:t>
-            </w:r>
-          </w:p>
-        </w:tc>
-      </w:tr>
-      <w:tr>
-        <w:tc>
-          <w:tcPr>
-            <w:tcW w:type="dxa" w:w="3600"/>
-            <w:shd w:fill="F2F2F2" w:val="clear"/>
-          </w:tcPr>
-          <w:p>
-            <w:r/>
-            <w:r>
-              <w:rPr>
-                <w:rFonts w:ascii="Calibri" w:hAnsi="Calibri"/>
-                <w:color w:val="333333"/>
-                <w:sz w:val="18"/>
-              </w:rPr>
-              <w:t>Parent / guardian</w:t>
-            </w:r>
-          </w:p>
-        </w:tc>
-        <w:tc>
-          <w:tcPr>
-            <w:tcW w:type="dxa" w:w="5760"/>
-            <w:shd w:fill="F2F2F2" w:val="clear"/>
-          </w:tcPr>
-          <w:p>
-            <w:r/>
-            <w:r>
-              <w:rPr>
-                <w:rFonts w:ascii="Calibri" w:hAnsi="Calibri"/>
-                <w:color w:val="333333"/>
-                <w:sz w:val="18"/>
-              </w:rPr>
-              <w:t>When alerted — acts on advisory</w:t>
-            </w:r>
-          </w:p>
-        </w:tc>
-      </w:tr>
-      <w:tr>
-        <w:tc>
-          <w:tcPr>
-            <w:tcW w:type="dxa" w:w="3600"/>
-          </w:tcPr>
-          <w:p>
-            <w:r/>
-            <w:r>
-              <w:rPr>
-                <w:rFonts w:ascii="Calibri" w:hAnsi="Calibri"/>
-                <w:color w:val="333333"/>
-                <w:sz w:val="18"/>
-              </w:rPr>
-              <w:t>UNICEF reviewer</w:t>
-            </w:r>
-          </w:p>
-        </w:tc>
-        <w:tc>
-          <w:tcPr>
-            <w:tcW w:type="dxa" w:w="5760"/>
-          </w:tcPr>
-          <w:p>
-            <w:r/>
-            <w:r>
-              <w:rPr>
-                <w:rFonts w:ascii="Calibri" w:hAnsi="Calibri"/>
-                <w:color w:val="333333"/>
-                <w:sz w:val="18"/>
-              </w:rPr>
-              <w:t>One-time — evaluates the submission</w:t>
-            </w:r>
-          </w:p>
-        </w:tc>
-      </w:tr>
-      <w:tr>
-        <w:tc>
-          <w:tcPr>
-            <w:tcW w:type="dxa" w:w="3600"/>
-            <w:shd w:fill="F2F2F2" w:val="clear"/>
-          </w:tcPr>
-          <w:p>
-            <w:r/>
-            <w:r>
-              <w:rPr>
-                <w:rFonts w:ascii="Calibri" w:hAnsi="Calibri"/>
-                <w:color w:val="333333"/>
-                <w:sz w:val="18"/>
-              </w:rPr>
-              <w:t>Researcher / NGO / ministry</w:t>
-            </w:r>
-          </w:p>
-        </w:tc>
-        <w:tc>
-          <w:tcPr>
-            <w:tcW w:type="dxa" w:w="5760"/>
-            <w:shd w:fill="F2F2F2" w:val="clear"/>
-          </w:tcPr>
-          <w:p>
-            <w:r/>
-            <w:r>
-              <w:rPr>
-                <w:rFonts w:ascii="Calibri" w:hAnsi="Calibri"/>
-                <w:color w:val="333333"/>
-                <w:sz w:val="18"/>
-              </w:rPr>
-              <w:t>Ad-hoc — downloads the open dataset</w:t>
-            </w:r>
-          </w:p>
-        </w:tc>
-      </w:tr>
-    </w:tbl>
-    <w:p/>
+    <w:p>
+      <w:pPr>
+        <w:spacing w:after="120"/>
+      </w:pPr>
+      <w:r>
+        <w:t xml:space="preserve">Climate disruption is materially impacting school operations in Pakistan — heatwaves, floods, smog. v0.1 surfaced the </w:t>
+      </w:r>
+      <w:r>
+        <w:rPr>
+          <w:i/>
+        </w:rPr>
+        <w:t>data</w:t>
+      </w:r>
+      <w:r>
+        <w:t xml:space="preserve">; v0.2 lets PTSL </w:t>
+      </w:r>
+      <w:r>
+        <w:rPr>
+          <w:b/>
+        </w:rPr>
+        <w:t>act on it</w:t>
+      </w:r>
+      <w:r>
+        <w:t xml:space="preserve"> through their existing comms channels with the right approvals, audit trail, and AI assistance. We are not a comms platform; we are the governed brain that decides what to say.</w:t>
+      </w:r>
+    </w:p>
+    <w:p>
+      <w:pPr>
+        <w:pBdr>
+          <w:bottom w:val="single" w:sz="6" w:space="1" w:color="999999"/>
+        </w:pBdr>
+      </w:pPr>
+    </w:p>
     <w:p>
       <w:pPr>
         <w:spacing w:before="360" w:after="160"/>
@@ -434,13 +245,13 @@
           <w:color w:val="003D6B"/>
           <w:sz w:val="24"/>
         </w:rPr>
-        <w:t>3. Jobs to be done</w:t>
+        <w:t>2. Users (v0.2)</w:t>
       </w:r>
     </w:p>
     <w:tbl>
       <w:tblPr>
         <w:tblW w:type="auto" w:w="0"/>
-        <w:tblLayout w:type="fixed"/>
+        <w:jc w:val="center"/>
         <w:tblLook w:firstColumn="1" w:firstRow="1" w:lastColumn="0" w:lastRow="0" w:noHBand="0" w:noVBand="1" w:val="04A0"/>
         <w:tblBorders>
           <w:top w:val="single" w:sz="4" w:space="0" w:color="999999"/>
@@ -459,10 +270,13 @@
       <w:tr>
         <w:tc>
           <w:tcPr>
-            <w:tcW w:type="dxa" w:w="720"/>
+            <w:tcW w:type="dxa" w:w="3120"/>
             <w:shd w:fill="003D6B" w:val="clear"/>
           </w:tcPr>
           <w:p>
+            <w:pPr>
+              <w:jc w:val="left"/>
+            </w:pPr>
             <w:r/>
             <w:r>
               <w:rPr>
@@ -471,16 +285,19 @@
                 <w:color w:val="FFFFFF"/>
                 <w:sz w:val="18"/>
               </w:rPr>
-              <w:t>ID</w:t>
+              <w:t>User</w:t>
             </w:r>
           </w:p>
         </w:tc>
         <w:tc>
           <w:tcPr>
-            <w:tcW w:type="dxa" w:w="5760"/>
+            <w:tcW w:type="dxa" w:w="3120"/>
             <w:shd w:fill="003D6B" w:val="clear"/>
           </w:tcPr>
           <w:p>
+            <w:pPr>
+              <w:jc w:val="left"/>
+            </w:pPr>
             <w:r/>
             <w:r>
               <w:rPr>
@@ -489,16 +306,19 @@
                 <w:color w:val="FFFFFF"/>
                 <w:sz w:val="18"/>
               </w:rPr>
-              <w:t>Job</w:t>
+              <w:t>Auth</w:t>
             </w:r>
           </w:p>
         </w:tc>
         <w:tc>
           <w:tcPr>
-            <w:tcW w:type="dxa" w:w="2880"/>
+            <w:tcW w:type="dxa" w:w="3120"/>
             <w:shd w:fill="003D6B" w:val="clear"/>
           </w:tcPr>
           <w:p>
+            <w:pPr>
+              <w:jc w:val="left"/>
+            </w:pPr>
             <w:r/>
             <w:r>
               <w:rPr>
@@ -507,7 +327,7 @@
                 <w:color w:val="FFFFFF"/>
                 <w:sz w:val="18"/>
               </w:rPr>
-              <w:t>Surface</w:t>
+              <w:t>Role(s)</w:t>
             </w:r>
           </w:p>
         </w:tc>
@@ -515,7 +335,7 @@
       <w:tr>
         <w:tc>
           <w:tcPr>
-            <w:tcW w:type="dxa" w:w="720"/>
+            <w:tcW w:type="dxa" w:w="3120"/>
           </w:tcPr>
           <w:p>
             <w:r/>
@@ -525,13 +345,13 @@
                 <w:color w:val="333333"/>
                 <w:sz w:val="18"/>
               </w:rPr>
-              <w:t>J1</w:t>
+              <w:t>**Public visitor**</w:t>
             </w:r>
           </w:p>
         </w:tc>
         <w:tc>
           <w:tcPr>
-            <w:tcW w:type="dxa" w:w="5760"/>
+            <w:tcW w:type="dxa" w:w="3120"/>
           </w:tcPr>
           <w:p>
             <w:r/>
@@ -541,13 +361,13 @@
                 <w:color w:val="333333"/>
                 <w:sz w:val="18"/>
               </w:rPr>
-              <w:t>What's happening across my estate right now?</w:t>
+              <w:t>None</w:t>
             </w:r>
           </w:p>
         </w:tc>
         <w:tc>
           <w:tcPr>
-            <w:tcW w:type="dxa" w:w="2880"/>
+            <w:tcW w:type="dxa" w:w="3120"/>
           </w:tcPr>
           <w:p>
             <w:r/>
@@ -557,7 +377,7 @@
                 <w:color w:val="333333"/>
                 <w:sz w:val="18"/>
               </w:rPr>
-              <w:t>Overview (map + KPIs)</w:t>
+              <w:t>Read-only browsing of dashboard + Open Data</w:t>
             </w:r>
           </w:p>
         </w:tc>
@@ -565,7 +385,7 @@
       <w:tr>
         <w:tc>
           <w:tcPr>
-            <w:tcW w:type="dxa" w:w="720"/>
+            <w:tcW w:type="dxa" w:w="3120"/>
             <w:shd w:fill="F2F2F2" w:val="clear"/>
           </w:tcPr>
           <w:p>
@@ -576,13 +396,13 @@
                 <w:color w:val="333333"/>
                 <w:sz w:val="18"/>
               </w:rPr>
-              <w:t>J2</w:t>
+              <w:t>**PTSL Admin**</w:t>
             </w:r>
           </w:p>
         </w:tc>
         <w:tc>
           <w:tcPr>
-            <w:tcW w:type="dxa" w:w="5760"/>
+            <w:tcW w:type="dxa" w:w="3120"/>
             <w:shd w:fill="F2F2F2" w:val="clear"/>
           </w:tcPr>
           <w:p>
@@ -593,13 +413,13 @@
                 <w:color w:val="333333"/>
                 <w:sz w:val="18"/>
               </w:rPr>
-              <w:t>Which schools need a decision today?</w:t>
+              <w:t>Magic-link</w:t>
             </w:r>
           </w:p>
         </w:tc>
         <w:tc>
           <w:tcPr>
-            <w:tcW w:type="dxa" w:w="2880"/>
+            <w:tcW w:type="dxa" w:w="3120"/>
             <w:shd w:fill="F2F2F2" w:val="clear"/>
           </w:tcPr>
           <w:p>
@@ -610,7 +430,7 @@
                 <w:color w:val="333333"/>
                 <w:sz w:val="18"/>
               </w:rPr>
-              <w:t>Overview (active alerts)</w:t>
+              <w:t>Org-wide: settings, users, imports, approvals</w:t>
             </w:r>
           </w:p>
         </w:tc>
@@ -618,7 +438,7 @@
       <w:tr>
         <w:tc>
           <w:tcPr>
-            <w:tcW w:type="dxa" w:w="720"/>
+            <w:tcW w:type="dxa" w:w="3120"/>
           </w:tcPr>
           <w:p>
             <w:r/>
@@ -628,13 +448,13 @@
                 <w:color w:val="333333"/>
                 <w:sz w:val="18"/>
               </w:rPr>
-              <w:t>J3</w:t>
+              <w:t>**PTSL Cluster coordinator**</w:t>
             </w:r>
           </w:p>
         </w:tc>
         <w:tc>
           <w:tcPr>
-            <w:tcW w:type="dxa" w:w="5760"/>
+            <w:tcW w:type="dxa" w:w="3120"/>
           </w:tcPr>
           <w:p>
             <w:r/>
@@ -644,13 +464,13 @@
                 <w:color w:val="333333"/>
                 <w:sz w:val="18"/>
               </w:rPr>
-              <w:t>Send a parent advisory in 3 languages</w:t>
+              <w:t>Magic-link</w:t>
             </w:r>
           </w:p>
         </w:tc>
         <w:tc>
           <w:tcPr>
-            <w:tcW w:type="dxa" w:w="2880"/>
+            <w:tcW w:type="dxa" w:w="3120"/>
           </w:tcPr>
           <w:p>
             <w:r/>
@@ -660,7 +480,7 @@
                 <w:color w:val="333333"/>
                 <w:sz w:val="18"/>
               </w:rPr>
-              <w:t>Dispatch flow</w:t>
+              <w:t>Operate within one cluster (C-1, C-2, C-3, or C-4)</w:t>
             </w:r>
           </w:p>
         </w:tc>
@@ -668,7 +488,7 @@
       <w:tr>
         <w:tc>
           <w:tcPr>
-            <w:tcW w:type="dxa" w:w="720"/>
+            <w:tcW w:type="dxa" w:w="3120"/>
             <w:shd w:fill="F2F2F2" w:val="clear"/>
           </w:tcPr>
           <w:p>
@@ -679,13 +499,13 @@
                 <w:color w:val="333333"/>
                 <w:sz w:val="18"/>
               </w:rPr>
-              <w:t>J4</w:t>
+              <w:t>**PTSL Dispatcher**</w:t>
             </w:r>
           </w:p>
         </w:tc>
         <w:tc>
           <w:tcPr>
-            <w:tcW w:type="dxa" w:w="5760"/>
+            <w:tcW w:type="dxa" w:w="3120"/>
             <w:shd w:fill="F2F2F2" w:val="clear"/>
           </w:tcPr>
           <w:p>
@@ -696,13 +516,13 @@
                 <w:color w:val="333333"/>
                 <w:sz w:val="18"/>
               </w:rPr>
-              <w:t>Modify a school day (early dismissal, water rations)</w:t>
+              <w:t>Magic-link</w:t>
             </w:r>
           </w:p>
         </w:tc>
         <w:tc>
           <w:tcPr>
-            <w:tcW w:type="dxa" w:w="2880"/>
+            <w:tcW w:type="dxa" w:w="3120"/>
             <w:shd w:fill="F2F2F2" w:val="clear"/>
           </w:tcPr>
           <w:p>
@@ -713,7 +533,7 @@
                 <w:color w:val="333333"/>
                 <w:sz w:val="18"/>
               </w:rPr>
-              <w:t>School-day modal</w:t>
+              <w:t>Draft advisories org-wide; cannot approve</w:t>
             </w:r>
           </w:p>
         </w:tc>
@@ -721,7 +541,7 @@
       <w:tr>
         <w:tc>
           <w:tcPr>
-            <w:tcW w:type="dxa" w:w="720"/>
+            <w:tcW w:type="dxa" w:w="3120"/>
           </w:tcPr>
           <w:p>
             <w:r/>
@@ -731,13 +551,13 @@
                 <w:color w:val="333333"/>
                 <w:sz w:val="18"/>
               </w:rPr>
-              <w:t>J5</w:t>
+              <w:t>**PTSL Reviewer**</w:t>
             </w:r>
           </w:p>
         </w:tc>
         <w:tc>
           <w:tcPr>
-            <w:tcW w:type="dxa" w:w="5760"/>
+            <w:tcW w:type="dxa" w:w="3120"/>
           </w:tcPr>
           <w:p>
             <w:r/>
@@ -747,13 +567,13 @@
                 <w:color w:val="333333"/>
                 <w:sz w:val="18"/>
               </w:rPr>
-              <w:t>Compare schools, drill down on one</w:t>
+              <w:t>Magic-link</w:t>
             </w:r>
           </w:p>
         </w:tc>
         <w:tc>
           <w:tcPr>
-            <w:tcW w:type="dxa" w:w="2880"/>
+            <w:tcW w:type="dxa" w:w="3120"/>
           </w:tcPr>
           <w:p>
             <w:r/>
@@ -763,7 +583,7 @@
                 <w:color w:val="333333"/>
                 <w:sz w:val="18"/>
               </w:rPr>
-              <w:t>Schools matrix → drawer</w:t>
+              <w:t>Read-only across all data</w:t>
             </w:r>
           </w:p>
         </w:tc>
@@ -771,7 +591,7 @@
       <w:tr>
         <w:tc>
           <w:tcPr>
-            <w:tcW w:type="dxa" w:w="720"/>
+            <w:tcW w:type="dxa" w:w="3120"/>
             <w:shd w:fill="F2F2F2" w:val="clear"/>
           </w:tcPr>
           <w:p>
@@ -782,13 +602,13 @@
                 <w:color w:val="333333"/>
                 <w:sz w:val="18"/>
               </w:rPr>
-              <w:t>J6</w:t>
+              <w:t>**BT (Beaconhouse Technology)**</w:t>
             </w:r>
           </w:p>
         </w:tc>
         <w:tc>
           <w:tcPr>
-            <w:tcW w:type="dxa" w:w="5760"/>
+            <w:tcW w:type="dxa" w:w="3120"/>
             <w:shd w:fill="F2F2F2" w:val="clear"/>
           </w:tcPr>
           <w:p>
@@ -799,13 +619,13 @@
                 <w:color w:val="333333"/>
                 <w:sz w:val="18"/>
               </w:rPr>
-              <w:t>Understand why a school's score is high</w:t>
+              <w:t>Magic-link (admin)</w:t>
             </w:r>
           </w:p>
         </w:tc>
         <w:tc>
           <w:tcPr>
-            <w:tcW w:type="dxa" w:w="2880"/>
+            <w:tcW w:type="dxa" w:w="3120"/>
             <w:shd w:fill="F2F2F2" w:val="clear"/>
           </w:tcPr>
           <w:p>
@@ -816,219 +636,34 @@
                 <w:color w:val="333333"/>
                 <w:sz w:val="18"/>
               </w:rPr>
-              <w:t>School drawer → Why this score?</w:t>
-            </w:r>
-          </w:p>
-        </w:tc>
-      </w:tr>
-      <w:tr>
-        <w:tc>
-          <w:tcPr>
-            <w:tcW w:type="dxa" w:w="720"/>
-          </w:tcPr>
-          <w:p>
-            <w:r/>
-            <w:r>
-              <w:rPr>
-                <w:rFonts w:ascii="Calibri" w:hAnsi="Calibri"/>
-                <w:color w:val="333333"/>
-                <w:sz w:val="18"/>
-              </w:rPr>
-              <w:t>J7</w:t>
-            </w:r>
-          </w:p>
-        </w:tc>
-        <w:tc>
-          <w:tcPr>
-            <w:tcW w:type="dxa" w:w="5760"/>
-          </w:tcPr>
-          <w:p>
-            <w:r/>
-            <w:r>
-              <w:rPr>
-                <w:rFonts w:ascii="Calibri" w:hAnsi="Calibri"/>
-                <w:color w:val="333333"/>
-                <w:sz w:val="18"/>
-              </w:rPr>
-              <w:t>Get the underlying open dataset</w:t>
-            </w:r>
-          </w:p>
-        </w:tc>
-        <w:tc>
-          <w:tcPr>
-            <w:tcW w:type="dxa" w:w="2880"/>
-          </w:tcPr>
-          <w:p>
-            <w:r/>
-            <w:r>
-              <w:rPr>
-                <w:rFonts w:ascii="Calibri" w:hAnsi="Calibri"/>
-                <w:color w:val="333333"/>
-                <w:sz w:val="18"/>
-              </w:rPr>
-              <w:t>Open Data view</w:t>
-            </w:r>
-          </w:p>
-        </w:tc>
-      </w:tr>
-      <w:tr>
-        <w:tc>
-          <w:tcPr>
-            <w:tcW w:type="dxa" w:w="720"/>
-            <w:shd w:fill="F2F2F2" w:val="clear"/>
-          </w:tcPr>
-          <w:p>
-            <w:r/>
-            <w:r>
-              <w:rPr>
-                <w:rFonts w:ascii="Calibri" w:hAnsi="Calibri"/>
-                <w:color w:val="333333"/>
-                <w:sz w:val="18"/>
-              </w:rPr>
-              <w:t>J8</w:t>
-            </w:r>
-          </w:p>
-        </w:tc>
-        <w:tc>
-          <w:tcPr>
-            <w:tcW w:type="dxa" w:w="5760"/>
-            <w:shd w:fill="F2F2F2" w:val="clear"/>
-          </w:tcPr>
-          <w:p>
-            <w:r/>
-            <w:r>
-              <w:rPr>
-                <w:rFonts w:ascii="Calibri" w:hAnsi="Calibri"/>
-                <w:color w:val="333333"/>
-                <w:sz w:val="18"/>
-              </w:rPr>
-              <w:t>Ask a natural-language question</w:t>
-            </w:r>
-          </w:p>
-        </w:tc>
-        <w:tc>
-          <w:tcPr>
-            <w:tcW w:type="dxa" w:w="2880"/>
-            <w:shd w:fill="F2F2F2" w:val="clear"/>
-          </w:tcPr>
-          <w:p>
-            <w:r/>
-            <w:r>
-              <w:rPr>
-                <w:rFonts w:ascii="Calibri" w:hAnsi="Calibri"/>
-                <w:color w:val="333333"/>
-                <w:sz w:val="18"/>
-              </w:rPr>
-              <w:t>Chat (⌘K / FAB)</w:t>
-            </w:r>
-          </w:p>
-        </w:tc>
-      </w:tr>
-      <w:tr>
-        <w:tc>
-          <w:tcPr>
-            <w:tcW w:type="dxa" w:w="720"/>
-          </w:tcPr>
-          <w:p>
-            <w:r/>
-            <w:r>
-              <w:rPr>
-                <w:rFonts w:ascii="Calibri" w:hAnsi="Calibri"/>
-                <w:color w:val="333333"/>
-                <w:sz w:val="18"/>
-              </w:rPr>
-              <w:t>J9</w:t>
-            </w:r>
-          </w:p>
-        </w:tc>
-        <w:tc>
-          <w:tcPr>
-            <w:tcW w:type="dxa" w:w="5760"/>
-          </w:tcPr>
-          <w:p>
-            <w:r/>
-            <w:r>
-              <w:rPr>
-                <w:rFonts w:ascii="Calibri" w:hAnsi="Calibri"/>
-                <w:color w:val="333333"/>
-                <w:sz w:val="18"/>
-              </w:rPr>
-              <w:t>Tune thresholds, languages, channels, templates</w:t>
-            </w:r>
-          </w:p>
-        </w:tc>
-        <w:tc>
-          <w:tcPr>
-            <w:tcW w:type="dxa" w:w="2880"/>
-          </w:tcPr>
-          <w:p>
-            <w:r/>
-            <w:r>
-              <w:rPr>
-                <w:rFonts w:ascii="Calibri" w:hAnsi="Calibri"/>
-                <w:color w:val="333333"/>
-                <w:sz w:val="18"/>
-              </w:rPr>
-              <w:t>Settings</w:t>
-            </w:r>
-          </w:p>
-        </w:tc>
-      </w:tr>
-      <w:tr>
-        <w:tc>
-          <w:tcPr>
-            <w:tcW w:type="dxa" w:w="720"/>
-            <w:shd w:fill="F2F2F2" w:val="clear"/>
-          </w:tcPr>
-          <w:p>
-            <w:r/>
-            <w:r>
-              <w:rPr>
-                <w:rFonts w:ascii="Calibri" w:hAnsi="Calibri"/>
-                <w:color w:val="333333"/>
-                <w:sz w:val="18"/>
-              </w:rPr>
-              <w:t>J10</w:t>
-            </w:r>
-          </w:p>
-        </w:tc>
-        <w:tc>
-          <w:tcPr>
-            <w:tcW w:type="dxa" w:w="5760"/>
-            <w:shd w:fill="F2F2F2" w:val="clear"/>
-          </w:tcPr>
-          <w:p>
-            <w:r/>
-            <w:r>
-              <w:rPr>
-                <w:rFonts w:ascii="Calibri" w:hAnsi="Calibri"/>
-                <w:color w:val="333333"/>
-                <w:sz w:val="18"/>
-              </w:rPr>
-              <w:t>Broadcast advisory to an entire cluster</w:t>
-            </w:r>
-          </w:p>
-        </w:tc>
-        <w:tc>
-          <w:tcPr>
-            <w:tcW w:type="dxa" w:w="2880"/>
-            <w:shd w:fill="F2F2F2" w:val="clear"/>
-          </w:tcPr>
-          <w:p>
-            <w:r/>
-            <w:r>
-              <w:rPr>
-                <w:rFonts w:ascii="Calibri" w:hAnsi="Calibri"/>
-                <w:color w:val="333333"/>
-                <w:sz w:val="18"/>
-              </w:rPr>
-              <w:t>Overview → cluster row</w:t>
+              <w:t>Platform operations, support escalation, audit oversight</w:t>
             </w:r>
           </w:p>
         </w:tc>
       </w:tr>
     </w:tbl>
     <w:p/>
+    <w:p>
+      <w:pPr>
+        <w:spacing w:after="120"/>
+      </w:pPr>
+      <w:r>
+        <w:rPr>
+          <w:b/>
+        </w:rPr>
+        <w:t>Out of scope for v0.2:</w:t>
+      </w:r>
+      <w:r>
+        <w:t xml:space="preserve"> public-subscriber accounts (no /subscribe flow); web push; email alerts; SMS/WhatsApp gateway integration. All deferred to v0.3+.</w:t>
+      </w:r>
+    </w:p>
+    <w:p>
+      <w:pPr>
+        <w:pBdr>
+          <w:bottom w:val="single" w:sz="6" w:space="1" w:color="999999"/>
+        </w:pBdr>
+      </w:pPr>
+    </w:p>
     <w:p>
       <w:pPr>
         <w:spacing w:before="360" w:after="160"/>
@@ -1043,13 +678,150 @@
           <w:color w:val="003D6B"/>
           <w:sz w:val="24"/>
         </w:rPr>
-        <w:t>4. Features (v0.1)</w:t>
+        <w:t>3. v0.2 product principles</w:t>
+      </w:r>
+    </w:p>
+    <w:p>
+      <w:pPr>
+        <w:pStyle w:val="ListNumber"/>
+        <w:spacing w:after="40"/>
+      </w:pPr>
+      <w:r>
+        <w:rPr>
+          <w:b/>
+        </w:rPr>
+        <w:t>Generator, not transmitter.</w:t>
+      </w:r>
+      <w:r>
+        <w:t xml:space="preserve"> SCH composes the multilingual advisory copy and runs the approval workflow. PTSL dispatches through their existing channels (WhatsApp / SMS / school PA).</w:t>
+      </w:r>
+    </w:p>
+    <w:p>
+      <w:pPr>
+        <w:pStyle w:val="ListNumber"/>
+        <w:spacing w:after="40"/>
+      </w:pPr>
+      <w:r>
+        <w:rPr>
+          <w:b/>
+        </w:rPr>
+        <w:t>Open-source is the moat — code is forkable, partnership and deployment are not.</w:t>
+      </w:r>
+      <w:r>
+        <w:t xml:space="preserve"> Apache-2.0 covers the codebase; CC BY 4.0 covers the dataset; the hosted SaaS at </w:t>
+      </w:r>
+      <w:r>
+        <w:rPr>
+          <w:rFonts w:ascii="Consolas" w:hAnsi="Consolas"/>
+          <w:sz w:val="19"/>
+        </w:rPr>
+        <w:t>schoolclimatehub.org</w:t>
+      </w:r>
+      <w:r>
+        <w:t xml:space="preserve"> is a separate offering with its own ToS, Privacy, and processor obligations. </w:t>
+      </w:r>
+      <w:r>
+        <w:rPr>
+          <w:b/>
+        </w:rPr>
+        <w:t>Hosted-SaaS terms must not cross-contaminate the OSS licence.</w:t>
+      </w:r>
+    </w:p>
+    <w:p>
+      <w:pPr>
+        <w:pStyle w:val="ListNumber"/>
+        <w:spacing w:after="40"/>
+      </w:pPr>
+      <w:r>
+        <w:rPr>
+          <w:b/>
+        </w:rPr>
+        <w:t>No parent PII held.</w:t>
+      </w:r>
+      <w:r>
+        <w:t xml:space="preserve"> Ever. Architectural invariant enforced at the schema layer.</w:t>
+      </w:r>
+    </w:p>
+    <w:p>
+      <w:pPr>
+        <w:pStyle w:val="ListNumber"/>
+        <w:spacing w:after="40"/>
+      </w:pPr>
+      <w:r>
+        <w:rPr>
+          <w:b/>
+        </w:rPr>
+        <w:t>Governance scales with blast radius.</w:t>
+      </w:r>
+      <w:r>
+        <w:t xml:space="preserve"> Routine actions are low-friction; data imports, settings changes, and privilege changes require dual-control.</w:t>
+      </w:r>
+    </w:p>
+    <w:p>
+      <w:pPr>
+        <w:pStyle w:val="ListNumber"/>
+        <w:spacing w:after="40"/>
+      </w:pPr>
+      <w:r>
+        <w:rPr>
+          <w:b/>
+        </w:rPr>
+        <w:t>Operator owns the decision.</w:t>
+      </w:r>
+      <w:r>
+        <w:t xml:space="preserve"> SCH surfaces evidence and drafts copy; the human approves and dispatches. No autonomous closure, no autonomous broadcast.</w:t>
+      </w:r>
+    </w:p>
+    <w:p>
+      <w:pPr>
+        <w:pBdr>
+          <w:bottom w:val="single" w:sz="6" w:space="1" w:color="999999"/>
+        </w:pBdr>
+      </w:pPr>
+    </w:p>
+    <w:p>
+      <w:pPr>
+        <w:spacing w:before="360" w:after="160"/>
+        <w:pBdr>
+          <w:bottom w:val="single" w:sz="4" w:space="1" w:color="003D6B"/>
+        </w:pBdr>
+      </w:pPr>
+      <w:r>
+        <w:rPr>
+          <w:rFonts w:ascii="Calibri" w:hAnsi="Calibri"/>
+          <w:b/>
+          <w:color w:val="003D6B"/>
+          <w:sz w:val="24"/>
+        </w:rPr>
+        <w:t>4. Functional requirements (v0.2)</w:t>
+      </w:r>
+    </w:p>
+    <w:p>
+      <w:pPr>
+        <w:spacing w:after="120"/>
+      </w:pPr>
+      <w:r>
+        <w:t>Carries forward all v0.1 FR. New + changed:</w:t>
+      </w:r>
+    </w:p>
+    <w:p>
+      <w:pPr>
+        <w:spacing w:before="240" w:after="120"/>
+      </w:pPr>
+      <w:r>
+        <w:rPr>
+          <w:rFonts w:ascii="Calibri" w:hAnsi="Calibri"/>
+          <w:b/>
+          <w:color w:val="333333"/>
+          <w:sz w:val="22"/>
+        </w:rPr>
+        <w:t>Auth &amp; user management</w:t>
       </w:r>
     </w:p>
     <w:tbl>
       <w:tblPr>
         <w:tblW w:type="auto" w:w="0"/>
-        <w:tblLayout w:type="fixed"/>
+        <w:jc w:val="center"/>
         <w:tblLook w:firstColumn="1" w:firstRow="1" w:lastColumn="0" w:lastRow="0" w:noHBand="0" w:noVBand="1" w:val="04A0"/>
         <w:tblBorders>
           <w:top w:val="single" w:sz="4" w:space="0" w:color="999999"/>
@@ -1067,10 +839,13 @@
       <w:tr>
         <w:tc>
           <w:tcPr>
-            <w:tcW w:type="dxa" w:w="6768"/>
+            <w:tcW w:type="dxa" w:w="4680"/>
             <w:shd w:fill="003D6B" w:val="clear"/>
           </w:tcPr>
           <w:p>
+            <w:pPr>
+              <w:jc w:val="left"/>
+            </w:pPr>
             <w:r/>
             <w:r>
               <w:rPr>
@@ -1079,16 +854,19 @@
                 <w:color w:val="FFFFFF"/>
                 <w:sz w:val="18"/>
               </w:rPr>
-              <w:t>Feature</w:t>
+              <w:t>#</w:t>
             </w:r>
           </w:p>
         </w:tc>
         <w:tc>
           <w:tcPr>
-            <w:tcW w:type="dxa" w:w="2592"/>
+            <w:tcW w:type="dxa" w:w="4680"/>
             <w:shd w:fill="003D6B" w:val="clear"/>
           </w:tcPr>
           <w:p>
+            <w:pPr>
+              <w:jc w:val="left"/>
+            </w:pPr>
             <w:r/>
             <w:r>
               <w:rPr>
@@ -1097,7 +875,7 @@
                 <w:color w:val="FFFFFF"/>
                 <w:sz w:val="18"/>
               </w:rPr>
-              <w:t>Status</w:t>
+              <w:t>Requirement</w:t>
             </w:r>
           </w:p>
         </w:tc>
@@ -1105,7 +883,7 @@
       <w:tr>
         <w:tc>
           <w:tcPr>
-            <w:tcW w:type="dxa" w:w="6768"/>
+            <w:tcW w:type="dxa" w:w="4680"/>
           </w:tcPr>
           <w:p>
             <w:r/>
@@ -1115,13 +893,13 @@
                 <w:color w:val="333333"/>
                 <w:sz w:val="18"/>
               </w:rPr>
-              <w:t>50-school roster (Gujranwala-50), EMIS + lat/lon</w:t>
+              <w:t>FR-N1</w:t>
             </w:r>
           </w:p>
         </w:tc>
         <w:tc>
           <w:tcPr>
-            <w:tcW w:type="dxa" w:w="2592"/>
+            <w:tcW w:type="dxa" w:w="4680"/>
           </w:tcPr>
           <w:p>
             <w:r/>
@@ -1131,7 +909,7 @@
                 <w:color w:val="333333"/>
                 <w:sz w:val="18"/>
               </w:rPr>
-              <w:t>Done</w:t>
+              <w:t>Lucia magic-link auth via `auth.schoolclimatehub.org` (SPF/DKIM/DMARC); 10-min single-use token; 8h sliding session; IP-family bound (/24 v4, /48 v6)</w:t>
             </w:r>
           </w:p>
         </w:tc>
@@ -1139,7 +917,7 @@
       <w:tr>
         <w:tc>
           <w:tcPr>
-            <w:tcW w:type="dxa" w:w="6768"/>
+            <w:tcW w:type="dxa" w:w="4680"/>
             <w:shd w:fill="F2F2F2" w:val="clear"/>
           </w:tcPr>
           <w:p>
@@ -1150,13 +928,13 @@
                 <w:color w:val="333333"/>
                 <w:sz w:val="18"/>
               </w:rPr>
-              <w:t>Daily ingest: ERA5 / MODIS LST / Sentinel-5P / CAMS / GloFAS</w:t>
+              <w:t>FR-N2</w:t>
             </w:r>
           </w:p>
         </w:tc>
         <w:tc>
           <w:tcPr>
-            <w:tcW w:type="dxa" w:w="2592"/>
+            <w:tcW w:type="dxa" w:w="4680"/>
             <w:shd w:fill="F2F2F2" w:val="clear"/>
           </w:tcPr>
           <w:p>
@@ -1167,7 +945,7 @@
                 <w:color w:val="333333"/>
                 <w:sz w:val="18"/>
               </w:rPr>
-              <w:t>Code stubbed</w:t>
+              <w:t>Four-role model: Admin / Cluster coordinator / Dispatcher / Reviewer (definitions in §6)</w:t>
             </w:r>
           </w:p>
         </w:tc>
@@ -1175,7 +953,7 @@
       <w:tr>
         <w:tc>
           <w:tcPr>
-            <w:tcW w:type="dxa" w:w="6768"/>
+            <w:tcW w:type="dxa" w:w="4680"/>
           </w:tcPr>
           <w:p>
             <w:r/>
@@ -1185,13 +963,13 @@
                 <w:color w:val="333333"/>
                 <w:sz w:val="18"/>
               </w:rPr>
-              <w:t>Per-school hazard scoring (heat / AQ / flood / overall) 0–100</w:t>
+              <w:t>FR-N3</w:t>
             </w:r>
           </w:p>
         </w:tc>
         <w:tc>
           <w:tcPr>
-            <w:tcW w:type="dxa" w:w="2592"/>
+            <w:tcW w:type="dxa" w:w="4680"/>
           </w:tcPr>
           <w:p>
             <w:r/>
@@ -1201,7 +979,7 @@
                 <w:color w:val="333333"/>
                 <w:sz w:val="18"/>
               </w:rPr>
-              <w:t>Mock</w:t>
+              <w:t>Minimum 3 admins required before "Promote to admin" or "Remove admin" UI lights up; below 3, those actions queue in a 7-day cooling window</w:t>
             </w:r>
           </w:p>
         </w:tc>
@@ -1209,7 +987,7 @@
       <w:tr>
         <w:tc>
           <w:tcPr>
-            <w:tcW w:type="dxa" w:w="6768"/>
+            <w:tcW w:type="dxa" w:w="4680"/>
             <w:shd w:fill="F2F2F2" w:val="clear"/>
           </w:tcPr>
           <w:p>
@@ -1220,13 +998,13 @@
                 <w:color w:val="333333"/>
                 <w:sz w:val="18"/>
               </w:rPr>
-              <w:t>Child-burden estimator (students × hazard-days)</w:t>
+              <w:t>FR-N4</w:t>
             </w:r>
           </w:p>
         </w:tc>
         <w:tc>
           <w:tcPr>
-            <w:tcW w:type="dxa" w:w="2592"/>
+            <w:tcW w:type="dxa" w:w="4680"/>
             <w:shd w:fill="F2F2F2" w:val="clear"/>
           </w:tcPr>
           <w:p>
@@ -1237,7 +1015,7 @@
                 <w:color w:val="333333"/>
                 <w:sz w:val="18"/>
               </w:rPr>
-              <w:t>Mock</w:t>
+              <w:t>Cannot self-approve any gated action; initiator ≠ approver(s) by `user_id`</w:t>
             </w:r>
           </w:p>
         </w:tc>
@@ -1245,7 +1023,7 @@
       <w:tr>
         <w:tc>
           <w:tcPr>
-            <w:tcW w:type="dxa" w:w="6768"/>
+            <w:tcW w:type="dxa" w:w="4680"/>
           </w:tcPr>
           <w:p>
             <w:r/>
@@ -1255,13 +1033,13 @@
                 <w:color w:val="333333"/>
                 <w:sz w:val="18"/>
               </w:rPr>
-              <w:t>Active-alert detection at configurable thresholds</w:t>
+              <w:t>FR-N5</w:t>
             </w:r>
           </w:p>
         </w:tc>
         <w:tc>
           <w:tcPr>
-            <w:tcW w:type="dxa" w:w="2592"/>
+            <w:tcW w:type="dxa" w:w="4680"/>
           </w:tcPr>
           <w:p>
             <w:r/>
@@ -1271,323 +1049,7 @@
                 <w:color w:val="333333"/>
                 <w:sz w:val="18"/>
               </w:rPr>
-              <w:t>Mock</w:t>
-            </w:r>
-          </w:p>
-        </w:tc>
-      </w:tr>
-      <w:tr>
-        <w:tc>
-          <w:tcPr>
-            <w:tcW w:type="dxa" w:w="6768"/>
-            <w:shd w:fill="F2F2F2" w:val="clear"/>
-          </w:tcPr>
-          <w:p>
-            <w:r/>
-            <w:r>
-              <w:rPr>
-                <w:rFonts w:ascii="Calibri" w:hAnsi="Calibri"/>
-                <w:color w:val="333333"/>
-                <w:sz w:val="18"/>
-              </w:rPr>
-              <w:t>Multilingual advisory engine (EN / UR / Punjabi-Shahmukhi)</w:t>
-            </w:r>
-          </w:p>
-        </w:tc>
-        <w:tc>
-          <w:tcPr>
-            <w:tcW w:type="dxa" w:w="2592"/>
-            <w:shd w:fill="F2F2F2" w:val="clear"/>
-          </w:tcPr>
-          <w:p>
-            <w:r/>
-            <w:r>
-              <w:rPr>
-                <w:rFonts w:ascii="Calibri" w:hAnsi="Calibri"/>
-                <w:color w:val="333333"/>
-                <w:sz w:val="18"/>
-              </w:rPr>
-              <w:t>Mock content</w:t>
-            </w:r>
-          </w:p>
-        </w:tc>
-      </w:tr>
-      <w:tr>
-        <w:tc>
-          <w:tcPr>
-            <w:tcW w:type="dxa" w:w="6768"/>
-          </w:tcPr>
-          <w:p>
-            <w:r/>
-            <w:r>
-              <w:rPr>
-                <w:rFonts w:ascii="Calibri" w:hAnsi="Calibri"/>
-                <w:color w:val="333333"/>
-                <w:sz w:val="18"/>
-              </w:rPr>
-              <w:t>Operator approval workflow before dispatch</w:t>
-            </w:r>
-          </w:p>
-        </w:tc>
-        <w:tc>
-          <w:tcPr>
-            <w:tcW w:type="dxa" w:w="2592"/>
-          </w:tcPr>
-          <w:p>
-            <w:r/>
-            <w:r>
-              <w:rPr>
-                <w:rFonts w:ascii="Calibri" w:hAnsi="Calibri"/>
-                <w:color w:val="333333"/>
-                <w:sz w:val="18"/>
-              </w:rPr>
-              <w:t>UI complete</w:t>
-            </w:r>
-          </w:p>
-        </w:tc>
-      </w:tr>
-      <w:tr>
-        <w:tc>
-          <w:tcPr>
-            <w:tcW w:type="dxa" w:w="6768"/>
-            <w:shd w:fill="F2F2F2" w:val="clear"/>
-          </w:tcPr>
-          <w:p>
-            <w:r/>
-            <w:r>
-              <w:rPr>
-                <w:rFonts w:ascii="Calibri" w:hAnsi="Calibri"/>
-                <w:color w:val="333333"/>
-                <w:sz w:val="18"/>
-              </w:rPr>
-              <w:t>Dispatch via SMS / WhatsApp / school PA gateway</w:t>
-            </w:r>
-          </w:p>
-        </w:tc>
-        <w:tc>
-          <w:tcPr>
-            <w:tcW w:type="dxa" w:w="2592"/>
-            <w:shd w:fill="F2F2F2" w:val="clear"/>
-          </w:tcPr>
-          <w:p>
-            <w:r/>
-            <w:r>
-              <w:rPr>
-                <w:rFonts w:ascii="Calibri" w:hAnsi="Calibri"/>
-                <w:color w:val="333333"/>
-                <w:sz w:val="18"/>
-              </w:rPr>
-              <w:t>Stubbed</w:t>
-            </w:r>
-          </w:p>
-        </w:tc>
-      </w:tr>
-      <w:tr>
-        <w:tc>
-          <w:tcPr>
-            <w:tcW w:type="dxa" w:w="6768"/>
-          </w:tcPr>
-          <w:p>
-            <w:r/>
-            <w:r>
-              <w:rPr>
-                <w:rFonts w:ascii="Calibri" w:hAnsi="Calibri"/>
-                <w:color w:val="333333"/>
-                <w:sz w:val="18"/>
-              </w:rPr>
-              <w:t>Audit log of decisions + dispatches</w:t>
-            </w:r>
-          </w:p>
-        </w:tc>
-        <w:tc>
-          <w:tcPr>
-            <w:tcW w:type="dxa" w:w="2592"/>
-          </w:tcPr>
-          <w:p>
-            <w:r/>
-            <w:r>
-              <w:rPr>
-                <w:rFonts w:ascii="Calibri" w:hAnsi="Calibri"/>
-                <w:color w:val="333333"/>
-                <w:sz w:val="18"/>
-              </w:rPr>
-              <w:t>Schema only</w:t>
-            </w:r>
-          </w:p>
-        </w:tc>
-      </w:tr>
-      <w:tr>
-        <w:tc>
-          <w:tcPr>
-            <w:tcW w:type="dxa" w:w="6768"/>
-            <w:shd w:fill="F2F2F2" w:val="clear"/>
-          </w:tcPr>
-          <w:p>
-            <w:r/>
-            <w:r>
-              <w:rPr>
-                <w:rFonts w:ascii="Calibri" w:hAnsi="Calibri"/>
-                <w:color w:val="333333"/>
-                <w:sz w:val="18"/>
-              </w:rPr>
-              <w:t>Open Data Layer — daily refresh, CC BY 4.0</w:t>
-            </w:r>
-          </w:p>
-        </w:tc>
-        <w:tc>
-          <w:tcPr>
-            <w:tcW w:type="dxa" w:w="2592"/>
-            <w:shd w:fill="F2F2F2" w:val="clear"/>
-          </w:tcPr>
-          <w:p>
-            <w:r/>
-            <w:r>
-              <w:rPr>
-                <w:rFonts w:ascii="Calibri" w:hAnsi="Calibri"/>
-                <w:color w:val="333333"/>
-                <w:sz w:val="18"/>
-              </w:rPr>
-              <w:t>Schema only</w:t>
-            </w:r>
-          </w:p>
-        </w:tc>
-      </w:tr>
-      <w:tr>
-        <w:tc>
-          <w:tcPr>
-            <w:tcW w:type="dxa" w:w="6768"/>
-          </w:tcPr>
-          <w:p>
-            <w:r/>
-            <w:r>
-              <w:rPr>
-                <w:rFonts w:ascii="Calibri" w:hAnsi="Calibri"/>
-                <w:color w:val="333333"/>
-                <w:sz w:val="18"/>
-              </w:rPr>
-              <w:t>Score explainability (SHAP-style feature attribution)</w:t>
-            </w:r>
-          </w:p>
-        </w:tc>
-        <w:tc>
-          <w:tcPr>
-            <w:tcW w:type="dxa" w:w="2592"/>
-          </w:tcPr>
-          <w:p>
-            <w:r/>
-            <w:r>
-              <w:rPr>
-                <w:rFonts w:ascii="Calibri" w:hAnsi="Calibri"/>
-                <w:color w:val="333333"/>
-                <w:sz w:val="18"/>
-              </w:rPr>
-              <w:t>Mock</w:t>
-            </w:r>
-          </w:p>
-        </w:tc>
-      </w:tr>
-      <w:tr>
-        <w:tc>
-          <w:tcPr>
-            <w:tcW w:type="dxa" w:w="6768"/>
-            <w:shd w:fill="F2F2F2" w:val="clear"/>
-          </w:tcPr>
-          <w:p>
-            <w:r/>
-            <w:r>
-              <w:rPr>
-                <w:rFonts w:ascii="Calibri" w:hAnsi="Calibri"/>
-                <w:color w:val="333333"/>
-                <w:sz w:val="18"/>
-              </w:rPr>
-              <w:t>Natural-language chat (⌘K) over the data</w:t>
-            </w:r>
-          </w:p>
-        </w:tc>
-        <w:tc>
-          <w:tcPr>
-            <w:tcW w:type="dxa" w:w="2592"/>
-            <w:shd w:fill="F2F2F2" w:val="clear"/>
-          </w:tcPr>
-          <w:p>
-            <w:r/>
-            <w:r>
-              <w:rPr>
-                <w:rFonts w:ascii="Calibri" w:hAnsi="Calibri"/>
-                <w:color w:val="333333"/>
-                <w:sz w:val="18"/>
-              </w:rPr>
-              <w:t>Scripted demo</w:t>
-            </w:r>
-          </w:p>
-        </w:tc>
-      </w:tr>
-      <w:tr>
-        <w:tc>
-          <w:tcPr>
-            <w:tcW w:type="dxa" w:w="6768"/>
-          </w:tcPr>
-          <w:p>
-            <w:r/>
-            <w:r>
-              <w:rPr>
-                <w:rFonts w:ascii="Calibri" w:hAnsi="Calibri"/>
-                <w:color w:val="333333"/>
-                <w:sz w:val="18"/>
-              </w:rPr>
-              <w:t>Theme: light / dark / system</w:t>
-            </w:r>
-          </w:p>
-        </w:tc>
-        <w:tc>
-          <w:tcPr>
-            <w:tcW w:type="dxa" w:w="2592"/>
-          </w:tcPr>
-          <w:p>
-            <w:r/>
-            <w:r>
-              <w:rPr>
-                <w:rFonts w:ascii="Calibri" w:hAnsi="Calibri"/>
-                <w:color w:val="333333"/>
-                <w:sz w:val="18"/>
-              </w:rPr>
-              <w:t>Done</w:t>
-            </w:r>
-          </w:p>
-        </w:tc>
-      </w:tr>
-      <w:tr>
-        <w:tc>
-          <w:tcPr>
-            <w:tcW w:type="dxa" w:w="6768"/>
-            <w:shd w:fill="F2F2F2" w:val="clear"/>
-          </w:tcPr>
-          <w:p>
-            <w:r/>
-            <w:r>
-              <w:rPr>
-                <w:rFonts w:ascii="Calibri" w:hAnsi="Calibri"/>
-                <w:color w:val="333333"/>
-                <w:sz w:val="18"/>
-              </w:rPr>
-              <w:t>Cluster-level broadcast</w:t>
-            </w:r>
-          </w:p>
-        </w:tc>
-        <w:tc>
-          <w:tcPr>
-            <w:tcW w:type="dxa" w:w="2592"/>
-            <w:shd w:fill="F2F2F2" w:val="clear"/>
-          </w:tcPr>
-          <w:p>
-            <w:r/>
-            <w:r>
-              <w:rPr>
-                <w:rFonts w:ascii="Calibri" w:hAnsi="Calibri"/>
-                <w:color w:val="333333"/>
-                <w:sz w:val="18"/>
-              </w:rPr>
-              <w:t>UI complete</w:t>
+              <w:t>Suspend/demote/remove triggers session revocation in the same DB transaction</w:t>
             </w:r>
           </w:p>
         </w:tc>
@@ -1596,25 +1058,22 @@
     <w:p/>
     <w:p>
       <w:pPr>
-        <w:spacing w:before="360" w:after="160"/>
-        <w:pBdr>
-          <w:bottom w:val="single" w:sz="4" w:space="1" w:color="003D6B"/>
-        </w:pBdr>
+        <w:spacing w:before="240" w:after="120"/>
       </w:pPr>
       <w:r>
         <w:rPr>
           <w:rFonts w:ascii="Calibri" w:hAnsi="Calibri"/>
           <w:b/>
-          <w:color w:val="003D6B"/>
-          <w:sz w:val="24"/>
+          <w:color w:val="333333"/>
+          <w:sz w:val="22"/>
         </w:rPr>
-        <w:t>5. Functional requirements</w:t>
+        <w:t>Advisory generation</w:t>
       </w:r>
     </w:p>
     <w:tbl>
       <w:tblPr>
         <w:tblW w:type="auto" w:w="0"/>
-        <w:tblLayout w:type="fixed"/>
+        <w:jc w:val="center"/>
         <w:tblLook w:firstColumn="1" w:firstRow="1" w:lastColumn="0" w:lastRow="0" w:noHBand="0" w:noVBand="1" w:val="04A0"/>
         <w:tblBorders>
           <w:top w:val="single" w:sz="4" w:space="0" w:color="999999"/>
@@ -1632,10 +1091,13 @@
       <w:tr>
         <w:tc>
           <w:tcPr>
-            <w:tcW w:type="dxa" w:w="1008"/>
+            <w:tcW w:type="dxa" w:w="4680"/>
             <w:shd w:fill="003D6B" w:val="clear"/>
           </w:tcPr>
           <w:p>
+            <w:pPr>
+              <w:jc w:val="left"/>
+            </w:pPr>
             <w:r/>
             <w:r>
               <w:rPr>
@@ -1650,10 +1112,13 @@
         </w:tc>
         <w:tc>
           <w:tcPr>
-            <w:tcW w:type="dxa" w:w="8352"/>
+            <w:tcW w:type="dxa" w:w="4680"/>
             <w:shd w:fill="003D6B" w:val="clear"/>
           </w:tcPr>
           <w:p>
+            <w:pPr>
+              <w:jc w:val="left"/>
+            </w:pPr>
             <w:r/>
             <w:r>
               <w:rPr>
@@ -1670,7 +1135,7 @@
       <w:tr>
         <w:tc>
           <w:tcPr>
-            <w:tcW w:type="dxa" w:w="1008"/>
+            <w:tcW w:type="dxa" w:w="4680"/>
           </w:tcPr>
           <w:p>
             <w:r/>
@@ -1680,13 +1145,13 @@
                 <w:color w:val="333333"/>
                 <w:sz w:val="18"/>
               </w:rPr>
-              <w:t>FR-1</w:t>
+              <w:t>FR-N6</w:t>
             </w:r>
           </w:p>
         </w:tc>
         <w:tc>
           <w:tcPr>
-            <w:tcW w:type="dxa" w:w="8352"/>
+            <w:tcW w:type="dxa" w:w="4680"/>
           </w:tcPr>
           <w:p>
             <w:r/>
@@ -1696,7 +1161,7 @@
                 <w:color w:val="333333"/>
                 <w:sz w:val="18"/>
               </w:rPr>
-              <w:t>Display all 50 schools on a Leaflet map with hazard-coloured markers</w:t>
+              <w:t>AI advisory composer drafts in EN / UR / PA; operator edits + approves</w:t>
             </w:r>
           </w:p>
         </w:tc>
@@ -1704,7 +1169,7 @@
       <w:tr>
         <w:tc>
           <w:tcPr>
-            <w:tcW w:type="dxa" w:w="1008"/>
+            <w:tcW w:type="dxa" w:w="4680"/>
             <w:shd w:fill="F2F2F2" w:val="clear"/>
           </w:tcPr>
           <w:p>
@@ -1715,13 +1180,13 @@
                 <w:color w:val="333333"/>
                 <w:sz w:val="18"/>
               </w:rPr>
-              <w:t>FR-2</w:t>
+              <w:t>FR-N7</w:t>
             </w:r>
           </w:p>
         </w:tc>
         <w:tc>
           <w:tcPr>
-            <w:tcW w:type="dxa" w:w="8352"/>
+            <w:tcW w:type="dxa" w:w="4680"/>
             <w:shd w:fill="F2F2F2" w:val="clear"/>
           </w:tcPr>
           <w:p>
@@ -1732,7 +1197,7 @@
                 <w:color w:val="333333"/>
                 <w:sz w:val="18"/>
               </w:rPr>
-              <w:t>Switch map layer: heat / air-quality / flood / overall</w:t>
+              <w:t>Copy-out buttons per language; channel audit checkboxes (WhatsApp / SMS / school PA / parent meetings)</w:t>
             </w:r>
           </w:p>
         </w:tc>
@@ -1740,7 +1205,7 @@
       <w:tr>
         <w:tc>
           <w:tcPr>
-            <w:tcW w:type="dxa" w:w="1008"/>
+            <w:tcW w:type="dxa" w:w="4680"/>
           </w:tcPr>
           <w:p>
             <w:r/>
@@ -1750,13 +1215,13 @@
                 <w:color w:val="333333"/>
                 <w:sz w:val="18"/>
               </w:rPr>
-              <w:t>FR-3</w:t>
+              <w:t>FR-N8</w:t>
             </w:r>
           </w:p>
         </w:tc>
         <w:tc>
           <w:tcPr>
-            <w:tcW w:type="dxa" w:w="8352"/>
+            <w:tcW w:type="dxa" w:w="4680"/>
           </w:tcPr>
           <w:p>
             <w:r/>
@@ -1766,7 +1231,7 @@
                 <w:color w:val="333333"/>
                 <w:sz w:val="18"/>
               </w:rPr>
-              <w:t>Filter by cluster (C-1 to C-4)</w:t>
+              <w:t>Threshold-triggered auto-DRAFT (cron hourly): system creates pending advisory + notifies responsible cluster coordinator via in-app banner + transactional email</w:t>
             </w:r>
           </w:p>
         </w:tc>
@@ -1774,7 +1239,7 @@
       <w:tr>
         <w:tc>
           <w:tcPr>
-            <w:tcW w:type="dxa" w:w="1008"/>
+            <w:tcW w:type="dxa" w:w="4680"/>
             <w:shd w:fill="F2F2F2" w:val="clear"/>
           </w:tcPr>
           <w:p>
@@ -1785,13 +1250,13 @@
                 <w:color w:val="333333"/>
                 <w:sz w:val="18"/>
               </w:rPr>
-              <w:t>FR-4</w:t>
+              <w:t>FR-N9</w:t>
             </w:r>
           </w:p>
         </w:tc>
         <w:tc>
           <w:tcPr>
-            <w:tcW w:type="dxa" w:w="8352"/>
+            <w:tcW w:type="dxa" w:w="4680"/>
             <w:shd w:fill="F2F2F2" w:val="clear"/>
           </w:tcPr>
           <w:p>
@@ -1802,497 +1267,7 @@
                 <w:color w:val="333333"/>
                 <w:sz w:val="18"/>
               </w:rPr>
-              <w:t>Show child-burden estimate as the hero metric on Overview</w:t>
-            </w:r>
-          </w:p>
-        </w:tc>
-      </w:tr>
-      <w:tr>
-        <w:tc>
-          <w:tcPr>
-            <w:tcW w:type="dxa" w:w="1008"/>
-          </w:tcPr>
-          <w:p>
-            <w:r/>
-            <w:r>
-              <w:rPr>
-                <w:rFonts w:ascii="Calibri" w:hAnsi="Calibri"/>
-                <w:color w:val="333333"/>
-                <w:sz w:val="18"/>
-              </w:rPr>
-              <w:t>FR-5</w:t>
-            </w:r>
-          </w:p>
-        </w:tc>
-        <w:tc>
-          <w:tcPr>
-            <w:tcW w:type="dxa" w:w="8352"/>
-          </w:tcPr>
-          <w:p>
-            <w:r/>
-            <w:r>
-              <w:rPr>
-                <w:rFonts w:ascii="Calibri" w:hAnsi="Calibri"/>
-                <w:color w:val="333333"/>
-                <w:sz w:val="18"/>
-              </w:rPr>
-              <w:t>Surface active alerts (overall ≥80) ranked by severity × students-affected</w:t>
-            </w:r>
-          </w:p>
-        </w:tc>
-      </w:tr>
-      <w:tr>
-        <w:tc>
-          <w:tcPr>
-            <w:tcW w:type="dxa" w:w="1008"/>
-            <w:shd w:fill="F2F2F2" w:val="clear"/>
-          </w:tcPr>
-          <w:p>
-            <w:r/>
-            <w:r>
-              <w:rPr>
-                <w:rFonts w:ascii="Calibri" w:hAnsi="Calibri"/>
-                <w:color w:val="333333"/>
-                <w:sz w:val="18"/>
-              </w:rPr>
-              <w:t>FR-6</w:t>
-            </w:r>
-          </w:p>
-        </w:tc>
-        <w:tc>
-          <w:tcPr>
-            <w:tcW w:type="dxa" w:w="8352"/>
-            <w:shd w:fill="F2F2F2" w:val="clear"/>
-          </w:tcPr>
-          <w:p>
-            <w:r/>
-            <w:r>
-              <w:rPr>
-                <w:rFonts w:ascii="Calibri" w:hAnsi="Calibri"/>
-                <w:color w:val="333333"/>
-                <w:sz w:val="18"/>
-              </w:rPr>
-              <w:t>Open dispatch modal showing auto-drafted EN/UR/PA advisory text</w:t>
-            </w:r>
-          </w:p>
-        </w:tc>
-      </w:tr>
-      <w:tr>
-        <w:tc>
-          <w:tcPr>
-            <w:tcW w:type="dxa" w:w="1008"/>
-          </w:tcPr>
-          <w:p>
-            <w:r/>
-            <w:r>
-              <w:rPr>
-                <w:rFonts w:ascii="Calibri" w:hAnsi="Calibri"/>
-                <w:color w:val="333333"/>
-                <w:sz w:val="18"/>
-              </w:rPr>
-              <w:t>FR-7</w:t>
-            </w:r>
-          </w:p>
-        </w:tc>
-        <w:tc>
-          <w:tcPr>
-            <w:tcW w:type="dxa" w:w="8352"/>
-          </w:tcPr>
-          <w:p>
-            <w:r/>
-            <w:r>
-              <w:rPr>
-                <w:rFonts w:ascii="Calibri" w:hAnsi="Calibri"/>
-                <w:color w:val="333333"/>
-                <w:sz w:val="18"/>
-              </w:rPr>
-              <w:t>Channel selection (SMS / WhatsApp / school PA) before send</w:t>
-            </w:r>
-          </w:p>
-        </w:tc>
-      </w:tr>
-      <w:tr>
-        <w:tc>
-          <w:tcPr>
-            <w:tcW w:type="dxa" w:w="1008"/>
-            <w:shd w:fill="F2F2F2" w:val="clear"/>
-          </w:tcPr>
-          <w:p>
-            <w:r/>
-            <w:r>
-              <w:rPr>
-                <w:rFonts w:ascii="Calibri" w:hAnsi="Calibri"/>
-                <w:color w:val="333333"/>
-                <w:sz w:val="18"/>
-              </w:rPr>
-              <w:t>FR-8</w:t>
-            </w:r>
-          </w:p>
-        </w:tc>
-        <w:tc>
-          <w:tcPr>
-            <w:tcW w:type="dxa" w:w="8352"/>
-            <w:shd w:fill="F2F2F2" w:val="clear"/>
-          </w:tcPr>
-          <w:p>
-            <w:r/>
-            <w:r>
-              <w:rPr>
-                <w:rFonts w:ascii="Calibri" w:hAnsi="Calibri"/>
-                <w:color w:val="333333"/>
-                <w:sz w:val="18"/>
-              </w:rPr>
-              <w:t>"Modify school day" modal with adjustment checklist</w:t>
-            </w:r>
-          </w:p>
-        </w:tc>
-      </w:tr>
-      <w:tr>
-        <w:tc>
-          <w:tcPr>
-            <w:tcW w:type="dxa" w:w="1008"/>
-          </w:tcPr>
-          <w:p>
-            <w:r/>
-            <w:r>
-              <w:rPr>
-                <w:rFonts w:ascii="Calibri" w:hAnsi="Calibri"/>
-                <w:color w:val="333333"/>
-                <w:sz w:val="18"/>
-              </w:rPr>
-              <w:t>FR-9</w:t>
-            </w:r>
-          </w:p>
-        </w:tc>
-        <w:tc>
-          <w:tcPr>
-            <w:tcW w:type="dxa" w:w="8352"/>
-          </w:tcPr>
-          <w:p>
-            <w:r/>
-            <w:r>
-              <w:rPr>
-                <w:rFonts w:ascii="Calibri" w:hAnsi="Calibri"/>
-                <w:color w:val="333333"/>
-                <w:sz w:val="18"/>
-              </w:rPr>
-              <w:t>"Defer 24h" action that re-queues the alert tomorrow</w:t>
-            </w:r>
-          </w:p>
-        </w:tc>
-      </w:tr>
-      <w:tr>
-        <w:tc>
-          <w:tcPr>
-            <w:tcW w:type="dxa" w:w="1008"/>
-            <w:shd w:fill="F2F2F2" w:val="clear"/>
-          </w:tcPr>
-          <w:p>
-            <w:r/>
-            <w:r>
-              <w:rPr>
-                <w:rFonts w:ascii="Calibri" w:hAnsi="Calibri"/>
-                <w:color w:val="333333"/>
-                <w:sz w:val="18"/>
-              </w:rPr>
-              <w:t>FR-10</w:t>
-            </w:r>
-          </w:p>
-        </w:tc>
-        <w:tc>
-          <w:tcPr>
-            <w:tcW w:type="dxa" w:w="8352"/>
-            <w:shd w:fill="F2F2F2" w:val="clear"/>
-          </w:tcPr>
-          <w:p>
-            <w:r/>
-            <w:r>
-              <w:rPr>
-                <w:rFonts w:ascii="Calibri" w:hAnsi="Calibri"/>
-                <w:color w:val="333333"/>
-                <w:sz w:val="18"/>
-              </w:rPr>
-              <w:t>RAG matrix table: all 50 schools, sortable by any column</w:t>
-            </w:r>
-          </w:p>
-        </w:tc>
-      </w:tr>
-      <w:tr>
-        <w:tc>
-          <w:tcPr>
-            <w:tcW w:type="dxa" w:w="1008"/>
-          </w:tcPr>
-          <w:p>
-            <w:r/>
-            <w:r>
-              <w:rPr>
-                <w:rFonts w:ascii="Calibri" w:hAnsi="Calibri"/>
-                <w:color w:val="333333"/>
-                <w:sz w:val="18"/>
-              </w:rPr>
-              <w:t>FR-11</w:t>
-            </w:r>
-          </w:p>
-        </w:tc>
-        <w:tc>
-          <w:tcPr>
-            <w:tcW w:type="dxa" w:w="8352"/>
-          </w:tcPr>
-          <w:p>
-            <w:r/>
-            <w:r>
-              <w:rPr>
-                <w:rFonts w:ascii="Calibri" w:hAnsi="Calibri"/>
-                <w:color w:val="333333"/>
-                <w:sz w:val="18"/>
-              </w:rPr>
-              <w:t>School detail drawer: scores, exposure, explainability — opens over any view</w:t>
-            </w:r>
-          </w:p>
-        </w:tc>
-      </w:tr>
-      <w:tr>
-        <w:tc>
-          <w:tcPr>
-            <w:tcW w:type="dxa" w:w="1008"/>
-            <w:shd w:fill="F2F2F2" w:val="clear"/>
-          </w:tcPr>
-          <w:p>
-            <w:r/>
-            <w:r>
-              <w:rPr>
-                <w:rFonts w:ascii="Calibri" w:hAnsi="Calibri"/>
-                <w:color w:val="333333"/>
-                <w:sz w:val="18"/>
-              </w:rPr>
-              <w:t>FR-12</w:t>
-            </w:r>
-          </w:p>
-        </w:tc>
-        <w:tc>
-          <w:tcPr>
-            <w:tcW w:type="dxa" w:w="8352"/>
-            <w:shd w:fill="F2F2F2" w:val="clear"/>
-          </w:tcPr>
-          <w:p>
-            <w:r/>
-            <w:r>
-              <w:rPr>
-                <w:rFonts w:ascii="Calibri" w:hAnsi="Calibri"/>
-                <w:color w:val="333333"/>
-                <w:sz w:val="18"/>
-              </w:rPr>
-              <w:t>Public download of dataset (.zip) and per-table parquet/csv</w:t>
-            </w:r>
-          </w:p>
-        </w:tc>
-      </w:tr>
-      <w:tr>
-        <w:tc>
-          <w:tcPr>
-            <w:tcW w:type="dxa" w:w="1008"/>
-          </w:tcPr>
-          <w:p>
-            <w:r/>
-            <w:r>
-              <w:rPr>
-                <w:rFonts w:ascii="Calibri" w:hAnsi="Calibri"/>
-                <w:color w:val="333333"/>
-                <w:sz w:val="18"/>
-              </w:rPr>
-              <w:t>FR-13</w:t>
-            </w:r>
-          </w:p>
-        </w:tc>
-        <w:tc>
-          <w:tcPr>
-            <w:tcW w:type="dxa" w:w="8352"/>
-          </w:tcPr>
-          <w:p>
-            <w:r/>
-            <w:r>
-              <w:rPr>
-                <w:rFonts w:ascii="Calibri" w:hAnsi="Calibri"/>
-                <w:color w:val="333333"/>
-                <w:sz w:val="18"/>
-              </w:rPr>
-              <w:t>Configurable hazard thresholds (red/amber per hazard)</w:t>
-            </w:r>
-          </w:p>
-        </w:tc>
-      </w:tr>
-      <w:tr>
-        <w:tc>
-          <w:tcPr>
-            <w:tcW w:type="dxa" w:w="1008"/>
-            <w:shd w:fill="F2F2F2" w:val="clear"/>
-          </w:tcPr>
-          <w:p>
-            <w:r/>
-            <w:r>
-              <w:rPr>
-                <w:rFonts w:ascii="Calibri" w:hAnsi="Calibri"/>
-                <w:color w:val="333333"/>
-                <w:sz w:val="18"/>
-              </w:rPr>
-              <w:t>FR-14</w:t>
-            </w:r>
-          </w:p>
-        </w:tc>
-        <w:tc>
-          <w:tcPr>
-            <w:tcW w:type="dxa" w:w="8352"/>
-            <w:shd w:fill="F2F2F2" w:val="clear"/>
-          </w:tcPr>
-          <w:p>
-            <w:r/>
-            <w:r>
-              <w:rPr>
-                <w:rFonts w:ascii="Calibri" w:hAnsi="Calibri"/>
-                <w:color w:val="333333"/>
-                <w:sz w:val="18"/>
-              </w:rPr>
-              <w:t>Active-language toggle (EN / UR / Punjabi-Shahmukhi / Sindhi / Pashto)</w:t>
-            </w:r>
-          </w:p>
-        </w:tc>
-      </w:tr>
-      <w:tr>
-        <w:tc>
-          <w:tcPr>
-            <w:tcW w:type="dxa" w:w="1008"/>
-          </w:tcPr>
-          <w:p>
-            <w:r/>
-            <w:r>
-              <w:rPr>
-                <w:rFonts w:ascii="Calibri" w:hAnsi="Calibri"/>
-                <w:color w:val="333333"/>
-                <w:sz w:val="18"/>
-              </w:rPr>
-              <w:t>FR-15</w:t>
-            </w:r>
-          </w:p>
-        </w:tc>
-        <w:tc>
-          <w:tcPr>
-            <w:tcW w:type="dxa" w:w="8352"/>
-          </w:tcPr>
-          <w:p>
-            <w:r/>
-            <w:r>
-              <w:rPr>
-                <w:rFonts w:ascii="Calibri" w:hAnsi="Calibri"/>
-                <w:color w:val="333333"/>
-                <w:sz w:val="18"/>
-              </w:rPr>
-              <w:t>Editable advisory templates per hazard</w:t>
-            </w:r>
-          </w:p>
-        </w:tc>
-      </w:tr>
-      <w:tr>
-        <w:tc>
-          <w:tcPr>
-            <w:tcW w:type="dxa" w:w="1008"/>
-            <w:shd w:fill="F2F2F2" w:val="clear"/>
-          </w:tcPr>
-          <w:p>
-            <w:r/>
-            <w:r>
-              <w:rPr>
-                <w:rFonts w:ascii="Calibri" w:hAnsi="Calibri"/>
-                <w:color w:val="333333"/>
-                <w:sz w:val="18"/>
-              </w:rPr>
-              <w:t>FR-16</w:t>
-            </w:r>
-          </w:p>
-        </w:tc>
-        <w:tc>
-          <w:tcPr>
-            <w:tcW w:type="dxa" w:w="8352"/>
-            <w:shd w:fill="F2F2F2" w:val="clear"/>
-          </w:tcPr>
-          <w:p>
-            <w:r/>
-            <w:r>
-              <w:rPr>
-                <w:rFonts w:ascii="Calibri" w:hAnsi="Calibri"/>
-                <w:color w:val="333333"/>
-                <w:sz w:val="18"/>
-              </w:rPr>
-              <w:t>Chat: ⌘K + FAB; streaming responses; tool-call display; clickable citations</w:t>
-            </w:r>
-          </w:p>
-        </w:tc>
-      </w:tr>
-      <w:tr>
-        <w:tc>
-          <w:tcPr>
-            <w:tcW w:type="dxa" w:w="1008"/>
-          </w:tcPr>
-          <w:p>
-            <w:r/>
-            <w:r>
-              <w:rPr>
-                <w:rFonts w:ascii="Calibri" w:hAnsi="Calibri"/>
-                <w:color w:val="333333"/>
-                <w:sz w:val="18"/>
-              </w:rPr>
-              <w:t>FR-17</w:t>
-            </w:r>
-          </w:p>
-        </w:tc>
-        <w:tc>
-          <w:tcPr>
-            <w:tcW w:type="dxa" w:w="8352"/>
-          </w:tcPr>
-          <w:p>
-            <w:r/>
-            <w:r>
-              <w:rPr>
-                <w:rFonts w:ascii="Calibri" w:hAnsi="Calibri"/>
-                <w:color w:val="333333"/>
-                <w:sz w:val="18"/>
-              </w:rPr>
-              <w:t>Chat: 5 capability buckets — query, decide, explain, draft, multilingual</w:t>
-            </w:r>
-          </w:p>
-        </w:tc>
-      </w:tr>
-      <w:tr>
-        <w:tc>
-          <w:tcPr>
-            <w:tcW w:type="dxa" w:w="1008"/>
-            <w:shd w:fill="F2F2F2" w:val="clear"/>
-          </w:tcPr>
-          <w:p>
-            <w:r/>
-            <w:r>
-              <w:rPr>
-                <w:rFonts w:ascii="Calibri" w:hAnsi="Calibri"/>
-                <w:color w:val="333333"/>
-                <w:sz w:val="18"/>
-              </w:rPr>
-              <w:t>FR-18</w:t>
-            </w:r>
-          </w:p>
-        </w:tc>
-        <w:tc>
-          <w:tcPr>
-            <w:tcW w:type="dxa" w:w="8352"/>
-            <w:shd w:fill="F2F2F2" w:val="clear"/>
-          </w:tcPr>
-          <w:p>
-            <w:r/>
-            <w:r>
-              <w:rPr>
-                <w:rFonts w:ascii="Calibri" w:hAnsi="Calibri"/>
-                <w:color w:val="333333"/>
-                <w:sz w:val="18"/>
-              </w:rPr>
-              <w:t>Cluster-level actions on Overview: click row → filter map; envelope → broadcast advisory</w:t>
+              <w:t>Approval gates per advisory scope (single school → 1× coordinator/admin; cluster → 1×; district → 1× admin default, opt-in 2× via Settings)</w:t>
             </w:r>
           </w:p>
         </w:tc>
@@ -2301,25 +1276,22 @@
     <w:p/>
     <w:p>
       <w:pPr>
-        <w:spacing w:before="360" w:after="160"/>
-        <w:pBdr>
-          <w:bottom w:val="single" w:sz="4" w:space="1" w:color="003D6B"/>
-        </w:pBdr>
+        <w:spacing w:before="240" w:after="120"/>
       </w:pPr>
       <w:r>
         <w:rPr>
           <w:rFonts w:ascii="Calibri" w:hAnsi="Calibri"/>
           <w:b/>
-          <w:color w:val="003D6B"/>
-          <w:sz w:val="24"/>
+          <w:color w:val="333333"/>
+          <w:sz w:val="22"/>
         </w:rPr>
-        <w:t>6. Non-functional requirements</w:t>
+        <w:t>Data import governance</w:t>
       </w:r>
     </w:p>
     <w:tbl>
       <w:tblPr>
         <w:tblW w:type="auto" w:w="0"/>
-        <w:tblLayout w:type="fixed"/>
+        <w:jc w:val="center"/>
         <w:tblLook w:firstColumn="1" w:firstRow="1" w:lastColumn="0" w:lastRow="0" w:noHBand="0" w:noVBand="1" w:val="04A0"/>
         <w:tblBorders>
           <w:top w:val="single" w:sz="4" w:space="0" w:color="999999"/>
@@ -2337,10 +1309,13 @@
       <w:tr>
         <w:tc>
           <w:tcPr>
-            <w:tcW w:type="dxa" w:w="1008"/>
+            <w:tcW w:type="dxa" w:w="4680"/>
             <w:shd w:fill="003D6B" w:val="clear"/>
           </w:tcPr>
           <w:p>
+            <w:pPr>
+              <w:jc w:val="left"/>
+            </w:pPr>
             <w:r/>
             <w:r>
               <w:rPr>
@@ -2355,10 +1330,13 @@
         </w:tc>
         <w:tc>
           <w:tcPr>
-            <w:tcW w:type="dxa" w:w="8352"/>
+            <w:tcW w:type="dxa" w:w="4680"/>
             <w:shd w:fill="003D6B" w:val="clear"/>
           </w:tcPr>
           <w:p>
+            <w:pPr>
+              <w:jc w:val="left"/>
+            </w:pPr>
             <w:r/>
             <w:r>
               <w:rPr>
@@ -2375,7 +1353,7 @@
       <w:tr>
         <w:tc>
           <w:tcPr>
-            <w:tcW w:type="dxa" w:w="1008"/>
+            <w:tcW w:type="dxa" w:w="4680"/>
           </w:tcPr>
           <w:p>
             <w:r/>
@@ -2385,13 +1363,13 @@
                 <w:color w:val="333333"/>
                 <w:sz w:val="18"/>
               </w:rPr>
-              <w:t>NFR-1</w:t>
+              <w:t>FR-N10</w:t>
             </w:r>
           </w:p>
         </w:tc>
         <w:tc>
           <w:tcPr>
-            <w:tcW w:type="dxa" w:w="8352"/>
+            <w:tcW w:type="dxa" w:w="4680"/>
           </w:tcPr>
           <w:p>
             <w:r/>
@@ -2401,7 +1379,7 @@
                 <w:color w:val="333333"/>
                 <w:sz w:val="18"/>
               </w:rPr>
-              <w:t>WCAG 2.2 AA; keyboard nav; visible focus rings on all interactive elements</w:t>
+              <w:t>School roster CSV upload requires **2× admin** approval + dry-run diff preview</w:t>
             </w:r>
           </w:p>
         </w:tc>
@@ -2409,7 +1387,7 @@
       <w:tr>
         <w:tc>
           <w:tcPr>
-            <w:tcW w:type="dxa" w:w="1008"/>
+            <w:tcW w:type="dxa" w:w="4680"/>
             <w:shd w:fill="F2F2F2" w:val="clear"/>
           </w:tcPr>
           <w:p>
@@ -2420,13 +1398,13 @@
                 <w:color w:val="333333"/>
                 <w:sz w:val="18"/>
               </w:rPr>
-              <w:t>NFR-2</w:t>
+              <w:t>FR-N11</w:t>
             </w:r>
           </w:p>
         </w:tc>
         <w:tc>
           <w:tcPr>
-            <w:tcW w:type="dxa" w:w="8352"/>
+            <w:tcW w:type="dxa" w:w="4680"/>
             <w:shd w:fill="F2F2F2" w:val="clear"/>
           </w:tcPr>
           <w:p>
@@ -2437,7 +1415,7 @@
                 <w:color w:val="333333"/>
                 <w:sz w:val="18"/>
               </w:rPr>
-              <w:t>i18n: EN / UR / Punjabi-Shahmukhi; Intl.DateTimeFormat + Intl.NumberFormat; school names translate="no"</w:t>
+              <w:t>Attendance batch upload requires **2× admin** OR **1× admin + SHA-256 match** against pre-registered expected source</w:t>
             </w:r>
           </w:p>
         </w:tc>
@@ -2445,7 +1423,7 @@
       <w:tr>
         <w:tc>
           <w:tcPr>
-            <w:tcW w:type="dxa" w:w="1008"/>
+            <w:tcW w:type="dxa" w:w="4680"/>
           </w:tcPr>
           <w:p>
             <w:r/>
@@ -2455,13 +1433,13 @@
                 <w:color w:val="333333"/>
                 <w:sz w:val="18"/>
               </w:rPr>
-              <w:t>NFR-3</w:t>
+              <w:t>FR-N12</w:t>
             </w:r>
           </w:p>
         </w:tc>
         <w:tc>
           <w:tcPr>
-            <w:tcW w:type="dxa" w:w="8352"/>
+            <w:tcW w:type="dxa" w:w="4680"/>
           </w:tcPr>
           <w:p>
             <w:r/>
@@ -2471,7 +1449,7 @@
                 <w:color w:val="333333"/>
                 <w:sz w:val="18"/>
               </w:rPr>
-              <w:t>Performance: LCP &lt; 1.5s on 3G; map renders 50 markers in single frame</w:t>
+              <w:t>Pre-registering an expected-source hash is itself a 2× admin action</w:t>
             </w:r>
           </w:p>
         </w:tc>
@@ -2479,7 +1457,7 @@
       <w:tr>
         <w:tc>
           <w:tcPr>
-            <w:tcW w:type="dxa" w:w="1008"/>
+            <w:tcW w:type="dxa" w:w="4680"/>
             <w:shd w:fill="F2F2F2" w:val="clear"/>
           </w:tcPr>
           <w:p>
@@ -2490,13 +1468,13 @@
                 <w:color w:val="333333"/>
                 <w:sz w:val="18"/>
               </w:rPr>
-              <w:t>NFR-4</w:t>
+              <w:t>FR-N13</w:t>
             </w:r>
           </w:p>
         </w:tc>
         <w:tc>
           <w:tcPr>
-            <w:tcW w:type="dxa" w:w="8352"/>
+            <w:tcW w:type="dxa" w:w="4680"/>
             <w:shd w:fill="F2F2F2" w:val="clear"/>
           </w:tcPr>
           <w:p>
@@ -2507,7 +1485,85 @@
                 <w:color w:val="333333"/>
                 <w:sz w:val="18"/>
               </w:rPr>
-              <w:t>Theme: system default; user override persisted in localStorage</w:t>
+              <w:t>All CSV imports + exports prefix fields beginning with `= + - @ \t \r` with a leading `'` (CSV-injection guard)</w:t>
+            </w:r>
+          </w:p>
+        </w:tc>
+      </w:tr>
+    </w:tbl>
+    <w:p/>
+    <w:p>
+      <w:pPr>
+        <w:spacing w:before="240" w:after="120"/>
+      </w:pPr>
+      <w:r>
+        <w:rPr>
+          <w:rFonts w:ascii="Calibri" w:hAnsi="Calibri"/>
+          <w:b/>
+          <w:color w:val="333333"/>
+          <w:sz w:val="22"/>
+        </w:rPr>
+        <w:t>Settings governance</w:t>
+      </w:r>
+    </w:p>
+    <w:tbl>
+      <w:tblPr>
+        <w:tblW w:type="auto" w:w="0"/>
+        <w:jc w:val="center"/>
+        <w:tblLook w:firstColumn="1" w:firstRow="1" w:lastColumn="0" w:lastRow="0" w:noHBand="0" w:noVBand="1" w:val="04A0"/>
+        <w:tblBorders>
+          <w:top w:val="single" w:sz="4" w:space="0" w:color="999999"/>
+          <w:left w:val="single" w:sz="4" w:space="0" w:color="999999"/>
+          <w:bottom w:val="single" w:sz="4" w:space="0" w:color="999999"/>
+          <w:right w:val="single" w:sz="4" w:space="0" w:color="999999"/>
+          <w:insideH w:val="single" w:sz="4" w:space="0" w:color="999999"/>
+          <w:insideV w:val="single" w:sz="4" w:space="0" w:color="999999"/>
+        </w:tblBorders>
+      </w:tblPr>
+      <w:tblGrid>
+        <w:gridCol w:w="4680"/>
+        <w:gridCol w:w="4680"/>
+      </w:tblGrid>
+      <w:tr>
+        <w:tc>
+          <w:tcPr>
+            <w:tcW w:type="dxa" w:w="4680"/>
+            <w:shd w:fill="003D6B" w:val="clear"/>
+          </w:tcPr>
+          <w:p>
+            <w:pPr>
+              <w:jc w:val="left"/>
+            </w:pPr>
+            <w:r/>
+            <w:r>
+              <w:rPr>
+                <w:rFonts w:ascii="Calibri" w:hAnsi="Calibri"/>
+                <w:b/>
+                <w:color w:val="FFFFFF"/>
+                <w:sz w:val="18"/>
+              </w:rPr>
+              <w:t>#</w:t>
+            </w:r>
+          </w:p>
+        </w:tc>
+        <w:tc>
+          <w:tcPr>
+            <w:tcW w:type="dxa" w:w="4680"/>
+            <w:shd w:fill="003D6B" w:val="clear"/>
+          </w:tcPr>
+          <w:p>
+            <w:pPr>
+              <w:jc w:val="left"/>
+            </w:pPr>
+            <w:r/>
+            <w:r>
+              <w:rPr>
+                <w:rFonts w:ascii="Calibri" w:hAnsi="Calibri"/>
+                <w:b/>
+                <w:color w:val="FFFFFF"/>
+                <w:sz w:val="18"/>
+              </w:rPr>
+              <w:t>Requirement</w:t>
             </w:r>
           </w:p>
         </w:tc>
@@ -2515,7 +1571,7 @@
       <w:tr>
         <w:tc>
           <w:tcPr>
-            <w:tcW w:type="dxa" w:w="1008"/>
+            <w:tcW w:type="dxa" w:w="4680"/>
           </w:tcPr>
           <w:p>
             <w:r/>
@@ -2525,13 +1581,13 @@
                 <w:color w:val="333333"/>
                 <w:sz w:val="18"/>
               </w:rPr>
-              <w:t>NFR-5</w:t>
+              <w:t>FR-N14</w:t>
             </w:r>
           </w:p>
         </w:tc>
         <w:tc>
           <w:tcPr>
-            <w:tcW w:type="dxa" w:w="8352"/>
+            <w:tcW w:type="dxa" w:w="4680"/>
           </w:tcPr>
           <w:p>
             <w:r/>
@@ -2541,7 +1597,7 @@
                 <w:color w:val="333333"/>
                 <w:sz w:val="18"/>
               </w:rPr>
-              <w:t>Privacy: no parent PII in the hub; messaging gateway holds contacts</w:t>
+              <w:t>Hazard threshold changes require **2× admin** to commit; 1× admin can preview locally</w:t>
             </w:r>
           </w:p>
         </w:tc>
@@ -2549,7 +1605,7 @@
       <w:tr>
         <w:tc>
           <w:tcPr>
-            <w:tcW w:type="dxa" w:w="1008"/>
+            <w:tcW w:type="dxa" w:w="4680"/>
             <w:shd w:fill="F2F2F2" w:val="clear"/>
           </w:tcPr>
           <w:p>
@@ -2560,13 +1616,13 @@
                 <w:color w:val="333333"/>
                 <w:sz w:val="18"/>
               </w:rPr>
-              <w:t>NFR-6</w:t>
+              <w:t>FR-N15</w:t>
             </w:r>
           </w:p>
         </w:tc>
         <w:tc>
           <w:tcPr>
-            <w:tcW w:type="dxa" w:w="8352"/>
+            <w:tcW w:type="dxa" w:w="4680"/>
             <w:shd w:fill="F2F2F2" w:val="clear"/>
           </w:tcPr>
           <w:p>
@@ -2577,7 +1633,7 @@
                 <w:color w:val="333333"/>
                 <w:sz w:val="18"/>
               </w:rPr>
-              <w:t>Licensing: Apache-2.0 (code) · CC BY 4.0 (open dataset)</w:t>
+              <w:t>Threshold-trigger policy changes require **2× admin**</w:t>
             </w:r>
           </w:p>
         </w:tc>
@@ -2585,7 +1641,7 @@
       <w:tr>
         <w:tc>
           <w:tcPr>
-            <w:tcW w:type="dxa" w:w="1008"/>
+            <w:tcW w:type="dxa" w:w="4680"/>
           </w:tcPr>
           <w:p>
             <w:r/>
@@ -2595,13 +1651,13 @@
                 <w:color w:val="333333"/>
                 <w:sz w:val="18"/>
               </w:rPr>
-              <w:t>NFR-7</w:t>
+              <w:t>FR-N16</w:t>
             </w:r>
           </w:p>
         </w:tc>
         <w:tc>
           <w:tcPr>
-            <w:tcW w:type="dxa" w:w="8352"/>
+            <w:tcW w:type="dxa" w:w="4680"/>
           </w:tcPr>
           <w:p>
             <w:r/>
@@ -2611,7 +1667,7 @@
                 <w:color w:val="333333"/>
                 <w:sz w:val="18"/>
               </w:rPr>
-              <w:t>Deployment: stateless API, static front-end, cron-driven ingest</w:t>
+              <w:t>Channel metadata, language defaults, branding are 1× admin</w:t>
             </w:r>
           </w:p>
         </w:tc>
@@ -2619,7 +1675,7 @@
       <w:tr>
         <w:tc>
           <w:tcPr>
-            <w:tcW w:type="dxa" w:w="1008"/>
+            <w:tcW w:type="dxa" w:w="4680"/>
             <w:shd w:fill="F2F2F2" w:val="clear"/>
           </w:tcPr>
           <w:p>
@@ -2630,13 +1686,13 @@
                 <w:color w:val="333333"/>
                 <w:sz w:val="18"/>
               </w:rPr>
-              <w:t>NFR-8</w:t>
+              <w:t>FR-N17</w:t>
             </w:r>
           </w:p>
         </w:tc>
         <w:tc>
           <w:tcPr>
-            <w:tcW w:type="dxa" w:w="8352"/>
+            <w:tcW w:type="dxa" w:w="4680"/>
             <w:shd w:fill="F2F2F2" w:val="clear"/>
           </w:tcPr>
           <w:p>
@@ -2647,7 +1703,85 @@
                 <w:color w:val="333333"/>
                 <w:sz w:val="18"/>
               </w:rPr>
-              <w:t>Observability: all dispatches + decisions audit-logged with operator ID</w:t>
+              <w:t>AI system-prompt overrides: server-side only in v0.2 (no operator-facing toggle)</w:t>
+            </w:r>
+          </w:p>
+        </w:tc>
+      </w:tr>
+    </w:tbl>
+    <w:p/>
+    <w:p>
+      <w:pPr>
+        <w:spacing w:before="240" w:after="120"/>
+      </w:pPr>
+      <w:r>
+        <w:rPr>
+          <w:rFonts w:ascii="Calibri" w:hAnsi="Calibri"/>
+          <w:b/>
+          <w:color w:val="333333"/>
+          <w:sz w:val="22"/>
+        </w:rPr>
+        <w:t>Approval workflow common rules</w:t>
+      </w:r>
+    </w:p>
+    <w:tbl>
+      <w:tblPr>
+        <w:tblW w:type="auto" w:w="0"/>
+        <w:jc w:val="center"/>
+        <w:tblLook w:firstColumn="1" w:firstRow="1" w:lastColumn="0" w:lastRow="0" w:noHBand="0" w:noVBand="1" w:val="04A0"/>
+        <w:tblBorders>
+          <w:top w:val="single" w:sz="4" w:space="0" w:color="999999"/>
+          <w:left w:val="single" w:sz="4" w:space="0" w:color="999999"/>
+          <w:bottom w:val="single" w:sz="4" w:space="0" w:color="999999"/>
+          <w:right w:val="single" w:sz="4" w:space="0" w:color="999999"/>
+          <w:insideH w:val="single" w:sz="4" w:space="0" w:color="999999"/>
+          <w:insideV w:val="single" w:sz="4" w:space="0" w:color="999999"/>
+        </w:tblBorders>
+      </w:tblPr>
+      <w:tblGrid>
+        <w:gridCol w:w="4680"/>
+        <w:gridCol w:w="4680"/>
+      </w:tblGrid>
+      <w:tr>
+        <w:tc>
+          <w:tcPr>
+            <w:tcW w:type="dxa" w:w="4680"/>
+            <w:shd w:fill="003D6B" w:val="clear"/>
+          </w:tcPr>
+          <w:p>
+            <w:pPr>
+              <w:jc w:val="left"/>
+            </w:pPr>
+            <w:r/>
+            <w:r>
+              <w:rPr>
+                <w:rFonts w:ascii="Calibri" w:hAnsi="Calibri"/>
+                <w:b/>
+                <w:color w:val="FFFFFF"/>
+                <w:sz w:val="18"/>
+              </w:rPr>
+              <w:t>#</w:t>
+            </w:r>
+          </w:p>
+        </w:tc>
+        <w:tc>
+          <w:tcPr>
+            <w:tcW w:type="dxa" w:w="4680"/>
+            <w:shd w:fill="003D6B" w:val="clear"/>
+          </w:tcPr>
+          <w:p>
+            <w:pPr>
+              <w:jc w:val="left"/>
+            </w:pPr>
+            <w:r/>
+            <w:r>
+              <w:rPr>
+                <w:rFonts w:ascii="Calibri" w:hAnsi="Calibri"/>
+                <w:b/>
+                <w:color w:val="FFFFFF"/>
+                <w:sz w:val="18"/>
+              </w:rPr>
+              <w:t>Requirement</w:t>
             </w:r>
           </w:p>
         </w:tc>
@@ -2655,7 +1789,7 @@
       <w:tr>
         <w:tc>
           <w:tcPr>
-            <w:tcW w:type="dxa" w:w="1008"/>
+            <w:tcW w:type="dxa" w:w="4680"/>
           </w:tcPr>
           <w:p>
             <w:r/>
@@ -2665,13 +1799,13 @@
                 <w:color w:val="333333"/>
                 <w:sz w:val="18"/>
               </w:rPr>
-              <w:t>NFR-9</w:t>
+              <w:t>FR-N18</w:t>
             </w:r>
           </w:p>
         </w:tc>
         <w:tc>
           <w:tcPr>
-            <w:tcW w:type="dxa" w:w="8352"/>
+            <w:tcW w:type="dxa" w:w="4680"/>
           </w:tcPr>
           <w:p>
             <w:r/>
@@ -2681,7 +1815,147 @@
                 <w:color w:val="333333"/>
                 <w:sz w:val="18"/>
               </w:rPr>
-              <w:t>Reduced-motion: animations honour prefers-reduced-motion: reduce</w:t>
+              <w:t>24-hour timeout on pending approvals; auto-expire with notification to initiator</w:t>
+            </w:r>
+          </w:p>
+        </w:tc>
+      </w:tr>
+      <w:tr>
+        <w:tc>
+          <w:tcPr>
+            <w:tcW w:type="dxa" w:w="4680"/>
+            <w:shd w:fill="F2F2F2" w:val="clear"/>
+          </w:tcPr>
+          <w:p>
+            <w:r/>
+            <w:r>
+              <w:rPr>
+                <w:rFonts w:ascii="Calibri" w:hAnsi="Calibri"/>
+                <w:color w:val="333333"/>
+                <w:sz w:val="18"/>
+              </w:rPr>
+              <w:t>FR-N19</w:t>
+            </w:r>
+          </w:p>
+        </w:tc>
+        <w:tc>
+          <w:tcPr>
+            <w:tcW w:type="dxa" w:w="4680"/>
+            <w:shd w:fill="F2F2F2" w:val="clear"/>
+          </w:tcPr>
+          <w:p>
+            <w:r/>
+            <w:r>
+              <w:rPr>
+                <w:rFonts w:ascii="Calibri" w:hAnsi="Calibri"/>
+                <w:color w:val="333333"/>
+                <w:sz w:val="18"/>
+              </w:rPr>
+              <w:t>All approval requests notify all admins via in-app banner + Resend transactional email; suspended admins skipped; per-admin digest throttle (5 min KV-backed)</w:t>
+            </w:r>
+          </w:p>
+        </w:tc>
+      </w:tr>
+      <w:tr>
+        <w:tc>
+          <w:tcPr>
+            <w:tcW w:type="dxa" w:w="4680"/>
+          </w:tcPr>
+          <w:p>
+            <w:r/>
+            <w:r>
+              <w:rPr>
+                <w:rFonts w:ascii="Calibri" w:hAnsi="Calibri"/>
+                <w:color w:val="333333"/>
+                <w:sz w:val="18"/>
+              </w:rPr>
+              <w:t>FR-N20</w:t>
+            </w:r>
+          </w:p>
+        </w:tc>
+        <w:tc>
+          <w:tcPr>
+            <w:tcW w:type="dxa" w:w="4680"/>
+          </w:tcPr>
+          <w:p>
+            <w:r/>
+            <w:r>
+              <w:rPr>
+                <w:rFonts w:ascii="Calibri" w:hAnsi="Calibri"/>
+                <w:color w:val="333333"/>
+                <w:sz w:val="18"/>
+              </w:rPr>
+              <w:t>Approval payload is content-addressed (R2 + SHA-256); execute re-hashes and aborts on mismatch</w:t>
+            </w:r>
+          </w:p>
+        </w:tc>
+      </w:tr>
+      <w:tr>
+        <w:tc>
+          <w:tcPr>
+            <w:tcW w:type="dxa" w:w="4680"/>
+            <w:shd w:fill="F2F2F2" w:val="clear"/>
+          </w:tcPr>
+          <w:p>
+            <w:r/>
+            <w:r>
+              <w:rPr>
+                <w:rFonts w:ascii="Calibri" w:hAnsi="Calibri"/>
+                <w:color w:val="333333"/>
+                <w:sz w:val="18"/>
+              </w:rPr>
+              <w:t>FR-N21</w:t>
+            </w:r>
+          </w:p>
+        </w:tc>
+        <w:tc>
+          <w:tcPr>
+            <w:tcW w:type="dxa" w:w="4680"/>
+            <w:shd w:fill="F2F2F2" w:val="clear"/>
+          </w:tcPr>
+          <w:p>
+            <w:r/>
+            <w:r>
+              <w:rPr>
+                <w:rFonts w:ascii="Calibri" w:hAnsi="Calibri"/>
+                <w:color w:val="333333"/>
+                <w:sz w:val="18"/>
+              </w:rPr>
+              <w:t>Audit log entry for every action regardless of approval gate; hash-chained (`prev_hash`, `row_hash`) for tamper-evidence</w:t>
+            </w:r>
+          </w:p>
+        </w:tc>
+      </w:tr>
+      <w:tr>
+        <w:tc>
+          <w:tcPr>
+            <w:tcW w:type="dxa" w:w="4680"/>
+          </w:tcPr>
+          <w:p>
+            <w:r/>
+            <w:r>
+              <w:rPr>
+                <w:rFonts w:ascii="Calibri" w:hAnsi="Calibri"/>
+                <w:color w:val="333333"/>
+                <w:sz w:val="18"/>
+              </w:rPr>
+              <w:t>FR-N22</w:t>
+            </w:r>
+          </w:p>
+        </w:tc>
+        <w:tc>
+          <w:tcPr>
+            <w:tcW w:type="dxa" w:w="4680"/>
+          </w:tcPr>
+          <w:p>
+            <w:r/>
+            <w:r>
+              <w:rPr>
+                <w:rFonts w:ascii="Calibri" w:hAnsi="Calibri"/>
+                <w:color w:val="333333"/>
+                <w:sz w:val="18"/>
+              </w:rPr>
+              <w:t>Emergency override (single-admin): requires ≥ 40-char written reason; max 1 per admin per 24h; broadcast to all admins + BT-controlled `oversight@` mailbox; 7-day dashboard banner; **blocked for Promote/Remove admin**</w:t>
             </w:r>
           </w:p>
         </w:tc>
@@ -2690,104 +1964,340 @@
     <w:p/>
     <w:p>
       <w:pPr>
-        <w:spacing w:before="360" w:after="160"/>
-        <w:pBdr>
-          <w:bottom w:val="single" w:sz="4" w:space="1" w:color="003D6B"/>
-        </w:pBdr>
+        <w:spacing w:before="240" w:after="120"/>
       </w:pPr>
       <w:r>
         <w:rPr>
           <w:rFonts w:ascii="Calibri" w:hAnsi="Calibri"/>
           <w:b/>
-          <w:color w:val="003D6B"/>
-          <w:sz w:val="24"/>
+          <w:color w:val="333333"/>
+          <w:sz w:val="22"/>
         </w:rPr>
-        <w:t>7. Out of scope (v0.1)</w:t>
+        <w:t>Chat</w:t>
       </w:r>
     </w:p>
+    <w:tbl>
+      <w:tblPr>
+        <w:tblW w:type="auto" w:w="0"/>
+        <w:jc w:val="center"/>
+        <w:tblLook w:firstColumn="1" w:firstRow="1" w:lastColumn="0" w:lastRow="0" w:noHBand="0" w:noVBand="1" w:val="04A0"/>
+        <w:tblBorders>
+          <w:top w:val="single" w:sz="4" w:space="0" w:color="999999"/>
+          <w:left w:val="single" w:sz="4" w:space="0" w:color="999999"/>
+          <w:bottom w:val="single" w:sz="4" w:space="0" w:color="999999"/>
+          <w:right w:val="single" w:sz="4" w:space="0" w:color="999999"/>
+          <w:insideH w:val="single" w:sz="4" w:space="0" w:color="999999"/>
+          <w:insideV w:val="single" w:sz="4" w:space="0" w:color="999999"/>
+        </w:tblBorders>
+      </w:tblPr>
+      <w:tblGrid>
+        <w:gridCol w:w="4680"/>
+        <w:gridCol w:w="4680"/>
+      </w:tblGrid>
+      <w:tr>
+        <w:tc>
+          <w:tcPr>
+            <w:tcW w:type="dxa" w:w="4680"/>
+            <w:shd w:fill="003D6B" w:val="clear"/>
+          </w:tcPr>
+          <w:p>
+            <w:pPr>
+              <w:jc w:val="left"/>
+            </w:pPr>
+            <w:r/>
+            <w:r>
+              <w:rPr>
+                <w:rFonts w:ascii="Calibri" w:hAnsi="Calibri"/>
+                <w:b/>
+                <w:color w:val="FFFFFF"/>
+                <w:sz w:val="18"/>
+              </w:rPr>
+              <w:t>#</w:t>
+            </w:r>
+          </w:p>
+        </w:tc>
+        <w:tc>
+          <w:tcPr>
+            <w:tcW w:type="dxa" w:w="4680"/>
+            <w:shd w:fill="003D6B" w:val="clear"/>
+          </w:tcPr>
+          <w:p>
+            <w:pPr>
+              <w:jc w:val="left"/>
+            </w:pPr>
+            <w:r/>
+            <w:r>
+              <w:rPr>
+                <w:rFonts w:ascii="Calibri" w:hAnsi="Calibri"/>
+                <w:b/>
+                <w:color w:val="FFFFFF"/>
+                <w:sz w:val="18"/>
+              </w:rPr>
+              <w:t>Requirement</w:t>
+            </w:r>
+          </w:p>
+        </w:tc>
+      </w:tr>
+      <w:tr>
+        <w:tc>
+          <w:tcPr>
+            <w:tcW w:type="dxa" w:w="4680"/>
+          </w:tcPr>
+          <w:p>
+            <w:r/>
+            <w:r>
+              <w:rPr>
+                <w:rFonts w:ascii="Calibri" w:hAnsi="Calibri"/>
+                <w:color w:val="333333"/>
+                <w:sz w:val="18"/>
+              </w:rPr>
+              <w:t>FR-N23</w:t>
+            </w:r>
+          </w:p>
+        </w:tc>
+        <w:tc>
+          <w:tcPr>
+            <w:tcW w:type="dxa" w:w="4680"/>
+          </w:tcPr>
+          <w:p>
+            <w:r/>
+            <w:r>
+              <w:rPr>
+                <w:rFonts w:ascii="Calibri" w:hAnsi="Calibri"/>
+                <w:color w:val="333333"/>
+                <w:sz w:val="18"/>
+              </w:rPr>
+              <w:t>Chat is auth-gated (operator-only); 30 queries/user/day in KV</w:t>
+            </w:r>
+          </w:p>
+        </w:tc>
+      </w:tr>
+      <w:tr>
+        <w:tc>
+          <w:tcPr>
+            <w:tcW w:type="dxa" w:w="4680"/>
+            <w:shd w:fill="F2F2F2" w:val="clear"/>
+          </w:tcPr>
+          <w:p>
+            <w:r/>
+            <w:r>
+              <w:rPr>
+                <w:rFonts w:ascii="Calibri" w:hAnsi="Calibri"/>
+                <w:color w:val="333333"/>
+                <w:sz w:val="18"/>
+              </w:rPr>
+              <w:t>FR-N24</w:t>
+            </w:r>
+          </w:p>
+        </w:tc>
+        <w:tc>
+          <w:tcPr>
+            <w:tcW w:type="dxa" w:w="4680"/>
+            <w:shd w:fill="F2F2F2" w:val="clear"/>
+          </w:tcPr>
+          <w:p>
+            <w:r/>
+            <w:r>
+              <w:rPr>
+                <w:rFonts w:ascii="Calibri" w:hAnsi="Calibri"/>
+                <w:color w:val="333333"/>
+                <w:sz w:val="18"/>
+              </w:rPr>
+              <w:t>Anthropic prompt caching via `cache_control` on the dataset prefix; ~85% input-token cost reduction</w:t>
+            </w:r>
+          </w:p>
+        </w:tc>
+      </w:tr>
+      <w:tr>
+        <w:tc>
+          <w:tcPr>
+            <w:tcW w:type="dxa" w:w="4680"/>
+          </w:tcPr>
+          <w:p>
+            <w:r/>
+            <w:r>
+              <w:rPr>
+                <w:rFonts w:ascii="Calibri" w:hAnsi="Calibri"/>
+                <w:color w:val="333333"/>
+                <w:sz w:val="18"/>
+              </w:rPr>
+              <w:t>FR-N25</w:t>
+            </w:r>
+          </w:p>
+        </w:tc>
+        <w:tc>
+          <w:tcPr>
+            <w:tcW w:type="dxa" w:w="4680"/>
+          </w:tcPr>
+          <w:p>
+            <w:r/>
+            <w:r>
+              <w:rPr>
+                <w:rFonts w:ascii="Calibri" w:hAnsi="Calibri"/>
+                <w:color w:val="333333"/>
+                <w:sz w:val="18"/>
+              </w:rPr>
+              <w:t>Chat content not logged by default (metadata only: caller, latency, token counts)</w:t>
+            </w:r>
+          </w:p>
+        </w:tc>
+      </w:tr>
+    </w:tbl>
+    <w:p/>
     <w:p>
       <w:pPr>
-        <w:pStyle w:val="ListBullet"/>
-        <w:spacing w:after="60"/>
+        <w:spacing w:before="240" w:after="120"/>
       </w:pPr>
       <w:r>
         <w:rPr>
           <w:rFonts w:ascii="Calibri" w:hAnsi="Calibri"/>
+          <w:b/>
           <w:color w:val="333333"/>
-          <w:sz w:val="20"/>
+          <w:sz w:val="22"/>
         </w:rPr>
-        <w:t>Climate–attendance ML model — needs PEF SIS attendance history; deferred to Phase 1 grant deliverable</w:t>
+        <w:t>Data-subject rights (DSR)</w:t>
       </w:r>
     </w:p>
+    <w:tbl>
+      <w:tblPr>
+        <w:tblW w:type="auto" w:w="0"/>
+        <w:jc w:val="center"/>
+        <w:tblLook w:firstColumn="1" w:firstRow="1" w:lastColumn="0" w:lastRow="0" w:noHBand="0" w:noVBand="1" w:val="04A0"/>
+        <w:tblBorders>
+          <w:top w:val="single" w:sz="4" w:space="0" w:color="999999"/>
+          <w:left w:val="single" w:sz="4" w:space="0" w:color="999999"/>
+          <w:bottom w:val="single" w:sz="4" w:space="0" w:color="999999"/>
+          <w:right w:val="single" w:sz="4" w:space="0" w:color="999999"/>
+          <w:insideH w:val="single" w:sz="4" w:space="0" w:color="999999"/>
+          <w:insideV w:val="single" w:sz="4" w:space="0" w:color="999999"/>
+        </w:tblBorders>
+      </w:tblPr>
+      <w:tblGrid>
+        <w:gridCol w:w="4680"/>
+        <w:gridCol w:w="4680"/>
+      </w:tblGrid>
+      <w:tr>
+        <w:tc>
+          <w:tcPr>
+            <w:tcW w:type="dxa" w:w="4680"/>
+            <w:shd w:fill="003D6B" w:val="clear"/>
+          </w:tcPr>
+          <w:p>
+            <w:pPr>
+              <w:jc w:val="left"/>
+            </w:pPr>
+            <w:r/>
+            <w:r>
+              <w:rPr>
+                <w:rFonts w:ascii="Calibri" w:hAnsi="Calibri"/>
+                <w:b/>
+                <w:color w:val="FFFFFF"/>
+                <w:sz w:val="18"/>
+              </w:rPr>
+              <w:t>#</w:t>
+            </w:r>
+          </w:p>
+        </w:tc>
+        <w:tc>
+          <w:tcPr>
+            <w:tcW w:type="dxa" w:w="4680"/>
+            <w:shd w:fill="003D6B" w:val="clear"/>
+          </w:tcPr>
+          <w:p>
+            <w:pPr>
+              <w:jc w:val="left"/>
+            </w:pPr>
+            <w:r/>
+            <w:r>
+              <w:rPr>
+                <w:rFonts w:ascii="Calibri" w:hAnsi="Calibri"/>
+                <w:b/>
+                <w:color w:val="FFFFFF"/>
+                <w:sz w:val="18"/>
+              </w:rPr>
+              <w:t>Requirement</w:t>
+            </w:r>
+          </w:p>
+        </w:tc>
+      </w:tr>
+      <w:tr>
+        <w:tc>
+          <w:tcPr>
+            <w:tcW w:type="dxa" w:w="4680"/>
+          </w:tcPr>
+          <w:p>
+            <w:r/>
+            <w:r>
+              <w:rPr>
+                <w:rFonts w:ascii="Calibri" w:hAnsi="Calibri"/>
+                <w:color w:val="333333"/>
+                <w:sz w:val="18"/>
+              </w:rPr>
+              <w:t>FR-N26</w:t>
+            </w:r>
+          </w:p>
+        </w:tc>
+        <w:tc>
+          <w:tcPr>
+            <w:tcW w:type="dxa" w:w="4680"/>
+          </w:tcPr>
+          <w:p>
+            <w:r/>
+            <w:r>
+              <w:rPr>
+                <w:rFonts w:ascii="Calibri" w:hAnsi="Calibri"/>
+                <w:color w:val="333333"/>
+                <w:sz w:val="18"/>
+              </w:rPr>
+              <w:t>`/account/export` returns the calling user's data as JSON; transactional, ≤ 30s</w:t>
+            </w:r>
+          </w:p>
+        </w:tc>
+      </w:tr>
+      <w:tr>
+        <w:tc>
+          <w:tcPr>
+            <w:tcW w:type="dxa" w:w="4680"/>
+            <w:shd w:fill="F2F2F2" w:val="clear"/>
+          </w:tcPr>
+          <w:p>
+            <w:r/>
+            <w:r>
+              <w:rPr>
+                <w:rFonts w:ascii="Calibri" w:hAnsi="Calibri"/>
+                <w:color w:val="333333"/>
+                <w:sz w:val="18"/>
+              </w:rPr>
+              <w:t>FR-N27</w:t>
+            </w:r>
+          </w:p>
+        </w:tc>
+        <w:tc>
+          <w:tcPr>
+            <w:tcW w:type="dxa" w:w="4680"/>
+            <w:shd w:fill="F2F2F2" w:val="clear"/>
+          </w:tcPr>
+          <w:p>
+            <w:r/>
+            <w:r>
+              <w:rPr>
+                <w:rFonts w:ascii="Calibri" w:hAnsi="Calibri"/>
+                <w:color w:val="333333"/>
+                <w:sz w:val="18"/>
+              </w:rPr>
+              <w:t>`/account/delete` cascades deletes from D1 + Resend suppression + revokes sessions; 30-day SLA per Privacy Policy</w:t>
+            </w:r>
+          </w:p>
+        </w:tc>
+      </w:tr>
+    </w:tbl>
+    <w:p/>
     <w:p>
       <w:pPr>
-        <w:pStyle w:val="ListBullet"/>
-        <w:spacing w:after="60"/>
+        <w:pBdr>
+          <w:bottom w:val="single" w:sz="6" w:space="1" w:color="999999"/>
+        </w:pBdr>
       </w:pPr>
-      <w:r>
-        <w:rPr>
-          <w:rFonts w:ascii="Calibri" w:hAnsi="Calibri"/>
-          <w:color w:val="333333"/>
-          <w:sz w:val="20"/>
-        </w:rPr>
-        <w:t>Live LLM-backed chat — submission ships scripted demos; real Claude tool-use built post-funding</w:t>
-      </w:r>
-    </w:p>
-    <w:p>
-      <w:pPr>
-        <w:pStyle w:val="ListBullet"/>
-        <w:spacing w:after="60"/>
-      </w:pPr>
-      <w:r>
-        <w:rPr>
-          <w:rFonts w:ascii="Calibri" w:hAnsi="Calibri"/>
-          <w:color w:val="333333"/>
-          <w:sz w:val="20"/>
-        </w:rPr>
-        <w:t>Real SMS/WhatsApp dispatch — gateway stubbed; integrated in Phase 1</w:t>
-      </w:r>
-    </w:p>
-    <w:p>
-      <w:pPr>
-        <w:pStyle w:val="ListBullet"/>
-        <w:spacing w:after="60"/>
-      </w:pPr>
-      <w:r>
-        <w:rPr>
-          <w:rFonts w:ascii="Calibri" w:hAnsi="Calibri"/>
-          <w:color w:val="333333"/>
-          <w:sz w:val="20"/>
-        </w:rPr>
-        <w:t>Sindh / KPK expansion — pending PDLC data</w:t>
-      </w:r>
-    </w:p>
-    <w:p>
-      <w:pPr>
-        <w:pStyle w:val="ListBullet"/>
-        <w:spacing w:after="60"/>
-      </w:pPr>
-      <w:r>
-        <w:rPr>
-          <w:rFonts w:ascii="Calibri" w:hAnsi="Calibri"/>
-          <w:color w:val="333333"/>
-          <w:sz w:val="20"/>
-        </w:rPr>
-        <w:t>IoT classroom sensors — procurement risk; satellite + reanalysis is enough for v0.1</w:t>
-      </w:r>
-    </w:p>
-    <w:p>
-      <w:pPr>
-        <w:pStyle w:val="ListBullet"/>
-        <w:spacing w:after="60"/>
-      </w:pPr>
-      <w:r>
-        <w:rPr>
-          <w:rFonts w:ascii="Calibri" w:hAnsi="Calibri"/>
-          <w:color w:val="333333"/>
-          <w:sz w:val="20"/>
-        </w:rPr>
-        <w:t>Autonomous school closure — system never closes a school; that is a government call</w:t>
-      </w:r>
     </w:p>
     <w:p>
       <w:pPr>
@@ -2803,13 +2313,2323 @@
           <w:color w:val="003D6B"/>
           <w:sz w:val="24"/>
         </w:rPr>
-        <w:t>8. Open questions / pending decisions</w:t>
+        <w:t>5. Non-functional requirements (v0.2)</w:t>
+      </w:r>
+    </w:p>
+    <w:p>
+      <w:pPr>
+        <w:spacing w:after="120"/>
+      </w:pPr>
+      <w:r>
+        <w:t>Carries forward all v0.1 NFR. Changes:</w:t>
       </w:r>
     </w:p>
     <w:tbl>
       <w:tblPr>
         <w:tblW w:type="auto" w:w="0"/>
-        <w:tblLayout w:type="fixed"/>
+        <w:jc w:val="center"/>
+        <w:tblLook w:firstColumn="1" w:firstRow="1" w:lastColumn="0" w:lastRow="0" w:noHBand="0" w:noVBand="1" w:val="04A0"/>
+        <w:tblBorders>
+          <w:top w:val="single" w:sz="4" w:space="0" w:color="999999"/>
+          <w:left w:val="single" w:sz="4" w:space="0" w:color="999999"/>
+          <w:bottom w:val="single" w:sz="4" w:space="0" w:color="999999"/>
+          <w:right w:val="single" w:sz="4" w:space="0" w:color="999999"/>
+          <w:insideH w:val="single" w:sz="4" w:space="0" w:color="999999"/>
+          <w:insideV w:val="single" w:sz="4" w:space="0" w:color="999999"/>
+        </w:tblBorders>
+      </w:tblPr>
+      <w:tblGrid>
+        <w:gridCol w:w="4680"/>
+        <w:gridCol w:w="4680"/>
+      </w:tblGrid>
+      <w:tr>
+        <w:tc>
+          <w:tcPr>
+            <w:tcW w:type="dxa" w:w="4680"/>
+            <w:shd w:fill="003D6B" w:val="clear"/>
+          </w:tcPr>
+          <w:p>
+            <w:pPr>
+              <w:jc w:val="left"/>
+            </w:pPr>
+            <w:r/>
+            <w:r>
+              <w:rPr>
+                <w:rFonts w:ascii="Calibri" w:hAnsi="Calibri"/>
+                <w:b/>
+                <w:color w:val="FFFFFF"/>
+                <w:sz w:val="18"/>
+              </w:rPr>
+              <w:t>#</w:t>
+            </w:r>
+          </w:p>
+        </w:tc>
+        <w:tc>
+          <w:tcPr>
+            <w:tcW w:type="dxa" w:w="4680"/>
+            <w:shd w:fill="003D6B" w:val="clear"/>
+          </w:tcPr>
+          <w:p>
+            <w:pPr>
+              <w:jc w:val="left"/>
+            </w:pPr>
+            <w:r/>
+            <w:r>
+              <w:rPr>
+                <w:rFonts w:ascii="Calibri" w:hAnsi="Calibri"/>
+                <w:b/>
+                <w:color w:val="FFFFFF"/>
+                <w:sz w:val="18"/>
+              </w:rPr>
+              <w:t>Requirement</w:t>
+            </w:r>
+          </w:p>
+        </w:tc>
+      </w:tr>
+      <w:tr>
+        <w:tc>
+          <w:tcPr>
+            <w:tcW w:type="dxa" w:w="4680"/>
+          </w:tcPr>
+          <w:p>
+            <w:r/>
+            <w:r>
+              <w:rPr>
+                <w:rFonts w:ascii="Calibri" w:hAnsi="Calibri"/>
+                <w:color w:val="333333"/>
+                <w:sz w:val="18"/>
+              </w:rPr>
+              <w:t>NFR-N1</w:t>
+            </w:r>
+          </w:p>
+        </w:tc>
+        <w:tc>
+          <w:tcPr>
+            <w:tcW w:type="dxa" w:w="4680"/>
+          </w:tcPr>
+          <w:p>
+            <w:r/>
+            <w:r>
+              <w:rPr>
+                <w:rFonts w:ascii="Calibri" w:hAnsi="Calibri"/>
+                <w:color w:val="333333"/>
+                <w:sz w:val="18"/>
+              </w:rPr>
+              <w:t>i18n: EN + UR at launch; AR + FR added within 2 weeks post-launch; human-reviewed translations only (no AI-only flips into UR/AR/FR for user-facing copy)</w:t>
+            </w:r>
+          </w:p>
+        </w:tc>
+      </w:tr>
+      <w:tr>
+        <w:tc>
+          <w:tcPr>
+            <w:tcW w:type="dxa" w:w="4680"/>
+            <w:shd w:fill="F2F2F2" w:val="clear"/>
+          </w:tcPr>
+          <w:p>
+            <w:r/>
+            <w:r>
+              <w:rPr>
+                <w:rFonts w:ascii="Calibri" w:hAnsi="Calibri"/>
+                <w:color w:val="333333"/>
+                <w:sz w:val="18"/>
+              </w:rPr>
+              <w:t>NFR-N2</w:t>
+            </w:r>
+          </w:p>
+        </w:tc>
+        <w:tc>
+          <w:tcPr>
+            <w:tcW w:type="dxa" w:w="4680"/>
+            <w:shd w:fill="F2F2F2" w:val="clear"/>
+          </w:tcPr>
+          <w:p>
+            <w:r/>
+            <w:r>
+              <w:rPr>
+                <w:rFonts w:ascii="Calibri" w:hAnsi="Calibri"/>
+                <w:color w:val="333333"/>
+                <w:sz w:val="18"/>
+              </w:rPr>
+              <w:t>Concurrency-safe approvals: approve + execute are each atomic single-statement D1 mutations; double-approval and double-execute impossible</w:t>
+            </w:r>
+          </w:p>
+        </w:tc>
+      </w:tr>
+      <w:tr>
+        <w:tc>
+          <w:tcPr>
+            <w:tcW w:type="dxa" w:w="4680"/>
+          </w:tcPr>
+          <w:p>
+            <w:r/>
+            <w:r>
+              <w:rPr>
+                <w:rFonts w:ascii="Calibri" w:hAnsi="Calibri"/>
+                <w:color w:val="333333"/>
+                <w:sz w:val="18"/>
+              </w:rPr>
+              <w:t>NFR-N3</w:t>
+            </w:r>
+          </w:p>
+        </w:tc>
+        <w:tc>
+          <w:tcPr>
+            <w:tcW w:type="dxa" w:w="4680"/>
+          </w:tcPr>
+          <w:p>
+            <w:r/>
+            <w:r>
+              <w:rPr>
+                <w:rFonts w:ascii="Calibri" w:hAnsi="Calibri"/>
+                <w:color w:val="333333"/>
+                <w:sz w:val="18"/>
+              </w:rPr>
+              <w:t>Cannot remove yourself as admin; cannot remove last admin (TOCTOU-safe at both submit and execute)</w:t>
+            </w:r>
+          </w:p>
+        </w:tc>
+      </w:tr>
+      <w:tr>
+        <w:tc>
+          <w:tcPr>
+            <w:tcW w:type="dxa" w:w="4680"/>
+            <w:shd w:fill="F2F2F2" w:val="clear"/>
+          </w:tcPr>
+          <w:p>
+            <w:r/>
+            <w:r>
+              <w:rPr>
+                <w:rFonts w:ascii="Calibri" w:hAnsi="Calibri"/>
+                <w:color w:val="333333"/>
+                <w:sz w:val="18"/>
+              </w:rPr>
+              <w:t>NFR-N4</w:t>
+            </w:r>
+          </w:p>
+        </w:tc>
+        <w:tc>
+          <w:tcPr>
+            <w:tcW w:type="dxa" w:w="4680"/>
+            <w:shd w:fill="F2F2F2" w:val="clear"/>
+          </w:tcPr>
+          <w:p>
+            <w:r/>
+            <w:r>
+              <w:rPr>
+                <w:rFonts w:ascii="Calibri" w:hAnsi="Calibri"/>
+                <w:color w:val="333333"/>
+                <w:sz w:val="18"/>
+              </w:rPr>
+              <w:t>DSR endpoints respond ≤ 30s; 30-day deletion SLA</w:t>
+            </w:r>
+          </w:p>
+        </w:tc>
+      </w:tr>
+      <w:tr>
+        <w:tc>
+          <w:tcPr>
+            <w:tcW w:type="dxa" w:w="4680"/>
+          </w:tcPr>
+          <w:p>
+            <w:r/>
+            <w:r>
+              <w:rPr>
+                <w:rFonts w:ascii="Calibri" w:hAnsi="Calibri"/>
+                <w:color w:val="333333"/>
+                <w:sz w:val="18"/>
+              </w:rPr>
+              <w:t>NFR-N5</w:t>
+            </w:r>
+          </w:p>
+        </w:tc>
+        <w:tc>
+          <w:tcPr>
+            <w:tcW w:type="dxa" w:w="4680"/>
+          </w:tcPr>
+          <w:p>
+            <w:r/>
+            <w:r>
+              <w:rPr>
+                <w:rFonts w:ascii="Calibri" w:hAnsi="Calibri"/>
+                <w:color w:val="333333"/>
+                <w:sz w:val="18"/>
+              </w:rPr>
+              <w:t>All notification emails point to `/approvals/{id}` requiring an active session — no tokenised one-click approve from email</w:t>
+            </w:r>
+          </w:p>
+        </w:tc>
+      </w:tr>
+      <w:tr>
+        <w:tc>
+          <w:tcPr>
+            <w:tcW w:type="dxa" w:w="4680"/>
+            <w:shd w:fill="F2F2F2" w:val="clear"/>
+          </w:tcPr>
+          <w:p>
+            <w:r/>
+            <w:r>
+              <w:rPr>
+                <w:rFonts w:ascii="Calibri" w:hAnsi="Calibri"/>
+                <w:color w:val="333333"/>
+                <w:sz w:val="18"/>
+              </w:rPr>
+              <w:t>NFR-N6</w:t>
+            </w:r>
+          </w:p>
+        </w:tc>
+        <w:tc>
+          <w:tcPr>
+            <w:tcW w:type="dxa" w:w="4680"/>
+            <w:shd w:fill="F2F2F2" w:val="clear"/>
+          </w:tcPr>
+          <w:p>
+            <w:r/>
+            <w:r>
+              <w:rPr>
+                <w:rFonts w:ascii="Calibri" w:hAnsi="Calibri"/>
+                <w:color w:val="333333"/>
+                <w:sz w:val="18"/>
+              </w:rPr>
+              <w:t>Cluster reassignment is a distinct gated action, not folded into "role change"</w:t>
+            </w:r>
+          </w:p>
+        </w:tc>
+      </w:tr>
+      <w:tr>
+        <w:tc>
+          <w:tcPr>
+            <w:tcW w:type="dxa" w:w="4680"/>
+          </w:tcPr>
+          <w:p>
+            <w:r/>
+            <w:r>
+              <w:rPr>
+                <w:rFonts w:ascii="Calibri" w:hAnsi="Calibri"/>
+                <w:color w:val="333333"/>
+                <w:sz w:val="18"/>
+              </w:rPr>
+              <w:t>NFR-N7</w:t>
+            </w:r>
+          </w:p>
+        </w:tc>
+        <w:tc>
+          <w:tcPr>
+            <w:tcW w:type="dxa" w:w="4680"/>
+          </w:tcPr>
+          <w:p>
+            <w:r/>
+            <w:r>
+              <w:rPr>
+                <w:rFonts w:ascii="Calibri" w:hAnsi="Calibri"/>
+                <w:color w:val="333333"/>
+                <w:sz w:val="18"/>
+              </w:rPr>
+              <w:t>Tech E&amp;O + cyber liability insurance bound before v0.2 launch (procurement on critical path)</w:t>
+            </w:r>
+          </w:p>
+        </w:tc>
+      </w:tr>
+      <w:tr>
+        <w:tc>
+          <w:tcPr>
+            <w:tcW w:type="dxa" w:w="4680"/>
+            <w:shd w:fill="F2F2F2" w:val="clear"/>
+          </w:tcPr>
+          <w:p>
+            <w:r/>
+            <w:r>
+              <w:rPr>
+                <w:rFonts w:ascii="Calibri" w:hAnsi="Calibri"/>
+                <w:color w:val="333333"/>
+                <w:sz w:val="18"/>
+              </w:rPr>
+              <w:t>NFR-N8</w:t>
+            </w:r>
+          </w:p>
+        </w:tc>
+        <w:tc>
+          <w:tcPr>
+            <w:tcW w:type="dxa" w:w="4680"/>
+            <w:shd w:fill="F2F2F2" w:val="clear"/>
+          </w:tcPr>
+          <w:p>
+            <w:r/>
+            <w:r>
+              <w:rPr>
+                <w:rFonts w:ascii="Calibri" w:hAnsi="Calibri"/>
+                <w:color w:val="333333"/>
+                <w:sz w:val="18"/>
+              </w:rPr>
+              <w:t>Counsel-approved Privacy + ToS + Operator Agreement live before subscriber #1 — never any user before legal</w:t>
+            </w:r>
+          </w:p>
+        </w:tc>
+      </w:tr>
+    </w:tbl>
+    <w:p/>
+    <w:p>
+      <w:pPr>
+        <w:pBdr>
+          <w:bottom w:val="single" w:sz="6" w:space="1" w:color="999999"/>
+        </w:pBdr>
+      </w:pPr>
+    </w:p>
+    <w:p>
+      <w:pPr>
+        <w:spacing w:before="360" w:after="160"/>
+        <w:pBdr>
+          <w:bottom w:val="single" w:sz="4" w:space="1" w:color="003D6B"/>
+        </w:pBdr>
+      </w:pPr>
+      <w:r>
+        <w:rPr>
+          <w:rFonts w:ascii="Calibri" w:hAnsi="Calibri"/>
+          <w:b/>
+          <w:color w:val="003D6B"/>
+          <w:sz w:val="24"/>
+        </w:rPr>
+        <w:t>6. Approval matrix (full)</w:t>
+      </w:r>
+    </w:p>
+    <w:p>
+      <w:pPr>
+        <w:spacing w:before="240" w:after="120"/>
+      </w:pPr>
+      <w:r>
+        <w:rPr>
+          <w:rFonts w:ascii="Calibri" w:hAnsi="Calibri"/>
+          <w:b/>
+          <w:color w:val="333333"/>
+          <w:sz w:val="22"/>
+        </w:rPr>
+        <w:t>Data imports</w:t>
+      </w:r>
+    </w:p>
+    <w:tbl>
+      <w:tblPr>
+        <w:tblW w:type="auto" w:w="0"/>
+        <w:jc w:val="center"/>
+        <w:tblLook w:firstColumn="1" w:firstRow="1" w:lastColumn="0" w:lastRow="0" w:noHBand="0" w:noVBand="1" w:val="04A0"/>
+        <w:tblBorders>
+          <w:top w:val="single" w:sz="4" w:space="0" w:color="999999"/>
+          <w:left w:val="single" w:sz="4" w:space="0" w:color="999999"/>
+          <w:bottom w:val="single" w:sz="4" w:space="0" w:color="999999"/>
+          <w:right w:val="single" w:sz="4" w:space="0" w:color="999999"/>
+          <w:insideH w:val="single" w:sz="4" w:space="0" w:color="999999"/>
+          <w:insideV w:val="single" w:sz="4" w:space="0" w:color="999999"/>
+        </w:tblBorders>
+      </w:tblPr>
+      <w:tblGrid>
+        <w:gridCol w:w="3120"/>
+        <w:gridCol w:w="3120"/>
+        <w:gridCol w:w="3120"/>
+      </w:tblGrid>
+      <w:tr>
+        <w:tc>
+          <w:tcPr>
+            <w:tcW w:type="dxa" w:w="3120"/>
+            <w:shd w:fill="003D6B" w:val="clear"/>
+          </w:tcPr>
+          <w:p>
+            <w:pPr>
+              <w:jc w:val="left"/>
+            </w:pPr>
+            <w:r/>
+            <w:r>
+              <w:rPr>
+                <w:rFonts w:ascii="Calibri" w:hAnsi="Calibri"/>
+                <w:b/>
+                <w:color w:val="FFFFFF"/>
+                <w:sz w:val="18"/>
+              </w:rPr>
+              <w:t>Action</w:t>
+            </w:r>
+          </w:p>
+        </w:tc>
+        <w:tc>
+          <w:tcPr>
+            <w:tcW w:type="dxa" w:w="3120"/>
+            <w:shd w:fill="003D6B" w:val="clear"/>
+          </w:tcPr>
+          <w:p>
+            <w:pPr>
+              <w:jc w:val="left"/>
+            </w:pPr>
+            <w:r/>
+            <w:r>
+              <w:rPr>
+                <w:rFonts w:ascii="Calibri" w:hAnsi="Calibri"/>
+                <w:b/>
+                <w:color w:val="FFFFFF"/>
+                <w:sz w:val="18"/>
+              </w:rPr>
+              <w:t>Gate</w:t>
+            </w:r>
+          </w:p>
+        </w:tc>
+        <w:tc>
+          <w:tcPr>
+            <w:tcW w:type="dxa" w:w="3120"/>
+            <w:shd w:fill="003D6B" w:val="clear"/>
+          </w:tcPr>
+          <w:p>
+            <w:pPr>
+              <w:jc w:val="left"/>
+            </w:pPr>
+            <w:r/>
+            <w:r>
+              <w:rPr>
+                <w:rFonts w:ascii="Calibri" w:hAnsi="Calibri"/>
+                <w:b/>
+                <w:color w:val="FFFFFF"/>
+                <w:sz w:val="18"/>
+              </w:rPr>
+              <w:t>Notes</w:t>
+            </w:r>
+          </w:p>
+        </w:tc>
+      </w:tr>
+      <w:tr>
+        <w:tc>
+          <w:tcPr>
+            <w:tcW w:type="dxa" w:w="3120"/>
+          </w:tcPr>
+          <w:p>
+            <w:r/>
+            <w:r>
+              <w:rPr>
+                <w:rFonts w:ascii="Calibri" w:hAnsi="Calibri"/>
+                <w:color w:val="333333"/>
+                <w:sz w:val="18"/>
+              </w:rPr>
+              <w:t>School roster (CSV)</w:t>
+            </w:r>
+          </w:p>
+        </w:tc>
+        <w:tc>
+          <w:tcPr>
+            <w:tcW w:type="dxa" w:w="3120"/>
+          </w:tcPr>
+          <w:p>
+            <w:r/>
+            <w:r>
+              <w:rPr>
+                <w:rFonts w:ascii="Calibri" w:hAnsi="Calibri"/>
+                <w:color w:val="333333"/>
+                <w:sz w:val="18"/>
+              </w:rPr>
+              <w:t>2× admin + dry-run diff</w:t>
+            </w:r>
+          </w:p>
+        </w:tc>
+        <w:tc>
+          <w:tcPr>
+            <w:tcW w:type="dxa" w:w="3120"/>
+          </w:tcPr>
+          <w:p>
+            <w:r/>
+            <w:r>
+              <w:rPr>
+                <w:rFonts w:ascii="Calibri" w:hAnsi="Calibri"/>
+                <w:color w:val="333333"/>
+                <w:sz w:val="18"/>
+              </w:rPr>
+              <w:t>Every score downstream depends on this</w:t>
+            </w:r>
+          </w:p>
+        </w:tc>
+      </w:tr>
+      <w:tr>
+        <w:tc>
+          <w:tcPr>
+            <w:tcW w:type="dxa" w:w="3120"/>
+            <w:shd w:fill="F2F2F2" w:val="clear"/>
+          </w:tcPr>
+          <w:p>
+            <w:r/>
+            <w:r>
+              <w:rPr>
+                <w:rFonts w:ascii="Calibri" w:hAnsi="Calibri"/>
+                <w:color w:val="333333"/>
+                <w:sz w:val="18"/>
+              </w:rPr>
+              <w:t>Attendance batch</w:t>
+            </w:r>
+          </w:p>
+        </w:tc>
+        <w:tc>
+          <w:tcPr>
+            <w:tcW w:type="dxa" w:w="3120"/>
+            <w:shd w:fill="F2F2F2" w:val="clear"/>
+          </w:tcPr>
+          <w:p>
+            <w:r/>
+            <w:r>
+              <w:rPr>
+                <w:rFonts w:ascii="Calibri" w:hAnsi="Calibri"/>
+                <w:color w:val="333333"/>
+                <w:sz w:val="18"/>
+              </w:rPr>
+              <w:t>2× admin OR 1× admin with SHA-256 match</w:t>
+            </w:r>
+          </w:p>
+        </w:tc>
+        <w:tc>
+          <w:tcPr>
+            <w:tcW w:type="dxa" w:w="3120"/>
+            <w:shd w:fill="F2F2F2" w:val="clear"/>
+          </w:tcPr>
+          <w:p>
+            <w:r/>
+            <w:r>
+              <w:rPr>
+                <w:rFonts w:ascii="Calibri" w:hAnsi="Calibri"/>
+                <w:color w:val="333333"/>
+                <w:sz w:val="18"/>
+              </w:rPr>
+              <w:t>Hash-match path needs the expected source pre-registered (itself 2× admin)</w:t>
+            </w:r>
+          </w:p>
+        </w:tc>
+      </w:tr>
+      <w:tr>
+        <w:tc>
+          <w:tcPr>
+            <w:tcW w:type="dxa" w:w="3120"/>
+          </w:tcPr>
+          <w:p>
+            <w:r/>
+            <w:r>
+              <w:rPr>
+                <w:rFonts w:ascii="Calibri" w:hAnsi="Calibri"/>
+                <w:color w:val="333333"/>
+                <w:sz w:val="18"/>
+              </w:rPr>
+              <w:t>Climate (ERA5/MODIS/ECMWF)</w:t>
+            </w:r>
+          </w:p>
+        </w:tc>
+        <w:tc>
+          <w:tcPr>
+            <w:tcW w:type="dxa" w:w="3120"/>
+          </w:tcPr>
+          <w:p>
+            <w:r/>
+            <w:r>
+              <w:rPr>
+                <w:rFonts w:ascii="Calibri" w:hAnsi="Calibri"/>
+                <w:color w:val="333333"/>
+                <w:sz w:val="18"/>
+              </w:rPr>
+              <w:t>None — automated</w:t>
+            </w:r>
+          </w:p>
+        </w:tc>
+        <w:tc>
+          <w:tcPr>
+            <w:tcW w:type="dxa" w:w="3120"/>
+          </w:tcPr>
+          <w:p>
+            <w:r/>
+            <w:r>
+              <w:rPr>
+                <w:rFonts w:ascii="Calibri" w:hAnsi="Calibri"/>
+                <w:color w:val="333333"/>
+                <w:sz w:val="18"/>
+              </w:rPr>
+              <w:t>Idempotent, provider-signed</w:t>
+            </w:r>
+          </w:p>
+        </w:tc>
+      </w:tr>
+    </w:tbl>
+    <w:p/>
+    <w:p>
+      <w:pPr>
+        <w:spacing w:before="240" w:after="120"/>
+      </w:pPr>
+      <w:r>
+        <w:rPr>
+          <w:rFonts w:ascii="Calibri" w:hAnsi="Calibri"/>
+          <w:b/>
+          <w:color w:val="333333"/>
+          <w:sz w:val="22"/>
+        </w:rPr>
+        <w:t>Settings</w:t>
+      </w:r>
+    </w:p>
+    <w:tbl>
+      <w:tblPr>
+        <w:tblW w:type="auto" w:w="0"/>
+        <w:jc w:val="center"/>
+        <w:tblLook w:firstColumn="1" w:firstRow="1" w:lastColumn="0" w:lastRow="0" w:noHBand="0" w:noVBand="1" w:val="04A0"/>
+        <w:tblBorders>
+          <w:top w:val="single" w:sz="4" w:space="0" w:color="999999"/>
+          <w:left w:val="single" w:sz="4" w:space="0" w:color="999999"/>
+          <w:bottom w:val="single" w:sz="4" w:space="0" w:color="999999"/>
+          <w:right w:val="single" w:sz="4" w:space="0" w:color="999999"/>
+          <w:insideH w:val="single" w:sz="4" w:space="0" w:color="999999"/>
+          <w:insideV w:val="single" w:sz="4" w:space="0" w:color="999999"/>
+        </w:tblBorders>
+      </w:tblPr>
+      <w:tblGrid>
+        <w:gridCol w:w="4680"/>
+        <w:gridCol w:w="4680"/>
+      </w:tblGrid>
+      <w:tr>
+        <w:tc>
+          <w:tcPr>
+            <w:tcW w:type="dxa" w:w="4680"/>
+            <w:shd w:fill="003D6B" w:val="clear"/>
+          </w:tcPr>
+          <w:p>
+            <w:pPr>
+              <w:jc w:val="left"/>
+            </w:pPr>
+            <w:r/>
+            <w:r>
+              <w:rPr>
+                <w:rFonts w:ascii="Calibri" w:hAnsi="Calibri"/>
+                <w:b/>
+                <w:color w:val="FFFFFF"/>
+                <w:sz w:val="18"/>
+              </w:rPr>
+              <w:t>Action</w:t>
+            </w:r>
+          </w:p>
+        </w:tc>
+        <w:tc>
+          <w:tcPr>
+            <w:tcW w:type="dxa" w:w="4680"/>
+            <w:shd w:fill="003D6B" w:val="clear"/>
+          </w:tcPr>
+          <w:p>
+            <w:pPr>
+              <w:jc w:val="left"/>
+            </w:pPr>
+            <w:r/>
+            <w:r>
+              <w:rPr>
+                <w:rFonts w:ascii="Calibri" w:hAnsi="Calibri"/>
+                <w:b/>
+                <w:color w:val="FFFFFF"/>
+                <w:sz w:val="18"/>
+              </w:rPr>
+              <w:t>Gate</w:t>
+            </w:r>
+          </w:p>
+        </w:tc>
+      </w:tr>
+      <w:tr>
+        <w:tc>
+          <w:tcPr>
+            <w:tcW w:type="dxa" w:w="4680"/>
+          </w:tcPr>
+          <w:p>
+            <w:r/>
+            <w:r>
+              <w:rPr>
+                <w:rFonts w:ascii="Calibri" w:hAnsi="Calibri"/>
+                <w:color w:val="333333"/>
+                <w:sz w:val="18"/>
+              </w:rPr>
+              <w:t>Hazard thresholds</w:t>
+            </w:r>
+          </w:p>
+        </w:tc>
+        <w:tc>
+          <w:tcPr>
+            <w:tcW w:type="dxa" w:w="4680"/>
+          </w:tcPr>
+          <w:p>
+            <w:r/>
+            <w:r>
+              <w:rPr>
+                <w:rFonts w:ascii="Calibri" w:hAnsi="Calibri"/>
+                <w:color w:val="333333"/>
+                <w:sz w:val="18"/>
+              </w:rPr>
+              <w:t>2× admin to commit; 1× admin can preview</w:t>
+            </w:r>
+          </w:p>
+        </w:tc>
+      </w:tr>
+      <w:tr>
+        <w:tc>
+          <w:tcPr>
+            <w:tcW w:type="dxa" w:w="4680"/>
+            <w:shd w:fill="F2F2F2" w:val="clear"/>
+          </w:tcPr>
+          <w:p>
+            <w:r/>
+            <w:r>
+              <w:rPr>
+                <w:rFonts w:ascii="Calibri" w:hAnsi="Calibri"/>
+                <w:color w:val="333333"/>
+                <w:sz w:val="18"/>
+              </w:rPr>
+              <w:t>Threshold-trigger policy</w:t>
+            </w:r>
+          </w:p>
+        </w:tc>
+        <w:tc>
+          <w:tcPr>
+            <w:tcW w:type="dxa" w:w="4680"/>
+            <w:shd w:fill="F2F2F2" w:val="clear"/>
+          </w:tcPr>
+          <w:p>
+            <w:r/>
+            <w:r>
+              <w:rPr>
+                <w:rFonts w:ascii="Calibri" w:hAnsi="Calibri"/>
+                <w:color w:val="333333"/>
+                <w:sz w:val="18"/>
+              </w:rPr>
+              <w:t>2× admin</w:t>
+            </w:r>
+          </w:p>
+        </w:tc>
+      </w:tr>
+      <w:tr>
+        <w:tc>
+          <w:tcPr>
+            <w:tcW w:type="dxa" w:w="4680"/>
+          </w:tcPr>
+          <w:p>
+            <w:r/>
+            <w:r>
+              <w:rPr>
+                <w:rFonts w:ascii="Calibri" w:hAnsi="Calibri"/>
+                <w:color w:val="333333"/>
+                <w:sz w:val="18"/>
+              </w:rPr>
+              <w:t>Channel metadata</w:t>
+            </w:r>
+          </w:p>
+        </w:tc>
+        <w:tc>
+          <w:tcPr>
+            <w:tcW w:type="dxa" w:w="4680"/>
+          </w:tcPr>
+          <w:p>
+            <w:r/>
+            <w:r>
+              <w:rPr>
+                <w:rFonts w:ascii="Calibri" w:hAnsi="Calibri"/>
+                <w:color w:val="333333"/>
+                <w:sz w:val="18"/>
+              </w:rPr>
+              <w:t>1× admin</w:t>
+            </w:r>
+          </w:p>
+        </w:tc>
+      </w:tr>
+      <w:tr>
+        <w:tc>
+          <w:tcPr>
+            <w:tcW w:type="dxa" w:w="4680"/>
+            <w:shd w:fill="F2F2F2" w:val="clear"/>
+          </w:tcPr>
+          <w:p>
+            <w:r/>
+            <w:r>
+              <w:rPr>
+                <w:rFonts w:ascii="Calibri" w:hAnsi="Calibri"/>
+                <w:color w:val="333333"/>
+                <w:sz w:val="18"/>
+              </w:rPr>
+              <w:t>Language defaults</w:t>
+            </w:r>
+          </w:p>
+        </w:tc>
+        <w:tc>
+          <w:tcPr>
+            <w:tcW w:type="dxa" w:w="4680"/>
+            <w:shd w:fill="F2F2F2" w:val="clear"/>
+          </w:tcPr>
+          <w:p>
+            <w:r/>
+            <w:r>
+              <w:rPr>
+                <w:rFonts w:ascii="Calibri" w:hAnsi="Calibri"/>
+                <w:color w:val="333333"/>
+                <w:sz w:val="18"/>
+              </w:rPr>
+              <w:t>1× admin</w:t>
+            </w:r>
+          </w:p>
+        </w:tc>
+      </w:tr>
+      <w:tr>
+        <w:tc>
+          <w:tcPr>
+            <w:tcW w:type="dxa" w:w="4680"/>
+          </w:tcPr>
+          <w:p>
+            <w:r/>
+            <w:r>
+              <w:rPr>
+                <w:rFonts w:ascii="Calibri" w:hAnsi="Calibri"/>
+                <w:color w:val="333333"/>
+                <w:sz w:val="18"/>
+              </w:rPr>
+              <w:t>Org branding</w:t>
+            </w:r>
+          </w:p>
+        </w:tc>
+        <w:tc>
+          <w:tcPr>
+            <w:tcW w:type="dxa" w:w="4680"/>
+          </w:tcPr>
+          <w:p>
+            <w:r/>
+            <w:r>
+              <w:rPr>
+                <w:rFonts w:ascii="Calibri" w:hAnsi="Calibri"/>
+                <w:color w:val="333333"/>
+                <w:sz w:val="18"/>
+              </w:rPr>
+              <w:t>1× admin</w:t>
+            </w:r>
+          </w:p>
+        </w:tc>
+      </w:tr>
+      <w:tr>
+        <w:tc>
+          <w:tcPr>
+            <w:tcW w:type="dxa" w:w="4680"/>
+            <w:shd w:fill="F2F2F2" w:val="clear"/>
+          </w:tcPr>
+          <w:p>
+            <w:r/>
+            <w:r>
+              <w:rPr>
+                <w:rFonts w:ascii="Calibri" w:hAnsi="Calibri"/>
+                <w:color w:val="333333"/>
+                <w:sz w:val="18"/>
+              </w:rPr>
+              <w:t>AI system-prompt overrides</w:t>
+            </w:r>
+          </w:p>
+        </w:tc>
+        <w:tc>
+          <w:tcPr>
+            <w:tcW w:type="dxa" w:w="4680"/>
+            <w:shd w:fill="F2F2F2" w:val="clear"/>
+          </w:tcPr>
+          <w:p>
+            <w:r/>
+            <w:r>
+              <w:rPr>
+                <w:rFonts w:ascii="Calibri" w:hAnsi="Calibri"/>
+                <w:color w:val="333333"/>
+                <w:sz w:val="18"/>
+              </w:rPr>
+              <w:t>Server-side only in v0.2 (no UI)</w:t>
+            </w:r>
+          </w:p>
+        </w:tc>
+      </w:tr>
+    </w:tbl>
+    <w:p/>
+    <w:p>
+      <w:pPr>
+        <w:spacing w:before="240" w:after="120"/>
+      </w:pPr>
+      <w:r>
+        <w:rPr>
+          <w:rFonts w:ascii="Calibri" w:hAnsi="Calibri"/>
+          <w:b/>
+          <w:color w:val="333333"/>
+          <w:sz w:val="22"/>
+        </w:rPr>
+        <w:t>User management</w:t>
+      </w:r>
+    </w:p>
+    <w:tbl>
+      <w:tblPr>
+        <w:tblW w:type="auto" w:w="0"/>
+        <w:jc w:val="center"/>
+        <w:tblLook w:firstColumn="1" w:firstRow="1" w:lastColumn="0" w:lastRow="0" w:noHBand="0" w:noVBand="1" w:val="04A0"/>
+        <w:tblBorders>
+          <w:top w:val="single" w:sz="4" w:space="0" w:color="999999"/>
+          <w:left w:val="single" w:sz="4" w:space="0" w:color="999999"/>
+          <w:bottom w:val="single" w:sz="4" w:space="0" w:color="999999"/>
+          <w:right w:val="single" w:sz="4" w:space="0" w:color="999999"/>
+          <w:insideH w:val="single" w:sz="4" w:space="0" w:color="999999"/>
+          <w:insideV w:val="single" w:sz="4" w:space="0" w:color="999999"/>
+        </w:tblBorders>
+      </w:tblPr>
+      <w:tblGrid>
+        <w:gridCol w:w="4680"/>
+        <w:gridCol w:w="4680"/>
+      </w:tblGrid>
+      <w:tr>
+        <w:tc>
+          <w:tcPr>
+            <w:tcW w:type="dxa" w:w="4680"/>
+            <w:shd w:fill="003D6B" w:val="clear"/>
+          </w:tcPr>
+          <w:p>
+            <w:pPr>
+              <w:jc w:val="left"/>
+            </w:pPr>
+            <w:r/>
+            <w:r>
+              <w:rPr>
+                <w:rFonts w:ascii="Calibri" w:hAnsi="Calibri"/>
+                <w:b/>
+                <w:color w:val="FFFFFF"/>
+                <w:sz w:val="18"/>
+              </w:rPr>
+              <w:t>Action</w:t>
+            </w:r>
+          </w:p>
+        </w:tc>
+        <w:tc>
+          <w:tcPr>
+            <w:tcW w:type="dxa" w:w="4680"/>
+            <w:shd w:fill="003D6B" w:val="clear"/>
+          </w:tcPr>
+          <w:p>
+            <w:pPr>
+              <w:jc w:val="left"/>
+            </w:pPr>
+            <w:r/>
+            <w:r>
+              <w:rPr>
+                <w:rFonts w:ascii="Calibri" w:hAnsi="Calibri"/>
+                <w:b/>
+                <w:color w:val="FFFFFF"/>
+                <w:sz w:val="18"/>
+              </w:rPr>
+              <w:t>Gate</w:t>
+            </w:r>
+          </w:p>
+        </w:tc>
+      </w:tr>
+      <w:tr>
+        <w:tc>
+          <w:tcPr>
+            <w:tcW w:type="dxa" w:w="4680"/>
+          </w:tcPr>
+          <w:p>
+            <w:r/>
+            <w:r>
+              <w:rPr>
+                <w:rFonts w:ascii="Calibri" w:hAnsi="Calibri"/>
+                <w:color w:val="333333"/>
+                <w:sz w:val="18"/>
+              </w:rPr>
+              <w:t>Invite new operator (non-admin role)</w:t>
+            </w:r>
+          </w:p>
+        </w:tc>
+        <w:tc>
+          <w:tcPr>
+            <w:tcW w:type="dxa" w:w="4680"/>
+          </w:tcPr>
+          <w:p>
+            <w:r/>
+            <w:r>
+              <w:rPr>
+                <w:rFonts w:ascii="Calibri" w:hAnsi="Calibri"/>
+                <w:color w:val="333333"/>
+                <w:sz w:val="18"/>
+              </w:rPr>
+              <w:t>1× admin</w:t>
+            </w:r>
+          </w:p>
+        </w:tc>
+      </w:tr>
+      <w:tr>
+        <w:tc>
+          <w:tcPr>
+            <w:tcW w:type="dxa" w:w="4680"/>
+            <w:shd w:fill="F2F2F2" w:val="clear"/>
+          </w:tcPr>
+          <w:p>
+            <w:r/>
+            <w:r>
+              <w:rPr>
+                <w:rFonts w:ascii="Calibri" w:hAnsi="Calibri"/>
+                <w:color w:val="333333"/>
+                <w:sz w:val="18"/>
+              </w:rPr>
+              <w:t>Change role between non-admin tiers</w:t>
+            </w:r>
+          </w:p>
+        </w:tc>
+        <w:tc>
+          <w:tcPr>
+            <w:tcW w:type="dxa" w:w="4680"/>
+            <w:shd w:fill="F2F2F2" w:val="clear"/>
+          </w:tcPr>
+          <w:p>
+            <w:r/>
+            <w:r>
+              <w:rPr>
+                <w:rFonts w:ascii="Calibri" w:hAnsi="Calibri"/>
+                <w:color w:val="333333"/>
+                <w:sz w:val="18"/>
+              </w:rPr>
+              <w:t>1× admin</w:t>
+            </w:r>
+          </w:p>
+        </w:tc>
+      </w:tr>
+      <w:tr>
+        <w:tc>
+          <w:tcPr>
+            <w:tcW w:type="dxa" w:w="4680"/>
+          </w:tcPr>
+          <w:p>
+            <w:r/>
+            <w:r>
+              <w:rPr>
+                <w:rFonts w:ascii="Calibri" w:hAnsi="Calibri"/>
+                <w:color w:val="333333"/>
+                <w:sz w:val="18"/>
+              </w:rPr>
+              <w:t>Promote to admin</w:t>
+            </w:r>
+          </w:p>
+        </w:tc>
+        <w:tc>
+          <w:tcPr>
+            <w:tcW w:type="dxa" w:w="4680"/>
+          </w:tcPr>
+          <w:p>
+            <w:r/>
+            <w:r>
+              <w:rPr>
+                <w:rFonts w:ascii="Calibri" w:hAnsi="Calibri"/>
+                <w:color w:val="333333"/>
+                <w:sz w:val="18"/>
+              </w:rPr>
+              <w:t>2× admin</w:t>
+            </w:r>
+          </w:p>
+        </w:tc>
+      </w:tr>
+      <w:tr>
+        <w:tc>
+          <w:tcPr>
+            <w:tcW w:type="dxa" w:w="4680"/>
+            <w:shd w:fill="F2F2F2" w:val="clear"/>
+          </w:tcPr>
+          <w:p>
+            <w:r/>
+            <w:r>
+              <w:rPr>
+                <w:rFonts w:ascii="Calibri" w:hAnsi="Calibri"/>
+                <w:color w:val="333333"/>
+                <w:sz w:val="18"/>
+              </w:rPr>
+              <w:t>Remove admin</w:t>
+            </w:r>
+          </w:p>
+        </w:tc>
+        <w:tc>
+          <w:tcPr>
+            <w:tcW w:type="dxa" w:w="4680"/>
+            <w:shd w:fill="F2F2F2" w:val="clear"/>
+          </w:tcPr>
+          <w:p>
+            <w:r/>
+            <w:r>
+              <w:rPr>
+                <w:rFonts w:ascii="Calibri" w:hAnsi="Calibri"/>
+                <w:color w:val="333333"/>
+                <w:sz w:val="18"/>
+              </w:rPr>
+              <w:t>2× admin · cannot remove self · cannot remove last admin · 7-day cooling queue when admin_count &lt; 3</w:t>
+            </w:r>
+          </w:p>
+        </w:tc>
+      </w:tr>
+      <w:tr>
+        <w:tc>
+          <w:tcPr>
+            <w:tcW w:type="dxa" w:w="4680"/>
+          </w:tcPr>
+          <w:p>
+            <w:r/>
+            <w:r>
+              <w:rPr>
+                <w:rFonts w:ascii="Calibri" w:hAnsi="Calibri"/>
+                <w:color w:val="333333"/>
+                <w:sz w:val="18"/>
+              </w:rPr>
+              <w:t>Remove non-admin</w:t>
+            </w:r>
+          </w:p>
+        </w:tc>
+        <w:tc>
+          <w:tcPr>
+            <w:tcW w:type="dxa" w:w="4680"/>
+          </w:tcPr>
+          <w:p>
+            <w:r/>
+            <w:r>
+              <w:rPr>
+                <w:rFonts w:ascii="Calibri" w:hAnsi="Calibri"/>
+                <w:color w:val="333333"/>
+                <w:sz w:val="18"/>
+              </w:rPr>
+              <w:t>1× admin</w:t>
+            </w:r>
+          </w:p>
+        </w:tc>
+      </w:tr>
+      <w:tr>
+        <w:tc>
+          <w:tcPr>
+            <w:tcW w:type="dxa" w:w="4680"/>
+            <w:shd w:fill="F2F2F2" w:val="clear"/>
+          </w:tcPr>
+          <w:p>
+            <w:r/>
+            <w:r>
+              <w:rPr>
+                <w:rFonts w:ascii="Calibri" w:hAnsi="Calibri"/>
+                <w:color w:val="333333"/>
+                <w:sz w:val="18"/>
+              </w:rPr>
+              <w:t>Suspend user</w:t>
+            </w:r>
+          </w:p>
+        </w:tc>
+        <w:tc>
+          <w:tcPr>
+            <w:tcW w:type="dxa" w:w="4680"/>
+            <w:shd w:fill="F2F2F2" w:val="clear"/>
+          </w:tcPr>
+          <w:p>
+            <w:r/>
+            <w:r>
+              <w:rPr>
+                <w:rFonts w:ascii="Calibri" w:hAnsi="Calibri"/>
+                <w:color w:val="333333"/>
+                <w:sz w:val="18"/>
+              </w:rPr>
+              <w:t>1× admin</w:t>
+            </w:r>
+          </w:p>
+        </w:tc>
+      </w:tr>
+      <w:tr>
+        <w:tc>
+          <w:tcPr>
+            <w:tcW w:type="dxa" w:w="4680"/>
+          </w:tcPr>
+          <w:p>
+            <w:r/>
+            <w:r>
+              <w:rPr>
+                <w:rFonts w:ascii="Calibri" w:hAnsi="Calibri"/>
+                <w:color w:val="333333"/>
+                <w:sz w:val="18"/>
+              </w:rPr>
+              <w:t>Password / session reset for another user</w:t>
+            </w:r>
+          </w:p>
+        </w:tc>
+        <w:tc>
+          <w:tcPr>
+            <w:tcW w:type="dxa" w:w="4680"/>
+          </w:tcPr>
+          <w:p>
+            <w:r/>
+            <w:r>
+              <w:rPr>
+                <w:rFonts w:ascii="Calibri" w:hAnsi="Calibri"/>
+                <w:color w:val="333333"/>
+                <w:sz w:val="18"/>
+              </w:rPr>
+              <w:t>1× admin</w:t>
+            </w:r>
+          </w:p>
+        </w:tc>
+      </w:tr>
+      <w:tr>
+        <w:tc>
+          <w:tcPr>
+            <w:tcW w:type="dxa" w:w="4680"/>
+            <w:shd w:fill="F2F2F2" w:val="clear"/>
+          </w:tcPr>
+          <w:p>
+            <w:r/>
+            <w:r>
+              <w:rPr>
+                <w:rFonts w:ascii="Calibri" w:hAnsi="Calibri"/>
+                <w:color w:val="333333"/>
+                <w:sz w:val="18"/>
+              </w:rPr>
+              <w:t>Reassign cluster (Cluster coordinator)</w:t>
+            </w:r>
+          </w:p>
+        </w:tc>
+        <w:tc>
+          <w:tcPr>
+            <w:tcW w:type="dxa" w:w="4680"/>
+            <w:shd w:fill="F2F2F2" w:val="clear"/>
+          </w:tcPr>
+          <w:p>
+            <w:r/>
+            <w:r>
+              <w:rPr>
+                <w:rFonts w:ascii="Calibri" w:hAnsi="Calibri"/>
+                <w:color w:val="333333"/>
+                <w:sz w:val="18"/>
+              </w:rPr>
+              <w:t>1× admin (distinct from role change)</w:t>
+            </w:r>
+          </w:p>
+        </w:tc>
+      </w:tr>
+    </w:tbl>
+    <w:p/>
+    <w:p>
+      <w:pPr>
+        <w:spacing w:before="240" w:after="120"/>
+      </w:pPr>
+      <w:r>
+        <w:rPr>
+          <w:rFonts w:ascii="Calibri" w:hAnsi="Calibri"/>
+          <w:b/>
+          <w:color w:val="333333"/>
+          <w:sz w:val="22"/>
+        </w:rPr>
+        <w:t>Advisory generation</w:t>
+      </w:r>
+    </w:p>
+    <w:tbl>
+      <w:tblPr>
+        <w:tblW w:type="auto" w:w="0"/>
+        <w:jc w:val="center"/>
+        <w:tblLook w:firstColumn="1" w:firstRow="1" w:lastColumn="0" w:lastRow="0" w:noHBand="0" w:noVBand="1" w:val="04A0"/>
+        <w:tblBorders>
+          <w:top w:val="single" w:sz="4" w:space="0" w:color="999999"/>
+          <w:left w:val="single" w:sz="4" w:space="0" w:color="999999"/>
+          <w:bottom w:val="single" w:sz="4" w:space="0" w:color="999999"/>
+          <w:right w:val="single" w:sz="4" w:space="0" w:color="999999"/>
+          <w:insideH w:val="single" w:sz="4" w:space="0" w:color="999999"/>
+          <w:insideV w:val="single" w:sz="4" w:space="0" w:color="999999"/>
+        </w:tblBorders>
+      </w:tblPr>
+      <w:tblGrid>
+        <w:gridCol w:w="4680"/>
+        <w:gridCol w:w="4680"/>
+      </w:tblGrid>
+      <w:tr>
+        <w:tc>
+          <w:tcPr>
+            <w:tcW w:type="dxa" w:w="4680"/>
+            <w:shd w:fill="003D6B" w:val="clear"/>
+          </w:tcPr>
+          <w:p>
+            <w:pPr>
+              <w:jc w:val="left"/>
+            </w:pPr>
+            <w:r/>
+            <w:r>
+              <w:rPr>
+                <w:rFonts w:ascii="Calibri" w:hAnsi="Calibri"/>
+                <w:b/>
+                <w:color w:val="FFFFFF"/>
+                <w:sz w:val="18"/>
+              </w:rPr>
+              <w:t>Action</w:t>
+            </w:r>
+          </w:p>
+        </w:tc>
+        <w:tc>
+          <w:tcPr>
+            <w:tcW w:type="dxa" w:w="4680"/>
+            <w:shd w:fill="003D6B" w:val="clear"/>
+          </w:tcPr>
+          <w:p>
+            <w:pPr>
+              <w:jc w:val="left"/>
+            </w:pPr>
+            <w:r/>
+            <w:r>
+              <w:rPr>
+                <w:rFonts w:ascii="Calibri" w:hAnsi="Calibri"/>
+                <w:b/>
+                <w:color w:val="FFFFFF"/>
+                <w:sz w:val="18"/>
+              </w:rPr>
+              <w:t>Gate</w:t>
+            </w:r>
+          </w:p>
+        </w:tc>
+      </w:tr>
+      <w:tr>
+        <w:tc>
+          <w:tcPr>
+            <w:tcW w:type="dxa" w:w="4680"/>
+          </w:tcPr>
+          <w:p>
+            <w:r/>
+            <w:r>
+              <w:rPr>
+                <w:rFonts w:ascii="Calibri" w:hAnsi="Calibri"/>
+                <w:color w:val="333333"/>
+                <w:sz w:val="18"/>
+              </w:rPr>
+              <w:t>Single school</w:t>
+            </w:r>
+          </w:p>
+        </w:tc>
+        <w:tc>
+          <w:tcPr>
+            <w:tcW w:type="dxa" w:w="4680"/>
+          </w:tcPr>
+          <w:p>
+            <w:r/>
+            <w:r>
+              <w:rPr>
+                <w:rFonts w:ascii="Calibri" w:hAnsi="Calibri"/>
+                <w:color w:val="333333"/>
+                <w:sz w:val="18"/>
+              </w:rPr>
+              <w:t>1× admin OR cluster coordinator (their cluster only)</w:t>
+            </w:r>
+          </w:p>
+        </w:tc>
+      </w:tr>
+      <w:tr>
+        <w:tc>
+          <w:tcPr>
+            <w:tcW w:type="dxa" w:w="4680"/>
+            <w:shd w:fill="F2F2F2" w:val="clear"/>
+          </w:tcPr>
+          <w:p>
+            <w:r/>
+            <w:r>
+              <w:rPr>
+                <w:rFonts w:ascii="Calibri" w:hAnsi="Calibri"/>
+                <w:color w:val="333333"/>
+                <w:sz w:val="18"/>
+              </w:rPr>
+              <w:t>Cluster broadcast</w:t>
+            </w:r>
+          </w:p>
+        </w:tc>
+        <w:tc>
+          <w:tcPr>
+            <w:tcW w:type="dxa" w:w="4680"/>
+            <w:shd w:fill="F2F2F2" w:val="clear"/>
+          </w:tcPr>
+          <w:p>
+            <w:r/>
+            <w:r>
+              <w:rPr>
+                <w:rFonts w:ascii="Calibri" w:hAnsi="Calibri"/>
+                <w:color w:val="333333"/>
+                <w:sz w:val="18"/>
+              </w:rPr>
+              <w:t>1× admin OR cluster coordinator (their cluster only)</w:t>
+            </w:r>
+          </w:p>
+        </w:tc>
+      </w:tr>
+      <w:tr>
+        <w:tc>
+          <w:tcPr>
+            <w:tcW w:type="dxa" w:w="4680"/>
+          </w:tcPr>
+          <w:p>
+            <w:r/>
+            <w:r>
+              <w:rPr>
+                <w:rFonts w:ascii="Calibri" w:hAnsi="Calibri"/>
+                <w:color w:val="333333"/>
+                <w:sz w:val="18"/>
+              </w:rPr>
+              <w:t>District-wide</w:t>
+            </w:r>
+          </w:p>
+        </w:tc>
+        <w:tc>
+          <w:tcPr>
+            <w:tcW w:type="dxa" w:w="4680"/>
+          </w:tcPr>
+          <w:p>
+            <w:r/>
+            <w:r>
+              <w:rPr>
+                <w:rFonts w:ascii="Calibri" w:hAnsi="Calibri"/>
+                <w:color w:val="333333"/>
+                <w:sz w:val="18"/>
+              </w:rPr>
+              <w:t>1× admin (default) OR opt-in 2× admin via Settings</w:t>
+            </w:r>
+          </w:p>
+        </w:tc>
+      </w:tr>
+    </w:tbl>
+    <w:p/>
+    <w:p>
+      <w:pPr>
+        <w:pBdr>
+          <w:bottom w:val="single" w:sz="6" w:space="1" w:color="999999"/>
+        </w:pBdr>
+      </w:pPr>
+    </w:p>
+    <w:p>
+      <w:pPr>
+        <w:spacing w:before="360" w:after="160"/>
+        <w:pBdr>
+          <w:bottom w:val="single" w:sz="4" w:space="1" w:color="003D6B"/>
+        </w:pBdr>
+      </w:pPr>
+      <w:r>
+        <w:rPr>
+          <w:rFonts w:ascii="Calibri" w:hAnsi="Calibri"/>
+          <w:b/>
+          <w:color w:val="003D6B"/>
+          <w:sz w:val="24"/>
+        </w:rPr>
+        <w:t>7. D1 schema (skeleton)</w:t>
+      </w:r>
+    </w:p>
+    <w:p>
+      <w:pPr>
+        <w:spacing w:before="80" w:after="120"/>
+        <w:ind w:left="240"/>
+        <w:shd w:val="clear" w:color="auto" w:fill="F4F4F4"/>
+      </w:pPr>
+      <w:r>
+        <w:rPr>
+          <w:rFonts w:ascii="Consolas" w:hAnsi="Consolas"/>
+          <w:color w:val="333333"/>
+          <w:sz w:val="17"/>
+        </w:rPr>
+        <w:t>CREATE TABLE users (</w:t>
+        <w:br/>
+        <w:t xml:space="preserve">  id          TEXT PRIMARY KEY,</w:t>
+        <w:br/>
+        <w:t xml:space="preserve">  email       TEXT NOT NULL UNIQUE,</w:t>
+        <w:br/>
+        <w:t xml:space="preserve">  name        TEXT,</w:t>
+        <w:br/>
+        <w:t xml:space="preserve">  role        TEXT NOT NULL,                -- 'admin'|'coordinator'|'dispatcher'|'reviewer'</w:t>
+        <w:br/>
+        <w:t xml:space="preserve">  cluster_id  TEXT,                          -- nullable for non-coordinator roles</w:t>
+        <w:br/>
+        <w:t xml:space="preserve">  status      TEXT NOT NULL DEFAULT 'active',-- 'active'|'suspended'|'removed'</w:t>
+        <w:br/>
+        <w:t xml:space="preserve">  created_at  TEXT NOT NULL,</w:t>
+        <w:br/>
+        <w:t xml:space="preserve">  last_active TEXT</w:t>
+        <w:br/>
+        <w:t>);</w:t>
+        <w:br/>
+        <w:br/>
+        <w:t>CREATE TABLE schools (</w:t>
+        <w:br/>
+        <w:t xml:space="preserve">  emis_code   INTEGER PRIMARY KEY,</w:t>
+        <w:br/>
+        <w:t xml:space="preserve">  name        TEXT NOT NULL,</w:t>
+        <w:br/>
+        <w:t xml:space="preserve">  cluster     TEXT NOT NULL,</w:t>
+        <w:br/>
+        <w:t xml:space="preserve">  tehsil      TEXT,</w:t>
+        <w:br/>
+        <w:t xml:space="preserve">  students    INTEGER,</w:t>
+        <w:br/>
+        <w:t xml:space="preserve">  lat         REAL,</w:t>
+        <w:br/>
+        <w:t xml:space="preserve">  lon         REAL</w:t>
+        <w:br/>
+        <w:t>);</w:t>
+        <w:br/>
+        <w:br/>
+        <w:t>CREATE TABLE advisories (</w:t>
+        <w:br/>
+        <w:t xml:space="preserve">  id            TEXT PRIMARY KEY,</w:t>
+        <w:br/>
+        <w:t xml:space="preserve">  scope         TEXT NOT NULL,            -- 'school'|'cluster'|'district'</w:t>
+        <w:br/>
+        <w:t xml:space="preserve">  target_id     TEXT,                      -- EMIS or cluster name; null for district</w:t>
+        <w:br/>
+        <w:t xml:space="preserve">  severity      TEXT NOT NULL,             -- 'info'|'amber'|'red'</w:t>
+        <w:br/>
+        <w:t xml:space="preserve">  draft_en      TEXT,</w:t>
+        <w:br/>
+        <w:t xml:space="preserve">  draft_ur      TEXT,</w:t>
+        <w:br/>
+        <w:t xml:space="preserve">  draft_pa      TEXT,</w:t>
+        <w:br/>
+        <w:t xml:space="preserve">  final_en      TEXT,</w:t>
+        <w:br/>
+        <w:t xml:space="preserve">  final_ur      TEXT,</w:t>
+        <w:br/>
+        <w:t xml:space="preserve">  final_pa      TEXT,</w:t>
+        <w:br/>
+        <w:t xml:space="preserve">  initiator_id  TEXT NOT NULL REFERENCES users(id),</w:t>
+        <w:br/>
+        <w:t xml:space="preserve">  approval_id   TEXT REFERENCES approvals(id),</w:t>
+        <w:br/>
+        <w:t xml:space="preserve">  finalised_at  TEXT,</w:t>
+        <w:br/>
+        <w:t xml:space="preserve">  dispatched_via TEXT,                     -- JSON: {"whatsapp":true,"sms":true,"pa":false}</w:t>
+        <w:br/>
+        <w:t xml:space="preserve">  created_at    TEXT NOT NULL</w:t>
+        <w:br/>
+        <w:t>);</w:t>
+        <w:br/>
+        <w:br/>
+        <w:t>CREATE TABLE approvals (</w:t>
+        <w:br/>
+        <w:t xml:space="preserve">  id                TEXT PRIMARY KEY,</w:t>
+        <w:br/>
+        <w:t xml:space="preserve">  action_type       TEXT NOT NULL,</w:t>
+        <w:br/>
+        <w:t xml:space="preserve">  target_id         TEXT,</w:t>
+        <w:br/>
+        <w:t xml:space="preserve">  payload_sha256    TEXT NOT NULL,</w:t>
+        <w:br/>
+        <w:t xml:space="preserve">  payload_uri       TEXT NOT NULL,         -- r2://imports/{sha}.csv or kv://approvals/{id}</w:t>
+        <w:br/>
+        <w:t xml:space="preserve">  initiator_id      TEXT NOT NULL REFERENCES users(id),</w:t>
+        <w:br/>
+        <w:t xml:space="preserve">  required_count    INTEGER NOT NULL DEFAULT 1,</w:t>
+        <w:br/>
+        <w:t xml:space="preserve">  approver_ids      TEXT NOT NULL DEFAULT '[]',</w:t>
+        <w:br/>
+        <w:t xml:space="preserve">  status            TEXT NOT NULL,         -- 'pending'|'approved'|'executed'|'expired'|'cancelled'|'blocked'</w:t>
+        <w:br/>
+        <w:t xml:space="preserve">  emergency         INTEGER NOT NULL DEFAULT 0,</w:t>
+        <w:br/>
+        <w:t xml:space="preserve">  emergency_reason  TEXT,                   -- ≥40 chars when emergency=1</w:t>
+        <w:br/>
+        <w:t xml:space="preserve">  block_reason      TEXT,</w:t>
+        <w:br/>
+        <w:t xml:space="preserve">  created_at        TEXT NOT NULL,</w:t>
+        <w:br/>
+        <w:t xml:space="preserve">  expires_at        TEXT NOT NULL,</w:t>
+        <w:br/>
+        <w:t xml:space="preserve">  executed_at       TEXT</w:t>
+        <w:br/>
+        <w:t>);</w:t>
+        <w:br/>
+        <w:br/>
+        <w:t>CREATE TABLE audit_log (</w:t>
+        <w:br/>
+        <w:t xml:space="preserve">  id           TEXT PRIMARY KEY,</w:t>
+        <w:br/>
+        <w:t xml:space="preserve">  user_id      TEXT REFERENCES users(id),</w:t>
+        <w:br/>
+        <w:t xml:space="preserve">  action       TEXT NOT NULL,</w:t>
+        <w:br/>
+        <w:t xml:space="preserve">  target_id    TEXT,</w:t>
+        <w:br/>
+        <w:t xml:space="preserve">  payload      TEXT,</w:t>
+        <w:br/>
+        <w:t xml:space="preserve">  approval_id  TEXT REFERENCES approvals(id),</w:t>
+        <w:br/>
+        <w:t xml:space="preserve">  prev_hash    TEXT NOT NULL,</w:t>
+        <w:br/>
+        <w:t xml:space="preserve">  row_hash     TEXT NOT NULL,</w:t>
+        <w:br/>
+        <w:t xml:space="preserve">  created_at   TEXT NOT NULL</w:t>
+        <w:br/>
+        <w:t>);</w:t>
+        <w:br/>
+        <w:br/>
+        <w:t>CREATE TABLE magic_links (</w:t>
+        <w:br/>
+        <w:t xml:space="preserve">  token_hash   TEXT PRIMARY KEY,</w:t>
+        <w:br/>
+        <w:t xml:space="preserve">  user_id      TEXT NOT NULL REFERENCES users(id),</w:t>
+        <w:br/>
+        <w:t xml:space="preserve">  expires_at   TEXT NOT NULL,</w:t>
+        <w:br/>
+        <w:t xml:space="preserve">  used_at      TEXT,</w:t>
+        <w:br/>
+        <w:t xml:space="preserve">  ip_prefix    TEXT</w:t>
+        <w:br/>
+        <w:t>);</w:t>
+        <w:br/>
+        <w:br/>
+        <w:t>CREATE TABLE session (</w:t>
+        <w:br/>
+        <w:t xml:space="preserve">  id           TEXT PRIMARY KEY,</w:t>
+        <w:br/>
+        <w:t xml:space="preserve">  user_id      TEXT NOT NULL REFERENCES users(id),</w:t>
+        <w:br/>
+        <w:t xml:space="preserve">  expires_at   TEXT NOT NULL,</w:t>
+        <w:br/>
+        <w:t xml:space="preserve">  ip_prefix    TEXT</w:t>
+        <w:br/>
+        <w:t>);</w:t>
+      </w:r>
+    </w:p>
+    <w:p>
+      <w:pPr>
+        <w:spacing w:after="120"/>
+      </w:pPr>
+      <w:r>
+        <w:t xml:space="preserve">Notes: </w:t>
+      </w:r>
+      <w:r>
+        <w:rPr>
+          <w:rFonts w:ascii="Consolas" w:hAnsi="Consolas"/>
+          <w:sz w:val="19"/>
+        </w:rPr>
+        <w:t>approvals.approver_ids</w:t>
+      </w:r>
+      <w:r>
+        <w:t xml:space="preserve"> mutations are single-statement using </w:t>
+      </w:r>
+      <w:r>
+        <w:rPr>
+          <w:rFonts w:ascii="Consolas" w:hAnsi="Consolas"/>
+          <w:sz w:val="19"/>
+        </w:rPr>
+        <w:t>json_insert</w:t>
+      </w:r>
+      <w:r>
+        <w:t xml:space="preserve"> with a </w:t>
+      </w:r>
+      <w:r>
+        <w:rPr>
+          <w:rFonts w:ascii="Consolas" w:hAnsi="Consolas"/>
+          <w:sz w:val="19"/>
+        </w:rPr>
+        <w:t>WHERE NOT EXISTS</w:t>
+      </w:r>
+      <w:r>
+        <w:t xml:space="preserve"> self-check (race-safe). Last-admin check re-runs inside the execute transaction.</w:t>
+      </w:r>
+    </w:p>
+    <w:p>
+      <w:pPr>
+        <w:pBdr>
+          <w:bottom w:val="single" w:sz="6" w:space="1" w:color="999999"/>
+        </w:pBdr>
+      </w:pPr>
+    </w:p>
+    <w:p>
+      <w:pPr>
+        <w:spacing w:before="360" w:after="160"/>
+        <w:pBdr>
+          <w:bottom w:val="single" w:sz="4" w:space="1" w:color="003D6B"/>
+        </w:pBdr>
+      </w:pPr>
+      <w:r>
+        <w:rPr>
+          <w:rFonts w:ascii="Calibri" w:hAnsi="Calibri"/>
+          <w:b/>
+          <w:color w:val="003D6B"/>
+          <w:sz w:val="24"/>
+        </w:rPr>
+        <w:t>8. Out of scope (v0.2)</w:t>
+      </w:r>
+    </w:p>
+    <w:tbl>
+      <w:tblPr>
+        <w:tblW w:type="auto" w:w="0"/>
+        <w:jc w:val="center"/>
+        <w:tblLook w:firstColumn="1" w:firstRow="1" w:lastColumn="0" w:lastRow="0" w:noHBand="0" w:noVBand="1" w:val="04A0"/>
+        <w:tblBorders>
+          <w:top w:val="single" w:sz="4" w:space="0" w:color="999999"/>
+          <w:left w:val="single" w:sz="4" w:space="0" w:color="999999"/>
+          <w:bottom w:val="single" w:sz="4" w:space="0" w:color="999999"/>
+          <w:right w:val="single" w:sz="4" w:space="0" w:color="999999"/>
+          <w:insideH w:val="single" w:sz="4" w:space="0" w:color="999999"/>
+          <w:insideV w:val="single" w:sz="4" w:space="0" w:color="999999"/>
+        </w:tblBorders>
+      </w:tblPr>
+      <w:tblGrid>
+        <w:gridCol w:w="4680"/>
+        <w:gridCol w:w="4680"/>
+      </w:tblGrid>
+      <w:tr>
+        <w:tc>
+          <w:tcPr>
+            <w:tcW w:type="dxa" w:w="4680"/>
+            <w:shd w:fill="003D6B" w:val="clear"/>
+          </w:tcPr>
+          <w:p>
+            <w:pPr>
+              <w:jc w:val="left"/>
+            </w:pPr>
+            <w:r/>
+            <w:r>
+              <w:rPr>
+                <w:rFonts w:ascii="Calibri" w:hAnsi="Calibri"/>
+                <w:b/>
+                <w:color w:val="FFFFFF"/>
+                <w:sz w:val="18"/>
+              </w:rPr>
+              <w:t>Surface</w:t>
+            </w:r>
+          </w:p>
+        </w:tc>
+        <w:tc>
+          <w:tcPr>
+            <w:tcW w:type="dxa" w:w="4680"/>
+            <w:shd w:fill="003D6B" w:val="clear"/>
+          </w:tcPr>
+          <w:p>
+            <w:pPr>
+              <w:jc w:val="left"/>
+            </w:pPr>
+            <w:r/>
+            <w:r>
+              <w:rPr>
+                <w:rFonts w:ascii="Calibri" w:hAnsi="Calibri"/>
+                <w:b/>
+                <w:color w:val="FFFFFF"/>
+                <w:sz w:val="18"/>
+              </w:rPr>
+              <w:t>Why deferred</w:t>
+            </w:r>
+          </w:p>
+        </w:tc>
+      </w:tr>
+      <w:tr>
+        <w:tc>
+          <w:tcPr>
+            <w:tcW w:type="dxa" w:w="4680"/>
+          </w:tcPr>
+          <w:p>
+            <w:r/>
+            <w:r>
+              <w:rPr>
+                <w:rFonts w:ascii="Calibri" w:hAnsi="Calibri"/>
+                <w:color w:val="333333"/>
+                <w:sz w:val="18"/>
+              </w:rPr>
+              <w:t>Public-subscriber accounts (`/subscribe`)</w:t>
+            </w:r>
+          </w:p>
+        </w:tc>
+        <w:tc>
+          <w:tcPr>
+            <w:tcW w:type="dxa" w:w="4680"/>
+          </w:tcPr>
+          <w:p>
+            <w:r/>
+            <w:r>
+              <w:rPr>
+                <w:rFonts w:ascii="Calibri" w:hAnsi="Calibri"/>
+                <w:color w:val="333333"/>
+                <w:sz w:val="18"/>
+              </w:rPr>
+              <w:t>Without dispatch from SCH, subscribers gain nothing v0.1 doesn't already give them</w:t>
+            </w:r>
+          </w:p>
+        </w:tc>
+      </w:tr>
+      <w:tr>
+        <w:tc>
+          <w:tcPr>
+            <w:tcW w:type="dxa" w:w="4680"/>
+            <w:shd w:fill="F2F2F2" w:val="clear"/>
+          </w:tcPr>
+          <w:p>
+            <w:r/>
+            <w:r>
+              <w:rPr>
+                <w:rFonts w:ascii="Calibri" w:hAnsi="Calibri"/>
+                <w:color w:val="333333"/>
+                <w:sz w:val="18"/>
+              </w:rPr>
+              <w:t>Web push (VAPID, service worker, push subscription registry)</w:t>
+            </w:r>
+          </w:p>
+        </w:tc>
+        <w:tc>
+          <w:tcPr>
+            <w:tcW w:type="dxa" w:w="4680"/>
+            <w:shd w:fill="F2F2F2" w:val="clear"/>
+          </w:tcPr>
+          <w:p>
+            <w:r/>
+            <w:r>
+              <w:rPr>
+                <w:rFonts w:ascii="Calibri" w:hAnsi="Calibri"/>
+                <w:color w:val="333333"/>
+                <w:sz w:val="18"/>
+              </w:rPr>
+              <w:t>No subscriber surface ⇒ no dispatch target</w:t>
+            </w:r>
+          </w:p>
+        </w:tc>
+      </w:tr>
+      <w:tr>
+        <w:tc>
+          <w:tcPr>
+            <w:tcW w:type="dxa" w:w="4680"/>
+          </w:tcPr>
+          <w:p>
+            <w:r/>
+            <w:r>
+              <w:rPr>
+                <w:rFonts w:ascii="Calibri" w:hAnsi="Calibri"/>
+                <w:color w:val="333333"/>
+                <w:sz w:val="18"/>
+              </w:rPr>
+              <w:t>Email alert notifications</w:t>
+            </w:r>
+          </w:p>
+        </w:tc>
+        <w:tc>
+          <w:tcPr>
+            <w:tcW w:type="dxa" w:w="4680"/>
+          </w:tcPr>
+          <w:p>
+            <w:r/>
+            <w:r>
+              <w:rPr>
+                <w:rFonts w:ascii="Calibri" w:hAnsi="Calibri"/>
+                <w:color w:val="333333"/>
+                <w:sz w:val="18"/>
+              </w:rPr>
+              <w:t>Deliverability discipline needs a dedicated sub-domain warm-up + 2+ weeks of practice; v0.3</w:t>
+            </w:r>
+          </w:p>
+        </w:tc>
+      </w:tr>
+      <w:tr>
+        <w:tc>
+          <w:tcPr>
+            <w:tcW w:type="dxa" w:w="4680"/>
+            <w:shd w:fill="F2F2F2" w:val="clear"/>
+          </w:tcPr>
+          <w:p>
+            <w:r/>
+            <w:r>
+              <w:rPr>
+                <w:rFonts w:ascii="Calibri" w:hAnsi="Calibri"/>
+                <w:color w:val="333333"/>
+                <w:sz w:val="18"/>
+              </w:rPr>
+              <w:t>SMS / WhatsApp gateway integration</w:t>
+            </w:r>
+          </w:p>
+        </w:tc>
+        <w:tc>
+          <w:tcPr>
+            <w:tcW w:type="dxa" w:w="4680"/>
+            <w:shd w:fill="F2F2F2" w:val="clear"/>
+          </w:tcPr>
+          <w:p>
+            <w:r/>
+            <w:r>
+              <w:rPr>
+                <w:rFonts w:ascii="Calibri" w:hAnsi="Calibri"/>
+                <w:color w:val="333333"/>
+                <w:sz w:val="18"/>
+              </w:rPr>
+              <w:t>BYOC pass-through model planned for v0.3; PTSL operates their existing channels in v0.2</w:t>
+            </w:r>
+          </w:p>
+        </w:tc>
+      </w:tr>
+      <w:tr>
+        <w:tc>
+          <w:tcPr>
+            <w:tcW w:type="dxa" w:w="4680"/>
+          </w:tcPr>
+          <w:p>
+            <w:r/>
+            <w:r>
+              <w:rPr>
+                <w:rFonts w:ascii="Calibri" w:hAnsi="Calibri"/>
+                <w:color w:val="333333"/>
+                <w:sz w:val="18"/>
+              </w:rPr>
+              <w:t>Threshold-trigger auto-DISPATCH</w:t>
+            </w:r>
+          </w:p>
+        </w:tc>
+        <w:tc>
+          <w:tcPr>
+            <w:tcW w:type="dxa" w:w="4680"/>
+          </w:tcPr>
+          <w:p>
+            <w:r/>
+            <w:r>
+              <w:rPr>
+                <w:rFonts w:ascii="Calibri" w:hAnsi="Calibri"/>
+                <w:color w:val="333333"/>
+                <w:sz w:val="18"/>
+              </w:rPr>
+              <w:t>Replaced by auto-DRAFT; operator approves and copies out</w:t>
+            </w:r>
+          </w:p>
+        </w:tc>
+      </w:tr>
+      <w:tr>
+        <w:tc>
+          <w:tcPr>
+            <w:tcW w:type="dxa" w:w="4680"/>
+            <w:shd w:fill="F2F2F2" w:val="clear"/>
+          </w:tcPr>
+          <w:p>
+            <w:r/>
+            <w:r>
+              <w:rPr>
+                <w:rFonts w:ascii="Calibri" w:hAnsi="Calibri"/>
+                <w:color w:val="333333"/>
+                <w:sz w:val="18"/>
+              </w:rPr>
+              <w:t>AI system-prompt override admin UI</w:t>
+            </w:r>
+          </w:p>
+        </w:tc>
+        <w:tc>
+          <w:tcPr>
+            <w:tcW w:type="dxa" w:w="4680"/>
+            <w:shd w:fill="F2F2F2" w:val="clear"/>
+          </w:tcPr>
+          <w:p>
+            <w:r/>
+            <w:r>
+              <w:rPr>
+                <w:rFonts w:ascii="Calibri" w:hAnsi="Calibri"/>
+                <w:color w:val="333333"/>
+                <w:sz w:val="18"/>
+              </w:rPr>
+              <w:t>High-blast-radius; v0.3 lands with 2× admin + 24h cooling + WebAuthn 2FA on approver</w:t>
+            </w:r>
+          </w:p>
+        </w:tc>
+      </w:tr>
+      <w:tr>
+        <w:tc>
+          <w:tcPr>
+            <w:tcW w:type="dxa" w:w="4680"/>
+          </w:tcPr>
+          <w:p>
+            <w:r/>
+            <w:r>
+              <w:rPr>
+                <w:rFonts w:ascii="Calibri" w:hAnsi="Calibri"/>
+                <w:color w:val="333333"/>
+                <w:sz w:val="18"/>
+              </w:rPr>
+              <w:t>Multi-tenant operator orgs (UNICEF country offices, second-region rollouts)</w:t>
+            </w:r>
+          </w:p>
+        </w:tc>
+        <w:tc>
+          <w:tcPr>
+            <w:tcW w:type="dxa" w:w="4680"/>
+          </w:tcPr>
+          <w:p>
+            <w:r/>
+            <w:r>
+              <w:rPr>
+                <w:rFonts w:ascii="Calibri" w:hAnsi="Calibri"/>
+                <w:color w:val="333333"/>
+                <w:sz w:val="18"/>
+              </w:rPr>
+              <w:t>PTSL single-tenant in v0.2; multi-tenant in v0.4</w:t>
+            </w:r>
+          </w:p>
+        </w:tc>
+      </w:tr>
+      <w:tr>
+        <w:tc>
+          <w:tcPr>
+            <w:tcW w:type="dxa" w:w="4680"/>
+            <w:shd w:fill="F2F2F2" w:val="clear"/>
+          </w:tcPr>
+          <w:p>
+            <w:r/>
+            <w:r>
+              <w:rPr>
+                <w:rFonts w:ascii="Calibri" w:hAnsi="Calibri"/>
+                <w:color w:val="333333"/>
+                <w:sz w:val="18"/>
+              </w:rPr>
+              <w:t>Audit-log cryptographic verification dashboard</w:t>
+            </w:r>
+          </w:p>
+        </w:tc>
+        <w:tc>
+          <w:tcPr>
+            <w:tcW w:type="dxa" w:w="4680"/>
+            <w:shd w:fill="F2F2F2" w:val="clear"/>
+          </w:tcPr>
+          <w:p>
+            <w:r/>
+            <w:r>
+              <w:rPr>
+                <w:rFonts w:ascii="Calibri" w:hAnsi="Calibri"/>
+                <w:color w:val="333333"/>
+                <w:sz w:val="18"/>
+              </w:rPr>
+              <w:t>Hash-chain stored in v0.2; verification UI is v0.3</w:t>
+            </w:r>
+          </w:p>
+        </w:tc>
+      </w:tr>
+      <w:tr>
+        <w:tc>
+          <w:tcPr>
+            <w:tcW w:type="dxa" w:w="4680"/>
+          </w:tcPr>
+          <w:p>
+            <w:r/>
+            <w:r>
+              <w:rPr>
+                <w:rFonts w:ascii="Calibri" w:hAnsi="Calibri"/>
+                <w:color w:val="333333"/>
+                <w:sz w:val="18"/>
+              </w:rPr>
+              <w:t>K-anonymisation for cross-tenant attendance aggregates</w:t>
+            </w:r>
+          </w:p>
+        </w:tc>
+        <w:tc>
+          <w:tcPr>
+            <w:tcW w:type="dxa" w:w="4680"/>
+          </w:tcPr>
+          <w:p>
+            <w:r/>
+            <w:r>
+              <w:rPr>
+                <w:rFonts w:ascii="Calibri" w:hAnsi="Calibri"/>
+                <w:color w:val="333333"/>
+                <w:sz w:val="18"/>
+              </w:rPr>
+              <w:t>Multi-tenant deliverable; v0.4</w:t>
+            </w:r>
+          </w:p>
+        </w:tc>
+      </w:tr>
+    </w:tbl>
+    <w:p/>
+    <w:p>
+      <w:pPr>
+        <w:pBdr>
+          <w:bottom w:val="single" w:sz="6" w:space="1" w:color="999999"/>
+        </w:pBdr>
+      </w:pPr>
+    </w:p>
+    <w:p>
+      <w:pPr>
+        <w:spacing w:before="360" w:after="160"/>
+        <w:pBdr>
+          <w:bottom w:val="single" w:sz="4" w:space="1" w:color="003D6B"/>
+        </w:pBdr>
+      </w:pPr>
+      <w:r>
+        <w:rPr>
+          <w:rFonts w:ascii="Calibri" w:hAnsi="Calibri"/>
+          <w:b/>
+          <w:color w:val="003D6B"/>
+          <w:sz w:val="24"/>
+        </w:rPr>
+        <w:t>9. v0.3+ pre-commits</w:t>
+      </w:r>
+    </w:p>
+    <w:tbl>
+      <w:tblPr>
+        <w:tblW w:type="auto" w:w="0"/>
+        <w:jc w:val="center"/>
+        <w:tblLook w:firstColumn="1" w:firstRow="1" w:lastColumn="0" w:lastRow="0" w:noHBand="0" w:noVBand="1" w:val="04A0"/>
+        <w:tblBorders>
+          <w:top w:val="single" w:sz="4" w:space="0" w:color="999999"/>
+          <w:left w:val="single" w:sz="4" w:space="0" w:color="999999"/>
+          <w:bottom w:val="single" w:sz="4" w:space="0" w:color="999999"/>
+          <w:right w:val="single" w:sz="4" w:space="0" w:color="999999"/>
+          <w:insideH w:val="single" w:sz="4" w:space="0" w:color="999999"/>
+          <w:insideV w:val="single" w:sz="4" w:space="0" w:color="999999"/>
+        </w:tblBorders>
+      </w:tblPr>
+      <w:tblGrid>
+        <w:gridCol w:w="4680"/>
+        <w:gridCol w:w="4680"/>
+      </w:tblGrid>
+      <w:tr>
+        <w:tc>
+          <w:tcPr>
+            <w:tcW w:type="dxa" w:w="4680"/>
+            <w:shd w:fill="003D6B" w:val="clear"/>
+          </w:tcPr>
+          <w:p>
+            <w:pPr>
+              <w:jc w:val="left"/>
+            </w:pPr>
+            <w:r/>
+            <w:r>
+              <w:rPr>
+                <w:rFonts w:ascii="Calibri" w:hAnsi="Calibri"/>
+                <w:b/>
+                <w:color w:val="FFFFFF"/>
+                <w:sz w:val="18"/>
+              </w:rPr>
+              <w:t>Release</w:t>
+            </w:r>
+          </w:p>
+        </w:tc>
+        <w:tc>
+          <w:tcPr>
+            <w:tcW w:type="dxa" w:w="4680"/>
+            <w:shd w:fill="003D6B" w:val="clear"/>
+          </w:tcPr>
+          <w:p>
+            <w:pPr>
+              <w:jc w:val="left"/>
+            </w:pPr>
+            <w:r/>
+            <w:r>
+              <w:rPr>
+                <w:rFonts w:ascii="Calibri" w:hAnsi="Calibri"/>
+                <w:b/>
+                <w:color w:val="FFFFFF"/>
+                <w:sz w:val="18"/>
+              </w:rPr>
+              <w:t>Headlines</w:t>
+            </w:r>
+          </w:p>
+        </w:tc>
+      </w:tr>
+      <w:tr>
+        <w:tc>
+          <w:tcPr>
+            <w:tcW w:type="dxa" w:w="4680"/>
+          </w:tcPr>
+          <w:p>
+            <w:r/>
+            <w:r>
+              <w:rPr>
+                <w:rFonts w:ascii="Calibri" w:hAnsi="Calibri"/>
+                <w:color w:val="333333"/>
+                <w:sz w:val="18"/>
+              </w:rPr>
+              <w:t>**v0.3**</w:t>
+            </w:r>
+          </w:p>
+        </w:tc>
+        <w:tc>
+          <w:tcPr>
+            <w:tcW w:type="dxa" w:w="4680"/>
+          </w:tcPr>
+          <w:p>
+            <w:r/>
+            <w:r>
+              <w:rPr>
+                <w:rFonts w:ascii="Calibri" w:hAnsi="Calibri"/>
+                <w:color w:val="333333"/>
+                <w:sz w:val="18"/>
+              </w:rPr>
+              <w:t>Public-subscriber accounts (email + push token; no parent PII beyond own email); web push + PWA install; email alerts on `alerts.schoolclimatehub.org` (separate warmed sub-domain); WhatsApp Business API BYOC pass-through (operator's gateway, on their bill, using their sender identity); AI prompt-override admin UI with WebAuthn 2FA</w:t>
+            </w:r>
+          </w:p>
+        </w:tc>
+      </w:tr>
+      <w:tr>
+        <w:tc>
+          <w:tcPr>
+            <w:tcW w:type="dxa" w:w="4680"/>
+            <w:shd w:fill="F2F2F2" w:val="clear"/>
+          </w:tcPr>
+          <w:p>
+            <w:r/>
+            <w:r>
+              <w:rPr>
+                <w:rFonts w:ascii="Calibri" w:hAnsi="Calibri"/>
+                <w:color w:val="333333"/>
+                <w:sz w:val="18"/>
+              </w:rPr>
+              <w:t>**v0.4**</w:t>
+            </w:r>
+          </w:p>
+        </w:tc>
+        <w:tc>
+          <w:tcPr>
+            <w:tcW w:type="dxa" w:w="4680"/>
+            <w:shd w:fill="F2F2F2" w:val="clear"/>
+          </w:tcPr>
+          <w:p>
+            <w:r/>
+            <w:r>
+              <w:rPr>
+                <w:rFonts w:ascii="Calibri" w:hAnsi="Calibri"/>
+                <w:color w:val="333333"/>
+                <w:sz w:val="18"/>
+              </w:rPr>
+              <w:t>Multi-tenant — UNICEF country offices, second-region rollouts, k-anonymised cross-tenant aggregates; SMS BYOC pass-through (Twilio / MessageBird / Pakistani aggregators); audit-log verification dashboard</w:t>
+            </w:r>
+          </w:p>
+        </w:tc>
+      </w:tr>
+      <w:tr>
+        <w:tc>
+          <w:tcPr>
+            <w:tcW w:type="dxa" w:w="4680"/>
+          </w:tcPr>
+          <w:p>
+            <w:r/>
+            <w:r>
+              <w:rPr>
+                <w:rFonts w:ascii="Calibri" w:hAnsi="Calibri"/>
+                <w:color w:val="333333"/>
+                <w:sz w:val="18"/>
+              </w:rPr>
+              <w:t>**v0.5**</w:t>
+            </w:r>
+          </w:p>
+        </w:tc>
+        <w:tc>
+          <w:tcPr>
+            <w:tcW w:type="dxa" w:w="4680"/>
+          </w:tcPr>
+          <w:p>
+            <w:r/>
+            <w:r>
+              <w:rPr>
+                <w:rFonts w:ascii="Calibri" w:hAnsi="Calibri"/>
+                <w:color w:val="333333"/>
+                <w:sz w:val="18"/>
+              </w:rPr>
+              <w:t>Federated trust via national EMIS APIs; published academic panel-regression (climate × attendance correlation) co-authored with research partner</w:t>
+            </w:r>
+          </w:p>
+        </w:tc>
+      </w:tr>
+    </w:tbl>
+    <w:p/>
+    <w:p>
+      <w:pPr>
+        <w:pBdr>
+          <w:bottom w:val="single" w:sz="6" w:space="1" w:color="999999"/>
+        </w:pBdr>
+      </w:pPr>
+    </w:p>
+    <w:p>
+      <w:pPr>
+        <w:spacing w:before="360" w:after="160"/>
+        <w:pBdr>
+          <w:bottom w:val="single" w:sz="4" w:space="1" w:color="003D6B"/>
+        </w:pBdr>
+      </w:pPr>
+      <w:r>
+        <w:rPr>
+          <w:rFonts w:ascii="Calibri" w:hAnsi="Calibri"/>
+          <w:b/>
+          <w:color w:val="003D6B"/>
+          <w:sz w:val="24"/>
+        </w:rPr>
+        <w:t>10. Open-source vs hosted SaaS</w:t>
+      </w:r>
+    </w:p>
+    <w:tbl>
+      <w:tblPr>
+        <w:tblW w:type="auto" w:w="0"/>
+        <w:jc w:val="center"/>
         <w:tblLook w:firstColumn="1" w:firstRow="1" w:lastColumn="0" w:lastRow="0" w:noHBand="0" w:noVBand="1" w:val="04A0"/>
         <w:tblBorders>
           <w:top w:val="single" w:sz="4" w:space="0" w:color="999999"/>
@@ -2829,10 +4649,621 @@
       <w:tr>
         <w:tc>
           <w:tcPr>
-            <w:tcW w:type="dxa" w:w="720"/>
+            <w:tcW w:type="dxa" w:w="2340"/>
             <w:shd w:fill="003D6B" w:val="clear"/>
           </w:tcPr>
           <w:p>
+            <w:pPr>
+              <w:jc w:val="left"/>
+            </w:pPr>
+            <w:r/>
+            <w:r>
+              <w:rPr>
+                <w:rFonts w:ascii="Calibri" w:hAnsi="Calibri"/>
+                <w:b/>
+                <w:color w:val="FFFFFF"/>
+                <w:sz w:val="18"/>
+              </w:rPr>
+              <w:t>Surface</w:t>
+            </w:r>
+          </w:p>
+        </w:tc>
+        <w:tc>
+          <w:tcPr>
+            <w:tcW w:type="dxa" w:w="2340"/>
+            <w:shd w:fill="003D6B" w:val="clear"/>
+          </w:tcPr>
+          <w:p>
+            <w:pPr>
+              <w:jc w:val="left"/>
+            </w:pPr>
+            <w:r/>
+            <w:r>
+              <w:rPr>
+                <w:rFonts w:ascii="Calibri" w:hAnsi="Calibri"/>
+                <w:b/>
+                <w:color w:val="FFFFFF"/>
+                <w:sz w:val="18"/>
+              </w:rPr>
+              <w:t>Licence</w:t>
+            </w:r>
+          </w:p>
+        </w:tc>
+        <w:tc>
+          <w:tcPr>
+            <w:tcW w:type="dxa" w:w="2340"/>
+            <w:shd w:fill="003D6B" w:val="clear"/>
+          </w:tcPr>
+          <w:p>
+            <w:pPr>
+              <w:jc w:val="left"/>
+            </w:pPr>
+            <w:r/>
+            <w:r>
+              <w:rPr>
+                <w:rFonts w:ascii="Calibri" w:hAnsi="Calibri"/>
+                <w:b/>
+                <w:color w:val="FFFFFF"/>
+                <w:sz w:val="18"/>
+              </w:rPr>
+              <w:t>Who runs it</w:t>
+            </w:r>
+          </w:p>
+        </w:tc>
+        <w:tc>
+          <w:tcPr>
+            <w:tcW w:type="dxa" w:w="2340"/>
+            <w:shd w:fill="003D6B" w:val="clear"/>
+          </w:tcPr>
+          <w:p>
+            <w:pPr>
+              <w:jc w:val="left"/>
+            </w:pPr>
+            <w:r/>
+            <w:r>
+              <w:rPr>
+                <w:rFonts w:ascii="Calibri" w:hAnsi="Calibri"/>
+                <w:b/>
+                <w:color w:val="FFFFFF"/>
+                <w:sz w:val="18"/>
+              </w:rPr>
+              <w:t>Who's liable</w:t>
+            </w:r>
+          </w:p>
+        </w:tc>
+      </w:tr>
+      <w:tr>
+        <w:tc>
+          <w:tcPr>
+            <w:tcW w:type="dxa" w:w="2340"/>
+          </w:tcPr>
+          <w:p>
+            <w:r/>
+            <w:r>
+              <w:rPr>
+                <w:rFonts w:ascii="Calibri" w:hAnsi="Calibri"/>
+                <w:color w:val="333333"/>
+                <w:sz w:val="18"/>
+              </w:rPr>
+              <w:t>Code (`github.com/school-climate-hub/school-climate-hub`)</w:t>
+            </w:r>
+          </w:p>
+        </w:tc>
+        <w:tc>
+          <w:tcPr>
+            <w:tcW w:type="dxa" w:w="2340"/>
+          </w:tcPr>
+          <w:p>
+            <w:r/>
+            <w:r>
+              <w:rPr>
+                <w:rFonts w:ascii="Calibri" w:hAnsi="Calibri"/>
+                <w:color w:val="333333"/>
+                <w:sz w:val="18"/>
+              </w:rPr>
+              <w:t>**Apache-2.0** with no-warranty</w:t>
+            </w:r>
+          </w:p>
+        </w:tc>
+        <w:tc>
+          <w:tcPr>
+            <w:tcW w:type="dxa" w:w="2340"/>
+          </w:tcPr>
+          <w:p>
+            <w:r/>
+            <w:r>
+              <w:rPr>
+                <w:rFonts w:ascii="Calibri" w:hAnsi="Calibri"/>
+                <w:color w:val="333333"/>
+                <w:sz w:val="18"/>
+              </w:rPr>
+              <w:t>Anyone who forks</w:t>
+            </w:r>
+          </w:p>
+        </w:tc>
+        <w:tc>
+          <w:tcPr>
+            <w:tcW w:type="dxa" w:w="2340"/>
+          </w:tcPr>
+          <w:p>
+            <w:r/>
+            <w:r>
+              <w:rPr>
+                <w:rFonts w:ascii="Calibri" w:hAnsi="Calibri"/>
+                <w:color w:val="333333"/>
+                <w:sz w:val="18"/>
+              </w:rPr>
+              <w:t>The fork operator</w:t>
+            </w:r>
+          </w:p>
+        </w:tc>
+      </w:tr>
+      <w:tr>
+        <w:tc>
+          <w:tcPr>
+            <w:tcW w:type="dxa" w:w="2340"/>
+            <w:shd w:fill="F2F2F2" w:val="clear"/>
+          </w:tcPr>
+          <w:p>
+            <w:r/>
+            <w:r>
+              <w:rPr>
+                <w:rFonts w:ascii="Calibri" w:hAnsi="Calibri"/>
+                <w:color w:val="333333"/>
+                <w:sz w:val="18"/>
+              </w:rPr>
+              <w:t>Per-school dataset (anonymised)</w:t>
+            </w:r>
+          </w:p>
+        </w:tc>
+        <w:tc>
+          <w:tcPr>
+            <w:tcW w:type="dxa" w:w="2340"/>
+            <w:shd w:fill="F2F2F2" w:val="clear"/>
+          </w:tcPr>
+          <w:p>
+            <w:r/>
+            <w:r>
+              <w:rPr>
+                <w:rFonts w:ascii="Calibri" w:hAnsi="Calibri"/>
+                <w:color w:val="333333"/>
+                <w:sz w:val="18"/>
+              </w:rPr>
+              <w:t>**CC BY 4.0** with attribution + no-medical-decision addendum</w:t>
+            </w:r>
+          </w:p>
+        </w:tc>
+        <w:tc>
+          <w:tcPr>
+            <w:tcW w:type="dxa" w:w="2340"/>
+            <w:shd w:fill="F2F2F2" w:val="clear"/>
+          </w:tcPr>
+          <w:p>
+            <w:r/>
+            <w:r>
+              <w:rPr>
+                <w:rFonts w:ascii="Calibri" w:hAnsi="Calibri"/>
+                <w:color w:val="333333"/>
+                <w:sz w:val="18"/>
+              </w:rPr>
+              <w:t>Anyone</w:t>
+            </w:r>
+          </w:p>
+        </w:tc>
+        <w:tc>
+          <w:tcPr>
+            <w:tcW w:type="dxa" w:w="2340"/>
+            <w:shd w:fill="F2F2F2" w:val="clear"/>
+          </w:tcPr>
+          <w:p>
+            <w:r/>
+            <w:r>
+              <w:rPr>
+                <w:rFonts w:ascii="Calibri" w:hAnsi="Calibri"/>
+                <w:color w:val="333333"/>
+                <w:sz w:val="18"/>
+              </w:rPr>
+              <w:t>Dataset publisher (us, with PTSL consent)</w:t>
+            </w:r>
+          </w:p>
+        </w:tc>
+      </w:tr>
+      <w:tr>
+        <w:tc>
+          <w:tcPr>
+            <w:tcW w:type="dxa" w:w="2340"/>
+          </w:tcPr>
+          <w:p>
+            <w:r/>
+            <w:r>
+              <w:rPr>
+                <w:rFonts w:ascii="Calibri" w:hAnsi="Calibri"/>
+                <w:color w:val="333333"/>
+                <w:sz w:val="18"/>
+              </w:rPr>
+              <w:t>Hosted SaaS at `schoolclimatehub.org`</w:t>
+            </w:r>
+          </w:p>
+        </w:tc>
+        <w:tc>
+          <w:tcPr>
+            <w:tcW w:type="dxa" w:w="2340"/>
+          </w:tcPr>
+          <w:p>
+            <w:r/>
+            <w:r>
+              <w:rPr>
+                <w:rFonts w:ascii="Calibri" w:hAnsi="Calibri"/>
+                <w:color w:val="333333"/>
+                <w:sz w:val="18"/>
+              </w:rPr>
+              <w:t>**Separate SaaS ToS** (no warranty pass-through from Apache-2.0)</w:t>
+            </w:r>
+          </w:p>
+        </w:tc>
+        <w:tc>
+          <w:tcPr>
+            <w:tcW w:type="dxa" w:w="2340"/>
+          </w:tcPr>
+          <w:p>
+            <w:r/>
+            <w:r>
+              <w:rPr>
+                <w:rFonts w:ascii="Calibri" w:hAnsi="Calibri"/>
+                <w:color w:val="333333"/>
+                <w:sz w:val="18"/>
+              </w:rPr>
+              <w:t>BT operates; PTSL is the tenant in v0.2</w:t>
+            </w:r>
+          </w:p>
+        </w:tc>
+        <w:tc>
+          <w:tcPr>
+            <w:tcW w:type="dxa" w:w="2340"/>
+          </w:tcPr>
+          <w:p>
+            <w:r/>
+            <w:r>
+              <w:rPr>
+                <w:rFonts w:ascii="Calibri" w:hAnsi="Calibri"/>
+                <w:color w:val="333333"/>
+                <w:sz w:val="18"/>
+              </w:rPr>
+              <w:t>BT — with cyber + tech E&amp;O insurance, and operator indemnification scoped to operator's own misuse</w:t>
+            </w:r>
+          </w:p>
+        </w:tc>
+      </w:tr>
+    </w:tbl>
+    <w:p/>
+    <w:p>
+      <w:pPr>
+        <w:spacing w:after="120"/>
+      </w:pPr>
+      <w:r>
+        <w:rPr>
+          <w:b/>
+        </w:rPr>
+        <w:t>Self-host as first-class.</w:t>
+      </w:r>
+      <w:r>
+        <w:t xml:space="preserve"> Any partner (UNICEF country office, ministry, NGO) can fork and run their own instance. The PRD commits us to a </w:t>
+      </w:r>
+      <w:r>
+        <w:rPr>
+          <w:rFonts w:ascii="Consolas" w:hAnsi="Consolas"/>
+          <w:sz w:val="19"/>
+        </w:rPr>
+        <w:t>docs/self-host.md</w:t>
+      </w:r>
+      <w:r>
+        <w:t xml:space="preserve"> runbook and a Docker Compose target in v0.3.</w:t>
+      </w:r>
+    </w:p>
+    <w:p>
+      <w:pPr>
+        <w:pBdr>
+          <w:bottom w:val="single" w:sz="6" w:space="1" w:color="999999"/>
+        </w:pBdr>
+      </w:pPr>
+    </w:p>
+    <w:p>
+      <w:pPr>
+        <w:spacing w:before="360" w:after="160"/>
+        <w:pBdr>
+          <w:bottom w:val="single" w:sz="4" w:space="1" w:color="003D6B"/>
+        </w:pBdr>
+      </w:pPr>
+      <w:r>
+        <w:rPr>
+          <w:rFonts w:ascii="Calibri" w:hAnsi="Calibri"/>
+          <w:b/>
+          <w:color w:val="003D6B"/>
+          <w:sz w:val="24"/>
+        </w:rPr>
+        <w:t>11. Success criteria (v0.2)</w:t>
+      </w:r>
+    </w:p>
+    <w:p>
+      <w:pPr>
+        <w:pStyle w:val="ListBullet"/>
+        <w:spacing w:after="40"/>
+      </w:pPr>
+      <w:r>
+        <w:t xml:space="preserve">[ ] </w:t>
+      </w:r>
+      <w:r>
+        <w:rPr>
+          <w:b/>
+        </w:rPr>
+        <w:t>Counsel-approved</w:t>
+      </w:r>
+      <w:r>
+        <w:t xml:space="preserve"> Privacy Policy + Terms of Service + Operator Agreement live before any new operator account is provisioned (jurisdiction: Pakistan with England &amp; Wales arbitration; strictest-jurisdiction draft applied globally)</w:t>
+      </w:r>
+    </w:p>
+    <w:p>
+      <w:pPr>
+        <w:pStyle w:val="ListBullet"/>
+        <w:spacing w:after="40"/>
+      </w:pPr>
+      <w:r>
+        <w:t xml:space="preserve">[ ] </w:t>
+      </w:r>
+      <w:r>
+        <w:rPr>
+          <w:b/>
+        </w:rPr>
+        <w:t>Tech E&amp;O + cyber liability insurance</w:t>
+      </w:r>
+      <w:r>
+        <w:t xml:space="preserve"> bound — $1M aggregate, Pakistani broker</w:t>
+      </w:r>
+    </w:p>
+    <w:p>
+      <w:pPr>
+        <w:pStyle w:val="ListBullet"/>
+        <w:spacing w:after="40"/>
+      </w:pPr>
+      <w:r>
+        <w:t xml:space="preserve">[ ] </w:t>
+      </w:r>
+      <w:r>
+        <w:rPr>
+          <w:b/>
+        </w:rPr>
+        <w:t>All Critical + Important security findings closed</w:t>
+      </w:r>
+      <w:r>
+        <w:t xml:space="preserve"> (per security-engineer review of approval matrix)</w:t>
+      </w:r>
+    </w:p>
+    <w:p>
+      <w:pPr>
+        <w:pStyle w:val="ListBullet"/>
+        <w:spacing w:after="40"/>
+      </w:pPr>
+      <w:r>
+        <w:t xml:space="preserve">[ ] </w:t>
+      </w:r>
+      <w:r>
+        <w:rPr>
+          <w:b/>
+        </w:rPr>
+        <w:t>3 PTSL admins</w:t>
+      </w:r>
+      <w:r>
+        <w:t xml:space="preserve"> onboarded and self-bootstrapped via magic-link</w:t>
+      </w:r>
+    </w:p>
+    <w:p>
+      <w:pPr>
+        <w:pStyle w:val="ListBullet"/>
+        <w:spacing w:after="40"/>
+      </w:pPr>
+      <w:r>
+        <w:t xml:space="preserve">[ ] </w:t>
+      </w:r>
+      <w:r>
+        <w:rPr>
+          <w:b/>
+        </w:rPr>
+        <w:t>First end-to-end advisory</w:t>
+      </w:r>
+      <w:r>
+        <w:t xml:space="preserve"> drafted by AI, approved by PTSL admin, copied out and dispatched via WhatsApp by PTSL (recorded in audit log)</w:t>
+      </w:r>
+    </w:p>
+    <w:p>
+      <w:pPr>
+        <w:pStyle w:val="ListBullet"/>
+        <w:spacing w:after="40"/>
+      </w:pPr>
+      <w:r>
+        <w:t xml:space="preserve">[ ] </w:t>
+      </w:r>
+      <w:r>
+        <w:rPr>
+          <w:b/>
+        </w:rPr>
+        <w:t>First red-threshold auto-draft</w:t>
+      </w:r>
+      <w:r>
+        <w:t xml:space="preserve"> generated by cron, notified to a cluster coordinator, approved within 24h</w:t>
+      </w:r>
+    </w:p>
+    <w:p>
+      <w:pPr>
+        <w:pStyle w:val="ListBullet"/>
+        <w:spacing w:after="40"/>
+      </w:pPr>
+      <w:r>
+        <w:t xml:space="preserve">[ ] </w:t>
+      </w:r>
+      <w:r>
+        <w:rPr>
+          <w:b/>
+        </w:rPr>
+        <w:t>DSR endpoints</w:t>
+      </w:r>
+      <w:r>
+        <w:t xml:space="preserve"> tested end-to-end (export + delete) with synthetic operator account</w:t>
+      </w:r>
+    </w:p>
+    <w:p>
+      <w:pPr>
+        <w:pStyle w:val="ListBullet"/>
+        <w:spacing w:after="40"/>
+      </w:pPr>
+      <w:r>
+        <w:t xml:space="preserve">[ ] </w:t>
+      </w:r>
+      <w:r>
+        <w:rPr>
+          <w:b/>
+        </w:rPr>
+        <w:t>i18n</w:t>
+      </w:r>
+      <w:r>
+        <w:t xml:space="preserve"> EN + UR live; human-reviewed translations only</w:t>
+      </w:r>
+    </w:p>
+    <w:p>
+      <w:pPr>
+        <w:pStyle w:val="ListBullet"/>
+        <w:spacing w:after="40"/>
+      </w:pPr>
+      <w:r>
+        <w:t xml:space="preserve">[ ] </w:t>
+      </w:r>
+      <w:r>
+        <w:rPr>
+          <w:b/>
+        </w:rPr>
+        <w:t>Anthropic prompt caching</w:t>
+      </w:r>
+      <w:r>
+        <w:t xml:space="preserve"> verified to give ≥ 80% input-token discount on the static prefix</w:t>
+      </w:r>
+    </w:p>
+    <w:p>
+      <w:pPr>
+        <w:pStyle w:val="ListBullet"/>
+        <w:spacing w:after="40"/>
+      </w:pPr>
+      <w:r>
+        <w:t xml:space="preserve">[ ] </w:t>
+      </w:r>
+      <w:r>
+        <w:rPr>
+          <w:b/>
+        </w:rPr>
+        <w:t>Production cutover</w:t>
+      </w:r>
+      <w:r>
+        <w:t xml:space="preserve"> from v0.1 static HTML to v0.2 Next.js completed without downtime</w:t>
+      </w:r>
+    </w:p>
+    <w:p>
+      <w:pPr>
+        <w:pStyle w:val="ListBullet"/>
+        <w:spacing w:after="40"/>
+      </w:pPr>
+      <w:r>
+        <w:t xml:space="preserve">[ ] </w:t>
+      </w:r>
+      <w:r>
+        <w:rPr>
+          <w:b/>
+        </w:rPr>
+        <w:t>Self-host runbook</w:t>
+      </w:r>
+      <w:r>
+        <w:t xml:space="preserve"> drafted (</w:t>
+      </w:r>
+      <w:r>
+        <w:rPr>
+          <w:rFonts w:ascii="Consolas" w:hAnsi="Consolas"/>
+          <w:sz w:val="19"/>
+        </w:rPr>
+        <w:t>docs/self-host.md</w:t>
+      </w:r>
+      <w:r>
+        <w:t>)</w:t>
+      </w:r>
+    </w:p>
+    <w:p>
+      <w:pPr>
+        <w:pStyle w:val="ListBullet"/>
+        <w:spacing w:after="40"/>
+      </w:pPr>
+      <w:r>
+        <w:t xml:space="preserve">[ ] </w:t>
+      </w:r>
+      <w:r>
+        <w:rPr>
+          <w:b/>
+        </w:rPr>
+        <w:t>CONTRIBUTING.md + governance posture statement</w:t>
+      </w:r>
+      <w:r>
+        <w:t xml:space="preserve"> published (open-source ecosystem expectations)</w:t>
+      </w:r>
+    </w:p>
+    <w:p>
+      <w:pPr>
+        <w:pBdr>
+          <w:bottom w:val="single" w:sz="6" w:space="1" w:color="999999"/>
+        </w:pBdr>
+      </w:pPr>
+    </w:p>
+    <w:p>
+      <w:pPr>
+        <w:spacing w:before="360" w:after="160"/>
+        <w:pBdr>
+          <w:bottom w:val="single" w:sz="4" w:space="1" w:color="003D6B"/>
+        </w:pBdr>
+      </w:pPr>
+      <w:r>
+        <w:rPr>
+          <w:rFonts w:ascii="Calibri" w:hAnsi="Calibri"/>
+          <w:b/>
+          <w:color w:val="003D6B"/>
+          <w:sz w:val="24"/>
+        </w:rPr>
+        <w:t>12. Open questions / pending decisions</w:t>
+      </w:r>
+    </w:p>
+    <w:tbl>
+      <w:tblPr>
+        <w:tblW w:type="auto" w:w="0"/>
+        <w:jc w:val="center"/>
+        <w:tblLook w:firstColumn="1" w:firstRow="1" w:lastColumn="0" w:lastRow="0" w:noHBand="0" w:noVBand="1" w:val="04A0"/>
+        <w:tblBorders>
+          <w:top w:val="single" w:sz="4" w:space="0" w:color="999999"/>
+          <w:left w:val="single" w:sz="4" w:space="0" w:color="999999"/>
+          <w:bottom w:val="single" w:sz="4" w:space="0" w:color="999999"/>
+          <w:right w:val="single" w:sz="4" w:space="0" w:color="999999"/>
+          <w:insideH w:val="single" w:sz="4" w:space="0" w:color="999999"/>
+          <w:insideV w:val="single" w:sz="4" w:space="0" w:color="999999"/>
+        </w:tblBorders>
+      </w:tblPr>
+      <w:tblGrid>
+        <w:gridCol w:w="2340"/>
+        <w:gridCol w:w="2340"/>
+        <w:gridCol w:w="2340"/>
+        <w:gridCol w:w="2340"/>
+      </w:tblGrid>
+      <w:tr>
+        <w:tc>
+          <w:tcPr>
+            <w:tcW w:type="dxa" w:w="2340"/>
+            <w:shd w:fill="003D6B" w:val="clear"/>
+          </w:tcPr>
+          <w:p>
+            <w:pPr>
+              <w:jc w:val="left"/>
+            </w:pPr>
             <w:r/>
             <w:r>
               <w:rPr>
@@ -2847,10 +5278,13 @@
         </w:tc>
         <w:tc>
           <w:tcPr>
-            <w:tcW w:type="dxa" w:w="5040"/>
+            <w:tcW w:type="dxa" w:w="2340"/>
             <w:shd w:fill="003D6B" w:val="clear"/>
           </w:tcPr>
           <w:p>
+            <w:pPr>
+              <w:jc w:val="left"/>
+            </w:pPr>
             <w:r/>
             <w:r>
               <w:rPr>
@@ -2865,10 +5299,13 @@
         </w:tc>
         <w:tc>
           <w:tcPr>
-            <w:tcW w:type="dxa" w:w="2016"/>
+            <w:tcW w:type="dxa" w:w="2340"/>
             <w:shd w:fill="003D6B" w:val="clear"/>
           </w:tcPr>
           <w:p>
+            <w:pPr>
+              <w:jc w:val="left"/>
+            </w:pPr>
             <w:r/>
             <w:r>
               <w:rPr>
@@ -2883,10 +5320,13 @@
         </w:tc>
         <w:tc>
           <w:tcPr>
-            <w:tcW w:type="dxa" w:w="1584"/>
+            <w:tcW w:type="dxa" w:w="2340"/>
             <w:shd w:fill="003D6B" w:val="clear"/>
           </w:tcPr>
           <w:p>
+            <w:pPr>
+              <w:jc w:val="left"/>
+            </w:pPr>
             <w:r/>
             <w:r>
               <w:rPr>
@@ -2903,7 +5343,7 @@
       <w:tr>
         <w:tc>
           <w:tcPr>
-            <w:tcW w:type="dxa" w:w="720"/>
+            <w:tcW w:type="dxa" w:w="2340"/>
           </w:tcPr>
           <w:p>
             <w:r/>
@@ -2919,7 +5359,7 @@
         </w:tc>
         <w:tc>
           <w:tcPr>
-            <w:tcW w:type="dxa" w:w="5040"/>
+            <w:tcW w:type="dxa" w:w="2340"/>
           </w:tcPr>
           <w:p>
             <w:r/>
@@ -2929,13 +5369,13 @@
                 <w:color w:val="333333"/>
                 <w:sz w:val="18"/>
               </w:rPr>
-              <w:t>Punjabi-Shahmukhi advisory text — needs native-speaker review</w:t>
+              <w:t>PTSL primary channel (WhatsApp / SMS / both) — informs dispatch UI defaults</w:t>
             </w:r>
           </w:p>
         </w:tc>
         <w:tc>
           <w:tcPr>
-            <w:tcW w:type="dxa" w:w="2016"/>
+            <w:tcW w:type="dxa" w:w="2340"/>
           </w:tcPr>
           <w:p>
             <w:r/>
@@ -2945,13 +5385,13 @@
                 <w:color w:val="333333"/>
                 <w:sz w:val="18"/>
               </w:rPr>
-              <w:t>PDLC</w:t>
+              <w:t>Erum</w:t>
             </w:r>
           </w:p>
         </w:tc>
         <w:tc>
           <w:tcPr>
-            <w:tcW w:type="dxa" w:w="1584"/>
+            <w:tcW w:type="dxa" w:w="2340"/>
           </w:tcPr>
           <w:p>
             <w:r/>
@@ -2961,7 +5401,7 @@
                 <w:color w:val="333333"/>
                 <w:sz w:val="18"/>
               </w:rPr>
-              <w:t>2026-05-15</w:t>
+              <w:t>Week 1</w:t>
             </w:r>
           </w:p>
         </w:tc>
@@ -2969,7 +5409,7 @@
       <w:tr>
         <w:tc>
           <w:tcPr>
-            <w:tcW w:type="dxa" w:w="720"/>
+            <w:tcW w:type="dxa" w:w="2340"/>
             <w:shd w:fill="F2F2F2" w:val="clear"/>
           </w:tcPr>
           <w:p>
@@ -2986,7 +5426,7 @@
         </w:tc>
         <w:tc>
           <w:tcPr>
-            <w:tcW w:type="dxa" w:w="5040"/>
+            <w:tcW w:type="dxa" w:w="2340"/>
             <w:shd w:fill="F2F2F2" w:val="clear"/>
           </w:tcPr>
           <w:p>
@@ -2997,13 +5437,13 @@
                 <w:color w:val="333333"/>
                 <w:sz w:val="18"/>
               </w:rPr>
-              <w:t>Is the 50-school footprint final, or are Sindh/KPK files coming?</w:t>
+              <w:t>PTSL org admin name + email + 2 additional admin contacts + cluster coordinators</w:t>
             </w:r>
           </w:p>
         </w:tc>
         <w:tc>
           <w:tcPr>
-            <w:tcW w:type="dxa" w:w="2016"/>
+            <w:tcW w:type="dxa" w:w="2340"/>
             <w:shd w:fill="F2F2F2" w:val="clear"/>
           </w:tcPr>
           <w:p>
@@ -3014,13 +5454,13 @@
                 <w:color w:val="333333"/>
                 <w:sz w:val="18"/>
               </w:rPr>
-              <w:t>Zeeshan (PDLC)</w:t>
+              <w:t>Erum</w:t>
             </w:r>
           </w:p>
         </w:tc>
         <w:tc>
           <w:tcPr>
-            <w:tcW w:type="dxa" w:w="1584"/>
+            <w:tcW w:type="dxa" w:w="2340"/>
             <w:shd w:fill="F2F2F2" w:val="clear"/>
           </w:tcPr>
           <w:p>
@@ -3031,7 +5471,7 @@
                 <w:color w:val="333333"/>
                 <w:sz w:val="18"/>
               </w:rPr>
-              <w:t>2026-05-14</w:t>
+              <w:t>Week 1</w:t>
             </w:r>
           </w:p>
         </w:tc>
@@ -3039,7 +5479,7 @@
       <w:tr>
         <w:tc>
           <w:tcPr>
-            <w:tcW w:type="dxa" w:w="720"/>
+            <w:tcW w:type="dxa" w:w="2340"/>
           </w:tcPr>
           <w:p>
             <w:r/>
@@ -3055,7 +5495,7 @@
         </w:tc>
         <w:tc>
           <w:tcPr>
-            <w:tcW w:type="dxa" w:w="5040"/>
+            <w:tcW w:type="dxa" w:w="2340"/>
           </w:tcPr>
           <w:p>
             <w:r/>
@@ -3065,13 +5505,13 @@
                 <w:color w:val="333333"/>
                 <w:sz w:val="18"/>
               </w:rPr>
-              <w:t>Will PEF attendance history be shared, or is the ML module deferred?</w:t>
+              <w:t>Counsel engagement (4 framing points pre-agreed)</w:t>
             </w:r>
           </w:p>
         </w:tc>
         <w:tc>
           <w:tcPr>
-            <w:tcW w:type="dxa" w:w="2016"/>
+            <w:tcW w:type="dxa" w:w="2340"/>
           </w:tcPr>
           <w:p>
             <w:r/>
@@ -3081,13 +5521,13 @@
                 <w:color w:val="333333"/>
                 <w:sz w:val="18"/>
               </w:rPr>
-              <w:t>Zeeshan (PDLC)</w:t>
+              <w:t>Reza</w:t>
             </w:r>
           </w:p>
         </w:tc>
         <w:tc>
           <w:tcPr>
-            <w:tcW w:type="dxa" w:w="1584"/>
+            <w:tcW w:type="dxa" w:w="2340"/>
           </w:tcPr>
           <w:p>
             <w:r/>
@@ -3097,7 +5537,7 @@
                 <w:color w:val="333333"/>
                 <w:sz w:val="18"/>
               </w:rPr>
-              <w:t>2026-05-14</w:t>
+              <w:t>This week</w:t>
             </w:r>
           </w:p>
         </w:tc>
@@ -3105,7 +5545,7 @@
       <w:tr>
         <w:tc>
           <w:tcPr>
-            <w:tcW w:type="dxa" w:w="720"/>
+            <w:tcW w:type="dxa" w:w="2340"/>
             <w:shd w:fill="F2F2F2" w:val="clear"/>
           </w:tcPr>
           <w:p>
@@ -3122,7 +5562,7 @@
         </w:tc>
         <w:tc>
           <w:tcPr>
-            <w:tcW w:type="dxa" w:w="5040"/>
+            <w:tcW w:type="dxa" w:w="2340"/>
             <w:shd w:fill="F2F2F2" w:val="clear"/>
           </w:tcPr>
           <w:p>
@@ -3133,13 +5573,13 @@
                 <w:color w:val="333333"/>
                 <w:sz w:val="18"/>
               </w:rPr>
-              <w:t>Green School Sindh methodology document for narrative continuity</w:t>
+              <w:t>Insurance procurement — Pakistani broker shortlist</w:t>
             </w:r>
           </w:p>
         </w:tc>
         <w:tc>
           <w:tcPr>
-            <w:tcW w:type="dxa" w:w="2016"/>
+            <w:tcW w:type="dxa" w:w="2340"/>
             <w:shd w:fill="F2F2F2" w:val="clear"/>
           </w:tcPr>
           <w:p>
@@ -3150,13 +5590,13 @@
                 <w:color w:val="333333"/>
                 <w:sz w:val="18"/>
               </w:rPr>
-              <w:t>Zeeshan (PDLC)</w:t>
+              <w:t>Reza</w:t>
             </w:r>
           </w:p>
         </w:tc>
         <w:tc>
           <w:tcPr>
-            <w:tcW w:type="dxa" w:w="1584"/>
+            <w:tcW w:type="dxa" w:w="2340"/>
             <w:shd w:fill="F2F2F2" w:val="clear"/>
           </w:tcPr>
           <w:p>
@@ -3167,7 +5607,7 @@
                 <w:color w:val="333333"/>
                 <w:sz w:val="18"/>
               </w:rPr>
-              <w:t>2026-05-15</w:t>
+              <w:t>This week</w:t>
             </w:r>
           </w:p>
         </w:tc>
@@ -3175,7 +5615,7 @@
       <w:tr>
         <w:tc>
           <w:tcPr>
-            <w:tcW w:type="dxa" w:w="720"/>
+            <w:tcW w:type="dxa" w:w="2340"/>
           </w:tcPr>
           <w:p>
             <w:r/>
@@ -3191,7 +5631,7 @@
         </w:tc>
         <w:tc>
           <w:tcPr>
-            <w:tcW w:type="dxa" w:w="5040"/>
+            <w:tcW w:type="dxa" w:w="2340"/>
           </w:tcPr>
           <w:p>
             <w:r/>
@@ -3201,13 +5641,13 @@
                 <w:color w:val="333333"/>
                 <w:sz w:val="18"/>
               </w:rPr>
-              <w:t>Demo video target length and key beats</w:t>
+              <w:t>Translator commits for UR + AR + FR (human-reviewed, named individuals)</w:t>
             </w:r>
           </w:p>
         </w:tc>
         <w:tc>
           <w:tcPr>
-            <w:tcW w:type="dxa" w:w="2016"/>
+            <w:tcW w:type="dxa" w:w="2340"/>
           </w:tcPr>
           <w:p>
             <w:r/>
@@ -3217,13 +5657,13 @@
                 <w:color w:val="333333"/>
                 <w:sz w:val="18"/>
               </w:rPr>
-              <w:t>Reza (BT)</w:t>
+              <w:t>Reza + Erum</w:t>
             </w:r>
           </w:p>
         </w:tc>
         <w:tc>
           <w:tcPr>
-            <w:tcW w:type="dxa" w:w="1584"/>
+            <w:tcW w:type="dxa" w:w="2340"/>
           </w:tcPr>
           <w:p>
             <w:r/>
@@ -3233,7 +5673,7 @@
                 <w:color w:val="333333"/>
                 <w:sz w:val="18"/>
               </w:rPr>
-              <w:t>2026-05-15</w:t>
+              <w:t>Week 2</w:t>
             </w:r>
           </w:p>
         </w:tc>
@@ -3241,7 +5681,7 @@
       <w:tr>
         <w:tc>
           <w:tcPr>
-            <w:tcW w:type="dxa" w:w="720"/>
+            <w:tcW w:type="dxa" w:w="2340"/>
             <w:shd w:fill="F2F2F2" w:val="clear"/>
           </w:tcPr>
           <w:p>
@@ -3258,7 +5698,7 @@
         </w:tc>
         <w:tc>
           <w:tcPr>
-            <w:tcW w:type="dxa" w:w="5040"/>
+            <w:tcW w:type="dxa" w:w="2340"/>
             <w:shd w:fill="F2F2F2" w:val="clear"/>
           </w:tcPr>
           <w:p>
@@ -3269,13 +5709,13 @@
                 <w:color w:val="333333"/>
                 <w:sz w:val="18"/>
               </w:rPr>
-              <w:t>Submission package PDF — who signs the cover letter?</w:t>
+              <w:t>Jurisdiction final call (recommendation: Pakistan + England &amp; Wales arbitration)</w:t>
             </w:r>
           </w:p>
         </w:tc>
         <w:tc>
           <w:tcPr>
-            <w:tcW w:type="dxa" w:w="2016"/>
+            <w:tcW w:type="dxa" w:w="2340"/>
             <w:shd w:fill="F2F2F2" w:val="clear"/>
           </w:tcPr>
           <w:p>
@@ -3286,13 +5726,13 @@
                 <w:color w:val="333333"/>
                 <w:sz w:val="18"/>
               </w:rPr>
-              <w:t>Erum (PDLC)</w:t>
+              <w:t>Reza + counsel</w:t>
             </w:r>
           </w:p>
         </w:tc>
         <w:tc>
           <w:tcPr>
-            <w:tcW w:type="dxa" w:w="1584"/>
+            <w:tcW w:type="dxa" w:w="2340"/>
             <w:shd w:fill="F2F2F2" w:val="clear"/>
           </w:tcPr>
           <w:p>
@@ -3303,7 +5743,209 @@
                 <w:color w:val="333333"/>
                 <w:sz w:val="18"/>
               </w:rPr>
-              <w:t>2026-05-16</w:t>
+              <w:t>Week 1</w:t>
+            </w:r>
+          </w:p>
+        </w:tc>
+      </w:tr>
+      <w:tr>
+        <w:tc>
+          <w:tcPr>
+            <w:tcW w:type="dxa" w:w="2340"/>
+          </w:tcPr>
+          <w:p>
+            <w:r/>
+            <w:r>
+              <w:rPr>
+                <w:rFonts w:ascii="Calibri" w:hAnsi="Calibri"/>
+                <w:color w:val="333333"/>
+                <w:sz w:val="18"/>
+              </w:rPr>
+              <w:t>Q7</w:t>
+            </w:r>
+          </w:p>
+        </w:tc>
+        <w:tc>
+          <w:tcPr>
+            <w:tcW w:type="dxa" w:w="2340"/>
+          </w:tcPr>
+          <w:p>
+            <w:r/>
+            <w:r>
+              <w:rPr>
+                <w:rFonts w:ascii="Calibri" w:hAnsi="Calibri"/>
+                <w:color w:val="333333"/>
+                <w:sz w:val="18"/>
+              </w:rPr>
+              <w:t>`oversight@` mailbox name + BT operator</w:t>
+            </w:r>
+          </w:p>
+        </w:tc>
+        <w:tc>
+          <w:tcPr>
+            <w:tcW w:type="dxa" w:w="2340"/>
+          </w:tcPr>
+          <w:p>
+            <w:r/>
+            <w:r>
+              <w:rPr>
+                <w:rFonts w:ascii="Calibri" w:hAnsi="Calibri"/>
+                <w:color w:val="333333"/>
+                <w:sz w:val="18"/>
+              </w:rPr>
+              <w:t>Reza</w:t>
+            </w:r>
+          </w:p>
+        </w:tc>
+        <w:tc>
+          <w:tcPr>
+            <w:tcW w:type="dxa" w:w="2340"/>
+          </w:tcPr>
+          <w:p>
+            <w:r/>
+            <w:r>
+              <w:rPr>
+                <w:rFonts w:ascii="Calibri" w:hAnsi="Calibri"/>
+                <w:color w:val="333333"/>
+                <w:sz w:val="18"/>
+              </w:rPr>
+              <w:t>Week 1</w:t>
+            </w:r>
+          </w:p>
+        </w:tc>
+      </w:tr>
+      <w:tr>
+        <w:tc>
+          <w:tcPr>
+            <w:tcW w:type="dxa" w:w="2340"/>
+            <w:shd w:fill="F2F2F2" w:val="clear"/>
+          </w:tcPr>
+          <w:p>
+            <w:r/>
+            <w:r>
+              <w:rPr>
+                <w:rFonts w:ascii="Calibri" w:hAnsi="Calibri"/>
+                <w:color w:val="333333"/>
+                <w:sz w:val="18"/>
+              </w:rPr>
+              <w:t>Q8</w:t>
+            </w:r>
+          </w:p>
+        </w:tc>
+        <w:tc>
+          <w:tcPr>
+            <w:tcW w:type="dxa" w:w="2340"/>
+            <w:shd w:fill="F2F2F2" w:val="clear"/>
+          </w:tcPr>
+          <w:p>
+            <w:r/>
+            <w:r>
+              <w:rPr>
+                <w:rFonts w:ascii="Calibri" w:hAnsi="Calibri"/>
+                <w:color w:val="333333"/>
+                <w:sz w:val="18"/>
+              </w:rPr>
+              <w:t>District-wide advisory approval default (1× admin or 2× admin) — Settings opt-in available either way</w:t>
+            </w:r>
+          </w:p>
+        </w:tc>
+        <w:tc>
+          <w:tcPr>
+            <w:tcW w:type="dxa" w:w="2340"/>
+            <w:shd w:fill="F2F2F2" w:val="clear"/>
+          </w:tcPr>
+          <w:p>
+            <w:r/>
+            <w:r>
+              <w:rPr>
+                <w:rFonts w:ascii="Calibri" w:hAnsi="Calibri"/>
+                <w:color w:val="333333"/>
+                <w:sz w:val="18"/>
+              </w:rPr>
+              <w:t>Erum</w:t>
+            </w:r>
+          </w:p>
+        </w:tc>
+        <w:tc>
+          <w:tcPr>
+            <w:tcW w:type="dxa" w:w="2340"/>
+            <w:shd w:fill="F2F2F2" w:val="clear"/>
+          </w:tcPr>
+          <w:p>
+            <w:r/>
+            <w:r>
+              <w:rPr>
+                <w:rFonts w:ascii="Calibri" w:hAnsi="Calibri"/>
+                <w:color w:val="333333"/>
+                <w:sz w:val="18"/>
+              </w:rPr>
+              <w:t>Week 2</w:t>
+            </w:r>
+          </w:p>
+        </w:tc>
+      </w:tr>
+      <w:tr>
+        <w:tc>
+          <w:tcPr>
+            <w:tcW w:type="dxa" w:w="2340"/>
+          </w:tcPr>
+          <w:p>
+            <w:r/>
+            <w:r>
+              <w:rPr>
+                <w:rFonts w:ascii="Calibri" w:hAnsi="Calibri"/>
+                <w:color w:val="333333"/>
+                <w:sz w:val="18"/>
+              </w:rPr>
+              <w:t>Q9</w:t>
+            </w:r>
+          </w:p>
+        </w:tc>
+        <w:tc>
+          <w:tcPr>
+            <w:tcW w:type="dxa" w:w="2340"/>
+          </w:tcPr>
+          <w:p>
+            <w:r/>
+            <w:r>
+              <w:rPr>
+                <w:rFonts w:ascii="Calibri" w:hAnsi="Calibri"/>
+                <w:color w:val="333333"/>
+                <w:sz w:val="18"/>
+              </w:rPr>
+              <w:t>Threshold-change rollback window (24h 1× admin "revert to previous"?)</w:t>
+            </w:r>
+          </w:p>
+        </w:tc>
+        <w:tc>
+          <w:tcPr>
+            <w:tcW w:type="dxa" w:w="2340"/>
+          </w:tcPr>
+          <w:p>
+            <w:r/>
+            <w:r>
+              <w:rPr>
+                <w:rFonts w:ascii="Calibri" w:hAnsi="Calibri"/>
+                <w:color w:val="333333"/>
+                <w:sz w:val="18"/>
+              </w:rPr>
+              <w:t>Reza</w:t>
+            </w:r>
+          </w:p>
+        </w:tc>
+        <w:tc>
+          <w:tcPr>
+            <w:tcW w:type="dxa" w:w="2340"/>
+          </w:tcPr>
+          <w:p>
+            <w:r/>
+            <w:r>
+              <w:rPr>
+                <w:rFonts w:ascii="Calibri" w:hAnsi="Calibri"/>
+                <w:color w:val="333333"/>
+                <w:sz w:val="18"/>
+              </w:rPr>
+              <w:t>Week 2</w:t>
             </w:r>
           </w:p>
         </w:tc>
@@ -3312,104 +5954,10 @@
     <w:p/>
     <w:p>
       <w:pPr>
-        <w:spacing w:before="360" w:after="160"/>
         <w:pBdr>
-          <w:bottom w:val="single" w:sz="4" w:space="1" w:color="003D6B"/>
+          <w:bottom w:val="single" w:sz="6" w:space="1" w:color="999999"/>
         </w:pBdr>
       </w:pPr>
-      <w:r>
-        <w:rPr>
-          <w:rFonts w:ascii="Calibri" w:hAnsi="Calibri"/>
-          <w:b/>
-          <w:color w:val="003D6B"/>
-          <w:sz w:val="24"/>
-        </w:rPr>
-        <w:t>9. Success criteria</w:t>
-      </w:r>
-    </w:p>
-    <w:p>
-      <w:pPr>
-        <w:pStyle w:val="ListBullet"/>
-        <w:spacing w:after="60"/>
-      </w:pPr>
-      <w:r>
-        <w:rPr>
-          <w:rFonts w:ascii="Calibri" w:hAnsi="Calibri"/>
-          <w:color w:val="333333"/>
-          <w:sz w:val="20"/>
-        </w:rPr>
-        <w:t>Submission filed by 2026-05-17 by PDLC</w:t>
-      </w:r>
-    </w:p>
-    <w:p>
-      <w:pPr>
-        <w:pStyle w:val="ListBullet"/>
-        <w:spacing w:after="60"/>
-      </w:pPr>
-      <w:r>
-        <w:rPr>
-          <w:rFonts w:ascii="Calibri" w:hAnsi="Calibri"/>
-          <w:color w:val="333333"/>
-          <w:sz w:val="20"/>
-        </w:rPr>
-        <w:t>Public demo URL live by 2026-05-16</w:t>
-      </w:r>
-    </w:p>
-    <w:p>
-      <w:pPr>
-        <w:pStyle w:val="ListBullet"/>
-        <w:spacing w:after="60"/>
-      </w:pPr>
-      <w:r>
-        <w:rPr>
-          <w:rFonts w:ascii="Calibri" w:hAnsi="Calibri"/>
-          <w:color w:val="333333"/>
-          <w:sz w:val="20"/>
-        </w:rPr>
-        <w:t>Open dataset published to GitHub Releases (target HDX + Zenodo mirror post-submission)</w:t>
-      </w:r>
-    </w:p>
-    <w:p>
-      <w:pPr>
-        <w:pStyle w:val="ListBullet"/>
-        <w:spacing w:after="60"/>
-      </w:pPr>
-      <w:r>
-        <w:rPr>
-          <w:rFonts w:ascii="Calibri" w:hAnsi="Calibri"/>
-          <w:color w:val="333333"/>
-          <w:sz w:val="20"/>
-        </w:rPr>
-        <w:t>All 10 jobs-to-be-done demonstrable in the live mockup</w:t>
-      </w:r>
-    </w:p>
-    <w:p>
-      <w:pPr>
-        <w:pStyle w:val="ListBullet"/>
-        <w:spacing w:after="60"/>
-      </w:pPr>
-      <w:r>
-        <w:rPr>
-          <w:rFonts w:ascii="Calibri" w:hAnsi="Calibri"/>
-          <w:color w:val="333333"/>
-          <w:sz w:val="20"/>
-        </w:rPr>
-        <w:t>PDLC sign-off on the operator workflow + advisory text</w:t>
-      </w:r>
-    </w:p>
-    <w:p>
-      <w:pPr>
-        <w:pStyle w:val="ListBullet"/>
-        <w:spacing w:after="60"/>
-      </w:pPr>
-      <w:r>
-        <w:rPr>
-          <w:rFonts w:ascii="Calibri" w:hAnsi="Calibri"/>
-          <w:color w:val="333333"/>
-          <w:sz w:val="20"/>
-        </w:rPr>
-        <w:t>Repo has README, LICENSE, PRD, architecture doc, open-dataset schema</w:t>
-      </w:r>
     </w:p>
     <w:p>
       <w:pPr>
@@ -3425,768 +5973,13 @@
           <w:color w:val="003D6B"/>
           <w:sz w:val="24"/>
         </w:rPr>
-        <w:t>10. Phase roadmap</w:t>
+        <w:t>13. v0.2 sprint plan (high-level)</w:t>
       </w:r>
     </w:p>
     <w:tbl>
       <w:tblPr>
         <w:tblW w:type="auto" w:w="0"/>
-        <w:tblLayout w:type="fixed"/>
-        <w:tblLook w:firstColumn="1" w:firstRow="1" w:lastColumn="0" w:lastRow="0" w:noHBand="0" w:noVBand="1" w:val="04A0"/>
-        <w:tblBorders>
-          <w:top w:val="single" w:sz="4" w:space="0" w:color="999999"/>
-          <w:left w:val="single" w:sz="4" w:space="0" w:color="999999"/>
-          <w:bottom w:val="single" w:sz="4" w:space="0" w:color="999999"/>
-          <w:right w:val="single" w:sz="4" w:space="0" w:color="999999"/>
-          <w:insideH w:val="single" w:sz="4" w:space="0" w:color="999999"/>
-          <w:insideV w:val="single" w:sz="4" w:space="0" w:color="999999"/>
-        </w:tblBorders>
-      </w:tblPr>
-      <w:tblGrid>
-        <w:gridCol w:w="3120"/>
-        <w:gridCol w:w="3120"/>
-        <w:gridCol w:w="3120"/>
-      </w:tblGrid>
-      <w:tr>
-        <w:tc>
-          <w:tcPr>
-            <w:tcW w:type="dxa" w:w="2304"/>
-            <w:shd w:fill="003D6B" w:val="clear"/>
-          </w:tcPr>
-          <w:p>
-            <w:r/>
-            <w:r>
-              <w:rPr>
-                <w:rFonts w:ascii="Calibri" w:hAnsi="Calibri"/>
-                <w:b/>
-                <w:color w:val="FFFFFF"/>
-                <w:sz w:val="18"/>
-              </w:rPr>
-              <w:t>Phase</w:t>
-            </w:r>
-          </w:p>
-        </w:tc>
-        <w:tc>
-          <w:tcPr>
-            <w:tcW w:type="dxa" w:w="2880"/>
-            <w:shd w:fill="003D6B" w:val="clear"/>
-          </w:tcPr>
-          <w:p>
-            <w:r/>
-            <w:r>
-              <w:rPr>
-                <w:rFonts w:ascii="Calibri" w:hAnsi="Calibri"/>
-                <w:b/>
-                <w:color w:val="FFFFFF"/>
-                <w:sz w:val="18"/>
-              </w:rPr>
-              <w:t>Window</w:t>
-            </w:r>
-          </w:p>
-        </w:tc>
-        <w:tc>
-          <w:tcPr>
-            <w:tcW w:type="dxa" w:w="4176"/>
-            <w:shd w:fill="003D6B" w:val="clear"/>
-          </w:tcPr>
-          <w:p>
-            <w:r/>
-            <w:r>
-              <w:rPr>
-                <w:rFonts w:ascii="Calibri" w:hAnsi="Calibri"/>
-                <w:b/>
-                <w:color w:val="FFFFFF"/>
-                <w:sz w:val="18"/>
-              </w:rPr>
-              <w:t>Deliverables</w:t>
-            </w:r>
-          </w:p>
-        </w:tc>
-      </w:tr>
-      <w:tr>
-        <w:tc>
-          <w:tcPr>
-            <w:tcW w:type="dxa" w:w="2304"/>
-          </w:tcPr>
-          <w:p>
-            <w:r/>
-            <w:r>
-              <w:rPr>
-                <w:rFonts w:ascii="Calibri" w:hAnsi="Calibri"/>
-                <w:color w:val="333333"/>
-                <w:sz w:val="18"/>
-              </w:rPr>
-              <w:t>v0.1 — Submission</w:t>
-            </w:r>
-          </w:p>
-        </w:tc>
-        <w:tc>
-          <w:tcPr>
-            <w:tcW w:type="dxa" w:w="2880"/>
-          </w:tcPr>
-          <w:p>
-            <w:r/>
-            <w:r>
-              <w:rPr>
-                <w:rFonts w:ascii="Calibri" w:hAnsi="Calibri"/>
-                <w:color w:val="333333"/>
-                <w:sz w:val="18"/>
-              </w:rPr>
-              <w:t>now → 2026-05-17</w:t>
-            </w:r>
-          </w:p>
-        </w:tc>
-        <w:tc>
-          <w:tcPr>
-            <w:tcW w:type="dxa" w:w="4176"/>
-          </w:tcPr>
-          <w:p>
-            <w:r/>
-            <w:r>
-              <w:rPr>
-                <w:rFonts w:ascii="Calibri" w:hAnsi="Calibri"/>
-                <w:color w:val="333333"/>
-                <w:sz w:val="18"/>
-              </w:rPr>
-              <w:t>PDLC pilot proves the architecture; open dataset schema; this PRD; architecture, onboarding, access-control, disclaimer docs</w:t>
-            </w:r>
-          </w:p>
-        </w:tc>
-      </w:tr>
-      <w:tr>
-        <w:tc>
-          <w:tcPr>
-            <w:tcW w:type="dxa" w:w="2304"/>
-            <w:shd w:fill="F2F2F2" w:val="clear"/>
-          </w:tcPr>
-          <w:p>
-            <w:r/>
-            <w:r>
-              <w:rPr>
-                <w:rFonts w:ascii="Calibri" w:hAnsi="Calibri"/>
-                <w:color w:val="333333"/>
-                <w:sz w:val="18"/>
-              </w:rPr>
-              <w:t>v0.2 — Grant Phase 1: SaaS go-live</w:t>
-            </w:r>
-          </w:p>
-        </w:tc>
-        <w:tc>
-          <w:tcPr>
-            <w:tcW w:type="dxa" w:w="2880"/>
-            <w:shd w:fill="F2F2F2" w:val="clear"/>
-          </w:tcPr>
-          <w:p>
-            <w:r/>
-            <w:r>
-              <w:rPr>
-                <w:rFonts w:ascii="Calibri" w:hAnsi="Calibri"/>
-                <w:color w:val="333333"/>
-                <w:sz w:val="18"/>
-              </w:rPr>
-              <w:t>2026-06 → 2026-12 (if funded)</w:t>
-            </w:r>
-          </w:p>
-        </w:tc>
-        <w:tc>
-          <w:tcPr>
-            <w:tcW w:type="dxa" w:w="4176"/>
-            <w:shd w:fill="F2F2F2" w:val="clear"/>
-          </w:tcPr>
-          <w:p>
-            <w:r/>
-            <w:r>
-              <w:rPr>
-                <w:rFonts w:ascii="Calibri" w:hAnsi="Calibri"/>
-                <w:color w:val="333333"/>
-                <w:sz w:val="18"/>
-              </w:rPr>
-              <w:t>Multi-tenant rewrite; self-service operator signup; hosted free SaaS at schoolclimatehub.org; self-host shipped as Docker Compose; live LLM chat; real SMS/WhatsApp dispatch; audit-log persistence</w:t>
-            </w:r>
-          </w:p>
-        </w:tc>
-      </w:tr>
-      <w:tr>
-        <w:tc>
-          <w:tcPr>
-            <w:tcW w:type="dxa" w:w="2304"/>
-          </w:tcPr>
-          <w:p>
-            <w:r/>
-            <w:r>
-              <w:rPr>
-                <w:rFonts w:ascii="Calibri" w:hAnsi="Calibri"/>
-                <w:color w:val="333333"/>
-                <w:sz w:val="18"/>
-              </w:rPr>
-              <w:t>v0.3 — Parent reach</w:t>
-            </w:r>
-          </w:p>
-        </w:tc>
-        <w:tc>
-          <w:tcPr>
-            <w:tcW w:type="dxa" w:w="2880"/>
-          </w:tcPr>
-          <w:p>
-            <w:r/>
-            <w:r>
-              <w:rPr>
-                <w:rFonts w:ascii="Calibri" w:hAnsi="Calibri"/>
-                <w:color w:val="333333"/>
-                <w:sz w:val="18"/>
-              </w:rPr>
-              <w:t>2027 H1</w:t>
-            </w:r>
-          </w:p>
-        </w:tc>
-        <w:tc>
-          <w:tcPr>
-            <w:tcW w:type="dxa" w:w="4176"/>
-          </w:tcPr>
-          <w:p>
-            <w:r/>
-            <w:r>
-              <w:rPr>
-                <w:rFonts w:ascii="Calibri" w:hAnsi="Calibri"/>
-                <w:color w:val="333333"/>
-                <w:sz w:val="18"/>
-              </w:rPr>
-              <w:t>Parent / student PWA; phone-OTP subscriptions; web push + SMS + WhatsApp alerts; multilingual auto-detect; opt-in tenant data ingestion (attendance, infrastructure, health incidents)</w:t>
-            </w:r>
-          </w:p>
-        </w:tc>
-      </w:tr>
-      <w:tr>
-        <w:tc>
-          <w:tcPr>
-            <w:tcW w:type="dxa" w:w="2304"/>
-            <w:shd w:fill="F2F2F2" w:val="clear"/>
-          </w:tcPr>
-          <w:p>
-            <w:r/>
-            <w:r>
-              <w:rPr>
-                <w:rFonts w:ascii="Calibri" w:hAnsi="Calibri"/>
-                <w:color w:val="333333"/>
-                <w:sz w:val="18"/>
-              </w:rPr>
-              <w:t>v0.4 — Sustainability + scale</w:t>
-            </w:r>
-          </w:p>
-        </w:tc>
-        <w:tc>
-          <w:tcPr>
-            <w:tcW w:type="dxa" w:w="2880"/>
-            <w:shd w:fill="F2F2F2" w:val="clear"/>
-          </w:tcPr>
-          <w:p>
-            <w:r/>
-            <w:r>
-              <w:rPr>
-                <w:rFonts w:ascii="Calibri" w:hAnsi="Calibri"/>
-                <w:color w:val="333333"/>
-                <w:sz w:val="18"/>
-              </w:rPr>
-              <w:t>2027 H2 → 2028</w:t>
-            </w:r>
-          </w:p>
-        </w:tc>
-        <w:tc>
-          <w:tcPr>
-            <w:tcW w:type="dxa" w:w="4176"/>
-            <w:shd w:fill="F2F2F2" w:val="clear"/>
-          </w:tcPr>
-          <w:p>
-            <w:r/>
-            <w:r>
-              <w:rPr>
-                <w:rFonts w:ascii="Calibri" w:hAnsi="Calibri"/>
-                <w:color w:val="333333"/>
-                <w:sz w:val="18"/>
-              </w:rPr>
-              <w:t>Premium tier for OECD operators; white-label + federation for ministries; Sindh + KPK + Bangladesh + ROSA-wide rollout; first climate-attendance ML model trained on contributed data</w:t>
-            </w:r>
-          </w:p>
-        </w:tc>
-      </w:tr>
-      <w:tr>
-        <w:tc>
-          <w:tcPr>
-            <w:tcW w:type="dxa" w:w="2304"/>
-          </w:tcPr>
-          <w:p>
-            <w:r/>
-            <w:r>
-              <w:rPr>
-                <w:rFonts w:ascii="Calibri" w:hAnsi="Calibri"/>
-                <w:color w:val="333333"/>
-                <w:sz w:val="18"/>
-              </w:rPr>
-              <w:t>v0.5 — Governance handover</w:t>
-            </w:r>
-          </w:p>
-        </w:tc>
-        <w:tc>
-          <w:tcPr>
-            <w:tcW w:type="dxa" w:w="2880"/>
-          </w:tcPr>
-          <w:p>
-            <w:r/>
-            <w:r>
-              <w:rPr>
-                <w:rFonts w:ascii="Calibri" w:hAnsi="Calibri"/>
-                <w:color w:val="333333"/>
-                <w:sz w:val="18"/>
-              </w:rPr>
-              <w:t>2028+</w:t>
-            </w:r>
-          </w:p>
-        </w:tc>
-        <w:tc>
-          <w:tcPr>
-            <w:tcW w:type="dxa" w:w="4176"/>
-          </w:tcPr>
-          <w:p>
-            <w:r/>
-            <w:r>
-              <w:rPr>
-                <w:rFonts w:ascii="Calibri" w:hAnsi="Calibri"/>
-                <w:color w:val="333333"/>
-                <w:sz w:val="18"/>
-              </w:rPr>
-              <w:t>Foundation or independent non-profit; open multi-stakeholder governance; commercial sustainability via mixed grants + paid licences + donations</w:t>
-            </w:r>
-          </w:p>
-        </w:tc>
-      </w:tr>
-    </w:tbl>
-    <w:p/>
-    <w:p>
-      <w:pPr>
-        <w:spacing w:before="360" w:after="160"/>
-        <w:pBdr>
-          <w:bottom w:val="single" w:sz="4" w:space="1" w:color="003D6B"/>
-        </w:pBdr>
-      </w:pPr>
-      <w:r>
-        <w:rPr>
-          <w:rFonts w:ascii="Calibri" w:hAnsi="Calibri"/>
-          <w:b/>
-          <w:color w:val="003D6B"/>
-          <w:sz w:val="24"/>
-        </w:rPr>
-        <w:t>11. Productisation strategy &amp; UNICEF alignment</w:t>
-      </w:r>
-    </w:p>
-    <w:p>
-      <w:pPr>
-        <w:spacing w:after="120"/>
-      </w:pPr>
-      <w:r>
-        <w:rPr>
-          <w:rFonts w:ascii="Calibri" w:hAnsi="Calibri"/>
-          <w:color w:val="333333"/>
-          <w:sz w:val="20"/>
-        </w:rPr>
-        <w:t>Dual model: open-source code + free hosted SaaS. Both first-class.</w:t>
-      </w:r>
-    </w:p>
-    <w:tbl>
-      <w:tblPr>
-        <w:tblW w:type="auto" w:w="0"/>
-        <w:tblLayout w:type="fixed"/>
-        <w:tblLook w:firstColumn="1" w:firstRow="1" w:lastColumn="0" w:lastRow="0" w:noHBand="0" w:noVBand="1" w:val="04A0"/>
-        <w:tblBorders>
-          <w:top w:val="single" w:sz="4" w:space="0" w:color="999999"/>
-          <w:left w:val="single" w:sz="4" w:space="0" w:color="999999"/>
-          <w:bottom w:val="single" w:sz="4" w:space="0" w:color="999999"/>
-          <w:right w:val="single" w:sz="4" w:space="0" w:color="999999"/>
-          <w:insideH w:val="single" w:sz="4" w:space="0" w:color="999999"/>
-          <w:insideV w:val="single" w:sz="4" w:space="0" w:color="999999"/>
-        </w:tblBorders>
-      </w:tblPr>
-      <w:tblGrid>
-        <w:gridCol w:w="3120"/>
-        <w:gridCol w:w="3120"/>
-        <w:gridCol w:w="3120"/>
-      </w:tblGrid>
-      <w:tr>
-        <w:tc>
-          <w:tcPr>
-            <w:tcW w:type="dxa" w:w="3168"/>
-            <w:shd w:fill="003D6B" w:val="clear"/>
-          </w:tcPr>
-          <w:p>
-            <w:r/>
-            <w:r>
-              <w:rPr>
-                <w:rFonts w:ascii="Calibri" w:hAnsi="Calibri"/>
-                <w:b/>
-                <w:color w:val="FFFFFF"/>
-                <w:sz w:val="18"/>
-              </w:rPr>
-              <w:t>Channel</w:t>
-            </w:r>
-          </w:p>
-        </w:tc>
-        <w:tc>
-          <w:tcPr>
-            <w:tcW w:type="dxa" w:w="3600"/>
-            <w:shd w:fill="003D6B" w:val="clear"/>
-          </w:tcPr>
-          <w:p>
-            <w:r/>
-            <w:r>
-              <w:rPr>
-                <w:rFonts w:ascii="Calibri" w:hAnsi="Calibri"/>
-                <w:b/>
-                <w:color w:val="FFFFFF"/>
-                <w:sz w:val="18"/>
-              </w:rPr>
-              <w:t>Who it serves</w:t>
-            </w:r>
-          </w:p>
-        </w:tc>
-        <w:tc>
-          <w:tcPr>
-            <w:tcW w:type="dxa" w:w="2592"/>
-            <w:shd w:fill="003D6B" w:val="clear"/>
-          </w:tcPr>
-          <w:p>
-            <w:r/>
-            <w:r>
-              <w:rPr>
-                <w:rFonts w:ascii="Calibri" w:hAnsi="Calibri"/>
-                <w:b/>
-                <w:color w:val="FFFFFF"/>
-                <w:sz w:val="18"/>
-              </w:rPr>
-              <w:t>Why</w:t>
-            </w:r>
-          </w:p>
-        </w:tc>
-      </w:tr>
-      <w:tr>
-        <w:tc>
-          <w:tcPr>
-            <w:tcW w:type="dxa" w:w="3168"/>
-          </w:tcPr>
-          <w:p>
-            <w:r/>
-            <w:r>
-              <w:rPr>
-                <w:rFonts w:ascii="Calibri" w:hAnsi="Calibri"/>
-                <w:color w:val="333333"/>
-                <w:sz w:val="18"/>
-              </w:rPr>
-              <w:t>OSS self-host</w:t>
-              <w:br/>
-              <w:t>(github.com/school-climate-hub)</w:t>
-            </w:r>
-          </w:p>
-        </w:tc>
-        <w:tc>
-          <w:tcPr>
-            <w:tcW w:type="dxa" w:w="3600"/>
-          </w:tcPr>
-          <w:p>
-            <w:r/>
-            <w:r>
-              <w:rPr>
-                <w:rFonts w:ascii="Calibri" w:hAnsi="Calibri"/>
-                <w:color w:val="333333"/>
-                <w:sz w:val="18"/>
-              </w:rPr>
-              <w:t>Ministries needing data residency; technical operators; researchers</w:t>
-            </w:r>
-          </w:p>
-        </w:tc>
-        <w:tc>
-          <w:tcPr>
-            <w:tcW w:type="dxa" w:w="2592"/>
-          </w:tcPr>
-          <w:p>
-            <w:r/>
-            <w:r>
-              <w:rPr>
-                <w:rFonts w:ascii="Calibri" w:hAnsi="Calibri"/>
-                <w:color w:val="333333"/>
-                <w:sz w:val="18"/>
-              </w:rPr>
-              <w:t>Sovereignty, auditability, no vendor lock-in</w:t>
-            </w:r>
-          </w:p>
-        </w:tc>
-      </w:tr>
-      <w:tr>
-        <w:tc>
-          <w:tcPr>
-            <w:tcW w:type="dxa" w:w="3168"/>
-            <w:shd w:fill="F2F2F2" w:val="clear"/>
-          </w:tcPr>
-          <w:p>
-            <w:r/>
-            <w:r>
-              <w:rPr>
-                <w:rFonts w:ascii="Calibri" w:hAnsi="Calibri"/>
-                <w:color w:val="333333"/>
-                <w:sz w:val="18"/>
-              </w:rPr>
-              <w:t>Free hosted SaaS</w:t>
-              <w:br/>
-              <w:t>(schoolclimatehub.org, v0.2+)</w:t>
-            </w:r>
-          </w:p>
-        </w:tc>
-        <w:tc>
-          <w:tcPr>
-            <w:tcW w:type="dxa" w:w="3600"/>
-            <w:shd w:fill="F2F2F2" w:val="clear"/>
-          </w:tcPr>
-          <w:p>
-            <w:r/>
-            <w:r>
-              <w:rPr>
-                <w:rFonts w:ascii="Calibri" w:hAnsi="Calibri"/>
-                <w:color w:val="333333"/>
-                <w:sz w:val="18"/>
-              </w:rPr>
-              <w:t>The 99% of operators without staff to run their own deployment; parents and the public</w:t>
-            </w:r>
-          </w:p>
-        </w:tc>
-        <w:tc>
-          <w:tcPr>
-            <w:tcW w:type="dxa" w:w="2592"/>
-            <w:shd w:fill="F2F2F2" w:val="clear"/>
-          </w:tcPr>
-          <w:p>
-            <w:r/>
-            <w:r>
-              <w:rPr>
-                <w:rFonts w:ascii="Calibri" w:hAnsi="Calibri"/>
-                <w:color w:val="333333"/>
-                <w:sz w:val="18"/>
-              </w:rPr>
-              <w:t>Lowers barrier to entry; captures network-effect of cross-tenant dataset; underwrites OSS development</w:t>
-            </w:r>
-          </w:p>
-        </w:tc>
-      </w:tr>
-    </w:tbl>
-    <w:p/>
-    <w:p>
-      <w:pPr>
-        <w:spacing w:after="120"/>
-      </w:pPr>
-      <w:r>
-        <w:rPr>
-          <w:rFonts w:ascii="Calibri" w:hAnsi="Calibri"/>
-          <w:color w:val="333333"/>
-          <w:sz w:val="20"/>
-        </w:rPr>
-        <w:t>This is the GitLab / Sentry / PostHog / Plausible model adapted to a children's-health public good. Code is Apache-2.0; dataset is CC BY 4.0; running infrastructure is the value-add operators pay for (or receive funded).</w:t>
-      </w:r>
-    </w:p>
-    <w:p>
-      <w:pPr>
-        <w:spacing w:before="160" w:after="80"/>
-      </w:pPr>
-      <w:r>
-        <w:rPr>
-          <w:rFonts w:ascii="Calibri" w:hAnsi="Calibri"/>
-          <w:b/>
-          <w:color w:val="333333"/>
-          <w:sz w:val="22"/>
-        </w:rPr>
-        <w:t>Three product surfaces (not one)</w:t>
-      </w:r>
-    </w:p>
-    <w:p>
-      <w:pPr>
-        <w:pStyle w:val="ListBullet"/>
-        <w:spacing w:after="60"/>
-      </w:pPr>
-      <w:r>
-        <w:rPr>
-          <w:rFonts w:ascii="Calibri" w:hAnsi="Calibri"/>
-          <w:color w:val="333333"/>
-          <w:sz w:val="20"/>
-        </w:rPr>
-        <w:t>Operator Console (B2B/B2G) — what v0.1 builds; multi-tenant in v0.2</w:t>
-      </w:r>
-    </w:p>
-    <w:p>
-      <w:pPr>
-        <w:pStyle w:val="ListBullet"/>
-        <w:spacing w:after="60"/>
-      </w:pPr>
-      <w:r>
-        <w:rPr>
-          <w:rFonts w:ascii="Calibri" w:hAnsi="Calibri"/>
-          <w:color w:val="333333"/>
-          <w:sz w:val="20"/>
-        </w:rPr>
-        <w:t>Open Data Platform (B2D — developers, researchers, ministries) — strengthens what's there</w:t>
-      </w:r>
-    </w:p>
-    <w:p>
-      <w:pPr>
-        <w:pStyle w:val="ListBullet"/>
-        <w:spacing w:after="60"/>
-      </w:pPr>
-      <w:r>
-        <w:rPr>
-          <w:rFonts w:ascii="Calibri" w:hAnsi="Calibri"/>
-          <w:color w:val="333333"/>
-          <w:sz w:val="20"/>
-        </w:rPr>
-        <w:t>Parent app PWA (B2C, v0.3) — anyone can subscribe to any school; phone-OTP; free</w:t>
-      </w:r>
-    </w:p>
-    <w:p>
-      <w:pPr>
-        <w:spacing w:before="160" w:after="80"/>
-      </w:pPr>
-      <w:r>
-        <w:rPr>
-          <w:rFonts w:ascii="Calibri" w:hAnsi="Calibri"/>
-          <w:b/>
-          <w:color w:val="333333"/>
-          <w:sz w:val="22"/>
-        </w:rPr>
-        <w:t>Onboarding, access control, disclaimers</w:t>
-      </w:r>
-    </w:p>
-    <w:p>
-      <w:pPr>
-        <w:pStyle w:val="ListBullet"/>
-        <w:spacing w:after="60"/>
-      </w:pPr>
-      <w:r>
-        <w:rPr>
-          <w:rFonts w:ascii="Calibri" w:hAnsi="Calibri"/>
-          <w:color w:val="333333"/>
-          <w:sz w:val="20"/>
-        </w:rPr>
-        <w:t>docs/ONBOARDING.md — four-tier access model (T0 public · T1 demo · T2 verified operator · T3 federated ministry); verification workflow including conflict resolution for overlapping operator claims</w:t>
-      </w:r>
-    </w:p>
-    <w:p>
-      <w:pPr>
-        <w:pStyle w:val="ListBullet"/>
-        <w:spacing w:after="60"/>
-      </w:pPr>
-      <w:r>
-        <w:rPr>
-          <w:rFonts w:ascii="Calibri" w:hAnsi="Calibri"/>
-          <w:color w:val="333333"/>
-          <w:sz w:val="20"/>
-        </w:rPr>
-        <w:t>docs/ACCESS-CONTROL.md — PII categories, role × access matrix, technical enforcement (Postgres RLS + ABAC + encryption + audit), what we deliberately refuse to hold, voluntary opt-in tenant data ingestion (attendance, infrastructure, health incidents)</w:t>
-      </w:r>
-    </w:p>
-    <w:p>
-      <w:pPr>
-        <w:pStyle w:val="ListBullet"/>
-        <w:spacing w:after="60"/>
-      </w:pPr>
-      <w:r>
-        <w:rPr>
-          <w:rFonts w:ascii="Calibri" w:hAnsi="Calibri"/>
-          <w:color w:val="333333"/>
-          <w:sz w:val="20"/>
-        </w:rPr>
-        <w:t>docs/DISCLAIMER.md — risk profile, core legal principles ("information not advice"; operator owns the decision; best-available accuracy), required legal documents per launch phase</w:t>
-      </w:r>
-    </w:p>
-    <w:p>
-      <w:pPr>
-        <w:spacing w:before="160" w:after="80"/>
-      </w:pPr>
-      <w:r>
-        <w:rPr>
-          <w:rFonts w:ascii="Calibri" w:hAnsi="Calibri"/>
-          <w:b/>
-          <w:color w:val="333333"/>
-          <w:sz w:val="22"/>
-        </w:rPr>
-        <w:t>Privacy posture</w:t>
-      </w:r>
-    </w:p>
-    <w:p>
-      <w:pPr>
-        <w:pStyle w:val="ListBullet"/>
-        <w:spacing w:after="60"/>
-      </w:pPr>
-      <w:r>
-        <w:rPr>
-          <w:rFonts w:ascii="Calibri" w:hAnsi="Calibri"/>
-          <w:color w:val="333333"/>
-          <w:sz w:val="20"/>
-        </w:rPr>
-        <w:t>We never ingest parent contacts. Tenant keeps them in their existing messaging gateway; hub fires dispatch trigger; tenant fans out.</w:t>
-      </w:r>
-    </w:p>
-    <w:p>
-      <w:pPr>
-        <w:pStyle w:val="ListBullet"/>
-        <w:spacing w:after="60"/>
-      </w:pPr>
-      <w:r>
-        <w:rPr>
-          <w:rFonts w:ascii="Calibri" w:hAnsi="Calibri"/>
-          <w:color w:val="333333"/>
-          <w:sz w:val="20"/>
-        </w:rPr>
-        <w:t>Public subscribers (parent app) sign up directly. Phone-OTP, opt-in, no identity verification ("are you a parent?" is exclusionary + unverifiable + irrelevant — broadcast data is public).</w:t>
-      </w:r>
-    </w:p>
-    <w:p>
-      <w:pPr>
-        <w:pStyle w:val="ListBullet"/>
-        <w:spacing w:after="60"/>
-      </w:pPr>
-      <w:r>
-        <w:rPr>
-          <w:rFonts w:ascii="Calibri" w:hAnsi="Calibri"/>
-          <w:color w:val="333333"/>
-          <w:sz w:val="20"/>
-        </w:rPr>
-        <w:t>Voluntary tenant data (attendance, infrastructure, health incidents) is opt-in only, stripped of student PII before ingest, k-anonymised for cross-tenant aggregates.</w:t>
-      </w:r>
-    </w:p>
-    <w:p>
-      <w:pPr>
-        <w:spacing w:before="160" w:after="80"/>
-      </w:pPr>
-      <w:r>
-        <w:rPr>
-          <w:rFonts w:ascii="Calibri" w:hAnsi="Calibri"/>
-          <w:b/>
-          <w:color w:val="333333"/>
-          <w:sz w:val="22"/>
-        </w:rPr>
-        <w:t>UNICEF Green Schools &amp; global infrastructure alignment</w:t>
-      </w:r>
-    </w:p>
-    <w:p>
-      <w:pPr>
-        <w:spacing w:after="120"/>
-      </w:pPr>
-      <w:r>
-        <w:rPr>
-          <w:rFonts w:ascii="Calibri" w:hAnsi="Calibri"/>
-          <w:color w:val="333333"/>
-          <w:sz w:val="20"/>
-        </w:rPr>
-        <w:t>The hub is designed to plug into UNICEF's active climate-and-education infrastructure:</w:t>
-      </w:r>
-    </w:p>
-    <w:tbl>
-      <w:tblPr>
-        <w:tblW w:type="auto" w:w="0"/>
-        <w:tblLayout w:type="fixed"/>
+        <w:jc w:val="center"/>
         <w:tblLook w:firstColumn="1" w:firstRow="1" w:lastColumn="0" w:lastRow="0" w:noHBand="0" w:noVBand="1" w:val="04A0"/>
         <w:tblBorders>
           <w:top w:val="single" w:sz="4" w:space="0" w:color="999999"/>
@@ -4204,10 +5997,13 @@
       <w:tr>
         <w:tc>
           <w:tcPr>
-            <w:tcW w:type="dxa" w:w="3600"/>
+            <w:tcW w:type="dxa" w:w="4680"/>
             <w:shd w:fill="003D6B" w:val="clear"/>
           </w:tcPr>
           <w:p>
+            <w:pPr>
+              <w:jc w:val="left"/>
+            </w:pPr>
             <w:r/>
             <w:r>
               <w:rPr>
@@ -4216,16 +6012,19 @@
                 <w:color w:val="FFFFFF"/>
                 <w:sz w:val="18"/>
               </w:rPr>
-              <w:t>Initiative</w:t>
+              <w:t>Week</w:t>
             </w:r>
           </w:p>
         </w:tc>
         <w:tc>
           <w:tcPr>
-            <w:tcW w:type="dxa" w:w="5760"/>
+            <w:tcW w:type="dxa" w:w="4680"/>
             <w:shd w:fill="003D6B" w:val="clear"/>
           </w:tcPr>
           <w:p>
+            <w:pPr>
+              <w:jc w:val="left"/>
+            </w:pPr>
             <w:r/>
             <w:r>
               <w:rPr>
@@ -4234,7 +6033,7 @@
                 <w:color w:val="FFFFFF"/>
                 <w:sz w:val="18"/>
               </w:rPr>
-              <w:t>How we fit</w:t>
+              <w:t>Tracks</w:t>
             </w:r>
           </w:p>
         </w:tc>
@@ -4242,7 +6041,7 @@
       <w:tr>
         <w:tc>
           <w:tcPr>
-            <w:tcW w:type="dxa" w:w="3600"/>
+            <w:tcW w:type="dxa" w:w="4680"/>
           </w:tcPr>
           <w:p>
             <w:r/>
@@ -4252,13 +6051,13 @@
                 <w:color w:val="333333"/>
                 <w:sz w:val="18"/>
               </w:rPr>
-              <w:t>UNICEF Regional Green School Platform (RGSP) — launched April 2026 in Central Asia; 23M children in scope</w:t>
+              <w:t>**Week 1**</w:t>
             </w:r>
           </w:p>
         </w:tc>
         <w:tc>
           <w:tcPr>
-            <w:tcW w:type="dxa" w:w="5760"/>
+            <w:tcW w:type="dxa" w:w="4680"/>
           </w:tcPr>
           <w:p>
             <w:r/>
@@ -4268,7 +6067,7 @@
                 <w:color w:val="333333"/>
                 <w:sz w:val="18"/>
               </w:rPr>
-              <w:t>Operational infrastructure-monitoring layer for the platform's school-resilience pillar. Apache-2.0 + CC BY 4.0 makes it usable by any participating ministry without vendor negotiation.</w:t>
+              <w:t>Track A: v0.1 polish (sparkline, downloads bundle, prompt caching, HTTPS-enforced, PRD + brief regen). Track B: Next.js scaffold; i18n shell (EN + UR); D1 schema + migrations; Resend domain auth on `auth.schoolclimatehub.org`; VAPID keys generated (held for v0.3)</w:t>
             </w:r>
           </w:p>
         </w:tc>
@@ -4276,7 +6075,7 @@
       <w:tr>
         <w:tc>
           <w:tcPr>
-            <w:tcW w:type="dxa" w:w="3600"/>
+            <w:tcW w:type="dxa" w:w="4680"/>
             <w:shd w:fill="F2F2F2" w:val="clear"/>
           </w:tcPr>
           <w:p>
@@ -4287,13 +6086,13 @@
                 <w:color w:val="333333"/>
                 <w:sz w:val="18"/>
               </w:rPr>
-              <w:t>UNICEF West &amp; Central Africa Green School Initiative</w:t>
+              <w:t>**Week 2**</w:t>
             </w:r>
           </w:p>
         </w:tc>
         <w:tc>
           <w:tcPr>
-            <w:tcW w:type="dxa" w:w="5760"/>
+            <w:tcW w:type="dxa" w:w="4680"/>
             <w:shd w:fill="F2F2F2" w:val="clear"/>
           </w:tcPr>
           <w:p>
@@ -4304,7 +6103,7 @@
                 <w:color w:val="333333"/>
                 <w:sz w:val="18"/>
               </w:rPr>
-              <w:t>Same fit; WCA has the highest heat-stress urgency globally.</w:t>
+              <w:t>Lucia auth; user/role model; approval engine (atomic D1 statements; R2-backed content-addressed payloads; hash-chained audit log); chat behind auth + rate limit + prompt caching</w:t>
             </w:r>
           </w:p>
         </w:tc>
@@ -4312,7 +6111,7 @@
       <w:tr>
         <w:tc>
           <w:tcPr>
-            <w:tcW w:type="dxa" w:w="3600"/>
+            <w:tcW w:type="dxa" w:w="4680"/>
           </w:tcPr>
           <w:p>
             <w:r/>
@@ -4322,13 +6121,13 @@
                 <w:color w:val="333333"/>
                 <w:sz w:val="18"/>
               </w:rPr>
-              <w:t>UNICEF Children's Climate Risk Index (CCRI)</w:t>
+              <w:t>**Week 3 (or 2.5)**</w:t>
             </w:r>
           </w:p>
         </w:tc>
         <w:tc>
           <w:tcPr>
-            <w:tcW w:type="dxa" w:w="5760"/>
+            <w:tcW w:type="dxa" w:w="4680"/>
           </w:tcPr>
           <w:p>
             <w:r/>
@@ -4338,77 +6137,7 @@
                 <w:color w:val="333333"/>
                 <w:sz w:val="18"/>
               </w:rPr>
-              <w:t>Our school-level data refines CCRI from sub-national to per-institution granularity. Direct contribution to UNICEF's flagship measurement product.</w:t>
-            </w:r>
-          </w:p>
-        </w:tc>
-      </w:tr>
-      <w:tr>
-        <w:tc>
-          <w:tcPr>
-            <w:tcW w:type="dxa" w:w="3600"/>
-            <w:shd w:fill="F2F2F2" w:val="clear"/>
-          </w:tcPr>
-          <w:p>
-            <w:r/>
-            <w:r>
-              <w:rPr>
-                <w:rFonts w:ascii="Calibri" w:hAnsi="Calibri"/>
-                <w:color w:val="333333"/>
-                <w:sz w:val="18"/>
-              </w:rPr>
-              <w:t>UNICEF Pakistan CARE programme (Climate Action &amp; Resilience in Education)</w:t>
-            </w:r>
-          </w:p>
-        </w:tc>
-        <w:tc>
-          <w:tcPr>
-            <w:tcW w:type="dxa" w:w="5760"/>
-            <w:shd w:fill="F2F2F2" w:val="clear"/>
-          </w:tcPr>
-          <w:p>
-            <w:r/>
-            <w:r>
-              <w:rPr>
-                <w:rFonts w:ascii="Calibri" w:hAnsi="Calibri"/>
-                <w:color w:val="333333"/>
-                <w:sz w:val="18"/>
-              </w:rPr>
-              <w:t>PDLC pilot sits inside CARE's geographic scope; natural country-office on-ramp.</w:t>
-            </w:r>
-          </w:p>
-        </w:tc>
-      </w:tr>
-      <w:tr>
-        <w:tc>
-          <w:tcPr>
-            <w:tcW w:type="dxa" w:w="3600"/>
-          </w:tcPr>
-          <w:p>
-            <w:r/>
-            <w:r>
-              <w:rPr>
-                <w:rFonts w:ascii="Calibri" w:hAnsi="Calibri"/>
-                <w:color w:val="333333"/>
-                <w:sz w:val="18"/>
-              </w:rPr>
-              <w:t>UNESCO-led Greening Education Partnership (UNICEF partner)</w:t>
-            </w:r>
-          </w:p>
-        </w:tc>
-        <w:tc>
-          <w:tcPr>
-            <w:tcW w:type="dxa" w:w="5760"/>
-          </w:tcPr>
-          <w:p>
-            <w:r/>
-            <w:r>
-              <w:rPr>
-                <w:rFonts w:ascii="Calibri" w:hAnsi="Calibri"/>
-                <w:color w:val="333333"/>
-                <w:sz w:val="18"/>
-              </w:rPr>
-              <w:t>Open-data interoperability layer for the partnership.</w:t>
+              <w:t>Threshold auto-draft cron; transactional email to operators; AI advisory composer; DSR endpoints; counsel-finalised legal docs; production cutover</w:t>
             </w:r>
           </w:p>
         </w:tc>
@@ -4417,30 +6146,142 @@
     <w:p/>
     <w:p>
       <w:pPr>
-        <w:spacing w:after="120"/>
+        <w:pBdr>
+          <w:bottom w:val="single" w:sz="6" w:space="1" w:color="999999"/>
+        </w:pBdr>
+      </w:pPr>
+    </w:p>
+    <w:p>
+      <w:pPr>
+        <w:spacing w:before="360" w:after="160"/>
+        <w:pBdr>
+          <w:bottom w:val="single" w:sz="4" w:space="1" w:color="003D6B"/>
+        </w:pBdr>
       </w:pPr>
       <w:r>
         <w:rPr>
           <w:rFonts w:ascii="Calibri" w:hAnsi="Calibri"/>
-          <w:i/>
-          <w:color w:val="333333"/>
-          <w:sz w:val="20"/>
+          <w:b/>
+          <w:color w:val="003D6B"/>
+          <w:sz w:val="24"/>
         </w:rPr>
-        <w:t>We do not claim formal partnership with these programmes; we claim architectural, licensing, and data alignment. As regional Green School platforms roll out (RGSP launched 3 weeks ago; ROSA next), the hub is ready to plug in immediately.</w:t>
+        <w:t>14. References</w:t>
       </w:r>
     </w:p>
     <w:p>
       <w:pPr>
-        <w:spacing w:after="120"/>
+        <w:pStyle w:val="ListBullet"/>
+        <w:spacing w:after="40"/>
       </w:pPr>
       <w:r>
         <w:rPr>
-          <w:rFonts w:ascii="Calibri" w:hAnsi="Calibri"/>
+          <w:color w:val="003D6B"/>
+          <w:u w:val="single"/>
+        </w:rPr>
+        <w:t>REQUIREMENTS.md</w:t>
+      </w:r>
+      <w:r>
+        <w:t xml:space="preserve"> — v0.1.1 build spec (functional + non-functional)</w:t>
+      </w:r>
+    </w:p>
+    <w:p>
+      <w:pPr>
+        <w:pStyle w:val="ListBullet"/>
+        <w:spacing w:after="40"/>
+      </w:pPr>
+      <w:r>
+        <w:rPr>
+          <w:color w:val="003D6B"/>
+          <w:u w:val="single"/>
+        </w:rPr>
+        <w:t>DISCLAIMER.md</w:t>
+      </w:r>
+      <w:r>
+        <w:t xml:space="preserve"> — risk framework + legal principles + tenant data posture</w:t>
+      </w:r>
+    </w:p>
+    <w:p>
+      <w:pPr>
+        <w:pStyle w:val="ListBullet"/>
+        <w:spacing w:after="40"/>
+      </w:pPr>
+      <w:r>
+        <w:rPr>
+          <w:color w:val="003D6B"/>
+          <w:u w:val="single"/>
+        </w:rPr>
+        <w:t>v0.2-scope.md</w:t>
+      </w:r>
+      <w:r>
+        <w:t xml:space="preserve"> — earlier v0.2 scope draft (superseded in places by this PRD)</w:t>
+      </w:r>
+    </w:p>
+    <w:p>
+      <w:pPr>
+        <w:pStyle w:val="ListBullet"/>
+        <w:spacing w:after="40"/>
+      </w:pPr>
+      <w:r>
+        <w:rPr>
+          <w:color w:val="003D6B"/>
+          <w:u w:val="single"/>
+        </w:rPr>
+        <w:t>methodology-attendance.md</w:t>
+      </w:r>
+      <w:r>
+        <w:t xml:space="preserve"> — PDLC SAR ingestion + causation framing</w:t>
+      </w:r>
+    </w:p>
+    <w:p>
+      <w:pPr>
+        <w:pStyle w:val="ListBullet"/>
+        <w:spacing w:after="40"/>
+      </w:pPr>
+      <w:r>
+        <w:rPr>
+          <w:color w:val="003D6B"/>
+          <w:u w:val="single"/>
+        </w:rPr>
+        <w:t>architecture.md</w:t>
+      </w:r>
+      <w:r>
+        <w:t xml:space="preserve"> — system architecture</w:t>
+      </w:r>
+    </w:p>
+    <w:p>
+      <w:pPr>
+        <w:pStyle w:val="ListBullet"/>
+        <w:spacing w:after="40"/>
+      </w:pPr>
+      <w:r>
+        <w:rPr>
+          <w:color w:val="003D6B"/>
+          <w:u w:val="single"/>
+        </w:rPr>
+        <w:t>ACCESS-CONTROL.md</w:t>
+      </w:r>
+      <w:r>
+        <w:t xml:space="preserve"> — tier model + role × access matrix</w:t>
+      </w:r>
+    </w:p>
+    <w:p>
+      <w:pPr>
+        <w:pBdr>
+          <w:bottom w:val="single" w:sz="6" w:space="1" w:color="999999"/>
+        </w:pBdr>
+      </w:pPr>
+    </w:p>
+    <w:p>
+      <w:pPr>
+        <w:spacing w:before="160"/>
+      </w:pPr>
+      <w:r>
+        <w:rPr>
           <w:i/>
-          <w:color w:val="333333"/>
-          <w:sz w:val="20"/>
+          <w:color w:val="666666"/>
+          <w:sz w:val="18"/>
         </w:rPr>
-        <w:t>This PRD is intentionally short. Architecture details are in docs/architecture.md. Open-dataset schema is in open_data_layer/schema.md. Onboarding / access / disclaimer docs are in docs/. Live demo at https://school-climate-hub.github.io/school-climate-hub/.</w:t>
+        <w:t>This PRD is the single source of truth for v0.2 scope. Track B build does not begin until this is signed off.</w:t>
       </w:r>
     </w:p>
     <w:sectPr>
@@ -4902,7 +6743,7 @@
     <w:qFormat/>
     <w:rsid w:val="00FC693F"/>
     <w:pPr>
-      <w:spacing w:after="120" w:line="276" w:lineRule="auto"/>
+      <w:spacing w:after="120" w:before="0" w:line="276" w:lineRule="auto"/>
     </w:pPr>
     <w:rPr>
       <w:rFonts w:ascii="Calibri" w:hAnsi="Calibri"/>

--- a/docs/PRD.docx
+++ b/docs/PRD.docx
@@ -163,6 +163,21 @@
       </w:pPr>
       <w:r>
         <w:t>Views: Overview · Schools · School detail · Open Data · About · Settings</w:t>
+      </w:r>
+    </w:p>
+    <w:p>
+      <w:pPr>
+        <w:pStyle w:val="ListBullet"/>
+        <w:spacing w:after="40"/>
+      </w:pPr>
+      <w:r>
+        <w:rPr>
+          <w:b/>
+        </w:rPr>
+        <w:t>Accreditations surface</w:t>
+      </w:r>
+      <w:r>
+        <w:t>: green-school programme status (Punjab Green School / EPCCD, WWF-Pakistan, UNESCO GEP, Eco-Schools, PSSF) rendered on each school via verified-only chips on the Schools matrix and a full card with inline summaries in the school drawer. Verification pipeline (partner-attested) lands in v0.3; v0.1 ships with curated verified records only.</w:t>
       </w:r>
     </w:p>
     <w:p>
@@ -2138,6 +2153,258 @@
                 <w:sz w:val="18"/>
               </w:rPr>
               <w:t>Chat content not logged by default (metadata only: caller, latency, token counts)</w:t>
+            </w:r>
+          </w:p>
+        </w:tc>
+      </w:tr>
+    </w:tbl>
+    <w:p/>
+    <w:p>
+      <w:pPr>
+        <w:spacing w:before="240" w:after="120"/>
+      </w:pPr>
+      <w:r>
+        <w:rPr>
+          <w:rFonts w:ascii="Calibri" w:hAnsi="Calibri"/>
+          <w:b/>
+          <w:color w:val="333333"/>
+          <w:sz w:val="22"/>
+        </w:rPr>
+        <w:t>Accreditations</w:t>
+      </w:r>
+    </w:p>
+    <w:tbl>
+      <w:tblPr>
+        <w:tblW w:type="auto" w:w="0"/>
+        <w:jc w:val="center"/>
+        <w:tblLook w:firstColumn="1" w:firstRow="1" w:lastColumn="0" w:lastRow="0" w:noHBand="0" w:noVBand="1" w:val="04A0"/>
+        <w:tblBorders>
+          <w:top w:val="single" w:sz="4" w:space="0" w:color="999999"/>
+          <w:left w:val="single" w:sz="4" w:space="0" w:color="999999"/>
+          <w:bottom w:val="single" w:sz="4" w:space="0" w:color="999999"/>
+          <w:right w:val="single" w:sz="4" w:space="0" w:color="999999"/>
+          <w:insideH w:val="single" w:sz="4" w:space="0" w:color="999999"/>
+          <w:insideV w:val="single" w:sz="4" w:space="0" w:color="999999"/>
+        </w:tblBorders>
+      </w:tblPr>
+      <w:tblGrid>
+        <w:gridCol w:w="4680"/>
+        <w:gridCol w:w="4680"/>
+      </w:tblGrid>
+      <w:tr>
+        <w:tc>
+          <w:tcPr>
+            <w:tcW w:type="dxa" w:w="4680"/>
+            <w:shd w:fill="003D6B" w:val="clear"/>
+          </w:tcPr>
+          <w:p>
+            <w:pPr>
+              <w:jc w:val="left"/>
+            </w:pPr>
+            <w:r/>
+            <w:r>
+              <w:rPr>
+                <w:rFonts w:ascii="Calibri" w:hAnsi="Calibri"/>
+                <w:b/>
+                <w:color w:val="FFFFFF"/>
+                <w:sz w:val="18"/>
+              </w:rPr>
+              <w:t>#</w:t>
+            </w:r>
+          </w:p>
+        </w:tc>
+        <w:tc>
+          <w:tcPr>
+            <w:tcW w:type="dxa" w:w="4680"/>
+            <w:shd w:fill="003D6B" w:val="clear"/>
+          </w:tcPr>
+          <w:p>
+            <w:pPr>
+              <w:jc w:val="left"/>
+            </w:pPr>
+            <w:r/>
+            <w:r>
+              <w:rPr>
+                <w:rFonts w:ascii="Calibri" w:hAnsi="Calibri"/>
+                <w:b/>
+                <w:color w:val="FFFFFF"/>
+                <w:sz w:val="18"/>
+              </w:rPr>
+              <w:t>Requirement</w:t>
+            </w:r>
+          </w:p>
+        </w:tc>
+      </w:tr>
+      <w:tr>
+        <w:tc>
+          <w:tcPr>
+            <w:tcW w:type="dxa" w:w="4680"/>
+          </w:tcPr>
+          <w:p>
+            <w:r/>
+            <w:r>
+              <w:rPr>
+                <w:rFonts w:ascii="Calibri" w:hAnsi="Calibri"/>
+                <w:color w:val="333333"/>
+                <w:sz w:val="18"/>
+              </w:rPr>
+              <w:t>FR-N26</w:t>
+            </w:r>
+          </w:p>
+        </w:tc>
+        <w:tc>
+          <w:tcPr>
+            <w:tcW w:type="dxa" w:w="4680"/>
+          </w:tcPr>
+          <w:p>
+            <w:r/>
+            <w:r>
+              <w:rPr>
+                <w:rFonts w:ascii="Calibri" w:hAnsi="Calibri"/>
+                <w:color w:val="333333"/>
+                <w:sz w:val="18"/>
+              </w:rPr>
+              <w:t>Only records with `state = 'verified'` render on public surfaces (Schools matrix column, Overview rail, school drawer). Operator-declared records persist in the data layer but stay hidden until partner verification.</w:t>
+            </w:r>
+          </w:p>
+        </w:tc>
+      </w:tr>
+      <w:tr>
+        <w:tc>
+          <w:tcPr>
+            <w:tcW w:type="dxa" w:w="4680"/>
+            <w:shd w:fill="F2F2F2" w:val="clear"/>
+          </w:tcPr>
+          <w:p>
+            <w:r/>
+            <w:r>
+              <w:rPr>
+                <w:rFonts w:ascii="Calibri" w:hAnsi="Calibri"/>
+                <w:color w:val="333333"/>
+                <w:sz w:val="18"/>
+              </w:rPr>
+              <w:t>FR-N27</w:t>
+            </w:r>
+          </w:p>
+        </w:tc>
+        <w:tc>
+          <w:tcPr>
+            <w:tcW w:type="dxa" w:w="4680"/>
+            <w:shd w:fill="F2F2F2" w:val="clear"/>
+          </w:tcPr>
+          <w:p>
+            <w:r/>
+            <w:r>
+              <w:rPr>
+                <w:rFonts w:ascii="Calibri" w:hAnsi="Calibri"/>
+                <w:color w:val="333333"/>
+                <w:sz w:val="18"/>
+              </w:rPr>
+              <w:t>Verification is a partner-attested operation in v0.3 (EPCCD Punjab, WWF-Pakistan, UNESCO GEP). v0.2 ships a 2× admin "Mark verified" override with full audit-log entry + attached evidence URL.</w:t>
+            </w:r>
+          </w:p>
+        </w:tc>
+      </w:tr>
+      <w:tr>
+        <w:tc>
+          <w:tcPr>
+            <w:tcW w:type="dxa" w:w="4680"/>
+          </w:tcPr>
+          <w:p>
+            <w:r/>
+            <w:r>
+              <w:rPr>
+                <w:rFonts w:ascii="Calibri" w:hAnsi="Calibri"/>
+                <w:color w:val="333333"/>
+                <w:sz w:val="18"/>
+              </w:rPr>
+              <w:t>FR-N28</w:t>
+            </w:r>
+          </w:p>
+        </w:tc>
+        <w:tc>
+          <w:tcPr>
+            <w:tcW w:type="dxa" w:w="4680"/>
+          </w:tcPr>
+          <w:p>
+            <w:r/>
+            <w:r>
+              <w:rPr>
+                <w:rFonts w:ascii="Calibri" w:hAnsi="Calibri"/>
+                <w:color w:val="333333"/>
+                <w:sz w:val="18"/>
+              </w:rPr>
+              <w:t>Drawer renders the full label, source authority, year, and inline summary per accreditation. Compact chips on the Schools matrix surface `&lt;TYPE&gt; · &lt;YEAR&gt;` with a hover tooltip carrying the same body. Tooltips are suppressed inside the school drawer (overflow-clipped); the inline card carries the body instead.</w:t>
+            </w:r>
+          </w:p>
+        </w:tc>
+      </w:tr>
+      <w:tr>
+        <w:tc>
+          <w:tcPr>
+            <w:tcW w:type="dxa" w:w="4680"/>
+            <w:shd w:fill="F2F2F2" w:val="clear"/>
+          </w:tcPr>
+          <w:p>
+            <w:r/>
+            <w:r>
+              <w:rPr>
+                <w:rFonts w:ascii="Calibri" w:hAnsi="Calibri"/>
+                <w:color w:val="333333"/>
+                <w:sz w:val="18"/>
+              </w:rPr>
+              <w:t>FR-N29</w:t>
+            </w:r>
+          </w:p>
+        </w:tc>
+        <w:tc>
+          <w:tcPr>
+            <w:tcW w:type="dxa" w:w="4680"/>
+            <w:shd w:fill="F2F2F2" w:val="clear"/>
+          </w:tcPr>
+          <w:p>
+            <w:r/>
+            <w:r>
+              <w:rPr>
+                <w:rFonts w:ascii="Calibri" w:hAnsi="Calibri"/>
+                <w:color w:val="333333"/>
+                <w:sz w:val="18"/>
+              </w:rPr>
+              <w:t>Accreditation badge palette is colour-coded per authority and consistent across surfaces (Schools matrix, Overview rail, drawer, About explainer card).</w:t>
+            </w:r>
+          </w:p>
+        </w:tc>
+      </w:tr>
+      <w:tr>
+        <w:tc>
+          <w:tcPr>
+            <w:tcW w:type="dxa" w:w="4680"/>
+          </w:tcPr>
+          <w:p>
+            <w:r/>
+            <w:r>
+              <w:rPr>
+                <w:rFonts w:ascii="Calibri" w:hAnsi="Calibri"/>
+                <w:color w:val="333333"/>
+                <w:sz w:val="18"/>
+              </w:rPr>
+              <w:t>FR-N30</w:t>
+            </w:r>
+          </w:p>
+        </w:tc>
+        <w:tc>
+          <w:tcPr>
+            <w:tcW w:type="dxa" w:w="4680"/>
+          </w:tcPr>
+          <w:p>
+            <w:r/>
+            <w:r>
+              <w:rPr>
+                <w:rFonts w:ascii="Calibri" w:hAnsi="Calibri"/>
+                <w:color w:val="333333"/>
+                <w:sz w:val="18"/>
+              </w:rPr>
+              <w:t>Accreditations are exposed in the Open Data Layer as `accreditations.csv` (verified-only); operator-declared records do **not** export until verified.</w:t>
             </w:r>
           </w:p>
         </w:tc>
